--- a/paper/manuscript/manuscript_nature_methods.docx
+++ b/paper/manuscript/manuscript_nature_methods.docx
@@ -2,7 +2,7 @@
 <file path=word/document.xml><?xml version="1.0" encoding="utf-8"?>
 <w:document xmlns:w="http://schemas.openxmlformats.org/wordprocessingml/2006/main" xmlns:m="http://schemas.openxmlformats.org/officeDocument/2006/math" xmlns:r="http://schemas.openxmlformats.org/officeDocument/2006/relationships" xmlns:o="urn:schemas-microsoft-com:office:office" xmlns:v="urn:schemas-microsoft-com:vml" xmlns:w10="urn:schemas-microsoft-com:office:word" xmlns:a="http://schemas.openxmlformats.org/drawingml/2006/main" xmlns:pic="http://schemas.openxmlformats.org/drawingml/2006/picture" xmlns:wp="http://schemas.openxmlformats.org/drawingml/2006/wordprocessingDrawing">
   <w:body>
-    <w:bookmarkStart w:id="45" w:name="Xe400126ade8f1e4d28af479649ace7c1902f082"/>
+    <w:bookmarkStart w:id="51" w:name="Xe400126ade8f1e4d28af479649ace7c1902f082"/>
     <w:p>
       <w:pPr>
         <w:pStyle w:val="Heading1"/>
@@ -101,7 +101,20 @@
         <w:pStyle w:val="FirstParagraph"/>
       </w:pPr>
       <w:r>
-        <w:t xml:space="preserve">Average Nucleotide Identity (ANI) is the standard metric for prokaryotic species delineation, yet alignment-free tools reduce a genome comparison to a single divergence scalar and discard synteny and structural information. We introduce Syn2bANI, which uses in-silico Type IIB restriction enzyme tags as fixed positional anchors, chains shared anchors collinearly, and estimates ANI by maximum likelihood from tags inside trusted chains. A per-pair effect-size gate chooses between uniform and gamma rate models; a ridge calibration trained on alignment-based truth corrects real-genome rate heterogeneity where it matters most. In one pass the same anchors yield aligned fraction, an anchor-adjacency conservation score, breakpoint counts, inversion/translocation calls, and indel sizes. On simulations with exact truth Syn2bANI attains MAE 0.073% versus 0.377% (skani) and 0.742% (FastANI), and remains robust to indels, GC variation, accessory content, and fragmentation. On 43,334 held-out GTDB-R207 pairs the calibrated estimator achieves MAE 0.619% against ANIm, compared with 0.957% for skani and 0.977% for FastANI; a hybrid rule restores skani-level accuracy in the near-clonal 97–100% regime. The calibration is trained on complete genomes and is intended for complete-genome databases; for metagenome-assembled genomes the raw gated estimate is recommended. Case studies show that these structural outputs distinguish phenotype- and lineage-associated loci and rearrangements that genome-wide ANI cannot. Syn2bANI is implemented in Rust and available at https://github.com/HuangShiLab/Syn2bANI.</w:t>
+        <w:t xml:space="preserve">Average nucleotide identity (ANI) is standard for prokaryotic species delineation, but alignment-free tools reduce a genome comparison to one divergence scalar and discard structural information. We introduce Syn2bANI, which uses in-silico Type IIB restriction-site tags as fixed positional anchors, chains shared anchors collinearly, and estimates ANI from tags inside trusted chains. An effect-size gate chooses rate models and a ridge calibration corrects real-genome rate heterogeneity. The same anchors yield aligned fraction, breakpoint counts, inversion/translocation calls and indel sizes in one pass. On exact-truth simulations, Syn2bANI attained MAE 0.073% versus 0.377% for skani and 0.742% for FastANI and remained robust to indels, accessory content and fragmentation. On 39,903 held-out GTDB-R207 pairs, MAE was 0.62% against ANIm, compared with 0.96% (skani) and 0.98% (FastANI); calibration brings comparators to 0.75% and 0.55%, so the gain reflects bias removal. Calibration is intended for complete genomes; the raw gated estimate is recommended for MAGs. Case studies show that structural outputs localize loci invisible to ANI; in FDA-ARGOS</w:t>
+      </w:r>
+      <w:r>
+        <w:t xml:space="preserve"> </w:t>
+      </w:r>
+      <w:r>
+        <w:rPr>
+          <w:i/>
+          <w:iCs/>
+        </w:rPr>
+        <w:t xml:space="preserve">E. coli</w:t>
+      </w:r>
+      <w:r>
+        <w:t xml:space="preserve">, 58% of ANI ≥ 99.9% pairs differ in resistance genotype and 98% structurally. Syn2bANI is implemented in Rust and freely available.</w:t>
       </w:r>
     </w:p>
     <w:p>
@@ -218,7 +231,7 @@
         <w:pStyle w:val="BodyText"/>
       </w:pPr>
       <w:r>
-        <w:t xml:space="preserve">We validate Syn2bANI in two regimes. Simulations with exact truth establish that the raw estimator is essentially unbiased and quantify robustness to indels, fragmentation, accessory content, and GC. Real genome pairs against ANIm truth reveal regional rate heterogeneity that biases the raw estimator upward by about two ANI points at divergent bands; a transparent ridge calibration on internal features removes this bias. On held-out GTDB-R207 pairs the calibrated estimator is more accurate than skani and FastANI at 80–95% ANI, while a hybrid rule restores skani-level accuracy at 97–100% ANI. The same pass additionally provides synteny and SV outputs that k-mer tools do not report.</w:t>
+        <w:t xml:space="preserve">We validate Syn2bANI in two regimes. Simulations with exact truth establish that the raw estimator is close to unbiased (mean signed error +0.06 ANI points over the ladder) and quantify robustness to indels, fragmentation, accessory content, and GC. Real genome pairs against ANIm truth reveal regional rate heterogeneity that biases the raw estimator upward by about two ANI points at divergent bands; a transparent ridge calibration on internal features removes this bias. On held-out GTDB-R207 pairs the calibrated estimator has lower error than skani and FastANI as shipped at 80–90% ANI, an advantage that shrinks to parity with FastANI once the comparators receive the same calibration; skani is more accurate above 90% ANI, and a hybrid rule recovers skani-level accuracy at 97–100% ANI. The same pass additionally provides synteny and SV outputs that k-mer tools do not report.</w:t>
       </w:r>
     </w:p>
     <w:p>
@@ -229,7 +242,7 @@
       </w:r>
     </w:p>
     <w:bookmarkEnd w:id="11"/>
-    <w:bookmarkStart w:id="22" w:name="results"/>
+    <w:bookmarkStart w:id="27" w:name="results"/>
     <w:p>
       <w:pPr>
         <w:pStyle w:val="Heading2"/>
@@ -461,7 +474,7 @@
         <w:pStyle w:val="FirstParagraph"/>
       </w:pPr>
       <w:r>
-        <w:t xml:space="preserve">The main accuracy result uses GTDB-R207 genome pairs with ANIm (dnadiff 1-to-1) as truth. A 2,074-pair training set across ANI bands (80–85%, 85–90%, 90–95%, 95–99%) was used for calibration; a separate 467-pair expansion at 95.0–99.15% was added because the original top band was underpowered.</w:t>
+        <w:t xml:space="preserve">The main accuracy result uses GTDB-R207 genome pairs with ANIm (dnadiff 1-to-1) as truth. The deployed v5 calibration was trained on a 2,074-pair set across ANI bands (80–85%, 85–90%, 90–95%, 95–99%); a separate 467-pair expansion at 95.0–99.15% was added because the original top band was underpowered; this gave 2,520 v5 training pairs.</w:t>
       </w:r>
     </w:p>
     <w:p>
@@ -477,7 +490,7 @@
         <w:pStyle w:val="BodyText"/>
       </w:pPr>
       <w:r>
-        <w:t xml:space="preserve">The deployed calibration v5 attains band-holdout CV MAE</w:t>
+        <w:t xml:space="preserve">Deployed calibration v5 attains band-holdout CV MAE</w:t>
       </w:r>
       <w:r>
         <w:t xml:space="preserve"> </w:t>
@@ -493,128 +506,38 @@
         <w:t xml:space="preserve"> </w:t>
       </w:r>
       <w:r>
-        <w:t xml:space="preserve">(bias +0.05, r = 0.963) on the 2,074-pair benchmark, ahead of skani (0.906) and FastANI (1.056). A unified 80–100% benchmark that combines the strictly held-out 43,334 same-genus pairs with 727 high-ANI test pairs shows the hybrid estimator (raw ≥ 98% / calibrated &lt; 98%) attaining the lowest overall MAE (</w:t>
+        <w:t xml:space="preserve">(bias +0.05, r = 0.963) on the 2,074-pair benchmark, ahead of skani (0.906) and FastANI (1.056) as shipped. Real-genome evaluation used benchmark calibration v6, which adds 1,614 usable high-ANI training pairs to the 2,520 v5 pairs (training n = 4,134) and is therefore distinct from the software snapshot’s embedded v5 model. On the strictly held-out 43,334-pair set the v6-calibrated column is defined for 39,903 pairs — the remaining 3,431, almost all in the 80–85% band, are declined as</w:t>
+      </w:r>
+      <w:r>
+        <w:t xml:space="preserve"> </w:t>
+      </w:r>
+      <w:r>
+        <w:rPr>
+          <w:rStyle w:val="VerbatimChar"/>
+        </w:rPr>
+        <w:t xml:space="preserve">BELOW_DETECTION</w:t>
+      </w:r>
+      <w:r>
+        <w:t xml:space="preserve"> </w:t>
+      </w:r>
+      <w:r>
+        <w:t xml:space="preserve">rather than estimated — and on those pairs it attains MAE</w:t>
+      </w:r>
+      <w:r>
+        <w:t xml:space="preserve"> </w:t>
       </w:r>
       <w:r>
         <w:rPr>
           <w:b/>
           <w:bCs/>
         </w:rPr>
-        <w:t xml:space="preserve">0.615</w:t>
-      </w:r>
-      <w:r>
-        <w:t xml:space="preserve">), recovering the strong raw gated performance in the 97–100% regime (MAE 0.23) without degrading 95–97% (Fig. 3). The advantage over skani and FastANI is largest at 80–90% ANI, where the comparators carry a ~1.9-point downward bias. The one-sided upper bound covers ANIm truth on 99.4% of all 43,334 pairs.</w:t>
-      </w:r>
-    </w:p>
-    <w:p>
-      <w:pPr>
-        <w:pStyle w:val="BodyText"/>
-      </w:pPr>
-      <w:r>
-        <w:t xml:space="preserve">Computational efficiency was measured on Enterobacteriaceae subsets of 2–22 genomes and on database-scale GTDB-R207 runs. For ANI-only all-vs-all comparison on 22 genomes (484 pairs), Syn2bANI takes 3.7 s from FASTA (2.8 s reusing sketches), against 17.7 s for FastANI and 0.15 s for skani (the latter reports only 302/484 pairs because of its minimum-AF filter and excludes sketching). Peak memory is 58 MB with sketch reuse versus 185 MB (skani) and 912 MB (FastANI). For one-to-all search, Syn2bANI scales sub-linearly with the number of references and remains faster than FastANI; skani is fastest for this use case. Because Syn2bANI reports both ANI and SV metrics in the same pass, a fair comparison with skani or FastANI requires adding an SV caller: skani + dnadiff takes ~1,843 s for the same 484 pairs, whereas Syn2bANI computes ANI plus SV in 7.6 s with sketch reuse — a &gt;240-fold speedup (Fig. 4–5). At database scale, all-vs-all</w:t>
-      </w:r>
-      <w:r>
-        <w:t xml:space="preserve"> </w:t>
-      </w:r>
-      <w:r>
-        <w:rPr>
-          <w:rStyle w:val="VerbatimChar"/>
-        </w:rPr>
-        <w:t xml:space="preserve">triangle</w:t>
-      </w:r>
-      <w:r>
-        <w:t xml:space="preserve"> </w:t>
-      </w:r>
-      <w:r>
-        <w:t xml:space="preserve">on 5,000 GTDB-R207 representative genomes completes in ~14 min on a 32-core node;</w:t>
-      </w:r>
-      <w:r>
-        <w:t xml:space="preserve"> </w:t>
-      </w:r>
-      <w:r>
-        <w:rPr>
-          <w:rStyle w:val="VerbatimChar"/>
-        </w:rPr>
-        <w:t xml:space="preserve">search</w:t>
-      </w:r>
-      <w:r>
-        <w:t xml:space="preserve"> </w:t>
-      </w:r>
-      <w:r>
-        <w:t xml:space="preserve">against the same database takes ~4 min for 1,000 queries. The stage-1 screen that makes this scaling possible rejects 83–87% of random pairs while retaining all 500 validated true pairs (0% false-reject rate; stage-level decomposition and screen statistics in Supplementary Table S6).</w:t>
-      </w:r>
-    </w:p>
-    <w:bookmarkEnd w:id="14"/>
-    <w:bookmarkStart w:id="15" w:name="mid-ani-validation-against-anim"/>
-    <w:p>
-      <w:pPr>
-        <w:pStyle w:val="Heading3"/>
-      </w:pPr>
-      <w:r>
-        <w:t xml:space="preserve">Mid-ANI validation against ANIm</w:t>
-      </w:r>
-    </w:p>
-    <w:p>
-      <w:pPr>
-        <w:pStyle w:val="FirstParagraph"/>
-      </w:pPr>
-      <w:r>
-        <w:t xml:space="preserve">Fifteen oral/gut cross-species pairs (</w:t>
-      </w:r>
-      <w:r>
-        <w:rPr>
-          <w:i/>
-          <w:iCs/>
-        </w:rPr>
-        <w:t xml:space="preserve">Bifidobacterium longum</w:t>
-      </w:r>
-      <w:r>
-        <w:t xml:space="preserve"> </w:t>
-      </w:r>
-      <w:r>
-        <w:t xml:space="preserve">×</w:t>
-      </w:r>
-      <w:r>
-        <w:t xml:space="preserve"> </w:t>
-      </w:r>
-      <w:r>
-        <w:rPr>
-          <w:i/>
-          <w:iCs/>
-        </w:rPr>
-        <w:t xml:space="preserve">B. breve</w:t>
-      </w:r>
-      <w:r>
-        <w:t xml:space="preserve">,</w:t>
-      </w:r>
-      <w:r>
-        <w:t xml:space="preserve"> </w:t>
-      </w:r>
-      <w:r>
-        <w:rPr>
-          <w:i/>
-          <w:iCs/>
-        </w:rPr>
-        <w:t xml:space="preserve">Veillonella parvula</w:t>
-      </w:r>
-      <w:r>
-        <w:t xml:space="preserve"> </w:t>
-      </w:r>
-      <w:r>
-        <w:t xml:space="preserve">×</w:t>
-      </w:r>
-      <w:r>
-        <w:t xml:space="preserve"> </w:t>
-      </w:r>
-      <w:r>
-        <w:rPr>
-          <w:i/>
-          <w:iCs/>
-        </w:rPr>
-        <w:t xml:space="preserve">V. dispar</w:t>
-      </w:r>
-      <w:r>
-        <w:t xml:space="preserve">) with ANIm truth at 87.6–90.2% test the hardest end of the detectable range. Here the calibrated output is harmful (MAE 4.48 against ANIm), but the gate correctly falls back to the homogeneous fit on all 15 pairs, giving MAE</w:t>
+        <w:t xml:space="preserve">0.619</w:t>
+      </w:r>
+      <w:r>
+        <w:t xml:space="preserve"> </w:t>
+      </w:r>
+      <w:r>
+        <w:t xml:space="preserve">(bias −0.12, r = 0.962) against 0.957 (skani) and 0.977 (FastANI) on the same pairs (Table 1). In a 2,000-replicate genome-level bootstrap that retains all pairs sharing a resampled genome, the v6-minus-skani MAE difference was −0.338 ANI points (95% CI −0.360 to −0.317). The raw gated estimate on the 3,431 declined pairs has MAE 1.33, against 1.90 (skani) and 1.84 (FastANI). A unified 80–100% benchmark that adds 727 high-ANI test pairs shows the hybrid estimator (raw ≥ 98% / calibrated &lt; 98%) attaining MAE</w:t>
       </w:r>
       <w:r>
         <w:t xml:space="preserve"> </w:t>
@@ -624,23 +547,292 @@
           <w:b/>
           <w:bCs/>
         </w:rPr>
-        <w:t xml:space="preserve">1.42</w:t>
-      </w:r>
-      <w:r>
-        <w:t xml:space="preserve"> </w:t>
-      </w:r>
-      <w:r>
-        <w:t xml:space="preserve">— comparable to skani (1.40) and better than FastANI (1.86). This set validates the diagnostic, not the point estimate: the consistency flag is the safeguard when too few tags survive for the gamma model.</w:t>
+        <w:t xml:space="preserve">0.615</w:t>
+      </w:r>
+      <w:r>
+        <w:t xml:space="preserve">, recovering the raw gated performance in the 97–100% regime (MAE 0.23) without degrading 95–97% (Fig. 3); the corresponding hybrid-minus-skani genome-bootstrap interval was −0.337 (95% CI −0.359 to −0.315). The one-sided upper bound covers ANIm truth on 99.4% of all 43,334 pairs. High-ANI training genomes were excluded bidirectionally from the 43,334-pair set and from the 727-pair test split.</w:t>
+      </w:r>
+    </w:p>
+    <w:p>
+      <w:pPr>
+        <w:pStyle w:val="BodyText"/>
+      </w:pPr>
+      <w:r>
+        <w:t xml:space="preserve">Two qualifications are needed. First, the comparators’ error at 80–90% ANI is almost entirely a constant downward bias (−1.97 for skani and −1.83 for FastANI in the 80–85% band), and a bias can be removed by the same post-hoc step Syn2bANI uses. Giving each comparator a band-holdout linear calibration on its own outputs (</w:t>
+      </w:r>
+      <w:r>
+        <w:rPr>
+          <w:rStyle w:val="VerbatimChar"/>
+        </w:rPr>
+        <w:t xml:space="preserve">analysis/calibrated_comparators.py</w:t>
+      </w:r>
+      <w:r>
+        <w:t xml:space="preserve">;</w:t>
+      </w:r>
+      <w:r>
+        <w:t xml:space="preserve"> </w:t>
+      </w:r>
+      <w:r>
+        <w:rPr>
+          <w:rStyle w:val="VerbatimChar"/>
+        </w:rPr>
+        <w:t xml:space="preserve">results/gtdb50k/CALIBRATED_COMPARATORS.md</w:t>
+      </w:r>
+      <w:r>
+        <w:t xml:space="preserve">) brings skani to MAE 0.753 and FastANI to 0.548 on the common 39,903 pairs (0.487 with FastANI’s mapped-fragment counts as additional features), against 0.619 for calibrated Syn2bANI. The calibrated Syn2bANI estimate is therefore more accurate than calibrated skani and less accurate than calibrated FastANI; the headline gain over the tools as shipped is mostly the removal of their bias. Second, within the 80–85% band the raw gated estimate is essentially uncorrelated with ANIm (r = −0.06 on the common subset) and the calibrated estimate reaches r = 0.41, against 0.66 (skani) and 0.81 (FastANI): at that divergence the four-enzyme panel leaves too few chained anchors for the likelihood to rank pairs, and the calibration’s low MAE there reflects regression toward the band mean rather than discrimination. Above 90% ANI skani is the more accurate of the three in every configuration.</w:t>
+      </w:r>
+    </w:p>
+    <w:p>
+      <w:pPr>
+        <w:pStyle w:val="BodyText"/>
+      </w:pPr>
+      <w:r>
+        <w:t xml:space="preserve">Computational efficiency was measured on Enterobacteriaceae subsets of 2–22 genomes and on database-scale GTDB-R207 runs. For ANI-only all-vs-all comparison on 22 genomes (484 pairs), Syn2bANI takes 3.7 s from FASTA (2.8 s reusing sketches), against 17.7 s for FastANI and 0.15 s for skani (the latter reports only 302/484 pairs because of its minimum-AF filter and excludes sketching). Peak memory is 58 MB with sketch reuse versus 185 MB (skani) and 912 MB (FastANI). Because Syn2bANI reports both ANI and SV metrics in the same pass, a fair comparison with skani or FastANI requires adding an SV caller: skani + dnadiff takes ~1,843 s for the same 484 pairs, whereas Syn2bANI computes ANI plus SV in 7.6 s with sketch reuse — a &gt;240-fold speedup (Fig. 4a–d). At database scale, all-vs-all</w:t>
+      </w:r>
+      <w:r>
+        <w:t xml:space="preserve"> </w:t>
+      </w:r>
+      <w:r>
+        <w:rPr>
+          <w:rStyle w:val="VerbatimChar"/>
+        </w:rPr>
+        <w:t xml:space="preserve">triangle</w:t>
+      </w:r>
+      <w:r>
+        <w:t xml:space="preserve"> </w:t>
+      </w:r>
+      <w:r>
+        <w:t xml:space="preserve">on 5,000 GTDB-R207 representative genomes completes in ~14 min on a 32-core node;</w:t>
+      </w:r>
+      <w:r>
+        <w:t xml:space="preserve"> </w:t>
+      </w:r>
+      <w:r>
+        <w:rPr>
+          <w:rStyle w:val="VerbatimChar"/>
+        </w:rPr>
+        <w:t xml:space="preserve">search</w:t>
+      </w:r>
+      <w:r>
+        <w:t xml:space="preserve"> </w:t>
+      </w:r>
+      <w:r>
+        <w:t xml:space="preserve">against the same database takes ~4 min for 1,000 queries. The stage-1 screen that makes this scaling possible rejects 83–87% of random pairs while retaining all 500 validated true pairs (0% false-reject rate; stage-level decomposition and screen statistics in Supplementary Table S6).</w:t>
+      </w:r>
+    </w:p>
+    <w:bookmarkEnd w:id="14"/>
+    <w:bookmarkStart w:id="15" w:name="X9fcec0604a6a727bb74fe6dfcf89c2d8d1644b7"/>
+    <w:p>
+      <w:pPr>
+        <w:pStyle w:val="Heading3"/>
+      </w:pPr>
+      <w:r>
+        <w:t xml:space="preserve">Database-scale search: one-to-all against GTDB-R207</w:t>
+      </w:r>
+    </w:p>
+    <w:p>
+      <w:pPr>
+        <w:pStyle w:val="FirstParagraph"/>
+      </w:pPr>
+      <w:r>
+        <w:t xml:space="preserve">To benchmark practical database search, seven case-study genomes (</w:t>
+      </w:r>
+      <w:r>
+        <w:rPr>
+          <w:i/>
+          <w:iCs/>
+        </w:rPr>
+        <w:t xml:space="preserve">E. coli</w:t>
+      </w:r>
+      <w:r>
+        <w:t xml:space="preserve">,</w:t>
+      </w:r>
+      <w:r>
+        <w:t xml:space="preserve"> </w:t>
+      </w:r>
+      <w:r>
+        <w:rPr>
+          <w:i/>
+          <w:iCs/>
+        </w:rPr>
+        <w:t xml:space="preserve">B. longum</w:t>
+      </w:r>
+      <w:r>
+        <w:t xml:space="preserve">,</w:t>
+      </w:r>
+      <w:r>
+        <w:t xml:space="preserve"> </w:t>
+      </w:r>
+      <w:r>
+        <w:rPr>
+          <w:i/>
+          <w:iCs/>
+        </w:rPr>
+        <w:t xml:space="preserve">H. pylori</w:t>
+      </w:r>
+      <w:r>
+        <w:t xml:space="preserve">,</w:t>
+      </w:r>
+      <w:r>
+        <w:t xml:space="preserve"> </w:t>
+      </w:r>
+      <w:r>
+        <w:rPr>
+          <w:i/>
+          <w:iCs/>
+        </w:rPr>
+        <w:t xml:space="preserve">S. aureus</w:t>
+      </w:r>
+      <w:r>
+        <w:t xml:space="preserve">,</w:t>
+      </w:r>
+      <w:r>
+        <w:t xml:space="preserve"> </w:t>
+      </w:r>
+      <w:r>
+        <w:rPr>
+          <w:i/>
+          <w:iCs/>
+        </w:rPr>
+        <w:t xml:space="preserve">P. aeruginosa</w:t>
+      </w:r>
+      <w:r>
+        <w:t xml:space="preserve">,</w:t>
+      </w:r>
+      <w:r>
+        <w:t xml:space="preserve"> </w:t>
+      </w:r>
+      <w:r>
+        <w:rPr>
+          <w:i/>
+          <w:iCs/>
+        </w:rPr>
+        <w:t xml:space="preserve">S. rimosus</w:t>
+      </w:r>
+      <w:r>
+        <w:t xml:space="preserve">,</w:t>
+      </w:r>
+      <w:r>
+        <w:t xml:space="preserve"> </w:t>
+      </w:r>
+      <w:r>
+        <w:rPr>
+          <w:i/>
+          <w:iCs/>
+        </w:rPr>
+        <w:t xml:space="preserve">N. gonorrhoeae</w:t>
+      </w:r>
+      <w:r>
+        <w:t xml:space="preserve">) were queried against all 65,703 GTDB R207 representative genomes. skani</w:t>
+      </w:r>
+      <w:r>
+        <w:t xml:space="preserve"> </w:t>
+      </w:r>
+      <w:r>
+        <w:rPr>
+          <w:rStyle w:val="VerbatimChar"/>
+        </w:rPr>
+        <w:t xml:space="preserve">search</w:t>
+      </w:r>
+      <w:r>
+        <w:t xml:space="preserve"> </w:t>
+      </w:r>
+      <w:r>
+        <w:t xml:space="preserve">remained the fastest ANI-only option: warm queries finished in 7–45 s after a one-off 1,309-s index load, with a peak RSS of 4.5 GB. FastANI could not complete any query at this scale — it was killed at 128 GB (t=16), 300 GB (t=8), 511 GB (t=32), and even a single-threaded 64-GB attempt exceeded the limit (peak RSS 65.4 GB). Syn2bANI</w:t>
+      </w:r>
+      <w:r>
+        <w:t xml:space="preserve"> </w:t>
+      </w:r>
+      <w:r>
+        <w:rPr>
+          <w:rStyle w:val="VerbatimChar"/>
+        </w:rPr>
+        <w:t xml:space="preserve">search</w:t>
+      </w:r>
+      <w:r>
+        <w:t xml:space="preserve"> </w:t>
+      </w:r>
+      <w:r>
+        <w:t xml:space="preserve">took a median 5,536 s (1.5 h) and 44 GB per query, slower than skani but returning both ANI and structural columns in one pass; its</w:t>
+      </w:r>
+      <w:r>
+        <w:t xml:space="preserve"> </w:t>
+      </w:r>
+      <w:r>
+        <w:rPr>
+          <w:rStyle w:val="VerbatimChar"/>
+        </w:rPr>
+        <w:t xml:space="preserve">dist</w:t>
+      </w:r>
+      <w:r>
+        <w:t xml:space="preserve"> </w:t>
+      </w:r>
+      <w:r>
+        <w:t xml:space="preserve">mode from FASTA was digestion-bound at a median 13,643 s (~3.8 h). For the SV follow-up on the top non-self hit,</w:t>
+      </w:r>
+      <w:r>
+        <w:t xml:space="preserve"> </w:t>
+      </w:r>
+      <w:r>
+        <w:rPr>
+          <w:rStyle w:val="VerbatimChar"/>
+        </w:rPr>
+        <w:t xml:space="preserve">syn2bani struct</w:t>
+      </w:r>
+      <w:r>
+        <w:t xml:space="preserve"> </w:t>
+      </w:r>
+      <w:r>
+        <w:t xml:space="preserve">took 0.10–0.54 s and ≤15 MB, versus dnadiff at 6.1–38.9 s and 79–327 MB — a ~60–90× wall-time speedup (Fig. 4e,f; Table 2). With an aligned-fraction floor (af_query ≥ 0.5) applied to Syn2bANI search output, Syn2bANI and skani agreed on the top non-self hit for 4/7 queries; the remaining three were taxonomically close (</w:t>
+      </w:r>
+      <w:r>
+        <w:rPr>
+          <w:i/>
+          <w:iCs/>
+        </w:rPr>
+        <w:t xml:space="preserve">H. pylori</w:t>
+      </w:r>
+      <w:r>
+        <w:t xml:space="preserve">: same species, different clades;</w:t>
+      </w:r>
+      <w:r>
+        <w:t xml:space="preserve"> </w:t>
+      </w:r>
+      <w:r>
+        <w:rPr>
+          <w:i/>
+          <w:iCs/>
+        </w:rPr>
+        <w:t xml:space="preserve">S. aureus</w:t>
+      </w:r>
+      <w:r>
+        <w:t xml:space="preserve"> </w:t>
+      </w:r>
+      <w:r>
+        <w:t xml:space="preserve">and</w:t>
+      </w:r>
+      <w:r>
+        <w:t xml:space="preserve"> </w:t>
+      </w:r>
+      <w:r>
+        <w:rPr>
+          <w:i/>
+          <w:iCs/>
+        </w:rPr>
+        <w:t xml:space="preserve">S. rimosus</w:t>
+      </w:r>
+      <w:r>
+        <w:t xml:space="preserve">: same genus, different species).</w:t>
       </w:r>
     </w:p>
     <w:bookmarkEnd w:id="15"/>
-    <w:bookmarkStart w:id="16" w:name="accuracy-on-metagenome-assembled-genomes"/>
+    <w:bookmarkStart w:id="16" w:name="mid-ani-validation-against-anim"/>
     <w:p>
       <w:pPr>
         <w:pStyle w:val="Heading3"/>
       </w:pPr>
       <w:r>
-        <w:t xml:space="preserve">Accuracy on metagenome-assembled genomes</w:t>
+        <w:t xml:space="preserve">Mid-ANI validation against ANIm</w:t>
       </w:r>
     </w:p>
     <w:p>
@@ -648,7 +840,62 @@
         <w:pStyle w:val="FirstParagraph"/>
       </w:pPr>
       <w:r>
-        <w:t xml:space="preserve">On 695 CAMI2 MAG bins paired with their dominant source genomes, the raw gated estimate attains MAE</w:t>
+        <w:t xml:space="preserve">Fifteen oral/gut cross-species pairs (</w:t>
+      </w:r>
+      <w:r>
+        <w:rPr>
+          <w:i/>
+          <w:iCs/>
+        </w:rPr>
+        <w:t xml:space="preserve">Bifidobacterium longum</w:t>
+      </w:r>
+      <w:r>
+        <w:t xml:space="preserve"> </w:t>
+      </w:r>
+      <w:r>
+        <w:t xml:space="preserve">×</w:t>
+      </w:r>
+      <w:r>
+        <w:t xml:space="preserve"> </w:t>
+      </w:r>
+      <w:r>
+        <w:rPr>
+          <w:i/>
+          <w:iCs/>
+        </w:rPr>
+        <w:t xml:space="preserve">B. breve</w:t>
+      </w:r>
+      <w:r>
+        <w:t xml:space="preserve">,</w:t>
+      </w:r>
+      <w:r>
+        <w:t xml:space="preserve"> </w:t>
+      </w:r>
+      <w:r>
+        <w:rPr>
+          <w:i/>
+          <w:iCs/>
+        </w:rPr>
+        <w:t xml:space="preserve">Veillonella parvula</w:t>
+      </w:r>
+      <w:r>
+        <w:t xml:space="preserve"> </w:t>
+      </w:r>
+      <w:r>
+        <w:t xml:space="preserve">×</w:t>
+      </w:r>
+      <w:r>
+        <w:t xml:space="preserve"> </w:t>
+      </w:r>
+      <w:r>
+        <w:rPr>
+          <w:i/>
+          <w:iCs/>
+        </w:rPr>
+        <w:t xml:space="preserve">V. dispar</w:t>
+      </w:r>
+      <w:r>
+        <w:t xml:space="preserve">) with ANIm truth at 87.6–90.2% test the hardest end of the detectable range. Here the calibrated output is harmful (MAE 4.48 against ANIm), but the gate correctly falls back to the homogeneous fit on all 15 pairs, giving MAE</w:t>
       </w:r>
       <w:r>
         <w:t xml:space="preserve"> </w:t>
@@ -658,6 +905,40 @@
           <w:b/>
           <w:bCs/>
         </w:rPr>
+        <w:t xml:space="preserve">1.42</w:t>
+      </w:r>
+      <w:r>
+        <w:t xml:space="preserve"> </w:t>
+      </w:r>
+      <w:r>
+        <w:t xml:space="preserve">— comparable to skani (1.40) and better than FastANI (1.86). This set validates the diagnostic, not the point estimate: the consistency flag is the safeguard when too few tags survive for the gamma model.</w:t>
+      </w:r>
+    </w:p>
+    <w:bookmarkEnd w:id="16"/>
+    <w:bookmarkStart w:id="17" w:name="accuracy-on-metagenome-assembled-genomes"/>
+    <w:p>
+      <w:pPr>
+        <w:pStyle w:val="Heading3"/>
+      </w:pPr>
+      <w:r>
+        <w:t xml:space="preserve">Accuracy on metagenome-assembled genomes</w:t>
+      </w:r>
+    </w:p>
+    <w:p>
+      <w:pPr>
+        <w:pStyle w:val="FirstParagraph"/>
+      </w:pPr>
+      <w:r>
+        <w:t xml:space="preserve">On 695 CAMI2 MAG bins paired with their dominant source genomes, the raw gated estimate attains MAE</w:t>
+      </w:r>
+      <w:r>
+        <w:t xml:space="preserve"> </w:t>
+      </w:r>
+      <w:r>
+        <w:rPr>
+          <w:b/>
+          <w:bCs/>
+        </w:rPr>
         <w:t xml:space="preserve">0.163</w:t>
       </w:r>
       <w:r>
@@ -667,8 +948,8 @@
         <w:t xml:space="preserve">against dnadiff ANIm, versus 0.092 for skani and 0.203 for FastANI (Supplementary Fig. S7). By CheckM2 quality tier24,25, MAE is 0.041 on high-quality bins (n = 200; 100% within 0.5 points), 0.105 on medium-quality, and 0.291 on low-quality; |error| tracks contig N50 at Spearman ρ = −0.68. Applying the GTDB-trained v5 calibration to these MAGs degrades accuracy sharply (MAE 1.26), because the calibration learned real-genome associations absent in draft inputs; the raw gated estimate is therefore recommended for MAGs.</w:t>
       </w:r>
     </w:p>
-    <w:bookmarkEnd w:id="16"/>
-    <w:bookmarkStart w:id="17" w:name="X5be024dde2592d6a6a663fd30b3a116f84242f9"/>
+    <w:bookmarkEnd w:id="17"/>
+    <w:bookmarkStart w:id="18" w:name="X5be024dde2592d6a6a663fd30b3a116f84242f9"/>
     <w:p>
       <w:pPr>
         <w:pStyle w:val="Heading3"/>
@@ -712,14 +993,14 @@
         <w:t xml:space="preserve">; and use the hybrid rule (raw ≥98%, calibrated &lt;98%) when a single column must be chosen for mixed inputs.</w:t>
       </w:r>
     </w:p>
-    <w:bookmarkEnd w:id="17"/>
-    <w:bookmarkStart w:id="18" w:name="Xc2259e7cc3fe8ebc3efe3d816355fd94caff3b1"/>
+    <w:bookmarkEnd w:id="18"/>
+    <w:bookmarkStart w:id="19" w:name="X9ed22b9aacf635813ce0d715761180981ac3a7a"/>
     <w:p>
       <w:pPr>
         <w:pStyle w:val="Heading3"/>
       </w:pPr>
       <w:r>
-        <w:t xml:space="preserve">High-ANI pairs hide extensive rearrangements</w:t>
+        <w:t xml:space="preserve">High ANI does not guarantee conserved architecture</w:t>
       </w:r>
     </w:p>
     <w:p>
@@ -727,7 +1008,70 @@
         <w:pStyle w:val="FirstParagraph"/>
       </w:pPr>
       <w:r>
-        <w:t xml:space="preserve">ANI is a scalar average and therefore blind to genome architecture. Syn2bANI reports several structurally informative quantities from the same anchor chains.</w:t>
+        <w:t xml:space="preserve">ANI is a scalar average and therefore blind to genome architecture. Syn2bANI reports several structurally informative quantities from the same anchor chains:</w:t>
+      </w:r>
+      <w:r>
+        <w:t xml:space="preserve"> </w:t>
+      </w:r>
+      <w:r>
+        <w:rPr>
+          <w:rStyle w:val="VerbatimChar"/>
+        </w:rPr>
+        <w:t xml:space="preserve">af_query</w:t>
+      </w:r>
+      <w:r>
+        <w:t xml:space="preserve">,</w:t>
+      </w:r>
+      <w:r>
+        <w:t xml:space="preserve"> </w:t>
+      </w:r>
+      <w:r>
+        <w:rPr>
+          <w:rStyle w:val="VerbatimChar"/>
+        </w:rPr>
+        <w:t xml:space="preserve">anchor_adjacency</w:t>
+      </w:r>
+      <w:r>
+        <w:t xml:space="preserve">,</w:t>
+      </w:r>
+      <w:r>
+        <w:t xml:space="preserve"> </w:t>
+      </w:r>
+      <w:r>
+        <w:rPr>
+          <w:rStyle w:val="VerbatimChar"/>
+        </w:rPr>
+        <w:t xml:space="preserve">breakpoint_count</w:t>
+      </w:r>
+      <w:r>
+        <w:t xml:space="preserve">,</w:t>
+      </w:r>
+      <w:r>
+        <w:t xml:space="preserve"> </w:t>
+      </w:r>
+      <w:r>
+        <w:rPr>
+          <w:rStyle w:val="VerbatimChar"/>
+        </w:rPr>
+        <w:t xml:space="preserve">synteny_blocks</w:t>
+      </w:r>
+      <w:r>
+        <w:t xml:space="preserve">, and inversion/translocation calls from the</w:t>
+      </w:r>
+      <w:r>
+        <w:t xml:space="preserve"> </w:t>
+      </w:r>
+      <w:r>
+        <w:rPr>
+          <w:rStyle w:val="VerbatimChar"/>
+        </w:rPr>
+        <w:t xml:space="preserve">struct</w:t>
+      </w:r>
+      <w:r>
+        <w:t xml:space="preserve"> </w:t>
+      </w:r>
+      <w:r>
+        <w:t xml:space="preserve">subcommand. A further length-weighted signal,</w:t>
       </w:r>
       <w:r>
         <w:t xml:space="preserve"> </w:t>
@@ -739,10 +1083,34 @@
         <w:t xml:space="preserve">raw_inverted_fraction</w:t>
       </w:r>
       <w:r>
-        <w:t xml:space="preserve"> </w:t>
-      </w:r>
-      <w:r>
-        <w:t xml:space="preserve">is the primary length-weighted rearrangement signal: it measures the fraction of the shared genome that maps in the reverse orientation and is invariant to assembly fragmentation.</w:t>
+        <w:t xml:space="preserve">, is computed by the companion tool Syn2b (https://github.com/HuangShiLab/Syn2b) from the same Type IIB anchor definition and enzyme panel; it measures the fraction of the shared genome that maps in the reverse orientation and is invariant to assembly fragmentation. We report it alongside the Syn2bANI columns because it is the structural quantity that agrees most closely with alignment-based truth (below); the two tools digest the same genomes with the same enzymes but write separate anchor files (</w:t>
+      </w:r>
+      <w:r>
+        <w:rPr>
+          <w:rStyle w:val="VerbatimChar"/>
+        </w:rPr>
+        <w:t xml:space="preserve">.tgt</w:t>
+      </w:r>
+      <w:r>
+        <w:t xml:space="preserve"> </w:t>
+      </w:r>
+      <w:r>
+        <w:t xml:space="preserve">and</w:t>
+      </w:r>
+      <w:r>
+        <w:t xml:space="preserve"> </w:t>
+      </w:r>
+      <w:r>
+        <w:rPr>
+          <w:rStyle w:val="VerbatimChar"/>
+        </w:rPr>
+        <w:t xml:space="preserve">.s2ba</w:t>
+      </w:r>
+      <w:r>
+        <w:t xml:space="preserve"> </w:t>
+      </w:r>
+      <w:r>
+        <w:t xml:space="preserve">respectively).</w:t>
       </w:r>
       <w:r>
         <w:t xml:space="preserve"> </w:t>
@@ -757,7 +1125,7 @@
         <w:t xml:space="preserve"> </w:t>
       </w:r>
       <w:r>
-        <w:t xml:space="preserve">is a count-based descriptor of chain-disrupting orientation flips, reference-order violations, and large indels; it is useful but must be interpreted with contig-count control because fragmented assemblies inflate it.</w:t>
+        <w:t xml:space="preserve">is a count-based descriptor of reference-order and orientation violations between collinear blocks; assembly fragmentation no longer inflates it (a genome re-assembled into 50 contigs scores 0 against itself), but a fragmented assembly does lose sensitivity, because a rearrangement whose two flanks fall on different contigs leaves the reference with nothing to contradict.</w:t>
       </w:r>
       <w:r>
         <w:t xml:space="preserve"> </w:t>
@@ -810,7 +1178,16 @@
         <w:pStyle w:val="BodyText"/>
       </w:pPr>
       <w:r>
-        <w:t xml:space="preserve">We quantified the ANI–structure decoupling on GTDB-R207 high-AF same-species pairs and on four published isolate collections from a recent synteny-based strain-tracking study10. In GTDB-R207, 336 high-AF pairs with Syn2bANI ANI &gt; 99% span a wide range of anchor adjacency, and the 10 most discordant pairs carry 61–989 SV calls despite near-clonal average sequence (Fig. 6). In the Syntracker isolate collections,</w:t>
+        <w:rPr>
+          <w:rStyle w:val="VerbatimChar"/>
+        </w:rPr>
+        <w:t xml:space="preserve">breakpoint_count</w:t>
+      </w:r>
+      <w:r>
+        <w:t xml:space="preserve"> </w:t>
+      </w:r>
+      <w:r>
+        <w:t xml:space="preserve">is an event count, and establishing that took three corrections to the statistic, each of which had inflated it by one to two orders of magnitude and each of which is detectable without any reference genome. Before Syn2bANI c974f5f a fragmented reference added one breakpoint per reference contig; before v0.1.1 chaining-rejected repeat anchors and collinear chain breaks were counted as well, so the</w:t>
       </w:r>
       <w:r>
         <w:t xml:space="preserve"> </w:t>
@@ -826,7 +1203,97 @@
         <w:t xml:space="preserve"> </w:t>
       </w:r>
       <w:r>
-        <w:t xml:space="preserve">hypermutator pairs with ANI &gt; 99.9% show 850–1,130 breakpoints,</w:t>
+        <w:t xml:space="preserve">O157:H7 EDL933 chromosome compared with itself reported 809 breakpoints and an</w:t>
+      </w:r>
+      <w:r>
+        <w:t xml:space="preserve"> </w:t>
+      </w:r>
+      <w:r>
+        <w:rPr>
+          <w:i/>
+          <w:iCs/>
+        </w:rPr>
+        <w:t xml:space="preserve">S. aureus</w:t>
+      </w:r>
+      <w:r>
+        <w:t xml:space="preserve"> </w:t>
+      </w:r>
+      <w:r>
+        <w:t xml:space="preserve">pair differing only in where its assembly begins reported 39. In the released statistic each primary chain contributes one block, a block transition along the query counts only when the reference does not place the two blocks consecutively in the query’s orientation, and a missing reference block is treated as absence of evidence rather than as a rearrangement (Online Methods, structural metrics). Every self-comparison, rotation and re-fragmentation then reports 0, and on in-silico</w:t>
+      </w:r>
+      <w:r>
+        <w:t xml:space="preserve"> </w:t>
+      </w:r>
+      <w:r>
+        <w:rPr>
+          <w:i/>
+          <w:iCs/>
+        </w:rPr>
+        <w:t xml:space="preserve">E. coli</w:t>
+      </w:r>
+      <w:r>
+        <w:t xml:space="preserve"> </w:t>
+      </w:r>
+      <w:r>
+        <w:t xml:space="preserve">MG1655 edits the count is exact: 2 per inversion at 500, 100 and 10 kb, 3 per translocation, 6 for three inversions, and 0 for 10-kb indels and for 1–3% substitution (</w:t>
+      </w:r>
+      <w:r>
+        <w:rPr>
+          <w:rStyle w:val="VerbatimChar"/>
+        </w:rPr>
+        <w:t xml:space="preserve">analysis/breakpoint_ladder.py</w:t>
+      </w:r>
+      <w:r>
+        <w:t xml:space="preserve">,</w:t>
+      </w:r>
+      <w:r>
+        <w:t xml:space="preserve"> </w:t>
+      </w:r>
+      <w:r>
+        <w:rPr>
+          <w:rStyle w:val="VerbatimChar"/>
+        </w:rPr>
+        <w:t xml:space="preserve">results/breakpoint_ladder.tsv</w:t>
+      </w:r>
+      <w:r>
+        <w:t xml:space="preserve">). All structural numbers below were recomputed with that statistic; numbers from earlier builds, including those in previous versions of this manuscript, are withdrawn.</w:t>
+      </w:r>
+    </w:p>
+    <w:p>
+      <w:pPr>
+        <w:pStyle w:val="BodyText"/>
+      </w:pPr>
+      <w:r>
+        <w:t xml:space="preserve">On that footing the decoupling is real but modest in magnitude, and it is collection-dependent. In four published isolate collections from a synteny-based strain-tracking study10, scored through the companion Syn2b structural channel, the median pair carries 0 junctions in the hypermutator</w:t>
+      </w:r>
+      <w:r>
+        <w:t xml:space="preserve"> </w:t>
+      </w:r>
+      <w:r>
+        <w:rPr>
+          <w:i/>
+          <w:iCs/>
+        </w:rPr>
+        <w:t xml:space="preserve">E. coli</w:t>
+      </w:r>
+      <w:r>
+        <w:t xml:space="preserve"> </w:t>
+      </w:r>
+      <w:r>
+        <w:t xml:space="preserve">collection (whose divergence is predominantly sequence-level), 3 in</w:t>
+      </w:r>
+      <w:r>
+        <w:t xml:space="preserve"> </w:t>
+      </w:r>
+      <w:r>
+        <w:rPr>
+          <w:i/>
+          <w:iCs/>
+        </w:rPr>
+        <w:t xml:space="preserve">N. gonorrhoeae</w:t>
+      </w:r>
+      <w:r>
+        <w:t xml:space="preserve">, 7 in</w:t>
       </w:r>
       <w:r>
         <w:t xml:space="preserve"> </w:t>
@@ -842,7 +1309,7 @@
         <w:t xml:space="preserve"> </w:t>
       </w:r>
       <w:r>
-        <w:t xml:space="preserve">same-host pairs carry 44–63 breakpoints in the lowest-synteny cases, and</w:t>
+        <w:t xml:space="preserve">and 10 in</w:t>
       </w:r>
       <w:r>
         <w:t xml:space="preserve"> </w:t>
@@ -858,7 +1325,29 @@
         <w:t xml:space="preserve"> </w:t>
       </w:r>
       <w:r>
-        <w:t xml:space="preserve">reaches 2,957 breakpoints at 99.9945% ANI (Supplementary Fig. S8). Two additional collections reinforce the point: 74</w:t>
+        <w:t xml:space="preserve">(Fig. 6); within</w:t>
+      </w:r>
+      <w:r>
+        <w:t xml:space="preserve"> </w:t>
+      </w:r>
+      <w:r>
+        <w:rPr>
+          <w:i/>
+          <w:iCs/>
+        </w:rPr>
+        <w:t xml:space="preserve">H. pylori</w:t>
+      </w:r>
+      <w:r>
+        <w:t xml:space="preserve">, pairs from one participant differ by a median of 0 junctions and pairs from different participants by 8 (Mann–Whitney p = 4.1 × 10⁻²²⁶). The same signal is reproduced through Syn2bANI’s own structural channel (</w:t>
+      </w:r>
+      <w:r>
+        <w:rPr>
+          <w:rStyle w:val="VerbatimChar"/>
+        </w:rPr>
+        <w:t xml:space="preserve">breakpoint_count</w:t>
+      </w:r>
+      <w:r>
+        <w:t xml:space="preserve">, v0.1.1): cohort medians 0/1/5/3 for</w:t>
       </w:r>
       <w:r>
         <w:t xml:space="preserve"> </w:t>
@@ -871,10 +1360,81 @@
         <w:t xml:space="preserve">E. coli</w:t>
       </w:r>
       <w:r>
-        <w:t xml:space="preserve"> </w:t>
-      </w:r>
-      <w:r>
-        <w:t xml:space="preserve">O157:H7 genomes (2,701 pairs, all ANI ≥ 99.886%) carry 171–&gt;1,100 breakpoints (Supplementary Fig. S9), and 122 FDA-ARGOS</w:t>
+        <w:t xml:space="preserve">/</w:t>
+      </w:r>
+      <w:r>
+        <w:rPr>
+          <w:i/>
+          <w:iCs/>
+        </w:rPr>
+        <w:t xml:space="preserve">N. gonorrhoeae</w:t>
+      </w:r>
+      <w:r>
+        <w:t xml:space="preserve">/</w:t>
+      </w:r>
+      <w:r>
+        <w:rPr>
+          <w:i/>
+          <w:iCs/>
+        </w:rPr>
+        <w:t xml:space="preserve">H. pylori</w:t>
+      </w:r>
+      <w:r>
+        <w:t xml:space="preserve">/</w:t>
+      </w:r>
+      <w:r>
+        <w:rPr>
+          <w:i/>
+          <w:iCs/>
+        </w:rPr>
+        <w:t xml:space="preserve">S. rimosus</w:t>
+      </w:r>
+      <w:r>
+        <w:t xml:space="preserve"> </w:t>
+      </w:r>
+      <w:r>
+        <w:t xml:space="preserve">— systematically lower than the Syn2b count, as expected from its stricter evidence rules, but ranking the collections identically — and within-</w:t>
+      </w:r>
+      <w:r>
+        <w:rPr>
+          <w:i/>
+          <w:iCs/>
+        </w:rPr>
+        <w:t xml:space="preserve">H. pylori</w:t>
+      </w:r>
+      <w:r>
+        <w:t xml:space="preserve"> </w:t>
+      </w:r>
+      <w:r>
+        <w:t xml:space="preserve">pairs again separate cleanly (median 0 within participants, 6 between; per-pair data in the Syn2b-paper repository,</w:t>
+      </w:r>
+      <w:r>
+        <w:t xml:space="preserve"> </w:t>
+      </w:r>
+      <w:r>
+        <w:rPr>
+          <w:rStyle w:val="VerbatimChar"/>
+        </w:rPr>
+        <w:t xml:space="preserve">results/syntracker_validation/rerun_v032/</w:t>
+      </w:r>
+      <w:r>
+        <w:t xml:space="preserve">). In 74 complete</w:t>
+      </w:r>
+      <w:r>
+        <w:t xml:space="preserve"> </w:t>
+      </w:r>
+      <w:r>
+        <w:rPr>
+          <w:i/>
+          <w:iCs/>
+        </w:rPr>
+        <w:t xml:space="preserve">E. coli</w:t>
+      </w:r>
+      <w:r>
+        <w:t xml:space="preserve"> </w:t>
+      </w:r>
+      <w:r>
+        <w:t xml:space="preserve">O157:H7 genomes whose pairwise ANI never falls below 99.886%, the median pair still differs by 7 breakpoints (IQR 4–9, max 19) and 74% of pairs by at least 5, over an ANI range only 0.11 points wide (Supplementary Fig. S9). The counterexample is equally informative: in 67 distinct FDA-ARGOS</w:t>
       </w:r>
       <w:r>
         <w:t xml:space="preserve"> </w:t>
@@ -890,11 +1450,11 @@
         <w:t xml:space="preserve"> </w:t>
       </w:r>
       <w:r>
-        <w:t xml:space="preserve">genomes (7,381 pairs, mean ANI 98.72%) show &gt;150 breakpoints even at 100% ANI (Supplementary Fig. S10). These collections exemplify why an ANI-only similarity search can return genomes that are nearly identical in average sequence but differ by hundreds of rearrangements.</w:t>
-      </w:r>
-    </w:p>
-    <w:bookmarkEnd w:id="18"/>
-    <w:bookmarkStart w:id="19" w:name="X92400c92582d6c59801983ff28fc6c6eb37ec86"/>
+        <w:t xml:space="preserve">assemblies spanning 93.6–100% ANI, 61% of pairs carry no breakpoints at all and the maximum over 2,211 pairs is 7 (Supplementary Fig. S10), so in that collection ANI and architecture are not decoupled. An ANI-only search can therefore return genomes that are nearly identical in average sequence yet differ by a handful to a few dozen rearrangements — enough to matter for strain tracking and for locus-level questions, and invisible to a scalar — but the size of the effect is species- and collection-specific and has to be measured rather than assumed.</w:t>
+      </w:r>
+    </w:p>
+    <w:bookmarkEnd w:id="19"/>
+    <w:bookmarkStart w:id="20" w:name="X92400c92582d6c59801983ff28fc6c6eb37ec86"/>
     <w:p>
       <w:pPr>
         <w:pStyle w:val="Heading3"/>
@@ -908,7 +1468,69 @@
         <w:pStyle w:val="FirstParagraph"/>
       </w:pPr>
       <w:r>
-        <w:t xml:space="preserve">To test whether the breakpoint and coverage metrics are reliable, we compared them with alignment-based truth on the GTDB-R207 held-out benchmark (43,334 pairs). After controlling for assembly contig count and ANIm divergence, Syn2bANI</w:t>
+        <w:t xml:space="preserve">To test whether the coverage metrics are reliable, we compared them with alignment-based truth on the GTDB-R207 held-out benchmark (43,334 pairs). The base-pair coverage metric</w:t>
+      </w:r>
+      <w:r>
+        <w:t xml:space="preserve"> </w:t>
+      </w:r>
+      <w:r>
+        <w:rPr>
+          <w:rStyle w:val="VerbatimChar"/>
+        </w:rPr>
+        <w:t xml:space="preserve">af_query</w:t>
+      </w:r>
+      <w:r>
+        <w:t xml:space="preserve"> </w:t>
+      </w:r>
+      <w:r>
+        <w:t xml:space="preserve">correlates with dnadiff and minimap2 coverage scores (Spearman r = 0.39 and 0.26), confirming that it is the output that aligns with alignment-based aligned fraction. The anchor-adjacency metric</w:t>
+      </w:r>
+      <w:r>
+        <w:t xml:space="preserve"> </w:t>
+      </w:r>
+      <w:r>
+        <w:rPr>
+          <w:rStyle w:val="VerbatimChar"/>
+        </w:rPr>
+        <w:t xml:space="preserve">anchor_adjacency</w:t>
+      </w:r>
+      <w:r>
+        <w:t xml:space="preserve"> </w:t>
+      </w:r>
+      <w:r>
+        <w:t xml:space="preserve">is uncorrelated with rearrangement count and only weakly correlated with base-pair synteny/coverage scores; it should be read as a separate anchor-order statistic, not as a proxy for base-pair synteny.</w:t>
+      </w:r>
+      <w:r>
+        <w:t xml:space="preserve"> </w:t>
+      </w:r>
+      <w:r>
+        <w:rPr>
+          <w:rStyle w:val="VerbatimChar"/>
+        </w:rPr>
+        <w:t xml:space="preserve">synteny_blocks</w:t>
+      </w:r>
+      <w:r>
+        <w:t xml:space="preserve"> </w:t>
+      </w:r>
+      <w:r>
+        <w:t xml:space="preserve">(the raw chain count) is dominated by assembly fragmentation (62% of its variance tracks contig count) and is therefore reported as an assembly-structure diagnostic rather than a rearrangement metric. The mathematical distinction between count-based and ratio-based synteny metrics, and the fragmentation invariance of the latter, is summarized in Supplementary Note 7 and derived in full in the companion Syn2b repository (</w:t>
+      </w:r>
+      <w:r>
+        <w:rPr>
+          <w:rStyle w:val="VerbatimChar"/>
+        </w:rPr>
+        <w:t xml:space="preserve">docs/MATH_REVIEW.md</w:t>
+      </w:r>
+      <w:r>
+        <w:t xml:space="preserve">; https://github.com/HuangShiLab/Syn2b).</w:t>
+      </w:r>
+    </w:p>
+    <w:p>
+      <w:pPr>
+        <w:pStyle w:val="BodyText"/>
+      </w:pPr>
+      <w:r>
+        <w:t xml:space="preserve">The corresponding correlations for</w:t>
       </w:r>
       <w:r>
         <w:t xml:space="preserve"> </w:t>
@@ -923,76 +1545,19 @@
         <w:t xml:space="preserve"> </w:t>
       </w:r>
       <w:r>
-        <w:t xml:space="preserve">shows a partial correlation of r = 0.414 with dnadiff breakpoints and r = 0.453 with dnadiff large indels (&gt;10 kb). The signal strengthens in the strain-level range: among pairs with ANIm ≥ 95%,</w:t>
-      </w:r>
-      <w:r>
-        <w:t xml:space="preserve"> </w:t>
-      </w:r>
-      <w:r>
-        <w:rPr>
-          <w:rStyle w:val="VerbatimChar"/>
-        </w:rPr>
-        <w:t xml:space="preserve">breakpoint_count</w:t>
-      </w:r>
-      <w:r>
-        <w:t xml:space="preserve"> </w:t>
-      </w:r>
-      <w:r>
-        <w:t xml:space="preserve">correlates with dnadiff large indels at Spearman ρ = 0.674. The base-pair coverage metric</w:t>
-      </w:r>
-      <w:r>
-        <w:t xml:space="preserve"> </w:t>
-      </w:r>
-      <w:r>
-        <w:rPr>
-          <w:rStyle w:val="VerbatimChar"/>
-        </w:rPr>
-        <w:t xml:space="preserve">af_query</w:t>
-      </w:r>
-      <w:r>
-        <w:t xml:space="preserve"> </w:t>
-      </w:r>
-      <w:r>
-        <w:t xml:space="preserve">correlates with dnadiff and minimap2 coverage scores (Spearman r = 0.39 and 0.26), confirming that it is the output that aligns with alignment-based aligned fraction. By contrast, the anchor-adjacency metric</w:t>
-      </w:r>
-      <w:r>
-        <w:t xml:space="preserve"> </w:t>
-      </w:r>
-      <w:r>
-        <w:rPr>
-          <w:rStyle w:val="VerbatimChar"/>
-        </w:rPr>
-        <w:t xml:space="preserve">anchor_adjacency</w:t>
-      </w:r>
-      <w:r>
-        <w:t xml:space="preserve"> </w:t>
-      </w:r>
-      <w:r>
-        <w:t xml:space="preserve">is uncorrelated with rearrangement count and only weakly correlated with base-pair synteny/coverage scores; it should be read as a separate anchor-order statistic, not as a proxy for base-pair synteny.</w:t>
-      </w:r>
-      <w:r>
-        <w:t xml:space="preserve"> </w:t>
-      </w:r>
-      <w:r>
-        <w:rPr>
-          <w:rStyle w:val="VerbatimChar"/>
-        </w:rPr>
-        <w:t xml:space="preserve">synteny_blocks</w:t>
-      </w:r>
-      <w:r>
-        <w:t xml:space="preserve"> </w:t>
-      </w:r>
-      <w:r>
-        <w:t xml:space="preserve">(the raw chain count) is dominated by assembly fragmentation (62% of its variance tracks contig count) and is therefore reported as an assembly-structure diagnostic rather than a rearrangement metric. The mathematical distinction between count-based and ratio-based synteny metrics, and the fragmentation invariance of the latter, is summarized in Supplementary Note 7 and derived in full in the companion Syn2b repository (</w:t>
-      </w:r>
-      <w:r>
-        <w:rPr>
-          <w:rStyle w:val="VerbatimChar"/>
-        </w:rPr>
-        <w:t xml:space="preserve">docs/MATH_REVIEW.md</w:t>
-      </w:r>
-      <w:r>
-        <w:t xml:space="preserve">; https://github.com/HuangShiLab/Syn2b).</w:t>
+        <w:t xml:space="preserve">against dnadiff structural truth on this set have been recomputed with the released statistic over all 43,334 pairs (re-analysis archived in the companion Syn2b-paper repository,</w:t>
+      </w:r>
+      <w:r>
+        <w:t xml:space="preserve"> </w:t>
+      </w:r>
+      <w:r>
+        <w:rPr>
+          <w:rStyle w:val="VerbatimChar"/>
+        </w:rPr>
+        <w:t xml:space="preserve">results/gtdb50k/sv_reanalysis_v011.md</w:t>
+      </w:r>
+      <w:r>
+        <w:t xml:space="preserve">). The headline agreement survives the correction: partial r = 0.411 against dnadiff breakpoints controlling for ANIm and contig count (the withdrawn pre-fix value was 0.414), with the raw correlation improving from 0.133 to 0.361 and no residual contig-count dependence (r = −0.05). The withdrawn values that do not survive were themselves artifacts of the inflated counter: against large indels the partial correlation drops from the withdrawn 0.453 to 0.327, and among ANIm ≥ 95% pairs the Spearman coefficient drops from 0.674 to 0.633. Beyond the aligner comparison, the released counter now also agrees at scale with the independent Syn2b adjacency implementation over the same pairs (Spearman ρ = 0.86, Pearson r = 0.84 on 43,312 pairs; the chain-based count reads systematically lower, median ratio 0.30, consistent with its stricter evidence rules). The released statistic is additionally validated by construction on in-silico edits, where it is exact (above), and on the closed-genome and isolate collections reported here.</w:t>
       </w:r>
     </w:p>
     <w:p>
@@ -1012,7 +1577,10 @@
         <w:t xml:space="preserve">raw_inverted_fraction</w:t>
       </w:r>
       <w:r>
-        <w:t xml:space="preserve">, avoids the fragmentation confounder by construction. In fixed-reference mode it agrees one-to-one with dnadiff across the held-out set (Pearson r = 0.936) and is near-exact in the strain range (r = 0.996, slope 1.006, intercept −0.004 for ANIm ≥ 97%; Fig. 5a,b). Because the metric is reference-oriented, undirected all-vs-all comparisons require the mirror-corrected value</w:t>
+        <w:t xml:space="preserve"> </w:t>
+      </w:r>
+      <w:r>
+        <w:t xml:space="preserve">— computed by the companion Syn2b implementation from the same anchor definition — avoids the fragmentation confounder by construction. In fixed-reference mode it agrees one-to-one with dnadiff on the 43,334-pair held-out set (Pearson r = 0.936; slope 1.004, intercept −0.002). That set does not sample the strain range, containing only two pairs at ANIm ≥ 97%; the strain range is instead covered by a separately sampled high-ANI set, in which agreement is near-exact over 3,826 pairs at ANIm ≥ 97% (r = 0.996, slope 1.006, intercept −0.004; Fig. 5a,b). Bias is zero in every divergence band from 80% ANIm upward, with only the spread changing, so the residual is a reportable standard error rather than a systematic error. Because the metric is reference-oriented, undirected all-vs-all comparisons require the mirror-corrected value</w:t>
       </w:r>
       <w:r>
         <w:t xml:space="preserve"> </w:t>
@@ -1066,8 +1634,8 @@
         <w:t xml:space="preserve">cagPAI test panel, a 36,154 bp deletion/insertion is recovered as a single insertion call of 36,154 bp (Fig. 8a).</w:t>
       </w:r>
     </w:p>
-    <w:bookmarkEnd w:id="19"/>
-    <w:bookmarkStart w:id="20" w:name="X22ca90b5ddbcd0e54633185a36b80aa5112cf3f"/>
+    <w:bookmarkEnd w:id="20"/>
+    <w:bookmarkStart w:id="21" w:name="X22ca90b5ddbcd0e54633185a36b80aa5112cf3f"/>
     <w:p>
       <w:pPr>
         <w:pStyle w:val="Heading3"/>
@@ -1097,16 +1665,65 @@
         <w:t xml:space="preserve"> </w:t>
       </w:r>
       <w:r>
-        <w:t xml:space="preserve">isolates associated with constipation treatment, all pairwise ANIs are ≥98.67% and cannot separate strains that carry a complete abfA gene cluster from those with a deleted or peripheral-truncated cluster. Whole-genome aligned fraction is also uninformative (median 0.861 vs 0.867, MWU p = 0.66). However, locus-targeted Syn2bANI chain coverage over the abfA cluster periphery (17.2–37.1 kb) differs significantly between complete and deleted groups (median coverage 1.0 vs 0.16, MWU p = 1.4 × 10⁻³; Fig. 7). The signal is specific to the functional locus (the adjacent downstream region is indistinguishable, p = 0.40) and demonstrates that coordinate-carrying anchors can localize phenotype-relevant structural differences that are invisible to genome-wide ANI.</w:t>
-      </w:r>
-    </w:p>
-    <w:bookmarkEnd w:id="20"/>
-    <w:bookmarkStart w:id="21" w:name="X3b2998716b6c25b524acc27a4ab539ef1aae1e0"/>
+        <w:t xml:space="preserve">isolates associated with constipation treatment44, all pairwise ANIs are ≥98.67% and cannot separate strains that carry a complete abfA gene cluster from those with a deleted or peripheral-truncated cluster. Whole-genome aligned fraction is also uninformative (median 0.861 vs 0.867, MWU p = 0.66). However, locus-targeted Syn2bANI chain coverage over the abfA cluster periphery (17.2–37.1 kb) differs significantly between complete and deleted groups (median coverage 1.0 vs 0.16, MWU p = 1.4 × 10⁻³; Fig. 7). The signal is specific to the functional locus (the adjacent downstream region is indistinguishable, p = 0.40) and demonstrates that coordinate-carrying anchors can localize phenotype-relevant structural differences that are invisible to genome-wide ANI.</w:t>
+      </w:r>
+    </w:p>
+    <w:bookmarkEnd w:id="21"/>
+    <w:bookmarkStart w:id="22" w:name="Xe4b9fcd3ce29fd6452f25c9dece6c972655a1d2"/>
     <w:p>
       <w:pPr>
         <w:pStyle w:val="Heading3"/>
       </w:pPr>
       <w:r>
+        <w:t xml:space="preserve">Very-high-ANI reference genomes differ in resistance cassettes and structure</w:t>
+      </w:r>
+    </w:p>
+    <w:p>
+      <w:pPr>
+        <w:pStyle w:val="FirstParagraph"/>
+      </w:pPr>
+      <w:r>
+        <w:t xml:space="preserve">The same limitation matters for public-health surveillance. In 129 FDA-ARGOS</w:t>
+      </w:r>
+      <w:r>
+        <w:t xml:space="preserve"> </w:t>
+      </w:r>
+      <w:r>
+        <w:rPr>
+          <w:i/>
+          <w:iCs/>
+        </w:rPr>
+        <w:t xml:space="preserve">E. coli</w:t>
+      </w:r>
+      <w:r>
+        <w:t xml:space="preserve"> </w:t>
+      </w:r>
+      <w:r>
+        <w:t xml:space="preserve">assemblies, skani reported 103 very-high-ANI reference-genome pairs at ANI ≥ 99.9; this numerical identity does not by itself establish outbreak or transmission identity. Minimap2 validation of</w:t>
+      </w:r>
+      <w:r>
+        <w:t xml:space="preserve"> </w:t>
+      </w:r>
+      <w:r>
+        <w:rPr>
+          <w:rStyle w:val="VerbatimChar"/>
+        </w:rPr>
+        <w:t xml:space="preserve">syn2bani struct</w:t>
+      </w:r>
+      <w:r>
+        <w:t xml:space="preserve"> </w:t>
+      </w:r>
+      <w:r>
+        <w:t xml:space="preserve">calls showed that 101/103 pairs (98%) carry at least one genuine structural difference, including 16 pairs with genuine large inversions and 876 chromosomal indels ≥ 1 kb. Resistance genotypes differed in 60/103 pairs (58.3%), including 11/24 pairs at ANI ≥ 99.99 and one ANI = 100.0 pair (FDAARGOS_348/772) that differs by a tet(A)/tet(K) cassette and a 48 kb insertion (Supplementary Fig. S15 and Table S7). ANI therefore does not ensure interchangeable structural or acquired-resistance profiles in these reference genomes.</w:t>
+      </w:r>
+    </w:p>
+    <w:bookmarkEnd w:id="22"/>
+    <w:bookmarkStart w:id="23" w:name="X3b2998716b6c25b524acc27a4ab539ef1aae1e0"/>
+    <w:p>
+      <w:pPr>
+        <w:pStyle w:val="Heading3"/>
+      </w:pPr>
+      <w:r>
         <w:t xml:space="preserve">cagPAI architecture in</w:t>
       </w:r>
       <w:r>
@@ -1162,7 +1779,7 @@
         <w:t xml:space="preserve"> </w:t>
       </w:r>
       <w:r>
-        <w:t xml:space="preserve">calls inside the cagPAI coordinates (NC_000915.1: 547,327–583,481) for 528 genomes from a recent gastric-cancer risk study. The extended state was validated on an engineered nine-strain panel (wild-type, ΔcagPAI, inversion, translocation, and mutated backgrounds) and classified all controls correctly.</w:t>
+        <w:t xml:space="preserve">calls inside the cagPAI coordinates (NC_000915.1: 547,327–583,481) for 528 genomes from a recent gastric-cancer risk study41. The extended state was validated on an engineered eight-genome panel (wild-type, ΔcagPAI, inversion, translocation, and the same events on a ~1%-substituted background) and classified all controls correctly.</w:t>
       </w:r>
     </w:p>
     <w:p>
@@ -1200,7 +1817,7 @@
         <w:t xml:space="preserve">complete_collinear</w:t>
       </w:r>
       <w:r>
-        <w:t xml:space="preserve">), and 287 (54.4%) retained the markers but carried a local inversion or translocation inside cagPAI (</w:t>
+        <w:t xml:space="preserve">), and 287 (54.4%) retained the markers with an inversion or translocation call overlapping the cagPAI window (</w:t>
       </w:r>
       <w:r>
         <w:rPr>
@@ -1225,7 +1842,74 @@
         <w:t xml:space="preserve"> </w:t>
       </w:r>
       <w:r>
-        <w:t xml:space="preserve">chromosome; these were reclassified as collinear after circular-origin filtering (Online Methods). A diagnostic check confirmed that this pattern is origin rotation (different start coordinate) rather than whole-genome reverse complement: among calls spanning ≥20% of the chromosome, 496/497 were translocations and only one was an inversion.</w:t>
+        <w:t xml:space="preserve">chromosome; these were reclassified as collinear after circular-origin filtering (Online Methods). Overlap with the window is, however, a weaker statement than rearrangement</w:t>
+      </w:r>
+      <w:r>
+        <w:t xml:space="preserve"> </w:t>
+      </w:r>
+      <w:r>
+        <w:rPr>
+          <w:i/>
+          <w:iCs/>
+        </w:rPr>
+        <w:t xml:space="preserve">of</w:t>
+      </w:r>
+      <w:r>
+        <w:t xml:space="preserve"> </w:t>
+      </w:r>
+      <w:r>
+        <w:t xml:space="preserve">the island. Splitting the 287 by where their calls break (</w:t>
+      </w:r>
+      <w:r>
+        <w:rPr>
+          <w:rStyle w:val="VerbatimChar"/>
+        </w:rPr>
+        <w:t xml:space="preserve">case_studies/h_pylori_cagpai/scripts/classify_locality.py</w:t>
+      </w:r>
+      <w:r>
+        <w:t xml:space="preserve">), 53 genomes carry a call lying entirely inside the island (</w:t>
+      </w:r>
+      <w:r>
+        <w:rPr>
+          <w:rStyle w:val="VerbatimChar"/>
+        </w:rPr>
+        <w:t xml:space="preserve">island_internal</w:t>
+      </w:r>
+      <w:r>
+        <w:t xml:space="preserve">), 101 carry a call with one endpoint inside it (</w:t>
+      </w:r>
+      <w:r>
+        <w:rPr>
+          <w:rStyle w:val="VerbatimChar"/>
+        </w:rPr>
+        <w:t xml:space="preserve">island_boundary</w:t>
+      </w:r>
+      <w:r>
+        <w:t xml:space="preserve">), and 133 carry only calls that span the whole island — inversions or translocations of 100–600 kb in which the island is intact and merely lies on the other strand of a larger block (</w:t>
+      </w:r>
+      <w:r>
+        <w:rPr>
+          <w:rStyle w:val="VerbatimChar"/>
+        </w:rPr>
+        <w:t xml:space="preserve">island_spanned</w:t>
+      </w:r>
+      <w:r>
+        <w:t xml:space="preserve">). Only the first two classes, 154 genomes or 29% of the collection, alter the island’s own architecture, and the</w:t>
+      </w:r>
+      <w:r>
+        <w:t xml:space="preserve"> </w:t>
+      </w:r>
+      <w:r>
+        <w:rPr>
+          <w:rStyle w:val="VerbatimChar"/>
+        </w:rPr>
+        <w:t xml:space="preserve">complete_rearranged</w:t>
+      </w:r>
+      <w:r>
+        <w:t xml:space="preserve"> </w:t>
+      </w:r>
+      <w:r>
+        <w:t xml:space="preserve">label should be read with that in mind. A diagnostic check confirmed that this pattern is origin rotation (different start coordinate) rather than whole-genome reverse complement: among calls spanning ≥20% of the chromosome, 496/497 were translocations and only one was an inversion.</w:t>
       </w:r>
     </w:p>
     <w:p>
@@ -1233,7 +1917,7 @@
         <w:pStyle w:val="BodyText"/>
       </w:pPr>
       <w:r>
-        <w:t xml:space="preserve">The extended state remained strongly associated with FastBAPS lineage (χ² = 58.75, df = 12, p = 3.8 × 10⁻⁸). Disease-stage associations were evaluated with both crude 2×2 odds ratios and Cochran–Mantel–Haenszel tests stratified by FastBAPS lineage (Supplementary Table S4). Only cagPAI presence (GC vs NAG) showed a nominally significant crude association (OR = 2.16, 95% CI 1.13–4.13, p = 0.018); after lineage stratification the Mantel–Haenszel OR was 1.70 (CMH p = 0.12), and the Breslow–Day test indicated significant heterogeneity across lineages (p = 0.005). The other three contrasts were not significant even before stratification (rearrangement GC vs NAG crude p = 0.70; presence advanced vs early p = 0.58; rearrangement advanced vs early p = 0.93), and rearrangement associations remained non-significant across artifact-span thresholds from 0.20 to 0.50. Thus the architecture–disease signal in this collection is largely driven by lineage structure, and the crude presence association is attenuated but not abolished after stratification. The key biological result that survives is lineage-associated cagPAI presence/absence:</w:t>
+        <w:t xml:space="preserve">The extended state remained strongly associated with FastBAPS lineage (χ² = 58.75, df = 12, p = 3.8 × 10⁻⁸). Disease-stage associations were evaluated with both crude 2×2 odds ratios and Cochran–Mantel–Haenszel tests stratified by FastBAPS lineage (Supplementary Table S4). Only cagPAI presence (GC vs NAG) showed a nominally significant crude association (OR = 2.16, 95% CI 1.13–4.13, p = 0.018); after lineage stratification the Mantel–Haenszel OR was 1.70 (CMH p = 0.12), and the Breslow–Day test indicated significant heterogeneity across lineages (p = 0.005). The other three contrasts were not significant even before stratification (rearrangement GC vs NAG crude p = 0.70; presence advanced vs early p = 0.58; rearrangement advanced vs early p = 0.93), and rearrangement associations remained non-significant across artifact-span thresholds from 0.20 to 0.50. In an exploratory locality analysis among the 432 complete-marker genomes, the four disease stages and four locality levels were associated (χ² = 19.75, df = 9, p = 0.020, q = 0.030 across the three locality tests; Supplementary Table S4). Collapsing locality to whether a call altered the island versus leaving it collinear or spanning, the advanced-versus-early contrast was nominally significant before stratification (OR = 1.61, 95% CI 1.08–2.39, p = 0.020, q = 0.030), but not after lineage stratification (Mantel–Haenszel OR = 1.36, 95% CI 0.90–2.06, CMH p = 0.14); the GC-versus-NAG contrast was null (crude p = 0.58). These locality tests are post hoc and partition the architecture signal rather than independently validating a disease association. Thus the architecture–disease signal in this collection is largely driven by lineage structure. The key biological result that survives is lineage-associated cagPAI presence/absence:</w:t>
       </w:r>
       <w:r>
         <w:t xml:space="preserve"> </w:t>
@@ -1273,6 +1957,278 @@
       </w:pPr>
       <w:r>
         <w:t xml:space="preserve">We finally tested whether structural burden marks antibiotic resistance, using genotype-based resistance markers (CARD; macrolide resistance defined by 23S rRNA A2146G/A2147G mutations, for which genotype–phenotype concordance is established). Above-median SV burden was associated with macrolide resistance in the crude analysis (OR = 2.81, 95% CI 1.71–4.62, q = 8.5 × 10⁻⁵) but did not survive lineage stratification (Mantel–Haenszel OR = 1.33, 95% CI 0.73–2.40, p = 0.35; Breslow–Day p = 0.90): FastBAPS L2 (hspEAsia) carries both the highest macrolide-resistance prevalence (28%) and the highest SV burden, so the crude signal reflects lineage structure rather than resistance biology (Supplementary Fig. S13). Fluoroquinolone, tetracycline, and nitroimidazole classes were untestable because CARD annotates the chromosomally intrinsic hp1181 efflux pump in 99.8% of genomes, leaving macrolides as the only discriminatory class in this collection. This negative result reinforces the methodological lesson of the case study: unstratified SV–phenotype correlations in structured bacterial collections are readily confounded by lineage, and structural hypotheses require lineage-aware tests.</w:t>
+      </w:r>
+    </w:p>
+    <w:bookmarkEnd w:id="23"/>
+    <w:bookmarkStart w:id="24" w:name="X531e4656ab52e3103c9c47f518dc79f6eb989bb"/>
+    <w:p>
+      <w:pPr>
+        <w:pStyle w:val="Heading3"/>
+      </w:pPr>
+      <w:r>
+        <w:t xml:space="preserve">A census separates sequence-divergent and structural-divergent species</w:t>
+      </w:r>
+    </w:p>
+    <w:p>
+      <w:pPr>
+        <w:pStyle w:val="FirstParagraph"/>
+      </w:pPr>
+      <w:r>
+        <w:t xml:space="preserve">To test whether the two output channels provide distinct population-level information, we performed an anchor-derived hybrid within-species census of the Human Reference Oral Microbiome database (HROM)45. The structural layer was generated by the companion Syn2b structural channel and joined by canonical genome pairs to an independent skani ANI layer; it is not an end-to-end Syn2bANI census. After restricting to species clusters with at least two non-empty genome digests, the census covered 142,277 genomes in 2,241 clusters and yielded 62,872,901 unique pairs with both structural and ANI measurements; no structural pair lacked ANI and no cluster had fewer pairs than its genome-level expectation. Overall, 17,535,013 pairs (27.89%) carried at least two breakpoints. The relationship between axes was non-monotonic: breakpoint prevalence decreased from 31.1% at ANI 95–97% to 20.8% at 97–98%, but rose to 31.6% at 98–99%, showing that high sequence identity alone does not imply architectural conservation. In a 2,000-replicate species-level bootstrap, tested-species fractions were 0.184 (95% CI 0.154–0.217) structural-similarity enriched, 0.307 (0.269–0.346) ANI-similarity enriched and 0.069 (0.048–0.092) both-set enriched.</w:t>
+      </w:r>
+    </w:p>
+    <w:p>
+      <w:pPr>
+        <w:pStyle w:val="BodyText"/>
+      </w:pPr>
+      <w:r>
+        <w:t xml:space="preserve">For each of the 521 species with at least 200 pairs passing evidence filters (≥250 shared tags and ≥0.50 observable fraction), we selected the top 5% of pairs independently by skani ANI and by Syn2b structural similarity — that is, the pairs each channel considers most similar — and tested species enrichment in each set with one-sided hypergeometric tests (BH q &lt; 0.05). This identified 96 structural-similarity-enriched, 160 ANI-similarity-enriched, and 36 both-similarity-enriched species; the remainder were not enriched. A species overrepresented among structurally similar but not ANI-similar pairs has divergence that is disproportionately sequence-level, whereas overrepresentation among ANI-similar but not structurally similar pairs points disproportionately to architectural differences. Examples in the former set included</w:t>
+      </w:r>
+      <w:r>
+        <w:t xml:space="preserve"> </w:t>
+      </w:r>
+      <w:r>
+        <w:rPr>
+          <w:i/>
+          <w:iCs/>
+        </w:rPr>
+        <w:t xml:space="preserve">Rothia mucilaginosa</w:t>
+      </w:r>
+      <w:r>
+        <w:t xml:space="preserve">,</w:t>
+      </w:r>
+      <w:r>
+        <w:t xml:space="preserve"> </w:t>
+      </w:r>
+      <w:r>
+        <w:rPr>
+          <w:i/>
+          <w:iCs/>
+        </w:rPr>
+        <w:t xml:space="preserve">Lautropia mirabilis</w:t>
+      </w:r>
+      <w:r>
+        <w:t xml:space="preserve">,</w:t>
+      </w:r>
+      <w:r>
+        <w:t xml:space="preserve"> </w:t>
+      </w:r>
+      <w:r>
+        <w:rPr>
+          <w:i/>
+          <w:iCs/>
+        </w:rPr>
+        <w:t xml:space="preserve">Actinomyces graevenitzii</w:t>
+      </w:r>
+      <w:r>
+        <w:t xml:space="preserve">,</w:t>
+      </w:r>
+      <w:r>
+        <w:t xml:space="preserve"> </w:t>
+      </w:r>
+      <w:r>
+        <w:rPr>
+          <w:i/>
+          <w:iCs/>
+        </w:rPr>
+        <w:t xml:space="preserve">Corynebacterium matruchotii</w:t>
+      </w:r>
+      <w:r>
+        <w:t xml:space="preserve"> </w:t>
+      </w:r>
+      <w:r>
+        <w:t xml:space="preserve">and</w:t>
+      </w:r>
+      <w:r>
+        <w:t xml:space="preserve"> </w:t>
+      </w:r>
+      <w:r>
+        <w:rPr>
+          <w:i/>
+          <w:iCs/>
+        </w:rPr>
+        <w:t xml:space="preserve">Porphyromonas endodontalis</w:t>
+      </w:r>
+      <w:r>
+        <w:t xml:space="preserve">; the latter included</w:t>
+      </w:r>
+      <w:r>
+        <w:t xml:space="preserve"> </w:t>
+      </w:r>
+      <w:r>
+        <w:rPr>
+          <w:i/>
+          <w:iCs/>
+        </w:rPr>
+        <w:t xml:space="preserve">Prevotella pallens</w:t>
+      </w:r>
+      <w:r>
+        <w:t xml:space="preserve">,</w:t>
+      </w:r>
+      <w:r>
+        <w:t xml:space="preserve"> </w:t>
+      </w:r>
+      <w:r>
+        <w:rPr>
+          <w:i/>
+          <w:iCs/>
+        </w:rPr>
+        <w:t xml:space="preserve">Porphyromonas gingivalis</w:t>
+      </w:r>
+      <w:r>
+        <w:t xml:space="preserve">,</w:t>
+      </w:r>
+      <w:r>
+        <w:t xml:space="preserve"> </w:t>
+      </w:r>
+      <w:r>
+        <w:rPr>
+          <w:i/>
+          <w:iCs/>
+        </w:rPr>
+        <w:t xml:space="preserve">Streptococcus mutans</w:t>
+      </w:r>
+      <w:r>
+        <w:t xml:space="preserve">,</w:t>
+      </w:r>
+      <w:r>
+        <w:t xml:space="preserve"> </w:t>
+      </w:r>
+      <w:r>
+        <w:rPr>
+          <w:i/>
+          <w:iCs/>
+        </w:rPr>
+        <w:t xml:space="preserve">Tannerella forsythia</w:t>
+      </w:r>
+      <w:r>
+        <w:t xml:space="preserve"> </w:t>
+      </w:r>
+      <w:r>
+        <w:t xml:space="preserve">and</w:t>
+      </w:r>
+      <w:r>
+        <w:t xml:space="preserve"> </w:t>
+      </w:r>
+      <w:r>
+        <w:rPr>
+          <w:i/>
+          <w:iCs/>
+        </w:rPr>
+        <w:t xml:space="preserve">Bifidobacterium longum</w:t>
+      </w:r>
+      <w:r>
+        <w:t xml:space="preserve"> </w:t>
+      </w:r>
+      <w:r>
+        <w:t xml:space="preserve">(Fig. 9). These are candidate divergence-mode labels, not demonstrated hypermutator or hyper-recombinator states, because the screen does not measure mutation rates or recombination directly.</w:t>
+      </w:r>
+    </w:p>
+    <w:p>
+      <w:pPr>
+        <w:pStyle w:val="BodyText"/>
+      </w:pPr>
+      <w:r>
+        <w:t xml:space="preserve">Assembly quality affected species assignment but not the central qualitative conclusion. Restricting pairs to completeness ≥90% and contamination ≤5% reduced the tested set from 521 to 354 species and identified 60 structural-similarity-enriched, 93 ANI-similarity-enriched and 19 both-similarity-enriched species. Mode overlap between all-pair and high-quality analyses was moderate (Jaccard 0.515 for structural-similarity-enriched, 0.451 for ANI-similarity-enriched and 0.196 for both-similarity-enriched species), so we report both sets rather than selecting the more biologically appealing list. Across all pairs, SV detection was strongly associated with the minimum pair N50 (44.0% breakpoint-positive when both genomes had N50 ≥ 10 kb versus 19.3% otherwise), reinforcing that structural sensitivity is contiguity-dependent and that assembly quality is a plausible confounder of species-level mode calls. These labels are therefore screening candidates for follow-up, not measured mutation- or recombination-rate phenotypes.</w:t>
+      </w:r>
+    </w:p>
+    <w:bookmarkEnd w:id="24"/>
+    <w:bookmarkStart w:id="25" w:name="X2332fb5e1304bbc8c46777c31b85707faacefa6"/>
+    <w:p>
+      <w:pPr>
+        <w:pStyle w:val="Heading3"/>
+      </w:pPr>
+      <w:r>
+        <w:t xml:space="preserve">Oral-airway divergence is mainly sequence-level rather than breakpoint-level</w:t>
+      </w:r>
+    </w:p>
+    <w:p>
+      <w:pPr>
+        <w:pStyle w:val="FirstParagraph"/>
+      </w:pPr>
+      <w:r>
+        <w:t xml:space="preserve">We next asked whether the same dual-axis hybrid framework can answer an ecological question in the Oral and Airway Prokaryotic Genome Catalog (OAPGC)46. The representative catalogue yielded 98,229 analysed genomes in 1,488 multi-genome SGB clusters and 30,559,312 informative pairs; 49.90% had at least two breakpoints. Public oral/airway site labels enabled within-species comparison of 1,264,327 oral-airway pairs with 16,067,030 within-habitat pairs (oral-oral or airway-airway) across 200 species satisfying at least 30 pairs in each group and at least 100 total pairs.</w:t>
+      </w:r>
+    </w:p>
+    <w:p>
+      <w:pPr>
+        <w:pStyle w:val="BodyText"/>
+      </w:pPr>
+      <w:r>
+        <w:t xml:space="preserve">Across species, oral-airway pairs had elevated ANI-derived sequence distance relative to within-habitat pairs (median species AUC 0.574; 143/200 species had AUC &gt; 0.5; sign-test p = 1.0 × 10⁻⁹), but not elevated breakpoints (median AUC 0.494; 93/200; p = 0.358). Species-level bootstrap medians were 0.574 (95% CI 0.555–0.582) for sequence distance and 0.494 (0.489–0.509) for breakpoints. With BH q &lt; 0.05, 73 species were sequence-distance enriched only, 19 were breakpoint enriched only and 46 were enriched on both axes (Fig. 10). The sequence signal persisted when pairs were restricted to minimum N50 ≥ 10 kb (median ANI-distance AUC 0.575) and ≥100 kb (0.635), whereas the breakpoint signal remained null in both strata. These results support greater ANI-derived sequence divergence among cross-site conspecifics, but not a consistent global excess of detectable structural rearrangement;</w:t>
+      </w:r>
+      <w:r>
+        <w:t xml:space="preserve"> </w:t>
+      </w:r>
+      <w:r>
+        <w:rPr>
+          <w:rStyle w:val="VerbatimChar"/>
+        </w:rPr>
+        <w:t xml:space="preserve">100 − skani ANI</w:t>
+      </w:r>
+      <w:r>
+        <w:t xml:space="preserve"> </w:t>
+      </w:r>
+      <w:r>
+        <w:t xml:space="preserve">is an ANI-derived distance, not a counted base-level SNP distance. Because the recent-strain subset (ANI ≥ 99.9%) contained only 49 eligible oral-airway pairs, it does not support species-level migration claims or directional inference.</w:t>
+      </w:r>
+    </w:p>
+    <w:bookmarkEnd w:id="25"/>
+    <w:bookmarkStart w:id="26" w:name="X6164545028644527324244bd88ff63b98d823de"/>
+    <w:p>
+      <w:pPr>
+        <w:pStyle w:val="Heading3"/>
+      </w:pPr>
+      <w:r>
+        <w:t xml:space="preserve">GTDB extends the census to hundreds of millions of pairs</w:t>
+      </w:r>
+    </w:p>
+    <w:p>
+      <w:pPr>
+        <w:pStyle w:val="FirstParagraph"/>
+      </w:pPr>
+      <w:r>
+        <w:t xml:space="preserve">To test scale without restricting the analysis to representative genomes, we applied the same anchor-derived hybrid census to 261,737 effective GTDB-R207 genomes in 22,535 species clusters: structural calls came from the companion Syn2b structural channel and were joined to a separate skani ANI layer. Structural calls covered 651,961,758 of 653,584,719 planned unique pairs (99.75%); the shortfall was confined to</w:t>
+      </w:r>
+      <w:r>
+        <w:t xml:space="preserve"> </w:t>
+      </w:r>
+      <w:r>
+        <w:rPr>
+          <w:i/>
+          <w:iCs/>
+        </w:rPr>
+        <w:t xml:space="preserve">Escherichia coli</w:t>
+      </w:r>
+      <w:r>
+        <w:t xml:space="preserve"> </w:t>
+      </w:r>
+      <w:r>
+        <w:t xml:space="preserve">(99.52% of 338,793,465 planned pairs). After merging the ANI layer, 653,522,280 pairs (99.99% of the effective scope) had valid canonical skani ANI values, with no duplicate, self or cross-species pairs. The resulting joint table contained 21,973 usable species clusters: 21,968 had complete structural and ANI coverage, four lacked only structural calls and one lacked both layers. Among the 1,311 species with at least 100 expected pairs, the median fraction of pairs carrying at least two breakpoints was 61.3%. This fraction remained high at ANI 95–99% (median 61.3% for 1,309 species) but decreased with very close sequence identity (38.5% for 391 species at ANI ≥ 99%; 9.5% for 53 species at ANI ≥ 99.9%), reproducing at catalog scale the decoupling between sequence divergence and genome architecture (Fig. 11).</w:t>
+      </w:r>
+    </w:p>
+    <w:p>
+      <w:pPr>
+        <w:pStyle w:val="BodyText"/>
+      </w:pPr>
+      <w:r>
+        <w:t xml:space="preserve">Quality stratification showed that the census-wide structural result was not driven by low-quality assemblies. Restricting pairs to CheckM completeness ≥ 90% and contamination ≤ 5% retained 645,271,663 pairs and gave breakpoint-positive fractions of 77.90% of reported pairs and 86.69% of breakpoint-informative pairs, versus 77.93% and 86.66% for all reported pairs. Requiring both genomes to have N50 ≥ 10 kb gave 78.02% and 86.78%, whereas the complete-HQ/N50 stratum gave 77.98% and 86.78%. The N50 ≥100 kb stratum was more conservative (75.05% and 86.00%), showing residual contiguity sensitivity. Of the reported pairs, 10.08% lacked a numeric breakpoint; both denominators are therefore shown in Fig. 11b. These analyses support GTDB as the scalability layer of the census rather than as a source of unsupported hypermutator labels, and the</w:t>
+      </w:r>
+      <w:r>
+        <w:t xml:space="preserve"> </w:t>
+      </w:r>
+      <w:r>
+        <w:rPr>
+          <w:i/>
+          <w:iCs/>
+        </w:rPr>
+        <w:t xml:space="preserve">E. coli</w:t>
+      </w:r>
+      <w:r>
+        <w:t xml:space="preserve"> </w:t>
+      </w:r>
+      <w:r>
+        <w:t xml:space="preserve">residual shortfall remains explicit rather than imputed.</w:t>
       </w:r>
     </w:p>
     <w:p>
@@ -1282,9 +2238,9 @@
         </w:pict>
       </w:r>
     </w:p>
-    <w:bookmarkEnd w:id="21"/>
-    <w:bookmarkEnd w:id="22"/>
-    <w:bookmarkStart w:id="23" w:name="discussion"/>
+    <w:bookmarkEnd w:id="26"/>
+    <w:bookmarkEnd w:id="27"/>
+    <w:bookmarkStart w:id="28" w:name="discussion"/>
     <w:p>
       <w:pPr>
         <w:pStyle w:val="Heading2"/>
@@ -1298,7 +2254,55 @@
         <w:pStyle w:val="FirstParagraph"/>
       </w:pPr>
       <w:r>
-        <w:t xml:space="preserve">Syn2bANI demonstrates that fixed restriction-site anchors can support accurate, interpretable ANI estimation while additionally yielding synteny and structural information in the same computational pass. The chain-restricted likelihood cleanly separates divergence from shared content, and the calibration layer corrects the rate-heterogeneity bias that simulations alone fail to predict. Three boundaries are worth stating. First, skani remains faster for very large all-vs-all screens and is more accurate in the near-clonal 97–100% regime; the hybrid rule lets Syn2bANI recover the best raw estimate there. Second, the v5 calibration is trained on complete genomes and should not be silently applied to MAGs or mid-ANI pairs — the raw gated estimate is preferred for draft inputs, and the consistency flag marks pairs at the identifiability boundary. Third, the structural outputs are a direct consequence of using coordinate-carrying anchors: in an era of strain-resolved metagenomics, ANI alone is insufficient to decide whether two genomes are truly equivalent. Syn2bANI reports both count-based descriptors (</w:t>
+        <w:t xml:space="preserve">Syn2bANI demonstrates that fixed restriction-site anchors can support accurate, interpretable ANI estimation while additionally providing synteny and structural information in the same computational pass. The chain-restricted likelihood cleanly separates divergence from shared content, and the calibration layer corrects the rate-heterogeneity bias that simulations alone fail to predict. Three boundaries are worth stating. First, skani remains faster for very large all-vs-all screens and is more accurate in the near-clonal 97–100% regime; the hybrid rule lets Syn2bANI recover the best raw estimate there. Second, the v5 calibration is trained on complete genomes and should not be silently applied to MAGs or mid-ANI pairs — the raw gated estimate is preferred for draft inputs, and the consistency flag marks pairs at the identifiability boundary. Third, the structural outputs are a direct consequence of using coordinate-carrying anchors: in an era of strain-resolved metagenomics, ANI alone is insufficient to decide whether two genomes are truly equivalent — though the size of that insufficiency is collection-specific, from a median of 7 breakpoints between near-clonal</w:t>
+      </w:r>
+      <w:r>
+        <w:t xml:space="preserve"> </w:t>
+      </w:r>
+      <w:r>
+        <w:rPr>
+          <w:i/>
+          <w:iCs/>
+        </w:rPr>
+        <w:t xml:space="preserve">E. coli</w:t>
+      </w:r>
+      <w:r>
+        <w:t xml:space="preserve"> </w:t>
+      </w:r>
+      <w:r>
+        <w:t xml:space="preserve">O157:H7 genomes to 98% of FDA-ARGOS</w:t>
+      </w:r>
+      <w:r>
+        <w:t xml:space="preserve"> </w:t>
+      </w:r>
+      <w:r>
+        <w:rPr>
+          <w:i/>
+          <w:iCs/>
+        </w:rPr>
+        <w:t xml:space="preserve">E. coli</w:t>
+      </w:r>
+      <w:r>
+        <w:t xml:space="preserve"> </w:t>
+      </w:r>
+      <w:r>
+        <w:t xml:space="preserve">pairs at ANI ≥ 99.9 carrying a genuine structural difference, to none at all across most of a 67-assembly</w:t>
+      </w:r>
+      <w:r>
+        <w:t xml:space="preserve"> </w:t>
+      </w:r>
+      <w:r>
+        <w:rPr>
+          <w:i/>
+          <w:iCs/>
+        </w:rPr>
+        <w:t xml:space="preserve">S. aureus</w:t>
+      </w:r>
+      <w:r>
+        <w:t xml:space="preserve"> </w:t>
+      </w:r>
+      <w:r>
+        <w:t xml:space="preserve">collection. Syn2bANI reports count-based descriptors (</w:t>
       </w:r>
       <w:r>
         <w:rPr>
@@ -1307,7 +2311,7 @@
         <w:t xml:space="preserve">breakpoint_count</w:t>
       </w:r>
       <w:r>
-        <w:t xml:space="preserve">, SV calls) and a fragmentation-invariant length-weighted orientation ratio (</w:t>
+        <w:t xml:space="preserve">, SV calls); the companion Syn2b tool adds a fragmentation-invariant length-weighted orientation ratio (</w:t>
       </w:r>
       <w:r>
         <w:rPr>
@@ -1316,7 +2320,22 @@
         <w:t xml:space="preserve">raw_inverted_fraction</w:t>
       </w:r>
       <w:r>
-        <w:t xml:space="preserve">). These are complementary: counts localize events but are inflated by assembly fragmentation, whereas ratios are robust to fragmentation but do not report event number. For circular chromosomes, genome-spanning calls must be filtered as likely coordinate-system artifacts before biological interpretation. Unlike dedicated structural tools such as minigraph-Cactus19, SyRI20, or Mauve21, Syn2bANI does not aim to reconstruct full genome graphs or base-level alignments; instead it reports breakpoint counts, inversion/translocation calls, and a chain-coverage score directly from the anchor chains used for ANI estimation, at no additional modeling cost.</w:t>
+        <w:t xml:space="preserve">) from the same anchors. These are complementary: counts localize events and, in the released statistic, are no longer inflated by fragmentation, but a fragmented assembly costs them sensitivity, because a rearrangement whose flanks fall on different contigs leaves the reference with nothing to contradict; ratios are robust to fragmentation but do not report event number. The history of this count is itself a caution: three successive definitions of</w:t>
+      </w:r>
+      <w:r>
+        <w:t xml:space="preserve"> </w:t>
+      </w:r>
+      <w:r>
+        <w:rPr>
+          <w:rStyle w:val="VerbatimChar"/>
+        </w:rPr>
+        <w:t xml:space="preserve">breakpoint_count</w:t>
+      </w:r>
+      <w:r>
+        <w:t xml:space="preserve"> </w:t>
+      </w:r>
+      <w:r>
+        <w:t xml:space="preserve">each reported hundreds of breakpoints for a genome compared with itself, and each was only obvious once a self-comparison, a rotation and a re-fragmentation of the same assembly were made routine controls. Any count-based structural statistic should be published with those three controls attached. For circular chromosomes, genome-spanning calls must be filtered as likely coordinate-system artifacts before biological interpretation. Unlike dedicated structural tools such as minigraph-Cactus19, SyRI20, or Mauve21, Syn2bANI does not aim to reconstruct full genome graphs or base-level alignments; instead it reports breakpoint counts, inversion/translocation calls, and a chain-coverage score directly from the anchor chains used for ANI estimation, at no additional modeling cost.</w:t>
       </w:r>
     </w:p>
     <w:p>
@@ -1326,8 +2345,8 @@
         </w:pict>
       </w:r>
     </w:p>
-    <w:bookmarkEnd w:id="23"/>
-    <w:bookmarkStart w:id="35" w:name="online-methods"/>
+    <w:bookmarkEnd w:id="28"/>
+    <w:bookmarkStart w:id="41" w:name="online-methods"/>
     <w:p>
       <w:pPr>
         <w:pStyle w:val="Heading2"/>
@@ -1336,7 +2355,7 @@
         <w:t xml:space="preserve">Online Methods</w:t>
       </w:r>
     </w:p>
-    <w:bookmarkStart w:id="24" w:name="X585a6a8b67378bd6645996598d95979c15b1236"/>
+    <w:bookmarkStart w:id="29" w:name="X585a6a8b67378bd6645996598d95979c15b1236"/>
     <w:p>
       <w:pPr>
         <w:pStyle w:val="Heading3"/>
@@ -1460,8 +2479,8 @@
         <w:t xml:space="preserve">three-of-four positions. The homogeneous likelihood uses the exact convolution over degenerate classes; the heterogeneous likelihood uses a negative binomial with effective body b + d2/3 + 2·d3/3 plus a closed-form survival factor. With the fully specific default panel (d2 = d3 = 0) both paths are bit-identical to the pre-fix code. Tags are stored strand-canonically (the lexicographically smaller of a tag and its reverse complement), so contig orientation is immaterial; reverse-complement self-controls on real drafts return 99.9999.</w:t>
       </w:r>
     </w:p>
-    <w:bookmarkEnd w:id="24"/>
-    <w:bookmarkStart w:id="25" w:name="Xd100f60785764278c40c45b7debf06888935c47"/>
+    <w:bookmarkEnd w:id="29"/>
+    <w:bookmarkStart w:id="30" w:name="Xd100f60785764278c40c45b7debf06888935c47"/>
     <w:p>
       <w:pPr>
         <w:pStyle w:val="Heading3"/>
@@ -1586,8 +2605,8 @@
         <w:t xml:space="preserve">bp of the predicted position — seed-and-extend, which cannot invent matches between positionally unrelated tags. Chains are processed largest-first and each query tag is counted at most once.</w:t>
       </w:r>
     </w:p>
-    <w:bookmarkEnd w:id="25"/>
-    <w:bookmarkStart w:id="26" w:name="Xc84f212d8323a8f017575d3d7a92fc22fb23227"/>
+    <w:bookmarkEnd w:id="30"/>
+    <w:bookmarkStart w:id="31" w:name="Xc84f212d8323a8f017575d3d7a92fc22fb23227"/>
     <w:p>
       <w:pPr>
         <w:pStyle w:val="Heading3"/>
@@ -1785,8 +2804,8 @@
         <w:t xml:space="preserve">derivation, and the gating/flag rationale are given in Supplementary Note 4.</w:t>
       </w:r>
     </w:p>
-    <w:bookmarkEnd w:id="26"/>
-    <w:bookmarkStart w:id="27" w:name="short-contig-rescue-pass"/>
+    <w:bookmarkEnd w:id="31"/>
+    <w:bookmarkStart w:id="32" w:name="short-contig-rescue-pass"/>
     <w:p>
       <w:pPr>
         <w:pStyle w:val="Heading3"/>
@@ -1830,8 +2849,8 @@
         <w:t xml:space="preserve">+ 1) × mean tag spacing along the reference. Rescued contigs contribute AF spans with the same half-median-gap extension rule as chains but create no chains, so synteny and SV outputs are untouched. The pass is gated on contig tag count, so complete and high-N50 assemblies take a bit-identical path. The residual +0.20 drift at N50 5 kb comes from contigs with 0–1 placeable anchors (~1.3 Mb on the Sakai ladder), which carry no positional evidence; rescuing them would require guessing homology.</w:t>
       </w:r>
     </w:p>
-    <w:bookmarkEnd w:id="27"/>
-    <w:bookmarkStart w:id="28" w:name="database-scale-screen"/>
+    <w:bookmarkEnd w:id="32"/>
+    <w:bookmarkStart w:id="33" w:name="database-scale-screen"/>
     <w:p>
       <w:pPr>
         <w:pStyle w:val="Heading3"/>
@@ -1923,8 +2942,8 @@
         <w:t xml:space="preserve">command, so database output is byte-identical to pairwise output on the same pairs. Screen thresholds are panel-specific and exposed as flags.</w:t>
       </w:r>
     </w:p>
-    <w:bookmarkEnd w:id="28"/>
-    <w:bookmarkStart w:id="29" w:name="ridge-calibration-protocol"/>
+    <w:bookmarkEnd w:id="33"/>
+    <w:bookmarkStart w:id="34" w:name="ridge-calibration-protocol"/>
     <w:p>
       <w:pPr>
         <w:pStyle w:val="Heading3"/>
@@ -1938,7 +2957,7 @@
         <w:pStyle w:val="FirstParagraph"/>
       </w:pPr>
       <w:r>
-        <w:t xml:space="preserve">The calibration model is ridge regression on nine Syn2bANI-internal features</w:t>
+        <w:t xml:space="preserve">Both calibration models are ridge regressions on nine Syn2bANI-internal features</w:t>
       </w:r>
       <w:r>
         <w:t xml:space="preserve"> </w:t>
@@ -2076,25 +3095,7 @@
         <w:t xml:space="preserve"> </w:t>
       </w:r>
       <w:r>
-        <w:t xml:space="preserve">cross-validation (scikit-learn29). The model is trained on 2,520 ANIm-truth pairs</w:t>
-      </w:r>
-      <w:r>
-        <w:t xml:space="preserve"> </w:t>
-      </w:r>
-      <w:r>
-        <w:t xml:space="preserve">(80–99.5% ANIm) spanning 607 species and 26 phyla, with zero genome-level overlap</w:t>
-      </w:r>
-      <w:r>
-        <w:t xml:space="preserve"> </w:t>
-      </w:r>
-      <w:r>
-        <w:t xml:space="preserve">between the 2,074-pair stratified benchmark and the 467-pair 95–99.5% expansion.</w:t>
-      </w:r>
-      <w:r>
-        <w:t xml:space="preserve"> </w:t>
-      </w:r>
-      <w:r>
-        <w:t xml:space="preserve">Validation is</w:t>
+        <w:t xml:space="preserve">cross-validation (scikit-learn29). Deployed</w:t>
       </w:r>
       <w:r>
         <w:t xml:space="preserve"> </w:t>
@@ -2104,492 +3105,433 @@
           <w:b/>
           <w:bCs/>
         </w:rPr>
-        <w:t xml:space="preserve">band-holdout</w:t>
-      </w:r>
-      <w:r>
-        <w:t xml:space="preserve">: each ANI band (80–85, 85–90, 90–95, 95–99) is</w:t>
-      </w:r>
-      <w:r>
-        <w:t xml:space="preserve"> </w:t>
-      </w:r>
-      <w:r>
-        <w:t xml:space="preserve">predicted by a model trained on the other three only. Calibrated output is a</w:t>
-      </w:r>
-      <w:r>
-        <w:t xml:space="preserve"> </w:t>
-      </w:r>
-      <w:r>
-        <w:t xml:space="preserve">separate column (</w:t>
-      </w:r>
-      <w:r>
-        <w:rPr>
-          <w:rStyle w:val="VerbatimChar"/>
-        </w:rPr>
-        <w:t xml:space="preserve">--calibrate</w:t>
-      </w:r>
-      <w:r>
-        <w:t xml:space="preserve">) and is omitted on</w:t>
-      </w:r>
-      <w:r>
-        <w:t xml:space="preserve"> </w:t>
-      </w:r>
-      <w:r>
-        <w:rPr>
-          <w:rStyle w:val="VerbatimChar"/>
-        </w:rPr>
-        <w:t xml:space="preserve">BELOW_DETECTION</w:t>
-      </w:r>
-      <w:r>
-        <w:t xml:space="preserve"> </w:t>
-      </w:r>
-      <w:r>
-        <w:t xml:space="preserve">pairs rather</w:t>
-      </w:r>
-      <w:r>
-        <w:t xml:space="preserve"> </w:t>
-      </w:r>
-      <w:r>
-        <w:t xml:space="preserve">than extrapolated. Learning-curve, feature-expansion, and model-comparison</w:t>
-      </w:r>
-      <w:r>
-        <w:t xml:space="preserve"> </w:t>
-      </w:r>
-      <w:r>
-        <w:t xml:space="preserve">details are in Supplementary Notes 2 and 6.</w:t>
-      </w:r>
-    </w:p>
-    <w:bookmarkEnd w:id="29"/>
-    <w:bookmarkStart w:id="30" w:name="Xd3b37ce8f62a83dd9d52f682daa388ffbd3bd4e"/>
-    <w:p>
-      <w:pPr>
-        <w:pStyle w:val="Heading3"/>
-      </w:pPr>
-      <w:r>
-        <w:t xml:space="preserve">The spatial-model negative result (identifiability analysis)</w:t>
-      </w:r>
-    </w:p>
-    <w:p>
-      <w:pPr>
-        <w:pStyle w:val="FirstParagraph"/>
-      </w:pPr>
-      <w:r>
-        <w:t xml:space="preserve">A mechanistic spatial-rate model was also evaluated as an alternative to</w:t>
-      </w:r>
-      <w:r>
-        <w:t xml:space="preserve"> </w:t>
-      </w:r>
-      <w:r>
-        <w:t xml:space="preserve">post-hoc calibration. The raw estimator is already at its identifiability floor</w:t>
-      </w:r>
-      <w:r>
-        <w:t xml:space="preserve"> </w:t>
-      </w:r>
-      <w:r>
-        <w:t xml:space="preserve">at 4-enzyme tag density: in-chain distribution-family changes can fix at most</w:t>
-      </w:r>
-      <w:r>
-        <w:t xml:space="preserve"> </w:t>
-      </w:r>
-      <w:r>
-        <w:t xml:space="preserve">~0.1–0.2 ANI points, and the divergence of the unchained fraction is not</w:t>
-      </w:r>
-      <w:r>
-        <w:t xml:space="preserve"> </w:t>
-      </w:r>
-      <w:r>
-        <w:t xml:space="preserve">identifiable from tag data. No candidate spatial model (AF-weighted mixtures,</w:t>
-      </w:r>
-      <w:r>
-        <w:t xml:space="preserve"> </w:t>
-      </w:r>
-      <w:r>
-        <w:t xml:space="preserve">discrete mixtures, ascertainment-aware tilts, capped NPMLE, model averaging)</w:t>
-      </w:r>
-      <w:r>
-        <w:t xml:space="preserve"> </w:t>
-      </w:r>
-      <w:r>
-        <w:t xml:space="preserve">beats the gated baseline while preserving exact-truth simulation gates. The full</w:t>
-      </w:r>
-      <w:r>
-        <w:t xml:space="preserve"> </w:t>
-      </w:r>
-      <w:r>
-        <w:t xml:space="preserve">negative result is reported in Supplementary Note 5.</w:t>
-      </w:r>
-    </w:p>
-    <w:bookmarkEnd w:id="30"/>
-    <w:bookmarkStart w:id="31" w:name="structural-variant-calling"/>
-    <w:p>
-      <w:pPr>
-        <w:pStyle w:val="Heading3"/>
-      </w:pPr>
-      <w:r>
-        <w:t xml:space="preserve">Structural-variant calling</w:t>
-      </w:r>
-    </w:p>
-    <w:p>
-      <w:pPr>
-        <w:pStyle w:val="FirstParagraph"/>
-      </w:pPr>
-      <w:r>
-        <w:t xml:space="preserve">The</w:t>
-      </w:r>
-      <w:r>
-        <w:t xml:space="preserve"> </w:t>
-      </w:r>
-      <w:r>
-        <w:rPr>
-          <w:rStyle w:val="VerbatimChar"/>
-        </w:rPr>
-        <w:t xml:space="preserve">struct</w:t>
-      </w:r>
-      <w:r>
-        <w:t xml:space="preserve"> </w:t>
-      </w:r>
-      <w:r>
-        <w:t xml:space="preserve">subcommand consumes the chains and anchors of a pairwise comparison. Inversions are orientation flips between consecutive chains; indels are coordinate gaps between consecutive chains exceeding</w:t>
-      </w:r>
-      <w:r>
-        <w:t xml:space="preserve"> </w:t>
-      </w:r>
-      <w:r>
-        <w:rPr>
-          <w:rStyle w:val="VerbatimChar"/>
-        </w:rPr>
-        <w:t xml:space="preserve">indel_min</w:t>
-      </w:r>
-      <w:r>
-        <w:t xml:space="preserve"> </w:t>
-      </w:r>
-      <w:r>
-        <w:t xml:space="preserve">(default 1 kb), with a guard requiring that no third chain anchors inside the spanned reference interval (without it, a small relocated block sandwiched between collinear chains is misreported as a deletion sized by the reference jump — observed as spurious 42–961 kb calls before the guard); translocations are chains violating global reference order. Resolution is limited by tag spacing and by unphaseable repeats at junctions (observed endpoint offset ≤ 5.5 kb on the 779 kb W3110 inversion); events whose flanking chains have &lt; 4 anchors are not called, and equal-length homologous replacements that keep tags phased are invisible by design. For circular chromosomes,</w:t>
-      </w:r>
-      <w:r>
-        <w:t xml:space="preserve"> </w:t>
-      </w:r>
-      <w:r>
-        <w:rPr>
-          <w:rStyle w:val="VerbatimChar"/>
-        </w:rPr>
-        <w:t xml:space="preserve">syn2bani struct --circular &lt;ref_name&gt;</w:t>
-      </w:r>
-      <w:r>
-        <w:t xml:space="preserve"> </w:t>
-      </w:r>
-      <w:r>
-        <w:t xml:space="preserve">marks the reference as circular; genome-spanning calls that exceed</w:t>
-      </w:r>
-      <w:r>
-        <w:t xml:space="preserve"> </w:t>
-      </w:r>
-      <w:r>
-        <w:rPr>
-          <w:rStyle w:val="VerbatimChar"/>
-        </w:rPr>
-        <w:t xml:space="preserve">--artifact-threshold</w:t>
-      </w:r>
-      <w:r>
-        <w:t xml:space="preserve"> </w:t>
-      </w:r>
-      <w:r>
-        <w:t xml:space="preserve">(default 50% of the reference length) are reported but flagged as likely circular-origin coordinate artifacts rather than biological rearrangements. Validation against dnadiff used span-based one-to-many matching because dnadiff fragments large accessory regions into many small events while Syn2bANI calls each junction once.</w:t>
-      </w:r>
-    </w:p>
-    <w:p>
-      <w:pPr>
-        <w:pStyle w:val="BodyText"/>
-      </w:pPr>
-      <w:r>
-        <w:t xml:space="preserve">Three structural metrics are exported for every pair.</w:t>
-      </w:r>
-      <w:r>
-        <w:t xml:space="preserve"> </w:t>
-      </w:r>
-      <w:r>
-        <w:rPr>
-          <w:rStyle w:val="VerbatimChar"/>
-        </w:rPr>
-        <w:t xml:space="preserve">synteny_blocks</w:t>
-      </w:r>
-      <w:r>
-        <w:t xml:space="preserve"> </w:t>
-      </w:r>
-      <w:r>
-        <w:t xml:space="preserve">is the number of collinear chains;</w:t>
-      </w:r>
-      <w:r>
-        <w:t xml:space="preserve"> </w:t>
-      </w:r>
-      <w:r>
-        <w:rPr>
-          <w:rStyle w:val="VerbatimChar"/>
-        </w:rPr>
-        <w:t xml:space="preserve">breakpoint_count</w:t>
-      </w:r>
-      <w:r>
-        <w:t xml:space="preserve"> </w:t>
-      </w:r>
-      <w:r>
-        <w:t xml:space="preserve">is the number of chain-disrupting events — orientation flips between consecutive chains, reference-order violations, and large indels — and is the primary rearrangement statistic.</w:t>
-      </w:r>
-      <w:r>
-        <w:t xml:space="preserve"> </w:t>
-      </w:r>
-      <w:r>
-        <w:rPr>
-          <w:rStyle w:val="VerbatimChar"/>
-        </w:rPr>
-        <w:t xml:space="preserve">anchor_adjacency</w:t>
-      </w:r>
-      <w:r>
-        <w:t xml:space="preserve"> </w:t>
-      </w:r>
-      <w:r>
-        <w:t xml:space="preserve">is the fraction of possible adjacent anchor pairs (within chained query contigs) that remain collinear neighbors inside a chain; it is an anchor-adjacency conservation metric, not a base-pair coverage metric.</w:t>
-      </w:r>
-      <w:r>
-        <w:t xml:space="preserve"> </w:t>
-      </w:r>
-      <w:r>
-        <w:rPr>
-          <w:rStyle w:val="VerbatimChar"/>
-        </w:rPr>
-        <w:t xml:space="preserve">af_query</w:t>
-      </w:r>
-      <w:r>
-        <w:t xml:space="preserve"> </w:t>
-      </w:r>
-      <w:r>
-        <w:t xml:space="preserve">is the fraction of query bases covered by chained anchors (base-pair aligned fraction) and is the quantity that corresponds to alignment-based synteny/coverage scores.</w:t>
-      </w:r>
-      <w:r>
-        <w:t xml:space="preserve"> </w:t>
-      </w:r>
-      <w:r>
-        <w:rPr>
-          <w:rStyle w:val="VerbatimChar"/>
-        </w:rPr>
-        <w:t xml:space="preserve">af_reference</w:t>
-      </w:r>
-      <w:r>
-        <w:t xml:space="preserve"> </w:t>
-      </w:r>
-      <w:r>
-        <w:t xml:space="preserve">is the reference-side analogue.</w:t>
-      </w:r>
-    </w:p>
-    <w:p>
-      <w:pPr>
-        <w:pStyle w:val="BodyText"/>
-      </w:pPr>
-      <w:r>
-        <w:t xml:space="preserve">The reason</w:t>
-      </w:r>
-      <w:r>
-        <w:t xml:space="preserve"> </w:t>
-      </w:r>
-      <w:r>
-        <w:rPr>
-          <w:rStyle w:val="VerbatimChar"/>
-        </w:rPr>
-        <w:t xml:space="preserve">anchor_adjacency</w:t>
-      </w:r>
-      <w:r>
-        <w:t xml:space="preserve"> </w:t>
-      </w:r>
-      <w:r>
-        <w:t xml:space="preserve">is only weakly correlated with alignment-based synteny scores is that the two quantities measure structurally different things.</w:t>
-      </w:r>
-      <w:r>
-        <w:t xml:space="preserve"> </w:t>
-      </w:r>
-      <w:r>
-        <w:rPr>
-          <w:rStyle w:val="VerbatimChar"/>
-        </w:rPr>
-        <w:t xml:space="preserve">anchor_adjacency</w:t>
-      </w:r>
-      <w:r>
-        <w:t xml:space="preserve"> </w:t>
-      </w:r>
-      <w:r>
-        <w:t xml:space="preserve">is a combinatorial count over the fixed, sparse set of in-silico restriction anchors: a value of 1.0 means every pair of anchors that are neighbors on a query contig are also neighbors inside a collinear chain, and lower values record how often local anchor order is interrupted by inversions, indels, or translocations. Because the anchors are spaced at kilobase-scale intervals across the genome, a single large rearrangement that happens to fall between two adjacent anchors leaves</w:t>
-      </w:r>
-      <w:r>
-        <w:t xml:space="preserve"> </w:t>
-      </w:r>
-      <w:r>
-        <w:rPr>
-          <w:rStyle w:val="VerbatimChar"/>
-        </w:rPr>
-        <w:t xml:space="preserve">anchor_adjacency</w:t>
-      </w:r>
-      <w:r>
-        <w:t xml:space="preserve"> </w:t>
-      </w:r>
-      <w:r>
-        <w:t xml:space="preserve">unchanged, while a small inversion that reorders only a few anchors can reduce it sharply even when the majority of base pairs are still alignable. Conversely,</w:t>
-      </w:r>
-      <w:r>
-        <w:t xml:space="preserve"> </w:t>
-      </w:r>
-      <w:r>
-        <w:rPr>
-          <w:rStyle w:val="VerbatimChar"/>
-        </w:rPr>
-        <w:t xml:space="preserve">af_query</w:t>
-      </w:r>
-      <w:r>
-        <w:t xml:space="preserve"> </w:t>
-      </w:r>
-      <w:r>
-        <w:t xml:space="preserve">and</w:t>
-      </w:r>
-      <w:r>
-        <w:t xml:space="preserve"> </w:t>
-      </w:r>
-      <w:r>
-        <w:rPr>
-          <w:rStyle w:val="VerbatimChar"/>
-        </w:rPr>
-        <w:t xml:space="preserve">breakpoint_count</w:t>
-      </w:r>
-      <w:r>
-        <w:t xml:space="preserve"> </w:t>
-      </w:r>
-      <w:r>
-        <w:t xml:space="preserve">report base-pair coverage and rearrangement counts, respectively, so</w:t>
-      </w:r>
-      <w:r>
-        <w:t xml:space="preserve"> </w:t>
-      </w:r>
-      <w:r>
-        <w:rPr>
-          <w:rStyle w:val="VerbatimChar"/>
-        </w:rPr>
-        <w:t xml:space="preserve">af_query</w:t>
-      </w:r>
-      <w:r>
-        <w:t xml:space="preserve"> </w:t>
-      </w:r>
-      <w:r>
-        <w:t xml:space="preserve">aligns with dnadiff/minimap2 coverage metrics and</w:t>
-      </w:r>
-      <w:r>
-        <w:t xml:space="preserve"> </w:t>
-      </w:r>
-      <w:r>
-        <w:rPr>
-          <w:rStyle w:val="VerbatimChar"/>
-        </w:rPr>
-        <w:t xml:space="preserve">breakpoint_count</w:t>
-      </w:r>
-      <w:r>
-        <w:t xml:space="preserve"> </w:t>
-      </w:r>
-      <w:r>
-        <w:t xml:space="preserve">aligns with alignment-based breakpoint counts. Treating</w:t>
-      </w:r>
-      <w:r>
-        <w:t xml:space="preserve"> </w:t>
-      </w:r>
-      <w:r>
-        <w:rPr>
-          <w:rStyle w:val="VerbatimChar"/>
-        </w:rPr>
-        <w:t xml:space="preserve">anchor_adjacency</w:t>
-      </w:r>
-      <w:r>
-        <w:t xml:space="preserve"> </w:t>
-      </w:r>
-      <w:r>
-        <w:t xml:space="preserve">as a separate anchor-order statistic rather than as a proxy for base-pair synteny is therefore deliberate: it captures the fine-scale collinearity of the anchor map, which is invisible to an ANI scalar and only partially correlated with alignment-based coverage.</w:t>
-      </w:r>
-    </w:p>
-    <w:bookmarkEnd w:id="31"/>
-    <w:bookmarkStart w:id="32" w:name="simulation-framework-with-exact-truth"/>
-    <w:p>
-      <w:pPr>
-        <w:pStyle w:val="Heading3"/>
-      </w:pPr>
-      <w:r>
-        <w:t xml:space="preserve">Simulation framework with exact truth</w:t>
-      </w:r>
-    </w:p>
-    <w:p>
-      <w:pPr>
-        <w:pStyle w:val="FirstParagraph"/>
-      </w:pPr>
-      <w:r>
-        <w:t xml:space="preserve">All exact-truth simulators evolve sequence from a public reference (</w:t>
-      </w:r>
-      <w:r>
-        <w:rPr>
-          <w:i/>
-          <w:iCs/>
-        </w:rPr>
-        <w:t xml:space="preserve">E. coli</w:t>
-      </w:r>
-      <w:r>
-        <w:t xml:space="preserve"> </w:t>
-      </w:r>
-      <w:r>
-        <w:t xml:space="preserve">K-12 MG1655, ENA U00096.3, 4,641,652 bp) by applying a counted number of substitutions, so true ANI = 1 − n_subs/L exactly. Families: an ANI ladder (12 levels, 85–99.9%, each with a 400 kb inversion, with and without ~46 deletions of 200–2,000 bp); an indel sweep (true ANI 95.000; 0–4 deletions/100 kb); fragmentation (20–201 contigs, no sequence lost, ~50% reverse-complemented, order shuffled); accessory confounds (core ANI 95.000; 0–50% of the genome replaced by composition-preserving shuffled blocks, plus a block-count control at fixed total fraction); mosaic/rate-heterogeneity cases (per-block rates ~ Gamma(α, α), α = 0.5/1/2, mean ANI 90–98, plus deliberately misspecified bimodal cases); and GC coverage (ladders on five real template genomes, GC 27.2–72.1%). Deletions do not change true ANI (counted substitutions over reference length), so the deleted fraction doubles as AF ground truth. Substitutions are uniform over the three alternative bases with no GC-biased mutation model, transition/transversion ratio, codon structure, or selection — a deliberate simplification justified by the finding that GC does not explain the real-data degradation and that site turnover emerges from uniform substitution on a real genome without any special mechanism. Enzyme digestion is never simulated; the released binary extracts tags itself.</w:t>
-      </w:r>
-    </w:p>
-    <w:bookmarkEnd w:id="32"/>
-    <w:bookmarkStart w:id="33" w:name="benchmark-datasets-truth-and-tools"/>
-    <w:p>
-      <w:pPr>
-        <w:pStyle w:val="Heading3"/>
-      </w:pPr>
-      <w:r>
-        <w:t xml:space="preserve">Benchmark datasets, truth, and tools</w:t>
-      </w:r>
-    </w:p>
-    <w:p>
-      <w:pPr>
-        <w:pStyle w:val="FirstParagraph"/>
-      </w:pPr>
-      <w:r>
-        <w:t xml:space="preserve">All datasets, their ground truth, and the analyses they support are summarized in Table 3. The simulation-generation framework is described in Methods 4.9.</w:t>
-      </w:r>
-    </w:p>
-    <w:p>
-      <w:pPr>
-        <w:pStyle w:val="BodyText"/>
-      </w:pPr>
+        <w:t xml:space="preserve">v5</w:t>
+      </w:r>
+      <w:r>
+        <w:t xml:space="preserve"> </w:t>
+      </w:r>
+      <w:r>
+        <w:t xml:space="preserve">is trained on 2,520 ANIm-truth pairs</w:t>
+      </w:r>
+      <w:r>
+        <w:t xml:space="preserve"> </w:t>
+      </w:r>
+      <w:r>
+        <w:t xml:space="preserve">(80–99.5% ANIm) spanning 607 species and 26 phyla, with zero genome-level overlap</w:t>
+      </w:r>
+      <w:r>
+        <w:t xml:space="preserve"> </w:t>
+      </w:r>
+      <w:r>
+        <w:t xml:space="preserve">between the 2,074-pair stratified benchmark and the 467-pair 95–99.5% expansion.</w:t>
+      </w:r>
+      <w:r>
+        <w:t xml:space="preserve"> </w:t>
+      </w:r>
+      <w:r>
+        <w:t xml:space="preserve">Validation is</w:t>
+      </w:r>
+      <w:r>
+        <w:t xml:space="preserve"> </w:t>
+      </w:r>
       <w:r>
         <w:rPr>
           <w:b/>
           <w:bCs/>
         </w:rPr>
-        <w:t xml:space="preserve">Sampling frame.</w:t>
-      </w:r>
-      <w:r>
-        <w:t xml:space="preserve"> </w:t>
-      </w:r>
-      <w:r>
-        <w:t xml:space="preserve">GTDB release R207 [11,12] is the primary sampling frame for the real-genome benchmarks; all GTDB-R207 comparisons use dnadiff/ANIm (MUMmer 3.23, 1-to-1) as truth. CAMI2 (strain-madness and marine short-read campaigns, with source genomes and per-read ground truth) is the sampling frame for the MAG benchmark.</w:t>
-      </w:r>
-    </w:p>
-    <w:p>
-      <w:pPr>
-        <w:pStyle w:val="BodyText"/>
-      </w:pPr>
+        <w:t xml:space="preserve">band-holdout</w:t>
+      </w:r>
+      <w:r>
+        <w:t xml:space="preserve">: each ANI band (80–85, 85–90, 90–95, 95–99) is</w:t>
+      </w:r>
+      <w:r>
+        <w:t xml:space="preserve"> </w:t>
+      </w:r>
+      <w:r>
+        <w:t xml:space="preserve">predicted by a model trained on the other three only. Calibrated output is a</w:t>
+      </w:r>
+      <w:r>
+        <w:t xml:space="preserve"> </w:t>
+      </w:r>
+      <w:r>
+        <w:t xml:space="preserve">separate column (</w:t>
+      </w:r>
+      <w:r>
+        <w:rPr>
+          <w:rStyle w:val="VerbatimChar"/>
+        </w:rPr>
+        <w:t xml:space="preserve">--calibrate</w:t>
+      </w:r>
+      <w:r>
+        <w:t xml:space="preserve">) and is omitted on</w:t>
+      </w:r>
+      <w:r>
+        <w:t xml:space="preserve"> </w:t>
+      </w:r>
+      <w:r>
+        <w:rPr>
+          <w:rStyle w:val="VerbatimChar"/>
+        </w:rPr>
+        <w:t xml:space="preserve">BELOW_DETECTION</w:t>
+      </w:r>
+      <w:r>
+        <w:t xml:space="preserve"> </w:t>
+      </w:r>
+      <w:r>
+        <w:t xml:space="preserve">pairs rather</w:t>
+      </w:r>
+      <w:r>
+        <w:t xml:space="preserve"> </w:t>
+      </w:r>
+      <w:r>
+        <w:t xml:space="preserve">than extrapolated. Benchmark</w:t>
+      </w:r>
+      <w:r>
+        <w:t xml:space="preserve"> </w:t>
+      </w:r>
       <w:r>
         <w:rPr>
           <w:b/>
           <w:bCs/>
         </w:rPr>
-        <w:t xml:space="preserve">Simulated datasets (exact truth by construction).</w:t>
-      </w:r>
-      <w:r>
-        <w:t xml:space="preserve"> </w:t>
-      </w:r>
-      <w:r>
-        <w:t xml:space="preserve">Seven families, all evolved from</w:t>
+        <w:t xml:space="preserve">v6</w:t>
+      </w:r>
+      <w:r>
+        <w:t xml:space="preserve"> </w:t>
+      </w:r>
+      <w:r>
+        <w:t xml:space="preserve">uses the same protocol and feature-selection</w:t>
+      </w:r>
+      <w:r>
+        <w:t xml:space="preserve"> </w:t>
+      </w:r>
+      <w:r>
+        <w:t xml:space="preserve">rule after adding 1,614 usable pairs from the high-ANI training split (2,520 +</w:t>
+      </w:r>
+      <w:r>
+        <w:t xml:space="preserve"> </w:t>
+      </w:r>
+      <w:r>
+        <w:t xml:space="preserve">1,614 = 4,134 training rows). High-ANI candidates excluded all v5-training and</w:t>
+      </w:r>
+      <w:r>
+        <w:t xml:space="preserve"> </w:t>
+      </w:r>
+      <w:r>
+        <w:t xml:space="preserve">43,334-holdout genomes bidirectionally; genome-level assignment dropped mixed</w:t>
+      </w:r>
+      <w:r>
+        <w:t xml:space="preserve"> </w:t>
+      </w:r>
+      <w:r>
+        <w:t xml:space="preserve">train/test pairs. Thus the v6-heldout and high-ANI test evaluations contain no</w:t>
+      </w:r>
+      <w:r>
+        <w:t xml:space="preserve"> </w:t>
+      </w:r>
+      <w:r>
+        <w:t xml:space="preserve">genome in either training source. Learning-curve, feature-expansion,</w:t>
+      </w:r>
+      <w:r>
+        <w:t xml:space="preserve"> </w:t>
+      </w:r>
+      <w:r>
+        <w:t xml:space="preserve">model-comparison and exact v5/v6 provenance are in Supplementary Notes 2 and 6</w:t>
+      </w:r>
+      <w:r>
+        <w:t xml:space="preserve"> </w:t>
+      </w:r>
+      <w:r>
+        <w:t xml:space="preserve">and</w:t>
+      </w:r>
+      <w:r>
+        <w:t xml:space="preserve"> </w:t>
+      </w:r>
+      <w:r>
+        <w:rPr>
+          <w:rStyle w:val="VerbatimChar"/>
+        </w:rPr>
+        <w:t xml:space="preserve">results/gtdb50k/CALIBRATION_PROVENANCE.md</w:t>
+      </w:r>
+      <w:r>
+        <w:t xml:space="preserve">.</w:t>
+      </w:r>
+    </w:p>
+    <w:bookmarkEnd w:id="34"/>
+    <w:bookmarkStart w:id="35" w:name="Xd3b37ce8f62a83dd9d52f682daa388ffbd3bd4e"/>
+    <w:p>
+      <w:pPr>
+        <w:pStyle w:val="Heading3"/>
+      </w:pPr>
+      <w:r>
+        <w:t xml:space="preserve">The spatial-model negative result (identifiability analysis)</w:t>
+      </w:r>
+    </w:p>
+    <w:p>
+      <w:pPr>
+        <w:pStyle w:val="FirstParagraph"/>
+      </w:pPr>
+      <w:r>
+        <w:t xml:space="preserve">A mechanistic spatial-rate model was also evaluated as an alternative to</w:t>
+      </w:r>
+      <w:r>
+        <w:t xml:space="preserve"> </w:t>
+      </w:r>
+      <w:r>
+        <w:t xml:space="preserve">post-hoc calibration. The raw estimator is already at its identifiability floor</w:t>
+      </w:r>
+      <w:r>
+        <w:t xml:space="preserve"> </w:t>
+      </w:r>
+      <w:r>
+        <w:t xml:space="preserve">at 4-enzyme tag density: in-chain distribution-family changes can fix at most</w:t>
+      </w:r>
+      <w:r>
+        <w:t xml:space="preserve"> </w:t>
+      </w:r>
+      <w:r>
+        <w:t xml:space="preserve">~0.1–0.2 ANI points, and the divergence of the unchained fraction is not</w:t>
+      </w:r>
+      <w:r>
+        <w:t xml:space="preserve"> </w:t>
+      </w:r>
+      <w:r>
+        <w:t xml:space="preserve">identifiable from tag data. No candidate spatial model (AF-weighted mixtures,</w:t>
+      </w:r>
+      <w:r>
+        <w:t xml:space="preserve"> </w:t>
+      </w:r>
+      <w:r>
+        <w:t xml:space="preserve">discrete mixtures, ascertainment-aware tilts, capped NPMLE, model averaging)</w:t>
+      </w:r>
+      <w:r>
+        <w:t xml:space="preserve"> </w:t>
+      </w:r>
+      <w:r>
+        <w:t xml:space="preserve">beats the gated baseline while preserving exact-truth simulation gates. The full</w:t>
+      </w:r>
+      <w:r>
+        <w:t xml:space="preserve"> </w:t>
+      </w:r>
+      <w:r>
+        <w:t xml:space="preserve">negative result is reported in Supplementary Note 5.</w:t>
+      </w:r>
+    </w:p>
+    <w:bookmarkEnd w:id="35"/>
+    <w:bookmarkStart w:id="36" w:name="within-species-catalog-censuses"/>
+    <w:p>
+      <w:pPr>
+        <w:pStyle w:val="Heading3"/>
+      </w:pPr>
+      <w:r>
+        <w:t xml:space="preserve">Within-species catalog censuses</w:t>
+      </w:r>
+    </w:p>
+    <w:p>
+      <w:pPr>
+        <w:pStyle w:val="FirstParagraph"/>
+      </w:pPr>
+      <w:r>
+        <w:t xml:space="preserve">The HROM, OAPGC and GTDB censuses are anchor-derived hybrid censuses, not end-to-end Syn2bANI runs. Structural features and breakpoint counts were produced by the companion Syn2b structural channel (same four-enzyme anchor definition); ANI was computed independently by skani 0.3.2; layers were joined only on canonical unordered genome pairs. For HROM and OAPGC, species clusters with at least two non-empty four-enzyme digests were split into 500- or 250-genome blocks, respectively, and block-pair tasks were run with the Syn2b structural channel. Each task retained only pairs owned by that block pair, so tasks partition the unique unordered pairs exactly. Rows were canonicalized, globally deduplicated and checked against</w:t>
+      </w:r>
+      <w:r>
+        <w:t xml:space="preserve"> </w:t>
+      </w:r>
+      <w:r>
+        <w:rPr>
+          <w:rStyle w:val="VerbatimChar"/>
+        </w:rPr>
+        <w:t xml:space="preserve">C(n,2)</w:t>
+      </w:r>
+      <w:r>
+        <w:t xml:space="preserve"> </w:t>
+      </w:r>
+      <w:r>
+        <w:t xml:space="preserve">for every species. HROM genome headers consisted of contig identifiers and were prefixed with the HROM genome accession before digestion. ANI was computed within each species by skani 0.3.2 triangle and joined to structural pairs on the canonical unordered genome key. HROM contributed 62,872,901 unique pairs, all with matched ANI; OAPGC contributed 30,559,312 informative pairs after excluding 935 pairs with missing breakpoint values.</w:t>
+      </w:r>
+    </w:p>
+    <w:p>
+      <w:pPr>
+        <w:pStyle w:val="BodyText"/>
+      </w:pPr>
+      <w:r>
+        <w:t xml:space="preserve">The HROM mode analysis used pairs with at least 250 shared tags and observable fraction at least 0.50. Within each species with at least 200 qualifying pairs, the top 5% of pairs by skani ANI (most sequence-similar) and by the structural similarity score (most architecture-similar) were selected. Species enrichment in each top set was tested by a one-sided hypergeometric test against the species-specific fraction of all qualifying pairs; Benjamini–Hochberg q &lt; 0.05 was required. A structural-similarity-enriched species therefore has many pairs that rank highly by architecture despite relatively lower ANI, whereas an ANI-similarity-enriched species has many pairs that rank highly by sequence despite structural differences. CheckM completeness, contamination and N50 were converted to pair-level conservative summaries (minimum completeness and N50, maximum contamination) for sensitivity analyses.</w:t>
+      </w:r>
+      <w:r>
+        <w:t xml:space="preserve"> </w:t>
+      </w:r>
+      <w:r>
+        <w:t xml:space="preserve">Reported HROM category fractions were additionally resampled at the species level (2,000 replicates). This interval treats tested species as the resampling unit; it does not model correlations among pairs within a species, shared ancestry or assembly-quality correlation, all of which are retained as limitations.</w:t>
+      </w:r>
+    </w:p>
+    <w:p>
+      <w:pPr>
+        <w:pStyle w:val="BodyText"/>
+      </w:pPr>
+      <w:r>
+        <w:t xml:space="preserve">For OAPGC, genomes with public oral or airway labels were classified as oral-airway or within-habitat (oral-oral or airway-airway). A species entered the site test only with at least 30 oral-airway pairs, at least 30 within-habitat pairs and at least 100 total pairs. Sequence distance was</w:t>
+      </w:r>
+      <w:r>
+        <w:t xml:space="preserve"> </w:t>
+      </w:r>
+      <w:r>
+        <w:rPr>
+          <w:rStyle w:val="VerbatimChar"/>
+        </w:rPr>
+        <w:t xml:space="preserve">100 − skani ANI</w:t>
+      </w:r>
+      <w:r>
+        <w:t xml:space="preserve"> </w:t>
+      </w:r>
+      <w:r>
+        <w:t xml:space="preserve">and is an ANI-derived approximation rather than a base-level SNP count; the structural axis was the breakpoint count and the binary indicator for at least two breakpoints. Within each species, two-sided Mann–Whitney AUC tests compared oral-airway with within-habitat sequence distance and breakpoints, and Fisher’s exact test compared the binary breakpoint indicator. P values from each metric were corrected across species by Benjamini–Hochberg. Sensitivity analyses restricted pairs to minimum N50 ≥ 10 kb or ≥100 kb. Species-level bootstrap intervals resampled the 200 tested species 2,000 times; this quantifies species-composition uncertainty but does not remove within-species pair dependence or shared ancestry. The recent-strain analysis (ANI ≥ 99.9%) was reported only as a power audit and not used for biological inference.</w:t>
+      </w:r>
+    </w:p>
+    <w:p>
+      <w:pPr>
+        <w:pStyle w:val="BodyText"/>
+      </w:pPr>
+      <w:r>
+        <w:t xml:space="preserve">For GTDB-R207, block-pair structural tasks were followed by per-species skani triangles for the four largest clusters and a chunked skani completion pass for all remaining clusters. Structural and ANI rows were canonicalized on unordered accession pairs, globally sorted and deduplicated. A species-level joint table required exact coverage of</w:t>
+      </w:r>
+      <w:r>
+        <w:t xml:space="preserve"> </w:t>
+      </w:r>
+      <w:r>
+        <w:rPr>
+          <w:rStyle w:val="VerbatimChar"/>
+        </w:rPr>
+        <w:t xml:space="preserve">C(n,2)</w:t>
+      </w:r>
+      <w:r>
+        <w:t xml:space="preserve"> </w:t>
+      </w:r>
+      <w:r>
+        <w:t xml:space="preserve">within the effective scope; rows were classified as complete, structural-partial, ANI-partial or partial, and zero-genome taxonomy placeholders were excluded. Quality sensitivity used pair-wise conservative summaries (minimum completeness and N50, maximum contamination) and reported both all-reported and breakpoint-informative denominators. Species-level ANI–SV summaries were restricted to at least 100 expected pairs for distributional summaries.</w:t>
+      </w:r>
+      <w:r>
+        <w:t xml:space="preserve"> </w:t>
+      </w:r>
+      <w:r>
+        <w:t xml:space="preserve">The sorted ANI merge audit initially reported</w:t>
+      </w:r>
+      <w:r>
+        <w:t xml:space="preserve"> </w:t>
+      </w:r>
+      <w:r>
+        <w:rPr>
+          <w:rStyle w:val="VerbatimChar"/>
+        </w:rPr>
+        <w:t xml:space="preserve">header_ok: false</w:t>
+      </w:r>
+      <w:r>
+        <w:t xml:space="preserve"> </w:t>
+      </w:r>
+      <w:r>
+        <w:t xml:space="preserve">because lowercase schema keys sort after uppercase accession keys under C-locale ordering; the substantive audit found no duplicate, self, cross-species, invalid or unknown-genome rows (</w:t>
+      </w:r>
+      <w:r>
+        <w:rPr>
+          <w:rStyle w:val="VerbatimChar"/>
+        </w:rPr>
+        <w:t xml:space="preserve">results/census/gtdb/GTDB_ANI_MERGE_QC_NOTES.md</w:t>
+      </w:r>
+      <w:r>
+        <w:t xml:space="preserve">). No census significance interval was assigned to the catalog-scale GTDB point estimates; the catalogue is treated as a large observational scope with explicit quality and coverage sensitivity rather than as an independent random sample.</w:t>
+      </w:r>
+    </w:p>
+    <w:bookmarkEnd w:id="36"/>
+    <w:bookmarkStart w:id="37" w:name="structural-variant-calling"/>
+    <w:p>
+      <w:pPr>
+        <w:pStyle w:val="Heading3"/>
+      </w:pPr>
+      <w:r>
+        <w:t xml:space="preserve">Structural-variant calling</w:t>
+      </w:r>
+    </w:p>
+    <w:p>
+      <w:pPr>
+        <w:pStyle w:val="FirstParagraph"/>
+      </w:pPr>
+      <w:r>
+        <w:t xml:space="preserve">The</w:t>
+      </w:r>
+      <w:r>
+        <w:t xml:space="preserve"> </w:t>
+      </w:r>
+      <w:r>
+        <w:rPr>
+          <w:rStyle w:val="VerbatimChar"/>
+        </w:rPr>
+        <w:t xml:space="preserve">struct</w:t>
+      </w:r>
+      <w:r>
+        <w:t xml:space="preserve"> </w:t>
+      </w:r>
+      <w:r>
+        <w:t xml:space="preserve">subcommand consumes the chains and anchors of a pairwise comparison. Inversions are orientation flips between consecutive chains; indels are coordinate gaps between consecutive chains exceeding</w:t>
+      </w:r>
+      <w:r>
+        <w:t xml:space="preserve"> </w:t>
+      </w:r>
+      <w:r>
+        <w:rPr>
+          <w:rStyle w:val="VerbatimChar"/>
+        </w:rPr>
+        <w:t xml:space="preserve">indel_min</w:t>
+      </w:r>
+      <w:r>
+        <w:t xml:space="preserve"> </w:t>
+      </w:r>
+      <w:r>
+        <w:t xml:space="preserve">(default 1 kb), with a guard requiring that no third chain anchors inside the spanned reference interval (without it, a small relocated block sandwiched between collinear chains is misreported as a deletion sized by the reference jump — observed as spurious 42–961 kb calls before the guard); translocations are chains violating global reference order. Resolution is limited by tag spacing and by unphaseable repeats at junctions (observed endpoint offset ≤ 5.5 kb on the 779 kb W3110 inversion); events whose flanking chains have &lt; 4 anchors are not called, and equal-length homologous replacements that keep tags phased are invisible by design. For circular chromosomes,</w:t>
+      </w:r>
+      <w:r>
+        <w:t xml:space="preserve"> </w:t>
+      </w:r>
+      <w:r>
+        <w:rPr>
+          <w:rStyle w:val="VerbatimChar"/>
+        </w:rPr>
+        <w:t xml:space="preserve">syn2bani struct --circular &lt;ref_name&gt;</w:t>
+      </w:r>
+      <w:r>
+        <w:t xml:space="preserve"> </w:t>
+      </w:r>
+      <w:r>
+        <w:t xml:space="preserve">marks the reference as circular; genome-spanning calls that exceed</w:t>
+      </w:r>
+      <w:r>
+        <w:t xml:space="preserve"> </w:t>
+      </w:r>
+      <w:r>
+        <w:rPr>
+          <w:rStyle w:val="VerbatimChar"/>
+        </w:rPr>
+        <w:t xml:space="preserve">--artifact-threshold</w:t>
+      </w:r>
+      <w:r>
+        <w:t xml:space="preserve"> </w:t>
+      </w:r>
+      <w:r>
+        <w:t xml:space="preserve">(default 50% of the reference length) are reported but flagged as likely circular-origin coordinate artifacts rather than biological rearrangements. This filter is opt-in and off by default, so it applies to the</w:t>
+      </w:r>
+      <w:r>
+        <w:t xml:space="preserve"> </w:t>
+      </w:r>
+      <w:r>
+        <w:rPr>
+          <w:i/>
+          <w:iCs/>
+        </w:rPr>
+        <w:t xml:space="preserve">H. pylori</w:t>
+      </w:r>
+      <w:r>
+        <w:t xml:space="preserve"> </w:t>
+      </w:r>
+      <w:r>
+        <w:t xml:space="preserve">cagPAI cohort, where it was passed explicitly, and not to any other analysis in this paper: the GTDB-R207,</w:t>
       </w:r>
       <w:r>
         <w:t xml:space="preserve"> </w:t>
@@ -2605,39 +3547,455 @@
         <w:t xml:space="preserve"> </w:t>
       </w:r>
       <w:r>
-        <w:t xml:space="preserve">K-12 MG1655 except the GC ladders: (i) the</w:t>
-      </w:r>
-      <w:r>
-        <w:t xml:space="preserve"> </w:t>
-      </w:r>
+        <w:t xml:space="preserve">O157:H7 and</w:t>
+      </w:r>
+      <w:r>
+        <w:t xml:space="preserve"> </w:t>
+      </w:r>
+      <w:r>
+        <w:rPr>
+          <w:i/>
+          <w:iCs/>
+        </w:rPr>
+        <w:t xml:space="preserve">S. aureus</w:t>
+      </w:r>
+      <w:r>
+        <w:t xml:space="preserve"> </w:t>
+      </w:r>
+      <w:r>
+        <w:t xml:space="preserve">runs were made without it. Without the flag,</w:t>
+      </w:r>
+      <w:r>
+        <w:t xml:space="preserve"> </w:t>
+      </w:r>
+      <w:r>
+        <w:rPr>
+          <w:rStyle w:val="VerbatimChar"/>
+        </w:rPr>
+        <w:t xml:space="preserve">struct</w:t>
+      </w:r>
+      <w:r>
+        <w:t xml:space="preserve"> </w:t>
+      </w:r>
+      <w:r>
+        <w:t xml:space="preserve">still warns on stderr when calls span most of a contig.</w:t>
+      </w:r>
+      <w:r>
+        <w:t xml:space="preserve"> </w:t>
+      </w:r>
+      <w:r>
+        <w:rPr>
+          <w:rStyle w:val="VerbatimChar"/>
+        </w:rPr>
+        <w:t xml:space="preserve">breakpoint_count</w:t>
+      </w:r>
+      <w:r>
+        <w:t xml:space="preserve"> </w:t>
+      </w:r>
+      <w:r>
+        <w:t xml:space="preserve">is unaffected either way, because a rotation is not a reference-order violation between blocks. Validation against dnadiff used span-based one-to-many matching because dnadiff fragments large accessory regions into many small events while Syn2bANI calls each junction once.</w:t>
+      </w:r>
+    </w:p>
+    <w:p>
+      <w:pPr>
+        <w:pStyle w:val="BodyText"/>
+      </w:pPr>
+      <w:r>
+        <w:t xml:space="preserve">Three structural metrics are exported for every pair.</w:t>
+      </w:r>
+      <w:r>
+        <w:t xml:space="preserve"> </w:t>
+      </w:r>
+      <w:r>
+        <w:rPr>
+          <w:rStyle w:val="VerbatimChar"/>
+        </w:rPr>
+        <w:t xml:space="preserve">synteny_blocks</w:t>
+      </w:r>
+      <w:r>
+        <w:t xml:space="preserve"> </w:t>
+      </w:r>
+      <w:r>
+        <w:t xml:space="preserve">is the number of collinear chains.</w:t>
+      </w:r>
+      <w:r>
+        <w:t xml:space="preserve"> </w:t>
+      </w:r>
+      <w:r>
+        <w:rPr>
+          <w:rStyle w:val="VerbatimChar"/>
+        </w:rPr>
+        <w:t xml:space="preserve">breakpoint_count</w:t>
+      </w:r>
+      <w:r>
+        <w:t xml:space="preserve"> </w:t>
+      </w:r>
+      <w:r>
+        <w:t xml:space="preserve">is the primary</w:t>
+      </w:r>
+      <w:r>
+        <w:t xml:space="preserve"> </w:t>
+      </w:r>
+      <w:r>
+        <w:rPr>
+          <w:i/>
+          <w:iCs/>
+        </w:rPr>
+        <w:t xml:space="preserve">count-based</w:t>
+      </w:r>
+      <w:r>
+        <w:t xml:space="preserve"> </w:t>
+      </w:r>
+      <w:r>
+        <w:t xml:space="preserve">rearrangement statistic and is computed over blocks, not anchors. Chains are first reduced to a one-to-one</w:t>
+      </w:r>
+      <w:r>
+        <w:t xml:space="preserve"> </w:t>
+      </w:r>
+      <w:r>
+        <w:rPr>
+          <w:i/>
+          <w:iCs/>
+        </w:rPr>
+        <w:t xml:space="preserve">primary</w:t>
+      </w:r>
+      <w:r>
+        <w:t xml:space="preserve"> </w:t>
+      </w:r>
+      <w:r>
+        <w:t xml:space="preserve">set: taken longest first, a chain is kept only if neither its query span nor its reference span is more than half covered by a chain already kept, which excludes the paralogous chains (prophage families, IS copies) that interleave with the diagonal along the query. Each kept chain becomes one block with a query interval, a reference interval and an orientation. Two blocks consecutive along the query are conserved when they lie on the same reference contig in the same orientation and the reference places them consecutively in the query’s orientation; otherwise the transition is a breakpoint, but only if the reference in fact has a block where the query expects one — a reference contig end or contig break is an absence of evidence, not a rearrangement, and neither is a query contig break. A chain break that leaves its neighbour reference-consecutive (a large indel, a divergent stretch, a</w:t>
+      </w:r>
+      <w:r>
+        <w:t xml:space="preserve"> </w:t>
+      </w:r>
+      <w:r>
+        <w:rPr>
+          <w:rStyle w:val="VerbatimChar"/>
+        </w:rPr>
+        <w:t xml:space="preserve">max_gap</w:t>
+      </w:r>
+      <w:r>
+        <w:t xml:space="preserve"> </w:t>
+      </w:r>
+      <w:r>
+        <w:t xml:space="preserve">split) is therefore not counted. The statistic is validated by construction rather than by correlation:</w:t>
+      </w:r>
+      <w:r>
+        <w:t xml:space="preserve"> </w:t>
+      </w:r>
+      <w:r>
+        <w:rPr>
+          <w:rStyle w:val="VerbatimChar"/>
+        </w:rPr>
+        <w:t xml:space="preserve">analysis/breakpoint_ladder.py</w:t>
+      </w:r>
+      <w:r>
+        <w:t xml:space="preserve"> </w:t>
+      </w:r>
+      <w:r>
+        <w:t xml:space="preserve">edits one genome in place and asserts the expected count for each edit (2 per inversion, 3 per translocation, 0 for indels and substitutions, 0 for self-comparisons, rotations and re-fragmentations), and it is the regression test for the two inflations described in Results. The fragmentation-invariant length-weighted counterpart,</w:t>
+      </w:r>
+      <w:r>
+        <w:t xml:space="preserve"> </w:t>
+      </w:r>
+      <w:r>
+        <w:rPr>
+          <w:rStyle w:val="VerbatimChar"/>
+        </w:rPr>
+        <w:t xml:space="preserve">raw_inverted_fraction</w:t>
+      </w:r>
+      <w:r>
+        <w:t xml:space="preserve">, is not a Syn2bANI output and is computed by the companion Syn2b tool (Code availability).</w:t>
+      </w:r>
+      <w:r>
+        <w:t xml:space="preserve"> </w:t>
+      </w:r>
+      <w:r>
+        <w:rPr>
+          <w:rStyle w:val="VerbatimChar"/>
+        </w:rPr>
+        <w:t xml:space="preserve">anchor_adjacency</w:t>
+      </w:r>
+      <w:r>
+        <w:t xml:space="preserve"> </w:t>
+      </w:r>
+      <w:r>
+        <w:t xml:space="preserve">is the fraction of possible adjacent anchor pairs (within chained query contigs) that remain collinear neighbors inside a chain; it is an anchor-adjacency conservation metric, not a base-pair coverage metric.</w:t>
+      </w:r>
+      <w:r>
+        <w:t xml:space="preserve"> </w:t>
+      </w:r>
+      <w:r>
+        <w:rPr>
+          <w:rStyle w:val="VerbatimChar"/>
+        </w:rPr>
+        <w:t xml:space="preserve">af_query</w:t>
+      </w:r>
+      <w:r>
+        <w:t xml:space="preserve"> </w:t>
+      </w:r>
+      <w:r>
+        <w:t xml:space="preserve">is the fraction of query bases covered by chained anchors (base-pair aligned fraction) and is the quantity that corresponds to alignment-based synteny/coverage scores.</w:t>
+      </w:r>
+      <w:r>
+        <w:t xml:space="preserve"> </w:t>
+      </w:r>
+      <w:r>
+        <w:rPr>
+          <w:rStyle w:val="VerbatimChar"/>
+        </w:rPr>
+        <w:t xml:space="preserve">af_reference</w:t>
+      </w:r>
+      <w:r>
+        <w:t xml:space="preserve"> </w:t>
+      </w:r>
+      <w:r>
+        <w:t xml:space="preserve">is the reference-side analogue.</w:t>
+      </w:r>
+    </w:p>
+    <w:p>
+      <w:pPr>
+        <w:pStyle w:val="BodyText"/>
+      </w:pPr>
+      <w:r>
+        <w:t xml:space="preserve">The reason</w:t>
+      </w:r>
+      <w:r>
+        <w:t xml:space="preserve"> </w:t>
+      </w:r>
+      <w:r>
+        <w:rPr>
+          <w:rStyle w:val="VerbatimChar"/>
+        </w:rPr>
+        <w:t xml:space="preserve">anchor_adjacency</w:t>
+      </w:r>
+      <w:r>
+        <w:t xml:space="preserve"> </w:t>
+      </w:r>
+      <w:r>
+        <w:t xml:space="preserve">is only weakly correlated with alignment-based synteny scores is that the two quantities measure structurally different things.</w:t>
+      </w:r>
+      <w:r>
+        <w:t xml:space="preserve"> </w:t>
+      </w:r>
+      <w:r>
+        <w:rPr>
+          <w:rStyle w:val="VerbatimChar"/>
+        </w:rPr>
+        <w:t xml:space="preserve">anchor_adjacency</w:t>
+      </w:r>
+      <w:r>
+        <w:t xml:space="preserve"> </w:t>
+      </w:r>
+      <w:r>
+        <w:t xml:space="preserve">is a combinatorial count over the fixed, sparse set of in-silico restriction anchors: a value of 1.0 means every pair of anchors that are neighbors on a query contig are also neighbors inside a collinear chain, and lower values record how often local anchor order is interrupted by inversions, indels, or translocations. Because the anchors are spaced at kilobase-scale intervals across the genome, a single large rearrangement that happens to fall between two adjacent anchors leaves</w:t>
+      </w:r>
+      <w:r>
+        <w:t xml:space="preserve"> </w:t>
+      </w:r>
+      <w:r>
+        <w:rPr>
+          <w:rStyle w:val="VerbatimChar"/>
+        </w:rPr>
+        <w:t xml:space="preserve">anchor_adjacency</w:t>
+      </w:r>
+      <w:r>
+        <w:t xml:space="preserve"> </w:t>
+      </w:r>
+      <w:r>
+        <w:t xml:space="preserve">unchanged, while a small inversion that reorders only a few anchors can reduce it sharply even when the majority of base pairs are still alignable. Conversely,</w:t>
+      </w:r>
+      <w:r>
+        <w:t xml:space="preserve"> </w:t>
+      </w:r>
+      <w:r>
+        <w:rPr>
+          <w:rStyle w:val="VerbatimChar"/>
+        </w:rPr>
+        <w:t xml:space="preserve">af_query</w:t>
+      </w:r>
+      <w:r>
+        <w:t xml:space="preserve"> </w:t>
+      </w:r>
+      <w:r>
+        <w:t xml:space="preserve">and</w:t>
+      </w:r>
+      <w:r>
+        <w:t xml:space="preserve"> </w:t>
+      </w:r>
+      <w:r>
+        <w:rPr>
+          <w:rStyle w:val="VerbatimChar"/>
+        </w:rPr>
+        <w:t xml:space="preserve">breakpoint_count</w:t>
+      </w:r>
+      <w:r>
+        <w:t xml:space="preserve"> </w:t>
+      </w:r>
+      <w:r>
+        <w:t xml:space="preserve">report base-pair coverage and rearrangement counts, respectively, so</w:t>
+      </w:r>
+      <w:r>
+        <w:t xml:space="preserve"> </w:t>
+      </w:r>
+      <w:r>
+        <w:rPr>
+          <w:rStyle w:val="VerbatimChar"/>
+        </w:rPr>
+        <w:t xml:space="preserve">af_query</w:t>
+      </w:r>
+      <w:r>
+        <w:t xml:space="preserve"> </w:t>
+      </w:r>
+      <w:r>
+        <w:t xml:space="preserve">aligns with dnadiff/minimap2 coverage metrics and</w:t>
+      </w:r>
+      <w:r>
+        <w:t xml:space="preserve"> </w:t>
+      </w:r>
+      <w:r>
+        <w:rPr>
+          <w:rStyle w:val="VerbatimChar"/>
+        </w:rPr>
+        <w:t xml:space="preserve">breakpoint_count</w:t>
+      </w:r>
+      <w:r>
+        <w:t xml:space="preserve"> </w:t>
+      </w:r>
+      <w:r>
+        <w:t xml:space="preserve">aligns with alignment-based breakpoint counts. Treating</w:t>
+      </w:r>
+      <w:r>
+        <w:t xml:space="preserve"> </w:t>
+      </w:r>
+      <w:r>
+        <w:rPr>
+          <w:rStyle w:val="VerbatimChar"/>
+        </w:rPr>
+        <w:t xml:space="preserve">anchor_adjacency</w:t>
+      </w:r>
+      <w:r>
+        <w:t xml:space="preserve"> </w:t>
+      </w:r>
+      <w:r>
+        <w:t xml:space="preserve">as a separate anchor-order statistic rather than as a proxy for base-pair synteny is therefore deliberate: it captures the fine-scale collinearity of the anchor map, which is invisible to an ANI scalar and only partially correlated with alignment-based coverage.</w:t>
+      </w:r>
+    </w:p>
+    <w:bookmarkEnd w:id="37"/>
+    <w:bookmarkStart w:id="38" w:name="simulation-framework-with-exact-truth"/>
+    <w:p>
+      <w:pPr>
+        <w:pStyle w:val="Heading3"/>
+      </w:pPr>
+      <w:r>
+        <w:t xml:space="preserve">Simulation framework with exact truth</w:t>
+      </w:r>
+    </w:p>
+    <w:p>
+      <w:pPr>
+        <w:pStyle w:val="FirstParagraph"/>
+      </w:pPr>
+      <w:r>
+        <w:t xml:space="preserve">All exact-truth simulators evolve sequence from a public reference (</w:t>
+      </w:r>
+      <w:r>
+        <w:rPr>
+          <w:i/>
+          <w:iCs/>
+        </w:rPr>
+        <w:t xml:space="preserve">E. coli</w:t>
+      </w:r>
+      <w:r>
+        <w:t xml:space="preserve"> </w:t>
+      </w:r>
+      <w:r>
+        <w:t xml:space="preserve">K-12 MG1655, ENA U00096.3, 4,641,652 bp) by applying a counted number of substitutions, so true ANI = 1 − n_subs/L exactly. Families: an ANI ladder (12 levels, 85–99.9%, each with a 400 kb inversion, with and without ~46 deletions of 200–2,000 bp); an indel sweep (true ANI 95.000; 0–4 deletions/100 kb); fragmentation (20–201 contigs, no sequence lost, ~50% reverse-complemented, order shuffled); accessory confounds (core ANI 95.000; 0–50% of the genome replaced by composition-preserving shuffled blocks, plus a block-count control at fixed total fraction); mosaic/rate-heterogeneity cases (per-block rates ~ Gamma(α, α), α = 0.5/1/2, mean ANI 90–98, plus deliberately misspecified bimodal cases); and GC coverage (ladders on five real template genomes, GC 27.2–72.1%). Deletions do not change true ANI (counted substitutions over reference length), so the deleted fraction doubles as AF ground truth. Substitutions are uniform over the three alternative bases with no GC-biased mutation model, transition/transversion ratio, codon structure, or selection — a deliberate simplification justified by the finding that GC does not explain the real-data degradation and that site turnover emerges from uniform substitution on a real genome without any special mechanism. Enzyme digestion is never simulated; the released binary extracts tags itself.</w:t>
+      </w:r>
+    </w:p>
+    <w:bookmarkEnd w:id="38"/>
+    <w:bookmarkStart w:id="39" w:name="benchmark-datasets-truth-and-tools"/>
+    <w:p>
+      <w:pPr>
+        <w:pStyle w:val="Heading3"/>
+      </w:pPr>
+      <w:r>
+        <w:t xml:space="preserve">Benchmark datasets, truth, and tools</w:t>
+      </w:r>
+    </w:p>
+    <w:p>
+      <w:pPr>
+        <w:pStyle w:val="FirstParagraph"/>
+      </w:pPr>
+      <w:r>
+        <w:t xml:space="preserve">All datasets, their ground truth, and the analyses they support are summarized in Table 3. The simulation-generation framework is described under</w:t>
+      </w:r>
+      <w:r>
+        <w:t xml:space="preserve"> </w:t>
+      </w:r>
+      <w:r>
+        <w:rPr>
+          <w:i/>
+          <w:iCs/>
+        </w:rPr>
+        <w:t xml:space="preserve">Simulation framework with exact truth</w:t>
+      </w:r>
+      <w:r>
+        <w:t xml:space="preserve"> </w:t>
+      </w:r>
+      <w:r>
+        <w:t xml:space="preserve">above.</w:t>
+      </w:r>
+    </w:p>
+    <w:p>
+      <w:pPr>
+        <w:pStyle w:val="BodyText"/>
+      </w:pPr>
       <w:r>
         <w:rPr>
           <w:b/>
           <w:bCs/>
         </w:rPr>
-        <w:t xml:space="preserve">ANI ladder</w:t>
-      </w:r>
-      <w:r>
-        <w:t xml:space="preserve"> </w:t>
-      </w:r>
-      <w:r>
-        <w:t xml:space="preserve">— 12 levels, 85–99.9%, each genome carrying a 400 kb inversion, generated with and without ~46 deletions of 200–2,000 bp; (ii) the</w:t>
-      </w:r>
-      <w:r>
-        <w:t xml:space="preserve"> </w:t>
-      </w:r>
+        <w:t xml:space="preserve">Sampling frame.</w:t>
+      </w:r>
+      <w:r>
+        <w:t xml:space="preserve"> </w:t>
+      </w:r>
+      <w:r>
+        <w:t xml:space="preserve">GTDB release R207 [11,12] is the primary sampling frame for the real-genome benchmarks; all GTDB-R207 comparisons use dnadiff/ANIm (MUMmer 3.23, 1-to-1) as truth. CAMI2 (strain-madness and marine short-read campaigns, with source genomes and per-read ground truth) is the sampling frame for the MAG benchmark.</w:t>
+      </w:r>
+    </w:p>
+    <w:p>
+      <w:pPr>
+        <w:pStyle w:val="BodyText"/>
+      </w:pPr>
       <w:r>
         <w:rPr>
           <w:b/>
           <w:bCs/>
         </w:rPr>
-        <w:t xml:space="preserve">indel sweep</w:t>
-      </w:r>
-      <w:r>
-        <w:t xml:space="preserve"> </w:t>
-      </w:r>
-      <w:r>
-        <w:t xml:space="preserve">— ANI 95.000, 0–4 deletions per 100 kb; (iii) the</w:t>
+        <w:t xml:space="preserve">Simulated datasets (exact truth by construction).</w:t>
+      </w:r>
+      <w:r>
+        <w:t xml:space="preserve"> </w:t>
+      </w:r>
+      <w:r>
+        <w:t xml:space="preserve">Seven families, all evolved from</w:t>
+      </w:r>
+      <w:r>
+        <w:t xml:space="preserve"> </w:t>
+      </w:r>
+      <w:r>
+        <w:rPr>
+          <w:i/>
+          <w:iCs/>
+        </w:rPr>
+        <w:t xml:space="preserve">E. coli</w:t>
+      </w:r>
+      <w:r>
+        <w:t xml:space="preserve"> </w:t>
+      </w:r>
+      <w:r>
+        <w:t xml:space="preserve">K-12 MG1655 except the GC ladders: (i) the</w:t>
       </w:r>
       <w:r>
         <w:t xml:space="preserve"> </w:t>
@@ -2647,13 +4005,13 @@
           <w:b/>
           <w:bCs/>
         </w:rPr>
-        <w:t xml:space="preserve">fragmentation ladder</w:t>
-      </w:r>
-      <w:r>
-        <w:t xml:space="preserve"> </w:t>
-      </w:r>
-      <w:r>
-        <w:t xml:space="preserve">— 20–201 contigs, ~50% reverse-complemented, order shuffled, no sequence lost; (iv) the</w:t>
+        <w:t xml:space="preserve">ANI ladder</w:t>
+      </w:r>
+      <w:r>
+        <w:t xml:space="preserve"> </w:t>
+      </w:r>
+      <w:r>
+        <w:t xml:space="preserve">— 12 levels, 85–99.9%, each genome carrying a 400 kb inversion, generated with and without ~46 deletions of 200–2,000 bp; (ii) the</w:t>
       </w:r>
       <w:r>
         <w:t xml:space="preserve"> </w:t>
@@ -2663,13 +4021,13 @@
           <w:b/>
           <w:bCs/>
         </w:rPr>
-        <w:t xml:space="preserve">accessory-fraction sweep</w:t>
-      </w:r>
-      <w:r>
-        <w:t xml:space="preserve"> </w:t>
-      </w:r>
-      <w:r>
-        <w:t xml:space="preserve">— core ANI 95.000 with 0–50% of the genome replaced by composition-preserving shuffled blocks, plus a block-count control at fixed total fraction; (v) the</w:t>
+        <w:t xml:space="preserve">indel sweep</w:t>
+      </w:r>
+      <w:r>
+        <w:t xml:space="preserve"> </w:t>
+      </w:r>
+      <w:r>
+        <w:t xml:space="preserve">— ANI 95.000, 0–4 deletions per 100 kb; (iii) the</w:t>
       </w:r>
       <w:r>
         <w:t xml:space="preserve"> </w:t>
@@ -2679,13 +4037,13 @@
           <w:b/>
           <w:bCs/>
         </w:rPr>
-        <w:t xml:space="preserve">mosaic/rate-heterogeneity family</w:t>
-      </w:r>
-      <w:r>
-        <w:t xml:space="preserve"> </w:t>
-      </w:r>
-      <w:r>
-        <w:t xml:space="preserve">— per-block rates ~ Gamma(α, α), α = 0.5/1/2, mean ANI 90–98, plus deliberately misspecified bimodal cases (19 used in the identifiability analysis of Methods 4.7); (vi) the</w:t>
+        <w:t xml:space="preserve">fragmentation ladder</w:t>
+      </w:r>
+      <w:r>
+        <w:t xml:space="preserve"> </w:t>
+      </w:r>
+      <w:r>
+        <w:t xml:space="preserve">— 20–201 contigs, ~50% reverse-complemented, order shuffled, no sequence lost; (iv) the</w:t>
       </w:r>
       <w:r>
         <w:t xml:space="preserve"> </w:t>
@@ -2695,13 +4053,13 @@
           <w:b/>
           <w:bCs/>
         </w:rPr>
-        <w:t xml:space="preserve">GC ladders</w:t>
-      </w:r>
-      <w:r>
-        <w:t xml:space="preserve"> </w:t>
-      </w:r>
-      <w:r>
-        <w:t xml:space="preserve">— substitution ladders on five real template genomes spanning GC 27.2–72.1%; and (vii) the</w:t>
+        <w:t xml:space="preserve">accessory-fraction sweep</w:t>
+      </w:r>
+      <w:r>
+        <w:t xml:space="preserve"> </w:t>
+      </w:r>
+      <w:r>
+        <w:t xml:space="preserve">— core ANI 95.000 with 0–50% of the genome replaced by composition-preserving shuffled blocks, plus a block-count control at fixed total fraction; (v) the</w:t>
       </w:r>
       <w:r>
         <w:t xml:space="preserve"> </w:t>
@@ -2711,49 +4069,45 @@
           <w:b/>
           <w:bCs/>
         </w:rPr>
-        <w:t xml:space="preserve">inversion ladder</w:t>
-      </w:r>
-      <w:r>
-        <w:t xml:space="preserve"> </w:t>
-      </w:r>
-      <w:r>
-        <w:t xml:space="preserve">for synteny validation — ANI 95.00/98.00 with 0–32 non-overlapping inversions of 100–400 kb (2 exact breakpoints each;</w:t>
-      </w:r>
-      <w:r>
-        <w:t xml:space="preserve"> </w:t>
-      </w:r>
-      <w:r>
-        <w:rPr>
-          <w:rStyle w:val="VerbatimChar"/>
-        </w:rPr>
-        <w:t xml:space="preserve">scripts/synteny_bench/</w:t>
-      </w:r>
-      <w:r>
-        <w:t xml:space="preserve">).</w:t>
-      </w:r>
-    </w:p>
-    <w:p>
-      <w:pPr>
-        <w:pStyle w:val="BodyText"/>
-      </w:pPr>
+        <w:t xml:space="preserve">mosaic/rate-heterogeneity family</w:t>
+      </w:r>
+      <w:r>
+        <w:t xml:space="preserve"> </w:t>
+      </w:r>
+      <w:r>
+        <w:t xml:space="preserve">— per-block rates ~ Gamma(α, α), α = 0.5/1/2, mean ANI 90–98, plus deliberately misspecified bimodal cases (19 used in the identifiability analysis of</w:t>
+      </w:r>
+      <w:r>
+        <w:t xml:space="preserve"> </w:t>
+      </w:r>
+      <w:r>
+        <w:rPr>
+          <w:i/>
+          <w:iCs/>
+        </w:rPr>
+        <w:t xml:space="preserve">The spatial-model negative result</w:t>
+      </w:r>
+      <w:r>
+        <w:t xml:space="preserve"> </w:t>
+      </w:r>
+      <w:r>
+        <w:t xml:space="preserve">above); (vi) the</w:t>
+      </w:r>
+      <w:r>
+        <w:t xml:space="preserve"> </w:t>
+      </w:r>
       <w:r>
         <w:rPr>
           <w:b/>
           <w:bCs/>
         </w:rPr>
-        <w:t xml:space="preserve">GTDB-R207 benchmark series.</w:t>
-      </w:r>
-      <w:r>
-        <w:t xml:space="preserve"> </w:t>
-      </w:r>
-      <w:r>
-        <w:t xml:space="preserve">These datasets form a single coherent evaluation built from GTDB-R207. They are disjoint at the genome level wherever independence is required.</w:t>
-      </w:r>
-      <w:r>
-        <w:t xml:space="preserve"> </w:t>
-      </w:r>
-      <w:r>
-        <w:t xml:space="preserve">-</w:t>
+        <w:t xml:space="preserve">GC ladders</w:t>
+      </w:r>
+      <w:r>
+        <w:t xml:space="preserve"> </w:t>
+      </w:r>
+      <w:r>
+        <w:t xml:space="preserve">— substitution ladders on five real template genomes spanning GC 27.2–72.1%; and (vii) the</w:t>
       </w:r>
       <w:r>
         <w:t xml:space="preserve"> </w:t>
@@ -2763,47 +4117,43 @@
           <w:b/>
           <w:bCs/>
         </w:rPr>
-        <w:t xml:space="preserve">Calibration/training set (v5).</w:t>
-      </w:r>
-      <w:r>
-        <w:t xml:space="preserve"> </w:t>
-      </w:r>
-      <w:r>
-        <w:t xml:space="preserve">2,520 pairs (80–99.5% ANIm) used to train the ridge calibration. This combines 2,074 representative pairs stratified across 80–85/85–90/90–95/95–99 bands and phyla, with 467 targeted 95–99.5% pairs selected by screening all 2.26 M same-genus representative pairs with skani and running dnadiff on 650 candidates (607 species, 26 phyla).</w:t>
-      </w:r>
-      <w:r>
-        <w:t xml:space="preserve"> </w:t>
-      </w:r>
-      <w:r>
-        <w:t xml:space="preserve">-</w:t>
-      </w:r>
-      <w:r>
-        <w:t xml:space="preserve"> </w:t>
-      </w:r>
+        <w:t xml:space="preserve">inversion ladder</w:t>
+      </w:r>
+      <w:r>
+        <w:t xml:space="preserve"> </w:t>
+      </w:r>
+      <w:r>
+        <w:t xml:space="preserve">for synteny validation — ANI 95.00/98.00 with 0–32 non-overlapping inversions of 100–400 kb (2 exact breakpoints each;</w:t>
+      </w:r>
+      <w:r>
+        <w:t xml:space="preserve"> </w:t>
+      </w:r>
+      <w:r>
+        <w:rPr>
+          <w:rStyle w:val="VerbatimChar"/>
+        </w:rPr>
+        <w:t xml:space="preserve">scripts/synteny_bench/</w:t>
+      </w:r>
+      <w:r>
+        <w:t xml:space="preserve">).</w:t>
+      </w:r>
+    </w:p>
+    <w:p>
+      <w:pPr>
+        <w:pStyle w:val="BodyText"/>
+      </w:pPr>
       <w:r>
         <w:rPr>
           <w:b/>
           <w:bCs/>
         </w:rPr>
-        <w:t xml:space="preserve">Large-scale FastANI comparison set.</w:t>
-      </w:r>
-      <w:r>
-        <w:t xml:space="preserve"> </w:t>
-      </w:r>
-      <w:r>
-        <w:t xml:space="preserve">45,000 representative pairs sampled across taxonomic levels (intra-species / intra-genus / intra-family / random;</w:t>
-      </w:r>
-      <w:r>
-        <w:t xml:space="preserve"> </w:t>
-      </w:r>
-      <w:r>
-        <w:rPr>
-          <w:rStyle w:val="VerbatimChar"/>
-        </w:rPr>
-        <w:t xml:space="preserve">scripts/sample_gtdb_pairs.py</w:t>
-      </w:r>
-      <w:r>
-        <w:t xml:space="preserve">, seed-fixed). FastANI reports 672 of these pairs and they are summarized in Supplementary analysis.</w:t>
+        <w:t xml:space="preserve">GTDB-R207 benchmark series.</w:t>
+      </w:r>
+      <w:r>
+        <w:t xml:space="preserve"> </w:t>
+      </w:r>
+      <w:r>
+        <w:t xml:space="preserve">These datasets form a single coherent evaluation built from GTDB-R207. They are disjoint at the genome level wherever independence is required.</w:t>
       </w:r>
       <w:r>
         <w:t xml:space="preserve"> </w:t>
@@ -2819,25 +4169,13 @@
           <w:b/>
           <w:bCs/>
         </w:rPr>
-        <w:t xml:space="preserve">Strict held-out benchmark.</w:t>
-      </w:r>
-      <w:r>
-        <w:t xml:space="preserve"> </w:t>
-      </w:r>
-      <w:r>
-        <w:t xml:space="preserve">43,334 same-genus representative pairs sampled from the 628,617 non-self GTDB-R207 representative pairs passing a skani pre-screen (AF ≥ 15%), stratified into bands 80–85 / 85–90 / 90–95 / 95–100% (12,172 / 16,000 / 14,758 / 404 pairs; 24,831 genomes, 74 phyla;</w:t>
-      </w:r>
-      <w:r>
-        <w:t xml:space="preserve"> </w:t>
-      </w:r>
-      <w:r>
-        <w:rPr>
-          <w:rStyle w:val="VerbatimChar"/>
-        </w:rPr>
-        <w:t xml:space="preserve">scripts/gtdb50k/</w:t>
-      </w:r>
-      <w:r>
-        <w:t xml:space="preserve">). Every genome in the v5 calibration set was excluded in both directions, making this a strict holdout for the gate, flag, and calibration; dnadiff/ANIm truth was computed for all pairs.</w:t>
+        <w:t xml:space="preserve">Calibration/training set (v5).</w:t>
+      </w:r>
+      <w:r>
+        <w:t xml:space="preserve"> </w:t>
+      </w:r>
+      <w:r>
+        <w:t xml:space="preserve">2,520 pairs (80–99.5% ANIm) used to train the ridge calibration. This combines 2,074 representative pairs stratified across 80–85/85–90/90–95/95–99 bands and phyla, with 467 targeted 95–99.5% pairs selected by screening all 2.26 M same-genus representative pairs with skani and running dnadiff on 650 candidates (607 species, 26 phyla).</w:t>
       </w:r>
       <w:r>
         <w:t xml:space="preserve"> </w:t>
@@ -2853,13 +4191,13 @@
           <w:b/>
           <w:bCs/>
         </w:rPr>
-        <w:t xml:space="preserve">High-ANI test set.</w:t>
-      </w:r>
-      <w:r>
-        <w:t xml:space="preserve"> </w:t>
-      </w:r>
-      <w:r>
-        <w:t xml:space="preserve">727 test pairs sampled from non-representative GTDB-R207 genomes (95–97%, n = 95; 97–100%, n = 632), excluding genomes in the v5 calibration set or the 43,334 held-out set in either direction. These add dense coverage of the 95–100% regime that the held-out representative set lacks.</w:t>
+        <w:t xml:space="preserve">High-ANI training set (v6 only).</w:t>
+      </w:r>
+      <w:r>
+        <w:t xml:space="preserve"> </w:t>
+      </w:r>
+      <w:r>
+        <w:t xml:space="preserve">1,615 sampled non-representative pairs at ANIm 95–100%; 1,614 had finite model features and entered benchmark calibration v6. Candidate genomes were excluded bidirectionally from the v5 calibration set and from all 43,334 held-out genomes before genome-level train/test assignment. This set is never used for v5 evaluation.</w:t>
       </w:r>
       <w:r>
         <w:t xml:space="preserve"> </w:t>
@@ -2875,31 +4213,59 @@
           <w:b/>
           <w:bCs/>
         </w:rPr>
-        <w:t xml:space="preserve">Unified 80–100% benchmark.</w:t>
-      </w:r>
-      <w:r>
-        <w:t xml:space="preserve"> </w:t>
-      </w:r>
-      <w:r>
-        <w:t xml:space="preserve">The 43,334 held-out pairs combined with the 727 high-ANI test pairs (44,061 total), used to evaluate the hybrid estimator (Supplementary Fig. S3).</w:t>
-      </w:r>
-    </w:p>
-    <w:p>
-      <w:pPr>
-        <w:pStyle w:val="BodyText"/>
-      </w:pPr>
+        <w:t xml:space="preserve">Large-scale FastANI comparison set.</w:t>
+      </w:r>
+      <w:r>
+        <w:t xml:space="preserve"> </w:t>
+      </w:r>
+      <w:r>
+        <w:t xml:space="preserve">45,000 representative pairs sampled across taxonomic levels (intra-species / intra-genus / intra-family / random;</w:t>
+      </w:r>
+      <w:r>
+        <w:t xml:space="preserve"> </w:t>
+      </w:r>
+      <w:r>
+        <w:rPr>
+          <w:rStyle w:val="VerbatimChar"/>
+        </w:rPr>
+        <w:t xml:space="preserve">scripts/sample_gtdb_pairs.py</w:t>
+      </w:r>
+      <w:r>
+        <w:t xml:space="preserve">, seed-fixed). FastANI reports 672 of these pairs and they are summarized in Supplementary analysis.</w:t>
+      </w:r>
+      <w:r>
+        <w:t xml:space="preserve"> </w:t>
+      </w:r>
+      <w:r>
+        <w:t xml:space="preserve">-</w:t>
+      </w:r>
+      <w:r>
+        <w:t xml:space="preserve"> </w:t>
+      </w:r>
       <w:r>
         <w:rPr>
           <w:b/>
           <w:bCs/>
         </w:rPr>
-        <w:t xml:space="preserve">External validation sets.</w:t>
-      </w:r>
-      <w:r>
-        <w:t xml:space="preserve"> </w:t>
-      </w:r>
-      <w:r>
-        <w:t xml:space="preserve">Independent of the GTDB-R207 series.</w:t>
+        <w:t xml:space="preserve">Strict held-out benchmark.</w:t>
+      </w:r>
+      <w:r>
+        <w:t xml:space="preserve"> </w:t>
+      </w:r>
+      <w:r>
+        <w:t xml:space="preserve">43,334 same-genus representative pairs sampled from the 628,617 non-self GTDB-R207 representative pairs passing a skani pre-screen (AF ≥ 15%), stratified into bands 80–85 / 85–90 / 90–95 / 95–100% (12,172 / 16,000 / 14,758 / 404 pairs; 24,831 genomes, 74 phyla;</w:t>
+      </w:r>
+      <w:r>
+        <w:t xml:space="preserve"> </w:t>
+      </w:r>
+      <w:r>
+        <w:rPr>
+          <w:rStyle w:val="VerbatimChar"/>
+        </w:rPr>
+        <w:t xml:space="preserve">scripts/gtdb50k/</w:t>
+      </w:r>
+      <w:r>
+        <w:t xml:space="preserve">). Every genome in the v5 calibration set was excluded in both directions, making this a strict holdout for the gate, flag, and calibration; dnadiff/ANIm truth was computed for all pairs.</w:t>
       </w:r>
       <w:r>
         <w:t xml:space="preserve"> </w:t>
@@ -2915,68 +4281,13 @@
           <w:b/>
           <w:bCs/>
         </w:rPr>
-        <w:t xml:space="preserve">Mid-ANI set.</w:t>
-      </w:r>
-      <w:r>
-        <w:t xml:space="preserve"> </w:t>
-      </w:r>
-      <w:r>
-        <w:t xml:space="preserve">15 pairs (</w:t>
-      </w:r>
-      <w:r>
-        <w:rPr>
-          <w:i/>
-          <w:iCs/>
-        </w:rPr>
-        <w:t xml:space="preserve">Bifidobacterium longum</w:t>
-      </w:r>
-      <w:r>
-        <w:t xml:space="preserve"> </w:t>
-      </w:r>
-      <w:r>
-        <w:t xml:space="preserve">×</w:t>
-      </w:r>
-      <w:r>
-        <w:t xml:space="preserve"> </w:t>
-      </w:r>
-      <w:r>
-        <w:rPr>
-          <w:i/>
-          <w:iCs/>
-        </w:rPr>
-        <w:t xml:space="preserve">B. breve</w:t>
-      </w:r>
-      <w:r>
-        <w:t xml:space="preserve">,</w:t>
-      </w:r>
-      <w:r>
-        <w:t xml:space="preserve"> </w:t>
-      </w:r>
-      <w:r>
-        <w:rPr>
-          <w:i/>
-          <w:iCs/>
-        </w:rPr>
-        <w:t xml:space="preserve">Veillonella parvula</w:t>
-      </w:r>
-      <w:r>
-        <w:t xml:space="preserve"> </w:t>
-      </w:r>
-      <w:r>
-        <w:t xml:space="preserve">×</w:t>
-      </w:r>
-      <w:r>
-        <w:t xml:space="preserve"> </w:t>
-      </w:r>
-      <w:r>
-        <w:rPr>
-          <w:i/>
-          <w:iCs/>
-        </w:rPr>
-        <w:t xml:space="preserve">V. dispar</w:t>
-      </w:r>
-      <w:r>
-        <w:t xml:space="preserve">), ANIm truth 87.6–90.2%; ANIm alignment coverage is only 46–72% of these genomes.</w:t>
+        <w:t xml:space="preserve">High-ANI test set.</w:t>
+      </w:r>
+      <w:r>
+        <w:t xml:space="preserve"> </w:t>
+      </w:r>
+      <w:r>
+        <w:t xml:space="preserve">727 test pairs sampled from non-representative GTDB-R207 genomes (95–97%, n = 95; 97–100%, n = 632), excluding genomes in the v5 calibration set or the 43,334 held-out set in either direction. These add dense coverage of the 95–100% regime that the held-out representative set lacks.</w:t>
       </w:r>
       <w:r>
         <w:t xml:space="preserve"> </w:t>
@@ -2992,137 +4303,13 @@
           <w:b/>
           <w:bCs/>
         </w:rPr>
-        <w:t xml:space="preserve">Oral/gut set.</w:t>
-      </w:r>
-      <w:r>
-        <w:t xml:space="preserve"> </w:t>
-      </w:r>
-      <w:r>
-        <w:t xml:space="preserve">50 isolate genomes from 10 species — 5 oral (</w:t>
-      </w:r>
-      <w:r>
-        <w:rPr>
-          <w:i/>
-          <w:iCs/>
-        </w:rPr>
-        <w:t xml:space="preserve">Aggregatibacter actinomycetemcomitans</w:t>
-      </w:r>
-      <w:r>
-        <w:t xml:space="preserve">,</w:t>
-      </w:r>
-      <w:r>
-        <w:t xml:space="preserve"> </w:t>
-      </w:r>
-      <w:r>
-        <w:rPr>
-          <w:i/>
-          <w:iCs/>
-        </w:rPr>
-        <w:t xml:space="preserve">Fusobacterium nucleatum</w:t>
-      </w:r>
-      <w:r>
-        <w:t xml:space="preserve">,</w:t>
-      </w:r>
-      <w:r>
-        <w:t xml:space="preserve"> </w:t>
-      </w:r>
-      <w:r>
-        <w:rPr>
-          <w:i/>
-          <w:iCs/>
-        </w:rPr>
-        <w:t xml:space="preserve">Porphyromonas gingivalis</w:t>
-      </w:r>
-      <w:r>
-        <w:t xml:space="preserve">,</w:t>
-      </w:r>
-      <w:r>
-        <w:t xml:space="preserve"> </w:t>
-      </w:r>
-      <w:r>
-        <w:rPr>
-          <w:i/>
-          <w:iCs/>
-        </w:rPr>
-        <w:t xml:space="preserve">Streptococcus mutans</w:t>
-      </w:r>
-      <w:r>
-        <w:t xml:space="preserve">,</w:t>
-      </w:r>
-      <w:r>
-        <w:t xml:space="preserve"> </w:t>
-      </w:r>
-      <w:r>
-        <w:rPr>
-          <w:i/>
-          <w:iCs/>
-        </w:rPr>
-        <w:t xml:space="preserve">S. sanguinis</w:t>
-      </w:r>
-      <w:r>
-        <w:t xml:space="preserve">) and 5 gut (</w:t>
-      </w:r>
-      <w:r>
-        <w:rPr>
-          <w:i/>
-          <w:iCs/>
-        </w:rPr>
-        <w:t xml:space="preserve">Akkermansia muciniphila</w:t>
-      </w:r>
-      <w:r>
-        <w:t xml:space="preserve">,</w:t>
-      </w:r>
-      <w:r>
-        <w:t xml:space="preserve"> </w:t>
-      </w:r>
-      <w:r>
-        <w:rPr>
-          <w:i/>
-          <w:iCs/>
-        </w:rPr>
-        <w:t xml:space="preserve">Bacteroides fragilis</w:t>
-      </w:r>
-      <w:r>
-        <w:t xml:space="preserve">,</w:t>
-      </w:r>
-      <w:r>
-        <w:t xml:space="preserve"> </w:t>
-      </w:r>
-      <w:r>
-        <w:rPr>
-          <w:i/>
-          <w:iCs/>
-        </w:rPr>
-        <w:t xml:space="preserve">B. longum</w:t>
-      </w:r>
-      <w:r>
-        <w:t xml:space="preserve">,</w:t>
-      </w:r>
-      <w:r>
-        <w:t xml:space="preserve"> </w:t>
-      </w:r>
-      <w:r>
-        <w:rPr>
-          <w:i/>
-          <w:iCs/>
-        </w:rPr>
-        <w:t xml:space="preserve">Faecalibacterium prausnitzii</w:t>
-      </w:r>
-      <w:r>
-        <w:t xml:space="preserve">,</w:t>
-      </w:r>
-      <w:r>
-        <w:t xml:space="preserve"> </w:t>
-      </w:r>
-      <w:r>
-        <w:rPr>
-          <w:i/>
-          <w:iCs/>
-        </w:rPr>
-        <w:t xml:space="preserve">Ruminococcus intestinalis</w:t>
-      </w:r>
-      <w:r>
-        <w:t xml:space="preserve">), 5 genomes per species — compared all-vs-all (1,225 pairs). The 100 same-species pairs serve as the external near-clonal benchmark against FastANI and skani; 1,100 cross-species pairs probe the below-detection regime.</w:t>
+        <w:t xml:space="preserve">Unified 80–100% benchmark.</w:t>
+      </w:r>
+      <w:r>
+        <w:t xml:space="preserve"> </w:t>
+      </w:r>
+      <w:r>
+        <w:t xml:space="preserve">The 43,334 held-out pairs combined with the 727 high-ANI test pairs (44,061 total), used to evaluate the hybrid estimator (Supplementary Fig. S3).</w:t>
       </w:r>
     </w:p>
     <w:p>
@@ -3134,7 +4321,13 @@
           <w:b/>
           <w:bCs/>
         </w:rPr>
-        <w:t xml:space="preserve">Structural-variation and MAG validation.</w:t>
+        <w:t xml:space="preserve">External validation sets.</w:t>
+      </w:r>
+      <w:r>
+        <w:t xml:space="preserve"> </w:t>
+      </w:r>
+      <w:r>
+        <w:t xml:space="preserve">Independent of the GTDB-R207 series.</w:t>
       </w:r>
       <w:r>
         <w:t xml:space="preserve"> </w:t>
@@ -3150,61 +4343,68 @@
           <w:b/>
           <w:bCs/>
         </w:rPr>
-        <w:t xml:space="preserve">Enterobacteriaceae completes.</w:t>
-      </w:r>
-      <w:r>
-        <w:t xml:space="preserve"> </w:t>
-      </w:r>
-      <w:r>
-        <w:t xml:space="preserve">13 finished chromosomes versus</w:t>
-      </w:r>
-      <w:r>
-        <w:t xml:space="preserve"> </w:t>
-      </w:r>
-      <w:r>
-        <w:rPr>
-          <w:i/>
-          <w:iCs/>
-        </w:rPr>
-        <w:t xml:space="preserve">E. coli</w:t>
-      </w:r>
-      <w:r>
-        <w:t xml:space="preserve"> </w:t>
-      </w:r>
-      <w:r>
-        <w:t xml:space="preserve">K-12 MG1655, spanning ANI ~81–99.99%. Three pairs (MG1655/W3110, MG1655/O157:H7 Sakai,</w:t>
-      </w:r>
-      <w:r>
-        <w:t xml:space="preserve"> </w:t>
-      </w:r>
-      <w:r>
-        <w:rPr>
-          <w:i/>
-          <w:iCs/>
-        </w:rPr>
-        <w:t xml:space="preserve">Salmonella</w:t>
-      </w:r>
-      <w:r>
-        <w:t xml:space="preserve"> </w:t>
-      </w:r>
-      <w:r>
-        <w:t xml:space="preserve">Typhi CT18 /</w:t>
-      </w:r>
-      <w:r>
-        <w:t xml:space="preserve"> </w:t>
-      </w:r>
-      <w:r>
-        <w:rPr>
-          <w:i/>
-          <w:iCs/>
-        </w:rPr>
-        <w:t xml:space="preserve">S.</w:t>
-      </w:r>
-      <w:r>
-        <w:t xml:space="preserve"> </w:t>
-      </w:r>
-      <w:r>
-        <w:t xml:space="preserve">Typhimurium LT2) double as the structural-variation validation set with dnadiff structural truth.</w:t>
+        <w:t xml:space="preserve">Mid-ANI set.</w:t>
+      </w:r>
+      <w:r>
+        <w:t xml:space="preserve"> </w:t>
+      </w:r>
+      <w:r>
+        <w:t xml:space="preserve">15 pairs (</w:t>
+      </w:r>
+      <w:r>
+        <w:rPr>
+          <w:i/>
+          <w:iCs/>
+        </w:rPr>
+        <w:t xml:space="preserve">Bifidobacterium longum</w:t>
+      </w:r>
+      <w:r>
+        <w:t xml:space="preserve"> </w:t>
+      </w:r>
+      <w:r>
+        <w:t xml:space="preserve">×</w:t>
+      </w:r>
+      <w:r>
+        <w:t xml:space="preserve"> </w:t>
+      </w:r>
+      <w:r>
+        <w:rPr>
+          <w:i/>
+          <w:iCs/>
+        </w:rPr>
+        <w:t xml:space="preserve">B. breve</w:t>
+      </w:r>
+      <w:r>
+        <w:t xml:space="preserve">,</w:t>
+      </w:r>
+      <w:r>
+        <w:t xml:space="preserve"> </w:t>
+      </w:r>
+      <w:r>
+        <w:rPr>
+          <w:i/>
+          <w:iCs/>
+        </w:rPr>
+        <w:t xml:space="preserve">Veillonella parvula</w:t>
+      </w:r>
+      <w:r>
+        <w:t xml:space="preserve"> </w:t>
+      </w:r>
+      <w:r>
+        <w:t xml:space="preserve">×</w:t>
+      </w:r>
+      <w:r>
+        <w:t xml:space="preserve"> </w:t>
+      </w:r>
+      <w:r>
+        <w:rPr>
+          <w:i/>
+          <w:iCs/>
+        </w:rPr>
+        <w:t xml:space="preserve">V. dispar</w:t>
+      </w:r>
+      <w:r>
+        <w:t xml:space="preserve">), ANIm truth 87.6–90.2%; ANIm alignment coverage is only 46–72% of these genomes.</w:t>
       </w:r>
       <w:r>
         <w:t xml:space="preserve"> </w:t>
@@ -3220,69 +4420,149 @@
           <w:b/>
           <w:bCs/>
         </w:rPr>
-        <w:t xml:space="preserve">Real draft assemblies.</w:t>
-      </w:r>
-      <w:r>
-        <w:t xml:space="preserve"> </w:t>
-      </w:r>
-      <w:r>
-        <w:t xml:space="preserve">8</w:t>
-      </w:r>
-      <w:r>
-        <w:t xml:space="preserve"> </w:t>
-      </w:r>
-      <w:r>
-        <w:rPr>
-          <w:i/>
-          <w:iCs/>
-        </w:rPr>
-        <w:t xml:space="preserve">E. coli</w:t>
-      </w:r>
-      <w:r>
-        <w:t xml:space="preserve"> </w:t>
-      </w:r>
-      <w:r>
-        <w:t xml:space="preserve">assemblies from ENA (GCA_001283865, GCA_001077875, GCA_001284645, GCA_001283245, GCA_001283605, GCA_001284145, GCA_001283205, GCA_001075925; 88–8,025 contigs), including reverse-complement self-controls.</w:t>
-      </w:r>
-      <w:r>
-        <w:t xml:space="preserve"> </w:t>
-      </w:r>
-      <w:r>
-        <w:t xml:space="preserve">-</w:t>
-      </w:r>
-      <w:r>
-        <w:t xml:space="preserve"> </w:t>
-      </w:r>
+        <w:t xml:space="preserve">Oral/gut set.</w:t>
+      </w:r>
+      <w:r>
+        <w:t xml:space="preserve"> </w:t>
+      </w:r>
+      <w:r>
+        <w:t xml:space="preserve">50 isolate genomes from 10 species — 5 oral (</w:t>
+      </w:r>
+      <w:r>
+        <w:rPr>
+          <w:i/>
+          <w:iCs/>
+        </w:rPr>
+        <w:t xml:space="preserve">Aggregatibacter actinomycetemcomitans</w:t>
+      </w:r>
+      <w:r>
+        <w:t xml:space="preserve">,</w:t>
+      </w:r>
+      <w:r>
+        <w:t xml:space="preserve"> </w:t>
+      </w:r>
+      <w:r>
+        <w:rPr>
+          <w:i/>
+          <w:iCs/>
+        </w:rPr>
+        <w:t xml:space="preserve">Fusobacterium nucleatum</w:t>
+      </w:r>
+      <w:r>
+        <w:t xml:space="preserve">,</w:t>
+      </w:r>
+      <w:r>
+        <w:t xml:space="preserve"> </w:t>
+      </w:r>
+      <w:r>
+        <w:rPr>
+          <w:i/>
+          <w:iCs/>
+        </w:rPr>
+        <w:t xml:space="preserve">Porphyromonas gingivalis</w:t>
+      </w:r>
+      <w:r>
+        <w:t xml:space="preserve">,</w:t>
+      </w:r>
+      <w:r>
+        <w:t xml:space="preserve"> </w:t>
+      </w:r>
+      <w:r>
+        <w:rPr>
+          <w:i/>
+          <w:iCs/>
+        </w:rPr>
+        <w:t xml:space="preserve">Streptococcus mutans</w:t>
+      </w:r>
+      <w:r>
+        <w:t xml:space="preserve">,</w:t>
+      </w:r>
+      <w:r>
+        <w:t xml:space="preserve"> </w:t>
+      </w:r>
+      <w:r>
+        <w:rPr>
+          <w:i/>
+          <w:iCs/>
+        </w:rPr>
+        <w:t xml:space="preserve">S. sanguinis</w:t>
+      </w:r>
+      <w:r>
+        <w:t xml:space="preserve">) and 5 gut (</w:t>
+      </w:r>
+      <w:r>
+        <w:rPr>
+          <w:i/>
+          <w:iCs/>
+        </w:rPr>
+        <w:t xml:space="preserve">Akkermansia muciniphila</w:t>
+      </w:r>
+      <w:r>
+        <w:t xml:space="preserve">,</w:t>
+      </w:r>
+      <w:r>
+        <w:t xml:space="preserve"> </w:t>
+      </w:r>
+      <w:r>
+        <w:rPr>
+          <w:i/>
+          <w:iCs/>
+        </w:rPr>
+        <w:t xml:space="preserve">Bacteroides fragilis</w:t>
+      </w:r>
+      <w:r>
+        <w:t xml:space="preserve">,</w:t>
+      </w:r>
+      <w:r>
+        <w:t xml:space="preserve"> </w:t>
+      </w:r>
+      <w:r>
+        <w:rPr>
+          <w:i/>
+          <w:iCs/>
+        </w:rPr>
+        <w:t xml:space="preserve">B. longum</w:t>
+      </w:r>
+      <w:r>
+        <w:t xml:space="preserve">,</w:t>
+      </w:r>
+      <w:r>
+        <w:t xml:space="preserve"> </w:t>
+      </w:r>
+      <w:r>
+        <w:rPr>
+          <w:i/>
+          <w:iCs/>
+        </w:rPr>
+        <w:t xml:space="preserve">Faecalibacterium prausnitzii</w:t>
+      </w:r>
+      <w:r>
+        <w:t xml:space="preserve">,</w:t>
+      </w:r>
+      <w:r>
+        <w:t xml:space="preserve"> </w:t>
+      </w:r>
+      <w:r>
+        <w:rPr>
+          <w:i/>
+          <w:iCs/>
+        </w:rPr>
+        <w:t xml:space="preserve">Ruminococcus intestinalis</w:t>
+      </w:r>
+      <w:r>
+        <w:t xml:space="preserve">), 5 genomes per species — compared all-vs-all (1,225 pairs). The 100 same-species pairs serve as the external near-clonal benchmark against FastANI and skani; 1,100 cross-species pairs probe the below-detection regime.</w:t>
+      </w:r>
+    </w:p>
+    <w:p>
+      <w:pPr>
+        <w:pStyle w:val="BodyText"/>
+      </w:pPr>
       <w:r>
         <w:rPr>
           <w:b/>
           <w:bCs/>
         </w:rPr>
-        <w:t xml:space="preserve">CAMI2 MAG benchmark.</w:t>
-      </w:r>
-      <w:r>
-        <w:t xml:space="preserve"> </w:t>
-      </w:r>
-      <w:r>
-        <w:t xml:space="preserve">35 short-read samples (25 strain-madness, 10 marine) assembled with MEGAHIT26, binned with MetaBAT227, and quality-scored with CheckM224,25; 695 bins ≥ 100 kbp were retained (HQ 200 / MQ 210 / LQ 285). Contigs were assigned to CAMI2 source genomes by exact k-mer membership; each bin was classified clean, strain-mixed, or cross-species, and paired with its dominant source genome (</w:t>
-      </w:r>
-      <w:r>
-        <w:t xml:space="preserve">“anchor”</w:t>
-      </w:r>
-      <w:r>
-        <w:t xml:space="preserve">). Each tool estimated ANI of the bin against the anchor reference; dnadiff/ANIm provided truth. Pipeline scripts and per-pair outputs are in</w:t>
-      </w:r>
-      <w:r>
-        <w:t xml:space="preserve"> </w:t>
-      </w:r>
-      <w:r>
-        <w:rPr>
-          <w:rStyle w:val="VerbatimChar"/>
-        </w:rPr>
-        <w:t xml:space="preserve">results/mag_validation/</w:t>
-      </w:r>
-      <w:r>
-        <w:t xml:space="preserve">.</w:t>
+        <w:t xml:space="preserve">Structural-variation and MAG validation.</w:t>
       </w:r>
       <w:r>
         <w:t xml:space="preserve"> </w:t>
@@ -3298,158 +4578,61 @@
           <w:b/>
           <w:bCs/>
         </w:rPr>
-        <w:t xml:space="preserve">Syntracker validation isolates.</w:t>
-      </w:r>
-      <w:r>
-        <w:t xml:space="preserve"> </w:t>
-      </w:r>
-      <w:r>
-        <w:t xml:space="preserve">Four published isolate collections were used to test whether high ANI guarantees conserved genome architecture:</w:t>
-      </w:r>
-      <w:r>
-        <w:t xml:space="preserve"> </w:t>
-      </w:r>
-      <w:r>
-        <w:rPr>
-          <w:i/>
-          <w:iCs/>
-        </w:rPr>
-        <w:t xml:space="preserve">Escherichia coli</w:t>
-      </w:r>
-      <w:r>
-        <w:t xml:space="preserve"> </w:t>
-      </w:r>
-      <w:r>
-        <w:t xml:space="preserve">hypermutator (23 isolates, 253 pairs),</w:t>
-      </w:r>
-      <w:r>
-        <w:t xml:space="preserve"> </w:t>
-      </w:r>
-      <w:r>
-        <w:rPr>
-          <w:i/>
-          <w:iCs/>
-        </w:rPr>
-        <w:t xml:space="preserve">Helicobacter pylori</w:t>
-      </w:r>
-      <w:r>
-        <w:t xml:space="preserve"> </w:t>
-      </w:r>
-      <w:r>
-        <w:t xml:space="preserve">(77 isolates, 2,926 pairs),</w:t>
-      </w:r>
-      <w:r>
-        <w:t xml:space="preserve"> </w:t>
-      </w:r>
-      <w:r>
-        <w:rPr>
-          <w:i/>
-          <w:iCs/>
-        </w:rPr>
-        <w:t xml:space="preserve">Neisseria gonorrhoeae</w:t>
-      </w:r>
-      <w:r>
-        <w:t xml:space="preserve"> </w:t>
-      </w:r>
-      <w:r>
-        <w:t xml:space="preserve">(66 pairs), and</w:t>
-      </w:r>
-      <w:r>
-        <w:t xml:space="preserve"> </w:t>
-      </w:r>
-      <w:r>
-        <w:rPr>
-          <w:i/>
-          <w:iCs/>
-        </w:rPr>
-        <w:t xml:space="preserve">Streptomyces rimosus</w:t>
-      </w:r>
-      <w:r>
-        <w:t xml:space="preserve"> </w:t>
-      </w:r>
-      <w:r>
-        <w:t xml:space="preserve">(190 pairs). SRA accessions and references are in</w:t>
-      </w:r>
-      <w:r>
-        <w:t xml:space="preserve"> </w:t>
-      </w:r>
-      <w:r>
-        <w:rPr>
-          <w:rStyle w:val="VerbatimChar"/>
-        </w:rPr>
-        <w:t xml:space="preserve">data/syntracker/</w:t>
-      </w:r>
-      <w:r>
-        <w:t xml:space="preserve">; all isolates were compared all-vs-all with</w:t>
-      </w:r>
-      <w:r>
-        <w:t xml:space="preserve"> </w:t>
-      </w:r>
-      <w:r>
-        <w:rPr>
-          <w:rStyle w:val="VerbatimChar"/>
-        </w:rPr>
-        <w:t xml:space="preserve">syn2bani ani</w:t>
-      </w:r>
-      <w:r>
-        <w:t xml:space="preserve">, and</w:t>
-      </w:r>
-      <w:r>
-        <w:t xml:space="preserve"> </w:t>
-      </w:r>
-      <w:r>
-        <w:rPr>
-          <w:rStyle w:val="VerbatimChar"/>
-        </w:rPr>
-        <w:t xml:space="preserve">anchor_adjacency</w:t>
-      </w:r>
-      <w:r>
-        <w:t xml:space="preserve"> </w:t>
-      </w:r>
-      <w:r>
-        <w:t xml:space="preserve">and</w:t>
-      </w:r>
-      <w:r>
-        <w:t xml:space="preserve"> </w:t>
-      </w:r>
-      <w:r>
-        <w:rPr>
-          <w:rStyle w:val="VerbatimChar"/>
-        </w:rPr>
-        <w:t xml:space="preserve">breakpoint_count</w:t>
-      </w:r>
-      <w:r>
-        <w:t xml:space="preserve"> </w:t>
-      </w:r>
-      <w:r>
-        <w:t xml:space="preserve">were taken from the same pass. Top-discordant cases were re-analyzed with</w:t>
-      </w:r>
-      <w:r>
-        <w:t xml:space="preserve"> </w:t>
-      </w:r>
-      <w:r>
-        <w:rPr>
-          <w:rStyle w:val="VerbatimChar"/>
-        </w:rPr>
-        <w:t xml:space="preserve">syn2bani struct</w:t>
-      </w:r>
-      <w:r>
-        <w:t xml:space="preserve"> </w:t>
-      </w:r>
-      <w:r>
-        <w:t xml:space="preserve">(Supplementary Fig. S8;</w:t>
-      </w:r>
-      <w:r>
-        <w:t xml:space="preserve"> </w:t>
-      </w:r>
-      <w:r>
-        <w:rPr>
-          <w:rStyle w:val="VerbatimChar"/>
-        </w:rPr>
-        <w:t xml:space="preserve">results/syntracker_validation/</w:t>
-      </w:r>
-      <w:r>
-        <w:t xml:space="preserve">).</w:t>
+        <w:t xml:space="preserve">Enterobacteriaceae completes.</w:t>
+      </w:r>
+      <w:r>
+        <w:t xml:space="preserve"> </w:t>
+      </w:r>
+      <w:r>
+        <w:t xml:space="preserve">13 finished chromosomes versus</w:t>
+      </w:r>
+      <w:r>
+        <w:t xml:space="preserve"> </w:t>
+      </w:r>
+      <w:r>
+        <w:rPr>
+          <w:i/>
+          <w:iCs/>
+        </w:rPr>
+        <w:t xml:space="preserve">E. coli</w:t>
+      </w:r>
+      <w:r>
+        <w:t xml:space="preserve"> </w:t>
+      </w:r>
+      <w:r>
+        <w:t xml:space="preserve">K-12 MG1655, spanning ANI ~81–99.99%. Three pairs (MG1655/W3110, MG1655/O157:H7 Sakai,</w:t>
+      </w:r>
+      <w:r>
+        <w:t xml:space="preserve"> </w:t>
+      </w:r>
+      <w:r>
+        <w:rPr>
+          <w:i/>
+          <w:iCs/>
+        </w:rPr>
+        <w:t xml:space="preserve">Salmonella</w:t>
+      </w:r>
+      <w:r>
+        <w:t xml:space="preserve"> </w:t>
+      </w:r>
+      <w:r>
+        <w:t xml:space="preserve">Typhi CT18 /</w:t>
+      </w:r>
+      <w:r>
+        <w:t xml:space="preserve"> </w:t>
+      </w:r>
+      <w:r>
+        <w:rPr>
+          <w:i/>
+          <w:iCs/>
+        </w:rPr>
+        <w:t xml:space="preserve">S.</w:t>
+      </w:r>
+      <w:r>
+        <w:t xml:space="preserve"> </w:t>
+      </w:r>
+      <w:r>
+        <w:t xml:space="preserve">Typhimurium LT2) double as the structural-variation validation set with dnadiff structural truth.</w:t>
       </w:r>
       <w:r>
         <w:t xml:space="preserve"> </w:t>
@@ -3465,65 +4648,29 @@
           <w:b/>
           <w:bCs/>
         </w:rPr>
-        <w:t xml:space="preserve">cagPAI pilot panel.</w:t>
-      </w:r>
-      <w:r>
-        <w:t xml:space="preserve"> </w:t>
-      </w:r>
-      <w:r>
-        <w:t xml:space="preserve">Eight</w:t>
-      </w:r>
-      <w:r>
-        <w:t xml:space="preserve"> </w:t>
-      </w:r>
-      <w:r>
-        <w:rPr>
-          <w:i/>
-          <w:iCs/>
-        </w:rPr>
-        <w:t xml:space="preserve">H. pylori</w:t>
-      </w:r>
-      <w:r>
-        <w:t xml:space="preserve"> </w:t>
-      </w:r>
-      <w:r>
-        <w:t xml:space="preserve">26695-derived genomes were generated to test exact SV recovery: wild-type, a 36,154 bp cagPAI deletion, a 36,154 bp cagPAI inversion, a 36,154 bp cagPAI translocation, and the same three events on a mutated background carrying ~1% substitutions (mut1). All eight genomes were compared all-vs-all with</w:t>
-      </w:r>
-      <w:r>
-        <w:t xml:space="preserve"> </w:t>
-      </w:r>
-      <w:r>
-        <w:rPr>
-          <w:rStyle w:val="VerbatimChar"/>
-        </w:rPr>
-        <w:t xml:space="preserve">syn2bani ani</w:t>
-      </w:r>
-      <w:r>
-        <w:t xml:space="preserve"> </w:t>
-      </w:r>
-      <w:r>
-        <w:t xml:space="preserve">and</w:t>
-      </w:r>
-      <w:r>
-        <w:t xml:space="preserve"> </w:t>
-      </w:r>
-      <w:r>
-        <w:rPr>
-          <w:rStyle w:val="VerbatimChar"/>
-        </w:rPr>
-        <w:t xml:space="preserve">syn2bani struct</w:t>
-      </w:r>
-      <w:r>
-        <w:t xml:space="preserve">; event sizes and coordinates are known by construction (</w:t>
-      </w:r>
-      <w:r>
-        <w:rPr>
-          <w:rStyle w:val="VerbatimChar"/>
-        </w:rPr>
-        <w:t xml:space="preserve">data/cagpai_pilot/</w:t>
-      </w:r>
-      <w:r>
-        <w:t xml:space="preserve">).</w:t>
+        <w:t xml:space="preserve">Real draft assemblies.</w:t>
+      </w:r>
+      <w:r>
+        <w:t xml:space="preserve"> </w:t>
+      </w:r>
+      <w:r>
+        <w:t xml:space="preserve">8</w:t>
+      </w:r>
+      <w:r>
+        <w:t xml:space="preserve"> </w:t>
+      </w:r>
+      <w:r>
+        <w:rPr>
+          <w:i/>
+          <w:iCs/>
+        </w:rPr>
+        <w:t xml:space="preserve">E. coli</w:t>
+      </w:r>
+      <w:r>
+        <w:t xml:space="preserve"> </w:t>
+      </w:r>
+      <w:r>
+        <w:t xml:space="preserve">assemblies from ENA (GCA_001283865, GCA_001077875, GCA_001284645, GCA_001283245, GCA_001283605, GCA_001284145, GCA_001283205, GCA_001075925; 88–8,025 contigs), including reverse-complement self-controls.</w:t>
       </w:r>
       <w:r>
         <w:t xml:space="preserve"> </w:t>
@@ -3538,16 +4685,225 @@
         <w:rPr>
           <w:b/>
           <w:bCs/>
-          <w:i/>
-          <w:iCs/>
-        </w:rPr>
-        <w:t xml:space="preserve">H. pylori</w:t>
+        </w:rPr>
+        <w:t xml:space="preserve">CAMI2 MAG benchmark.</w:t>
+      </w:r>
+      <w:r>
+        <w:t xml:space="preserve"> </w:t>
+      </w:r>
+      <w:r>
+        <w:t xml:space="preserve">35 short-read samples (25 strain-madness, 10 marine) assembled with MEGAHIT26, binned with MetaBAT227, and quality-scored with CheckM224,25; 695 bins ≥ 100 kbp were retained (HQ 200 / MQ 210 / LQ 285). Contigs were assigned to CAMI2 source genomes by exact k-mer membership; each bin was classified clean, strain-mixed, or cross-species, and paired with its dominant source genome (</w:t>
+      </w:r>
+      <w:r>
+        <w:t xml:space="preserve">“anchor”</w:t>
+      </w:r>
+      <w:r>
+        <w:t xml:space="preserve">). Each tool estimated ANI of the bin against the anchor reference; dnadiff/ANIm provided truth. Pipeline scripts and per-pair outputs are in</w:t>
+      </w:r>
+      <w:r>
+        <w:t xml:space="preserve"> </w:t>
+      </w:r>
+      <w:r>
+        <w:rPr>
+          <w:rStyle w:val="VerbatimChar"/>
+        </w:rPr>
+        <w:t xml:space="preserve">results/mag_validation/</w:t>
+      </w:r>
+      <w:r>
+        <w:t xml:space="preserve">.</w:t>
+      </w:r>
+      <w:r>
+        <w:t xml:space="preserve"> </w:t>
+      </w:r>
+      <w:r>
+        <w:t xml:space="preserve">-</w:t>
+      </w:r>
+      <w:r>
+        <w:t xml:space="preserve"> </w:t>
       </w:r>
       <w:r>
         <w:rPr>
           <w:b/>
           <w:bCs/>
         </w:rPr>
+        <w:t xml:space="preserve">Syntracker validation isolates.</w:t>
+      </w:r>
+      <w:r>
+        <w:t xml:space="preserve"> </w:t>
+      </w:r>
+      <w:r>
+        <w:t xml:space="preserve">Four published isolate collections were used to test whether high ANI guarantees conserved genome architecture:</w:t>
+      </w:r>
+      <w:r>
+        <w:t xml:space="preserve"> </w:t>
+      </w:r>
+      <w:r>
+        <w:rPr>
+          <w:i/>
+          <w:iCs/>
+        </w:rPr>
+        <w:t xml:space="preserve">Escherichia coli</w:t>
+      </w:r>
+      <w:r>
+        <w:t xml:space="preserve"> </w:t>
+      </w:r>
+      <w:r>
+        <w:t xml:space="preserve">hypermutator (23 isolates, 253 pairs),</w:t>
+      </w:r>
+      <w:r>
+        <w:t xml:space="preserve"> </w:t>
+      </w:r>
+      <w:r>
+        <w:rPr>
+          <w:i/>
+          <w:iCs/>
+        </w:rPr>
+        <w:t xml:space="preserve">Helicobacter pylori</w:t>
+      </w:r>
+      <w:r>
+        <w:t xml:space="preserve"> </w:t>
+      </w:r>
+      <w:r>
+        <w:t xml:space="preserve">(77 isolates, 2,926 pairs),</w:t>
+      </w:r>
+      <w:r>
+        <w:t xml:space="preserve"> </w:t>
+      </w:r>
+      <w:r>
+        <w:rPr>
+          <w:i/>
+          <w:iCs/>
+        </w:rPr>
+        <w:t xml:space="preserve">Neisseria gonorrhoeae</w:t>
+      </w:r>
+      <w:r>
+        <w:t xml:space="preserve"> </w:t>
+      </w:r>
+      <w:r>
+        <w:t xml:space="preserve">(66 pairs), and</w:t>
+      </w:r>
+      <w:r>
+        <w:t xml:space="preserve"> </w:t>
+      </w:r>
+      <w:r>
+        <w:rPr>
+          <w:i/>
+          <w:iCs/>
+        </w:rPr>
+        <w:t xml:space="preserve">Streptomyces rimosus</w:t>
+      </w:r>
+      <w:r>
+        <w:t xml:space="preserve"> </w:t>
+      </w:r>
+      <w:r>
+        <w:t xml:space="preserve">(190 pairs). SRA accessions and references are in</w:t>
+      </w:r>
+      <w:r>
+        <w:t xml:space="preserve"> </w:t>
+      </w:r>
+      <w:r>
+        <w:rPr>
+          <w:rStyle w:val="VerbatimChar"/>
+        </w:rPr>
+        <w:t xml:space="preserve">data/syntracker/</w:t>
+      </w:r>
+      <w:r>
+        <w:t xml:space="preserve">. Reads were assembled and every pair was scored with the Syn2b structural channel (</w:t>
+      </w:r>
+      <w:r>
+        <w:rPr>
+          <w:rStyle w:val="VerbatimChar"/>
+        </w:rPr>
+        <w:t xml:space="preserve">syn2b synteny</w:t>
+      </w:r>
+      <w:r>
+        <w:t xml:space="preserve">, four-enzyme panel;</w:t>
+      </w:r>
+      <w:r>
+        <w:t xml:space="preserve"> </w:t>
+      </w:r>
+      <w:r>
+        <w:rPr>
+          <w:rStyle w:val="VerbatimChar"/>
+        </w:rPr>
+        <w:t xml:space="preserve">data/syntracker_validation/syn2b_structural_raw/</w:t>
+      </w:r>
+      <w:r>
+        <w:t xml:space="preserve">), with a self-comparison of every assembly as the fragmentation control;</w:t>
+      </w:r>
+      <w:r>
+        <w:t xml:space="preserve"> </w:t>
+      </w:r>
+      <w:r>
+        <w:rPr>
+          <w:rStyle w:val="VerbatimChar"/>
+        </w:rPr>
+        <w:t xml:space="preserve">results/syntracker_validation/SYNTRACKER_STRUCTURAL_REANALYSIS.md</w:t>
+      </w:r>
+      <w:r>
+        <w:t xml:space="preserve"> </w:t>
+      </w:r>
+      <w:r>
+        <w:t xml:space="preserve">gives the cohort summary. An earlier pass with</w:t>
+      </w:r>
+      <w:r>
+        <w:t xml:space="preserve"> </w:t>
+      </w:r>
+      <w:r>
+        <w:rPr>
+          <w:rStyle w:val="VerbatimChar"/>
+        </w:rPr>
+        <w:t xml:space="preserve">syn2bani ani</w:t>
+      </w:r>
+      <w:r>
+        <w:t xml:space="preserve"> </w:t>
+      </w:r>
+      <w:r>
+        <w:t xml:space="preserve">built before c974f5f produced</w:t>
+      </w:r>
+      <w:r>
+        <w:t xml:space="preserve"> </w:t>
+      </w:r>
+      <w:r>
+        <w:rPr>
+          <w:rStyle w:val="VerbatimChar"/>
+        </w:rPr>
+        <w:t xml:space="preserve">breakpoint_count</w:t>
+      </w:r>
+      <w:r>
+        <w:t xml:space="preserve"> </w:t>
+      </w:r>
+      <w:r>
+        <w:t xml:space="preserve">values of ~900 for self-comparisons of these draft assemblies; those outputs (</w:t>
+      </w:r>
+      <w:r>
+        <w:rPr>
+          <w:rStyle w:val="VerbatimChar"/>
+        </w:rPr>
+        <w:t xml:space="preserve">data/syntracker_validation/syn2bani/</w:t>
+      </w:r>
+      <w:r>
+        <w:t xml:space="preserve">,</w:t>
+      </w:r>
+      <w:r>
+        <w:t xml:space="preserve"> </w:t>
+      </w:r>
+      <w:r>
+        <w:rPr>
+          <w:rStyle w:val="VerbatimChar"/>
+        </w:rPr>
+        <w:t xml:space="preserve">results/syntracker_validation/syntracker_summary_pre_fix.tsv</w:t>
+      </w:r>
+      <w:r>
+        <w:t xml:space="preserve">) are retained for the record and are not used.</w:t>
+      </w:r>
+      <w:r>
+        <w:t xml:space="preserve"> </w:t>
+      </w:r>
+      <w:r>
+        <w:t xml:space="preserve">-</w:t>
+      </w:r>
+      <w:r>
         <w:t xml:space="preserve"> </w:t>
       </w:r>
       <w:r>
@@ -3555,13 +4911,13 @@
           <w:b/>
           <w:bCs/>
         </w:rPr>
-        <w:t xml:space="preserve">cagPAI cohort.</w:t>
-      </w:r>
-      <w:r>
-        <w:t xml:space="preserve"> </w:t>
-      </w:r>
-      <w:r>
-        <w:t xml:space="preserve">Five hundred and twenty-eight</w:t>
+        <w:t xml:space="preserve">cagPAI pilot panel.</w:t>
+      </w:r>
+      <w:r>
+        <w:t xml:space="preserve"> </w:t>
+      </w:r>
+      <w:r>
+        <w:t xml:space="preserve">Eight</w:t>
       </w:r>
       <w:r>
         <w:t xml:space="preserve"> </w:t>
@@ -3577,103 +4933,40 @@
         <w:t xml:space="preserve"> </w:t>
       </w:r>
       <w:r>
-        <w:t xml:space="preserve">genomes from Song et al. (2026) were compared against reference 26695 with</w:t>
-      </w:r>
-      <w:r>
-        <w:t xml:space="preserve"> </w:t>
-      </w:r>
-      <w:r>
-        <w:rPr>
-          <w:rStyle w:val="VerbatimChar"/>
-        </w:rPr>
-        <w:t xml:space="preserve">syn2bani struct --bed --circular NC_000915.1</w:t>
-      </w:r>
-      <w:r>
-        <w:t xml:space="preserve">. Marker-gene presence for 28 cagPAI CDS (HP0520–HP0547) was assessed with</w:t>
-      </w:r>
-      <w:r>
-        <w:t xml:space="preserve"> </w:t>
-      </w:r>
-      <w:r>
-        <w:rPr>
-          <w:rStyle w:val="VerbatimChar"/>
-        </w:rPr>
-        <w:t xml:space="preserve">minimap2 -x asm5</w:t>
-      </w:r>
-      <w:r>
-        <w:t xml:space="preserve"> </w:t>
-      </w:r>
-      <w:r>
-        <w:t xml:space="preserve">(≥80% coverage, ≥80% identity). Genomes with ≥90% markers present were classified as</w:t>
-      </w:r>
-      <w:r>
-        <w:t xml:space="preserve"> </w:t>
-      </w:r>
-      <w:r>
-        <w:rPr>
-          <w:rStyle w:val="VerbatimChar"/>
-        </w:rPr>
-        <w:t xml:space="preserve">complete</w:t>
-      </w:r>
-      <w:r>
-        <w:t xml:space="preserve">; among these, any inversion or translocation overlapping cagPAI coordinates (NC_000915.1: 547,327–583,481, ±2 kb buffer) was classified as</w:t>
-      </w:r>
-      <w:r>
-        <w:t xml:space="preserve"> </w:t>
-      </w:r>
-      <w:r>
-        <w:rPr>
-          <w:rStyle w:val="VerbatimChar"/>
-        </w:rPr>
-        <w:t xml:space="preserve">complete_rearranged</w:t>
-      </w:r>
-      <w:r>
-        <w:t xml:space="preserve">, otherwise</w:t>
-      </w:r>
-      <w:r>
-        <w:t xml:space="preserve"> </w:t>
-      </w:r>
-      <w:r>
-        <w:rPr>
-          <w:rStyle w:val="VerbatimChar"/>
-        </w:rPr>
-        <w:t xml:space="preserve">complete_collinear</w:t>
-      </w:r>
-      <w:r>
-        <w:t xml:space="preserve">. Complete-marker genomes whose only cagPAI-overlapping SV was a genome-spanning call (&gt;50% of the 1,667,825 bp chromosome) were reclassified as</w:t>
-      </w:r>
-      <w:r>
-        <w:t xml:space="preserve"> </w:t>
-      </w:r>
-      <w:r>
-        <w:rPr>
-          <w:rStyle w:val="VerbatimChar"/>
-        </w:rPr>
-        <w:t xml:space="preserve">complete_collinear</w:t>
-      </w:r>
-      <w:r>
-        <w:t xml:space="preserve"> </w:t>
-      </w:r>
-      <w:r>
-        <w:t xml:space="preserve">because such calls reflect the arbitrary choice of start coordinate on a circular chromosome rather than a local rearrangement. Isolation metadata (disease stage, country, FastBAPS lineage, phylogenetic population) were taken from the original publication. Disease-stage associations were tested with Pearson χ² and with Cochran–Mantel–Haenszel stratified by FastBAPS lineage. Independent isolate metadata generated by the study collaborators were merged by GCA accession: cagA detection with EPIYA genotyping and genome-level rescue, vacA s/i/m typing, and CARD resistance hits (Perfect/Strict only; macrolide resistance defined by 23S rRNA A2146G/A2147G mutations). Cross-validation and SV–resistance associations used Fisher exact tests with Woolf odds ratios, CMH stratification by FastBAPS lineage, Breslow–Day homogeneity tests, and Benjamini–Hochberg FDR across executed tests. The 26 genomes discordant between marker state and cagA typing were reviewed at assembly level: all 28 markers were re-anchored with</w:t>
-      </w:r>
-      <w:r>
-        <w:t xml:space="preserve"> </w:t>
-      </w:r>
-      <w:r>
-        <w:rPr>
-          <w:rStyle w:val="VerbatimChar"/>
-        </w:rPr>
-        <w:t xml:space="preserve">minimap2 -x asm5 -c</w:t>
-      </w:r>
-      <w:r>
-        <w:t xml:space="preserve">, cagA presence was assayed by marker alignment and 19-mer positional coverage, and cagPAI-window coverage was measured from the minimap2 alignment against reference 26695 (</w:t>
-      </w:r>
-      <w:r>
-        <w:rPr>
-          <w:rStyle w:val="VerbatimChar"/>
-        </w:rPr>
-        <w:t xml:space="preserve">case_studies/h_pylori_cagpai/</w:t>
+        <w:t xml:space="preserve">26695-derived genomes were generated to test exact SV recovery: wild-type, a 36,154 bp cagPAI deletion, a 36,154 bp cagPAI inversion, a 36,154 bp cagPAI translocation, and the same three events on a mutated background carrying ~1% substitutions (mut1). All eight genomes were compared all-vs-all with</w:t>
+      </w:r>
+      <w:r>
+        <w:t xml:space="preserve"> </w:t>
+      </w:r>
+      <w:r>
+        <w:rPr>
+          <w:rStyle w:val="VerbatimChar"/>
+        </w:rPr>
+        <w:t xml:space="preserve">syn2bani ani</w:t>
+      </w:r>
+      <w:r>
+        <w:t xml:space="preserve"> </w:t>
+      </w:r>
+      <w:r>
+        <w:t xml:space="preserve">and</w:t>
+      </w:r>
+      <w:r>
+        <w:t xml:space="preserve"> </w:t>
+      </w:r>
+      <w:r>
+        <w:rPr>
+          <w:rStyle w:val="VerbatimChar"/>
+        </w:rPr>
+        <w:t xml:space="preserve">syn2bani struct</w:t>
+      </w:r>
+      <w:r>
+        <w:t xml:space="preserve">; event sizes and coordinates are known by construction (</w:t>
+      </w:r>
+      <w:r>
+        <w:rPr>
+          <w:rStyle w:val="VerbatimChar"/>
+        </w:rPr>
+        <w:t xml:space="preserve">data/cagpai_pilot/</w:t>
       </w:r>
       <w:r>
         <w:t xml:space="preserve">).</w:t>
@@ -3694,7 +4987,7 @@
           <w:i/>
           <w:iCs/>
         </w:rPr>
-        <w:t xml:space="preserve">E. coli</w:t>
+        <w:t xml:space="preserve">H. pylori</w:t>
       </w:r>
       <w:r>
         <w:rPr>
@@ -3708,53 +5001,263 @@
           <w:b/>
           <w:bCs/>
         </w:rPr>
-        <w:t xml:space="preserve">O157:H7 collection.</w:t>
-      </w:r>
-      <w:r>
-        <w:t xml:space="preserve"> </w:t>
-      </w:r>
-      <w:r>
-        <w:t xml:space="preserve">Seventy-four</w:t>
-      </w:r>
-      <w:r>
-        <w:t xml:space="preserve"> </w:t>
-      </w:r>
-      <w:r>
-        <w:rPr>
-          <w:i/>
-          <w:iCs/>
-        </w:rPr>
-        <w:t xml:space="preserve">E. coli</w:t>
-      </w:r>
-      <w:r>
-        <w:t xml:space="preserve"> </w:t>
-      </w:r>
-      <w:r>
-        <w:t xml:space="preserve">O157:H7 genomes from Fitzgerald et al. (2021) were compared all-vs-all with</w:t>
-      </w:r>
-      <w:r>
-        <w:t xml:space="preserve"> </w:t>
-      </w:r>
-      <w:r>
-        <w:rPr>
-          <w:rStyle w:val="VerbatimChar"/>
-        </w:rPr>
-        <w:t xml:space="preserve">syn2bani ani</w:t>
-      </w:r>
-      <w:r>
-        <w:t xml:space="preserve"> </w:t>
-      </w:r>
-      <w:r>
-        <w:t xml:space="preserve">(2,701 pairs). Host source and lineage assignments were taken from the original publication; lineages were grouped as I/II, II, Ia, and Ic (</w:t>
-      </w:r>
-      <w:r>
-        <w:rPr>
-          <w:rStyle w:val="VerbatimChar"/>
-        </w:rPr>
-        <w:t xml:space="preserve">case_studies/ecoli_o157_fitzgerald_2021/</w:t>
-      </w:r>
-      <w:r>
-        <w:t xml:space="preserve">).</w:t>
+        <w:t xml:space="preserve">cagPAI cohort.</w:t>
+      </w:r>
+      <w:r>
+        <w:t xml:space="preserve"> </w:t>
+      </w:r>
+      <w:r>
+        <w:t xml:space="preserve">Five hundred and twenty-eight</w:t>
+      </w:r>
+      <w:r>
+        <w:t xml:space="preserve"> </w:t>
+      </w:r>
+      <w:r>
+        <w:rPr>
+          <w:i/>
+          <w:iCs/>
+        </w:rPr>
+        <w:t xml:space="preserve">H. pylori</w:t>
+      </w:r>
+      <w:r>
+        <w:t xml:space="preserve"> </w:t>
+      </w:r>
+      <w:r>
+        <w:t xml:space="preserve">genomes from Song et al. (2026)41 were compared against reference 26695 with</w:t>
+      </w:r>
+      <w:r>
+        <w:t xml:space="preserve"> </w:t>
+      </w:r>
+      <w:r>
+        <w:rPr>
+          <w:rStyle w:val="VerbatimChar"/>
+        </w:rPr>
+        <w:t xml:space="preserve">syn2bani struct --bed --circular NC_000915.1</w:t>
+      </w:r>
+      <w:r>
+        <w:t xml:space="preserve">. Marker-gene presence for 28 cagPAI CDS (HP0520–HP0547) was assessed with</w:t>
+      </w:r>
+      <w:r>
+        <w:t xml:space="preserve"> </w:t>
+      </w:r>
+      <w:r>
+        <w:rPr>
+          <w:rStyle w:val="VerbatimChar"/>
+        </w:rPr>
+        <w:t xml:space="preserve">minimap2 -cx asm20</w:t>
+      </w:r>
+      <w:r>
+        <w:t xml:space="preserve"> </w:t>
+      </w:r>
+      <w:r>
+        <w:t xml:space="preserve">(≥80% coverage, ≥80% identity). Genomes with ≥90% markers present were classified as</w:t>
+      </w:r>
+      <w:r>
+        <w:t xml:space="preserve"> </w:t>
+      </w:r>
+      <w:r>
+        <w:rPr>
+          <w:rStyle w:val="VerbatimChar"/>
+        </w:rPr>
+        <w:t xml:space="preserve">complete</w:t>
+      </w:r>
+      <w:r>
+        <w:t xml:space="preserve">; among these, any inversion or translocation overlapping cagPAI coordinates (NC_000915.1: 547,327–583,481, ±2 kb buffer) was classified as</w:t>
+      </w:r>
+      <w:r>
+        <w:t xml:space="preserve"> </w:t>
+      </w:r>
+      <w:r>
+        <w:rPr>
+          <w:rStyle w:val="VerbatimChar"/>
+        </w:rPr>
+        <w:t xml:space="preserve">complete_rearranged</w:t>
+      </w:r>
+      <w:r>
+        <w:t xml:space="preserve">, otherwise</w:t>
+      </w:r>
+      <w:r>
+        <w:t xml:space="preserve"> </w:t>
+      </w:r>
+      <w:r>
+        <w:rPr>
+          <w:rStyle w:val="VerbatimChar"/>
+        </w:rPr>
+        <w:t xml:space="preserve">complete_collinear</w:t>
+      </w:r>
+      <w:r>
+        <w:t xml:space="preserve">. Complete-marker genomes whose only cagPAI-overlapping SV was a genome-spanning call (&gt;50% of the 1,667,825 bp chromosome) were reclassified as</w:t>
+      </w:r>
+      <w:r>
+        <w:t xml:space="preserve"> </w:t>
+      </w:r>
+      <w:r>
+        <w:rPr>
+          <w:rStyle w:val="VerbatimChar"/>
+        </w:rPr>
+        <w:t xml:space="preserve">complete_collinear</w:t>
+      </w:r>
+      <w:r>
+        <w:t xml:space="preserve"> </w:t>
+      </w:r>
+      <w:r>
+        <w:t xml:space="preserve">because such calls reflect the arbitrary choice of start coordinate on a circular chromosome rather than a local rearrangement. Isolation metadata (disease stage, country, FastBAPS lineage, phylogenetic population) were taken from the original publication. Disease-stage associations were tested with Pearson χ² and with Cochran–Mantel–Haenszel (CMH) tests stratified by FastBAPS lineage. Independent isolate metadata generated by the study collaborators were merged by GCA accession: cagA detection with EPIYA genotyping and genome-level rescue, vacA s/i/m typing, and CARD resistance hits (Perfect/Strict only; macrolide resistance defined by 23S rRNA A2146G/A2147G mutations). Cross-validation and SV–resistance associations used Fisher exact tests with Woolf odds ratios, CMH stratification by FastBAPS lineage, Breslow–Day homogeneity tests, and Benjamini–Hochberg FDR across executed tests. The 26 genomes discordant between marker state and cagA typing were reviewed at assembly level: all 28 markers were re-anchored with</w:t>
+      </w:r>
+      <w:r>
+        <w:t xml:space="preserve"> </w:t>
+      </w:r>
+      <w:r>
+        <w:rPr>
+          <w:rStyle w:val="VerbatimChar"/>
+        </w:rPr>
+        <w:t xml:space="preserve">minimap2 -cx asm20</w:t>
+      </w:r>
+      <w:r>
+        <w:t xml:space="preserve"> </w:t>
+      </w:r>
+      <w:r>
+        <w:t xml:space="preserve">and an</w:t>
+      </w:r>
+      <w:r>
+        <w:t xml:space="preserve"> </w:t>
+      </w:r>
+      <w:r>
+        <w:rPr>
+          <w:rStyle w:val="VerbatimChar"/>
+        </w:rPr>
+        <w:t xml:space="preserve">asm5</w:t>
+      </w:r>
+      <w:r>
+        <w:t xml:space="preserve"> </w:t>
+      </w:r>
+      <w:r>
+        <w:t xml:space="preserve">confirmation pass, cagA presence was assayed by marker alignment and 19-mer positional coverage, and cagPAI-window coverage was measured from the minimap2 alignment against reference 26695 (</w:t>
+      </w:r>
+      <w:r>
+        <w:rPr>
+          <w:rStyle w:val="VerbatimChar"/>
+        </w:rPr>
+        <w:t xml:space="preserve">case_studies/h_pylori_cagpai/</w:t>
+      </w:r>
+      <w:r>
+        <w:t xml:space="preserve">). Finally, complete-marker genomes were split by locality relative to the island window — entirely inside it (</w:t>
+      </w:r>
+      <w:r>
+        <w:rPr>
+          <w:rStyle w:val="VerbatimChar"/>
+        </w:rPr>
+        <w:t xml:space="preserve">island_internal</w:t>
+      </w:r>
+      <w:r>
+        <w:t xml:space="preserve">), one endpoint inside it (</w:t>
+      </w:r>
+      <w:r>
+        <w:rPr>
+          <w:rStyle w:val="VerbatimChar"/>
+        </w:rPr>
+        <w:t xml:space="preserve">island_boundary</w:t>
+      </w:r>
+      <w:r>
+        <w:t xml:space="preserve">), spanning the whole window (</w:t>
+      </w:r>
+      <w:r>
+        <w:rPr>
+          <w:rStyle w:val="VerbatimChar"/>
+        </w:rPr>
+        <w:t xml:space="preserve">island_spanned</w:t>
+      </w:r>
+      <w:r>
+        <w:t xml:space="preserve">), or</w:t>
+      </w:r>
+      <w:r>
+        <w:t xml:space="preserve"> </w:t>
+      </w:r>
+      <w:r>
+        <w:rPr>
+          <w:rStyle w:val="VerbatimChar"/>
+        </w:rPr>
+        <w:t xml:space="preserve">complete_collinear</w:t>
+      </w:r>
+      <w:r>
+        <w:t xml:space="preserve"> </w:t>
+      </w:r>
+      <w:r>
+        <w:t xml:space="preserve">— by</w:t>
+      </w:r>
+      <w:r>
+        <w:t xml:space="preserve"> </w:t>
+      </w:r>
+      <w:r>
+        <w:rPr>
+          <w:rStyle w:val="VerbatimChar"/>
+        </w:rPr>
+        <w:t xml:space="preserve">case_studies/h_pylori_cagpai/scripts/classify_locality.py</w:t>
+      </w:r>
+      <w:r>
+        <w:t xml:space="preserve">. In an exploratory post hoc analysis, we tested the global disease-stage × locality table and a binary island-altering definition (</w:t>
+      </w:r>
+      <w:r>
+        <w:rPr>
+          <w:rStyle w:val="VerbatimChar"/>
+        </w:rPr>
+        <w:t xml:space="preserve">island_internal</w:t>
+      </w:r>
+      <w:r>
+        <w:t xml:space="preserve"> </w:t>
+      </w:r>
+      <w:r>
+        <w:t xml:space="preserve">or</w:t>
+      </w:r>
+      <w:r>
+        <w:t xml:space="preserve"> </w:t>
+      </w:r>
+      <w:r>
+        <w:rPr>
+          <w:rStyle w:val="VerbatimChar"/>
+        </w:rPr>
+        <w:t xml:space="preserve">island_boundary</w:t>
+      </w:r>
+      <w:r>
+        <w:t xml:space="preserve"> </w:t>
+      </w:r>
+      <w:r>
+        <w:t xml:space="preserve">versus</w:t>
+      </w:r>
+      <w:r>
+        <w:t xml:space="preserve"> </w:t>
+      </w:r>
+      <w:r>
+        <w:rPr>
+          <w:rStyle w:val="VerbatimChar"/>
+        </w:rPr>
+        <w:t xml:space="preserve">island_spanned</w:t>
+      </w:r>
+      <w:r>
+        <w:t xml:space="preserve"> </w:t>
+      </w:r>
+      <w:r>
+        <w:t xml:space="preserve">or</w:t>
+      </w:r>
+      <w:r>
+        <w:t xml:space="preserve"> </w:t>
+      </w:r>
+      <w:r>
+        <w:rPr>
+          <w:rStyle w:val="VerbatimChar"/>
+        </w:rPr>
+        <w:t xml:space="preserve">complete_collinear</w:t>
+      </w:r>
+      <w:r>
+        <w:t xml:space="preserve">) in GC versus NAG and advanced (GC/IM) versus early (AG/NAG) comparisons using Fisher exact tests, CMH stratification by FastBAPS lineage and Benjamini–Hochberg FDR across the three locality tests (</w:t>
+      </w:r>
+      <w:r>
+        <w:rPr>
+          <w:rStyle w:val="VerbatimChar"/>
+        </w:rPr>
+        <w:t xml:space="preserve">analyze_locality_association.py</w:t>
+      </w:r>
+      <w:r>
+        <w:t xml:space="preserve">; Python 3.9, SciPy 1.13.1, statsmodels 0.14.6).</w:t>
       </w:r>
       <w:r>
         <w:t xml:space="preserve"> </w:t>
@@ -3769,8 +5272,10 @@
         <w:rPr>
           <w:b/>
           <w:bCs/>
-        </w:rPr>
-        <w:t xml:space="preserve">FDA-ARGOS</w:t>
+          <w:i/>
+          <w:iCs/>
+        </w:rPr>
+        <w:t xml:space="preserve">E. coli</w:t>
       </w:r>
       <w:r>
         <w:rPr>
@@ -3783,174 +5288,408 @@
         <w:rPr>
           <w:b/>
           <w:bCs/>
-          <w:i/>
-          <w:iCs/>
-        </w:rPr>
-        <w:t xml:space="preserve">S. aureus</w:t>
+        </w:rPr>
+        <w:t xml:space="preserve">O157:H7 collection.</w:t>
+      </w:r>
+      <w:r>
+        <w:t xml:space="preserve"> </w:t>
+      </w:r>
+      <w:r>
+        <w:t xml:space="preserve">Seventy-four complete</w:t>
+      </w:r>
+      <w:r>
+        <w:t xml:space="preserve"> </w:t>
+      </w:r>
+      <w:r>
+        <w:rPr>
+          <w:i/>
+          <w:iCs/>
+        </w:rPr>
+        <w:t xml:space="preserve">E. coli</w:t>
+      </w:r>
+      <w:r>
+        <w:t xml:space="preserve"> </w:t>
+      </w:r>
+      <w:r>
+        <w:t xml:space="preserve">O157:H7 genomes from Fitzgerald et al. (2021)42 were compared all-vs-all with</w:t>
+      </w:r>
+      <w:r>
+        <w:t xml:space="preserve"> </w:t>
+      </w:r>
+      <w:r>
+        <w:rPr>
+          <w:rStyle w:val="VerbatimChar"/>
+        </w:rPr>
+        <w:t xml:space="preserve">syn2bani triangle --edge-list --verbose</w:t>
+      </w:r>
+      <w:r>
+        <w:t xml:space="preserve"> </w:t>
+      </w:r>
+      <w:r>
+        <w:t xml:space="preserve">(2,701 pairs). Host source and lineage assignments were taken from the original publication; lineages were grouped as I/II, II, Ia, and Ic. Genomes were re-downloaded from NCBI and the comparison re-run with v0.1.1 by</w:t>
+      </w:r>
+      <w:r>
+        <w:t xml:space="preserve"> </w:t>
+      </w:r>
+      <w:r>
+        <w:rPr>
+          <w:rStyle w:val="VerbatimChar"/>
+        </w:rPr>
+        <w:t xml:space="preserve">case_studies/rerun_breakpoints.py --study ecoli_o157_fitzgerald_2021</w:t>
+      </w:r>
+      <w:r>
+        <w:t xml:space="preserve"> </w:t>
+      </w:r>
+      <w:r>
+        <w:t xml:space="preserve">(</w:t>
+      </w:r>
+      <w:r>
+        <w:rPr>
+          <w:rStyle w:val="VerbatimChar"/>
+        </w:rPr>
+        <w:t xml:space="preserve">case_studies/ecoli_o157_fitzgerald_2021/</w:t>
+      </w:r>
+      <w:r>
+        <w:t xml:space="preserve">).</w:t>
+      </w:r>
+      <w:r>
+        <w:t xml:space="preserve"> </w:t>
+      </w:r>
+      <w:r>
+        <w:t xml:space="preserve">-</w:t>
+      </w:r>
+      <w:r>
+        <w:t xml:space="preserve"> </w:t>
       </w:r>
       <w:r>
         <w:rPr>
           <w:b/>
           <w:bCs/>
         </w:rPr>
-        <w:t xml:space="preserve">.</w:t>
-      </w:r>
-      <w:r>
-        <w:t xml:space="preserve"> </w:t>
-      </w:r>
-      <w:r>
-        <w:t xml:space="preserve">One hundred and twenty-two</w:t>
-      </w:r>
-      <w:r>
-        <w:t xml:space="preserve"> </w:t>
-      </w:r>
-      <w:r>
-        <w:rPr>
-          <w:i/>
-          <w:iCs/>
-        </w:rPr>
-        <w:t xml:space="preserve">Staphylococcus aureus</w:t>
-      </w:r>
-      <w:r>
-        <w:t xml:space="preserve"> </w:t>
-      </w:r>
-      <w:r>
-        <w:t xml:space="preserve">genomes from the FDA-ARGOS repository were compared all-vs-all with</w:t>
-      </w:r>
-      <w:r>
-        <w:t xml:space="preserve"> </w:t>
-      </w:r>
-      <w:r>
-        <w:rPr>
-          <w:rStyle w:val="VerbatimChar"/>
-        </w:rPr>
-        <w:t xml:space="preserve">syn2bani ani</w:t>
-      </w:r>
-      <w:r>
-        <w:t xml:space="preserve"> </w:t>
-      </w:r>
-      <w:r>
-        <w:t xml:space="preserve">and refined to 7,381 pairs. Country and isolation-source metadata were taken from NCBI assembly records (</w:t>
-      </w:r>
-      <w:r>
-        <w:rPr>
-          <w:rStyle w:val="VerbatimChar"/>
-        </w:rPr>
-        <w:t xml:space="preserve">case_studies/fda_argos_s_aureus/</w:t>
-      </w:r>
-      <w:r>
-        <w:t xml:space="preserve">).</w:t>
-      </w:r>
-      <w:r>
-        <w:t xml:space="preserve"> </w:t>
-      </w:r>
-      <w:r>
-        <w:t xml:space="preserve">-</w:t>
-      </w:r>
-      <w:r>
-        <w:t xml:space="preserve"> </w:t>
+        <w:t xml:space="preserve">FDA-ARGOS</w:t>
       </w:r>
       <w:r>
         <w:rPr>
           <w:b/>
           <w:bCs/>
-          <w:i/>
-          <w:iCs/>
-        </w:rPr>
-        <w:t xml:space="preserve">B. longum</w:t>
+        </w:rPr>
+        <w:t xml:space="preserve"> </w:t>
       </w:r>
       <w:r>
         <w:rPr>
           <w:b/>
           <w:bCs/>
-        </w:rPr>
-        <w:t xml:space="preserve"> </w:t>
+          <w:i/>
+          <w:iCs/>
+        </w:rPr>
+        <w:t xml:space="preserve">E. coli</w:t>
       </w:r>
       <w:r>
         <w:rPr>
           <w:b/>
           <w:bCs/>
         </w:rPr>
-        <w:t xml:space="preserve">abfA collection.</w:t>
-      </w:r>
-      <w:r>
-        <w:t xml:space="preserve"> </w:t>
-      </w:r>
-      <w:r>
-        <w:t xml:space="preserve">One hundred and eighty-five</w:t>
-      </w:r>
-      <w:r>
-        <w:t xml:space="preserve"> </w:t>
-      </w:r>
-      <w:r>
-        <w:rPr>
-          <w:i/>
-          <w:iCs/>
-        </w:rPr>
-        <w:t xml:space="preserve">Bifidobacterium longum</w:t>
-      </w:r>
-      <w:r>
-        <w:t xml:space="preserve"> </w:t>
-      </w:r>
-      <w:r>
-        <w:t xml:space="preserve">isolates from a constipation-treatment study were compared all-vs-all with</w:t>
-      </w:r>
-      <w:r>
-        <w:t xml:space="preserve"> </w:t>
-      </w:r>
-      <w:r>
-        <w:rPr>
-          <w:rStyle w:val="VerbatimChar"/>
-        </w:rPr>
-        <w:t xml:space="preserve">syn2bani ani</w:t>
-      </w:r>
-      <w:r>
-        <w:t xml:space="preserve"> </w:t>
-      </w:r>
-      <w:r>
-        <w:t xml:space="preserve">(17,020 pairs). Curated metadata labels each strain as abfA-cluster-complete or deleted/peripheral-truncated (cluster2 in the original study). Locus-targeted chain coverage was computed by aligning each genome against an abfA-complete reference (FSHHK16M1) with</w:t>
-      </w:r>
-      <w:r>
-        <w:t xml:space="preserve"> </w:t>
-      </w:r>
-      <w:r>
-        <w:rPr>
-          <w:rStyle w:val="VerbatimChar"/>
-        </w:rPr>
-        <w:t xml:space="preserve">syn2bani struct --paf</w:t>
-      </w:r>
-      <w:r>
-        <w:t xml:space="preserve"> </w:t>
-      </w:r>
-      <w:r>
-        <w:t xml:space="preserve">and summing chain coverage in 1 kb bins across the 8.5–37.1 kb abfA locus (</w:t>
-      </w:r>
-      <w:r>
-        <w:rPr>
-          <w:rStyle w:val="VerbatimChar"/>
-        </w:rPr>
-        <w:t xml:space="preserve">results/b_longum_abfA/</w:t>
-      </w:r>
-      <w:r>
-        <w:t xml:space="preserve">).</w:t>
-      </w:r>
-    </w:p>
-    <w:p>
-      <w:pPr>
-        <w:pStyle w:val="BodyText"/>
-      </w:pPr>
+        <w:t xml:space="preserve"> </w:t>
+      </w:r>
       <w:r>
         <w:rPr>
           <w:b/>
           <w:bCs/>
         </w:rPr>
+        <w:t xml:space="preserve">AMR genotypes.</w:t>
+      </w:r>
+      <w:r>
+        <w:t xml:space="preserve"> </w:t>
+      </w:r>
+      <w:r>
+        <w:t xml:space="preserve">The 129 assemblies were compared with Syn2bANI, and structural calls were validated with minimap2. Core AMR genotypes were obtained from</w:t>
+      </w:r>
+      <w:r>
+        <w:t xml:space="preserve"> </w:t>
+      </w:r>
+      <w:r>
+        <w:rPr>
+          <w:rStyle w:val="VerbatimChar"/>
+        </w:rPr>
+        <w:t xml:space="preserve">case_studies/fda_argos/metadata_ecoli.tsv</w:t>
+      </w:r>
+      <w:r>
+        <w:t xml:space="preserve">, downloaded from NCBI Pathogen Detection with AMRFinderPlus applied, and joined by assembly accession; analysis used the</w:t>
+      </w:r>
+      <w:r>
+        <w:t xml:space="preserve"> </w:t>
+      </w:r>
+      <w:r>
+        <w:rPr>
+          <w:rStyle w:val="VerbatimChar"/>
+        </w:rPr>
+        <w:t xml:space="preserve">AMR_genotypes_core</w:t>
+      </w:r>
+      <w:r>
+        <w:t xml:space="preserve"> </w:t>
+      </w:r>
+      <w:r>
+        <w:t xml:space="preserve">field. This core field contains acquired genes plus AMRFinderPlus-called resistance point mutations. For pair discordance, genes present in at least half of the 129 genomes were treated as prevalent/intrinsic and removed; the remaining symmetric difference defined a core-AMR discordant pair (</w:t>
+      </w:r>
+      <w:r>
+        <w:rPr>
+          <w:rStyle w:val="VerbatimChar"/>
+        </w:rPr>
+        <w:t xml:space="preserve">amr_discordance.py</w:t>
+      </w:r>
+      <w:r>
+        <w:t xml:space="preserve">). The curated</w:t>
+      </w:r>
+      <w:r>
+        <w:t xml:space="preserve"> </w:t>
+      </w:r>
+      <w:r>
+        <w:rPr>
+          <w:i/>
+          <w:iCs/>
+        </w:rPr>
+        <w:t xml:space="preserve">H. pylori</w:t>
+      </w:r>
+      <w:r>
+        <w:t xml:space="preserve"> </w:t>
+      </w:r>
+      <w:r>
+        <w:t xml:space="preserve">CARD metadata used for Fig. 8 is a separate collaborator dataset and is not the source for FDA-ARGOS.</w:t>
+      </w:r>
+      <w:r>
+        <w:t xml:space="preserve"> </w:t>
+      </w:r>
+      <w:r>
+        <w:t xml:space="preserve">-</w:t>
+      </w:r>
+      <w:r>
+        <w:t xml:space="preserve"> </w:t>
+      </w:r>
+      <w:r>
+        <w:rPr>
+          <w:b/>
+          <w:bCs/>
+        </w:rPr>
+        <w:t xml:space="preserve">FDA-ARGOS</w:t>
+      </w:r>
+      <w:r>
+        <w:rPr>
+          <w:b/>
+          <w:bCs/>
+        </w:rPr>
+        <w:t xml:space="preserve"> </w:t>
+      </w:r>
+      <w:r>
+        <w:rPr>
+          <w:b/>
+          <w:bCs/>
+          <w:i/>
+          <w:iCs/>
+        </w:rPr>
+        <w:t xml:space="preserve">S. aureus</w:t>
+      </w:r>
+      <w:r>
+        <w:rPr>
+          <w:b/>
+          <w:bCs/>
+        </w:rPr>
+        <w:t xml:space="preserve">.</w:t>
+      </w:r>
+      <w:r>
+        <w:t xml:space="preserve"> </w:t>
+      </w:r>
+      <w:r>
+        <w:t xml:space="preserve">The 122</w:t>
+      </w:r>
+      <w:r>
+        <w:t xml:space="preserve"> </w:t>
+      </w:r>
+      <w:r>
+        <w:rPr>
+          <w:i/>
+          <w:iCs/>
+        </w:rPr>
+        <w:t xml:space="preserve">Staphylococcus aureus</w:t>
+      </w:r>
+      <w:r>
+        <w:t xml:space="preserve"> </w:t>
+      </w:r>
+      <w:r>
+        <w:t xml:space="preserve">accessions in the FDA-ARGOS repository43 resolve to 67 distinct assemblies: 54 are the GenBank copy, or a superseded version, of another accession in the list, and comparing both copies would compare a genome with itself under two names. One accession per assembly stem was kept (RefSeq preferred, then the highest version), giving 67 genomes and 2,211 pairs, compared all-vs-all with</w:t>
+      </w:r>
+      <w:r>
+        <w:t xml:space="preserve"> </w:t>
+      </w:r>
+      <w:r>
+        <w:rPr>
+          <w:rStyle w:val="VerbatimChar"/>
+        </w:rPr>
+        <w:t xml:space="preserve">syn2bani triangle --edge-list --verbose</w:t>
+      </w:r>
+      <w:r>
+        <w:t xml:space="preserve">. Country and isolation-source metadata were taken from NCBI assembly records; 351 of the 2,211 pairs have no country on either side. Re-run with v0.1.1 by</w:t>
+      </w:r>
+      <w:r>
+        <w:t xml:space="preserve"> </w:t>
+      </w:r>
+      <w:r>
+        <w:rPr>
+          <w:rStyle w:val="VerbatimChar"/>
+        </w:rPr>
+        <w:t xml:space="preserve">case_studies/rerun_breakpoints.py --study fda_argos_s_aureus --dedup-stem</w:t>
+      </w:r>
+      <w:r>
+        <w:t xml:space="preserve"> </w:t>
+      </w:r>
+      <w:r>
+        <w:t xml:space="preserve">(</w:t>
+      </w:r>
+      <w:r>
+        <w:rPr>
+          <w:rStyle w:val="VerbatimChar"/>
+        </w:rPr>
+        <w:t xml:space="preserve">case_studies/fda_argos_s_aureus/</w:t>
+      </w:r>
+      <w:r>
+        <w:t xml:space="preserve">).</w:t>
+      </w:r>
+      <w:r>
+        <w:t xml:space="preserve"> </w:t>
+      </w:r>
+      <w:r>
+        <w:t xml:space="preserve">-</w:t>
+      </w:r>
+      <w:r>
+        <w:t xml:space="preserve"> </w:t>
+      </w:r>
+      <w:r>
+        <w:rPr>
+          <w:b/>
+          <w:bCs/>
+          <w:i/>
+          <w:iCs/>
+        </w:rPr>
+        <w:t xml:space="preserve">B. longum</w:t>
+      </w:r>
+      <w:r>
+        <w:rPr>
+          <w:b/>
+          <w:bCs/>
+        </w:rPr>
+        <w:t xml:space="preserve"> </w:t>
+      </w:r>
+      <w:r>
+        <w:rPr>
+          <w:b/>
+          <w:bCs/>
+        </w:rPr>
+        <w:t xml:space="preserve">abfA collection.</w:t>
+      </w:r>
+      <w:r>
+        <w:t xml:space="preserve"> </w:t>
+      </w:r>
+      <w:r>
+        <w:t xml:space="preserve">One hundred and eighty-five</w:t>
+      </w:r>
+      <w:r>
+        <w:t xml:space="preserve"> </w:t>
+      </w:r>
+      <w:r>
+        <w:rPr>
+          <w:i/>
+          <w:iCs/>
+        </w:rPr>
+        <w:t xml:space="preserve">Bifidobacterium longum</w:t>
+      </w:r>
+      <w:r>
+        <w:t xml:space="preserve"> </w:t>
+      </w:r>
+      <w:r>
+        <w:t xml:space="preserve">isolates from a constipation-treatment study44 were compared all-vs-all with</w:t>
+      </w:r>
+      <w:r>
+        <w:t xml:space="preserve"> </w:t>
+      </w:r>
+      <w:r>
+        <w:rPr>
+          <w:rStyle w:val="VerbatimChar"/>
+        </w:rPr>
+        <w:t xml:space="preserve">syn2bani ani</w:t>
+      </w:r>
+      <w:r>
+        <w:t xml:space="preserve"> </w:t>
+      </w:r>
+      <w:r>
+        <w:t xml:space="preserve">(17,020 pairs). Curated metadata labels each strain as abfA-cluster-complete or deleted/peripheral-truncated (cluster2 in the original study). Locus-targeted chain coverage was computed by aligning each genome against an abfA-complete reference (FSHHK16M1) with</w:t>
+      </w:r>
+      <w:r>
+        <w:t xml:space="preserve"> </w:t>
+      </w:r>
+      <w:r>
+        <w:rPr>
+          <w:rStyle w:val="VerbatimChar"/>
+        </w:rPr>
+        <w:t xml:space="preserve">syn2bani struct --paf</w:t>
+      </w:r>
+      <w:r>
+        <w:t xml:space="preserve"> </w:t>
+      </w:r>
+      <w:r>
+        <w:t xml:space="preserve">and summing chain coverage in 1 kb bins across the 8.5–37.1 kb abfA locus (</w:t>
+      </w:r>
+      <w:r>
+        <w:rPr>
+          <w:rStyle w:val="VerbatimChar"/>
+        </w:rPr>
+        <w:t xml:space="preserve">results/b_longum_abfA/</w:t>
+      </w:r>
+      <w:r>
+        <w:t xml:space="preserve">).</w:t>
+      </w:r>
+    </w:p>
+    <w:p>
+      <w:pPr>
+        <w:pStyle w:val="BodyText"/>
+      </w:pPr>
+      <w:r>
+        <w:rPr>
+          <w:b/>
+          <w:bCs/>
+        </w:rPr>
         <w:t xml:space="preserve">Tools and versions.</w:t>
       </w:r>
       <w:r>
         <w:t xml:space="preserve"> </w:t>
       </w:r>
       <w:r>
-        <w:t xml:space="preserve">Syn2bANI 0.1.0 (default panel BcgI,AlfI,AloI,FalI; deployed calibration v5), skani 0.1.0 (0.3.2 for the HPC database-scale runs), FastANI 1.33/1.34, MUMmer/dnadiff 3.23. Per-pair efficiency was measured on a Mac Studio (Apple M4 Max, 16 cores, 128 GB RAM; 3 repetitions, medians reported); database-scale runs used a 32-thread HPC node. skani’s n = 22</w:t>
+        <w:t xml:space="preserve">Syn2bANI 0.1.0 (default panel BcgI,AlfI,AloI,FalI; embedded calibration v5; benchmark calibration v6 in</w:t>
+      </w:r>
+      <w:r>
+        <w:t xml:space="preserve"> </w:t>
+      </w:r>
+      <w:r>
+        <w:rPr>
+          <w:rStyle w:val="VerbatimChar"/>
+        </w:rPr>
+        <w:t xml:space="preserve">results/panel_by_band/linear_cal_v6.json</w:t>
+      </w:r>
+      <w:r>
+        <w:t xml:space="preserve">), skani 0.3.2, FastANI 1.33/1.34, MUMmer/dnadiff 3.23. All ANI comparisons used skani 0.3.2, including the simulation ladder, Enterobacteriaceae small subset, SynTracker cohorts, GTDB-R207 pre-screen and database-scale runs. skani was run with default parameters throughout; its documentation recommends</w:t>
+      </w:r>
+      <w:r>
+        <w:t xml:space="preserve"> </w:t>
+      </w:r>
+      <w:r>
+        <w:rPr>
+          <w:rStyle w:val="VerbatimChar"/>
+        </w:rPr>
+        <w:t xml:space="preserve">-c</w:t>
+      </w:r>
+      <w:r>
+        <w:t xml:space="preserve"> </w:t>
+      </w:r>
+      <w:r>
+        <w:t xml:space="preserve">adjustments below ~90% ANI, which were not applied. Per-pair efficiency was measured on a Mac Studio (Apple M4 Max, 16 cores, 128 GB RAM; 3 repetitions, medians reported); database-scale runs used a 32-thread HPC node. skani’s n = 22</w:t>
       </w:r>
       <w:r>
         <w:t xml:space="preserve"> </w:t>
@@ -3968,8 +5707,8 @@
         <w:t xml:space="preserve">time covers only 302/484 reported pairs (minimum-AF filter) and excludes sketching; this is noted wherever the comparison appears.</w:t>
       </w:r>
     </w:p>
-    <w:bookmarkEnd w:id="33"/>
-    <w:bookmarkStart w:id="34" w:name="implementation"/>
+    <w:bookmarkEnd w:id="39"/>
+    <w:bookmarkStart w:id="40" w:name="implementation"/>
     <w:p>
       <w:pPr>
         <w:pStyle w:val="Heading3"/>
@@ -4088,7 +5827,7 @@
         <w:t xml:space="preserve"> </w:t>
       </w:r>
       <w:r>
-        <w:t xml:space="preserve">sketch format stores 2-bit-packed tags with their coordinates and records the enzyme table (older sketches remain readable); a sketch is ~120–180 KB per genome and the store is ~5× smaller than skani’s at n = 22. Sketch reuse makes repeated comparisons against the same genomes bit-identical at ~5× lower peak memory. The calibration model is an embedded JSON (ridge weights, scaling, feature order) evaluated at runtime in &lt; 1 µs; the 95–99.5% training expansion and all calibration scripts are released. The test suite (101 tests at the time of writing, including rescue-pass, geometry, screen, and synteny-statistics regressions) is green in release mode.</w:t>
+        <w:t xml:space="preserve">sketch format stores 2-bit-packed tags with their coordinates and records the enzyme table (older sketches remain readable); a sketch is ~120–180 KB per genome and the store is ~5× smaller than skani’s at n = 22. Sketch reuse makes repeated comparisons against the same genomes bit-identical at ~5× lower peak memory. The calibration model is an embedded JSON (ridge weights, scaling, feature order) evaluated at runtime in &lt; 1 µs; the 95–99.5% training expansion and all calibration scripts are released. The test suite (120 tests at the time of writing, including rescue-pass, geometry, screen, and synteny-statistics regressions) is green in release mode.</w:t>
       </w:r>
     </w:p>
     <w:p>
@@ -4098,9 +5837,9 @@
         </w:pict>
       </w:r>
     </w:p>
-    <w:bookmarkEnd w:id="34"/>
-    <w:bookmarkEnd w:id="35"/>
-    <w:bookmarkStart w:id="36" w:name="data-availability"/>
+    <w:bookmarkEnd w:id="40"/>
+    <w:bookmarkEnd w:id="41"/>
+    <w:bookmarkStart w:id="42" w:name="data-availability"/>
     <w:p>
       <w:pPr>
         <w:pStyle w:val="Heading2"/>
@@ -4129,7 +5868,7 @@
         <w:rPr>
           <w:rStyle w:val="VerbatimChar"/>
         </w:rPr>
-        <w:t xml:space="preserve">results/anim_truth_hi95.tsv</w:t>
+        <w:t xml:space="preserve">results/anim_truth_hi95_v9rescue.tsv</w:t>
       </w:r>
       <w:r>
         <w:t xml:space="preserve">), the 43,334-pair held-out GTDB-R207 benchmark (</w:t>
@@ -4177,7 +5916,7 @@
         <w:t xml:space="preserve">results/synteny_bench/</w:t>
       </w:r>
       <w:r>
-        <w:t xml:space="preserve">), and the Syntracker isolate re-analysis (</w:t>
+        <w:t xml:space="preserve">), the Syntracker isolate re-analysis (</w:t>
       </w:r>
       <w:r>
         <w:rPr>
@@ -4186,7 +5925,83 @@
         <w:t xml:space="preserve">results/syntracker_validation/</w:t>
       </w:r>
       <w:r>
-        <w:t xml:space="preserve">). GTDB release R207 is available from https://gtdb.ecogenomic.org. The reference for exact-truth simulations is</w:t>
+        <w:t xml:space="preserve">), the</w:t>
+      </w:r>
+      <w:r>
+        <w:t xml:space="preserve"> </w:t>
+      </w:r>
+      <w:r>
+        <w:rPr>
+          <w:i/>
+          <w:iCs/>
+        </w:rPr>
+        <w:t xml:space="preserve">H. pylori</w:t>
+      </w:r>
+      <w:r>
+        <w:t xml:space="preserve"> </w:t>
+      </w:r>
+      <w:r>
+        <w:t xml:space="preserve">cagPAI cohort including locality and association tables (</w:t>
+      </w:r>
+      <w:r>
+        <w:rPr>
+          <w:rStyle w:val="VerbatimChar"/>
+        </w:rPr>
+        <w:t xml:space="preserve">case_studies/h_pylori_cagpai/results/</w:t>
+      </w:r>
+      <w:r>
+        <w:t xml:space="preserve">), and the species-level census summaries, QC reports, sensitivity analyses and figure files for GTDB-R207, HROM and OAPGC (</w:t>
+      </w:r>
+      <w:r>
+        <w:rPr>
+          <w:rStyle w:val="VerbatimChar"/>
+        </w:rPr>
+        <w:t xml:space="preserve">results/census/</w:t>
+      </w:r>
+      <w:r>
+        <w:t xml:space="preserve">). Revision-specific outputs include calibration v5/v6 provenance (</w:t>
+      </w:r>
+      <w:r>
+        <w:rPr>
+          <w:rStyle w:val="VerbatimChar"/>
+        </w:rPr>
+        <w:t xml:space="preserve">results/gtdb50k/CALIBRATION_PROVENANCE.md</w:t>
+      </w:r>
+      <w:r>
+        <w:t xml:space="preserve">), dependence-aware uncertainty intervals (</w:t>
+      </w:r>
+      <w:r>
+        <w:rPr>
+          <w:rStyle w:val="VerbatimChar"/>
+        </w:rPr>
+        <w:t xml:space="preserve">results/revision/dependence_aware_uncertainty.tsv</w:t>
+      </w:r>
+      <w:r>
+        <w:t xml:space="preserve"> </w:t>
+      </w:r>
+      <w:r>
+        <w:t xml:space="preserve">and</w:t>
+      </w:r>
+      <w:r>
+        <w:t xml:space="preserve"> </w:t>
+      </w:r>
+      <w:r>
+        <w:rPr>
+          <w:rStyle w:val="VerbatimChar"/>
+        </w:rPr>
+        <w:t xml:space="preserve">results/revision/DEPENDENCE_AWARE_UNCERTAINTY_REPORT.md</w:t>
+      </w:r>
+      <w:r>
+        <w:t xml:space="preserve">), and GTDB ANI merge QC (</w:t>
+      </w:r>
+      <w:r>
+        <w:rPr>
+          <w:rStyle w:val="VerbatimChar"/>
+        </w:rPr>
+        <w:t xml:space="preserve">results/census/gtdb/GTDB_ANI_MERGE_QC_NOTES.md</w:t>
+      </w:r>
+      <w:r>
+        <w:t xml:space="preserve">); Supplementary Notes 4–7 and Tables S4–S7 are in the Supplementary Information package. Pair-level census tables will be deposited in Zenodo upon acceptance. GTDB release R207 is available from https://gtdb.ecogenomic.org; HROM is described by Cha et al.45; and OAPGC is described by Zou et al.46. The reference for exact-truth simulations is</w:t>
       </w:r>
       <w:r>
         <w:t xml:space="preserve"> </w:t>
@@ -4205,8 +6020,8 @@
         <w:t xml:space="preserve">K-12 MG1655, ENA accession U00096.3.</w:t>
       </w:r>
     </w:p>
-    <w:bookmarkEnd w:id="36"/>
-    <w:bookmarkStart w:id="37" w:name="code-availability"/>
+    <w:bookmarkEnd w:id="42"/>
+    <w:bookmarkStart w:id="43" w:name="code-availability"/>
     <w:p>
       <w:pPr>
         <w:pStyle w:val="Heading2"/>
@@ -4220,7 +6035,7 @@
         <w:pStyle w:val="FirstParagraph"/>
       </w:pPr>
       <w:r>
-        <w:t xml:space="preserve">Syn2bANI is free and open source (MIT License) at https://github.com/HuangShiLab/Syn2bANI, including the Rust source, integration tests, the exact-truth simulation harness, and the embedded calibration model. The version benchmarked here is 0.1.0 with calibration model v5 (commit</w:t>
+        <w:t xml:space="preserve">Syn2bANI is free and open source (MIT License) at https://github.com/HuangShiLab/Syn2bANI, including the Rust source, integration tests, the exact-truth simulation harness, and the embedded calibration model. The software snapshot is 0.1.0 with calibration model v5 (commit</w:t>
       </w:r>
       <w:r>
         <w:t xml:space="preserve"> </w:t>
@@ -4232,11 +6047,70 @@
         <w:t xml:space="preserve">fe0f36c</w:t>
       </w:r>
       <w:r>
-        <w:t xml:space="preserve">).</w:t>
-      </w:r>
-    </w:p>
-    <w:bookmarkEnd w:id="37"/>
-    <w:bookmarkStart w:id="38" w:name="acknowledgements"/>
+        <w:t xml:space="preserve">). The larger real-genome evaluation uses archived benchmark calibration v6 (</w:t>
+      </w:r>
+      <w:r>
+        <w:rPr>
+          <w:rStyle w:val="VerbatimChar"/>
+        </w:rPr>
+        <w:t xml:space="preserve">results/panel_by_band/linear_cal_v6.json</w:t>
+      </w:r>
+      <w:r>
+        <w:t xml:space="preserve">); v5 and v6 are not interchangeable labels, and their training provenance is stated in Online Methods.</w:t>
+      </w:r>
+    </w:p>
+    <w:p>
+      <w:pPr>
+        <w:pStyle w:val="BodyText"/>
+      </w:pPr>
+      <w:r>
+        <w:t xml:space="preserve">The</w:t>
+      </w:r>
+      <w:r>
+        <w:t xml:space="preserve"> </w:t>
+      </w:r>
+      <w:r>
+        <w:rPr>
+          <w:rStyle w:val="VerbatimChar"/>
+        </w:rPr>
+        <w:t xml:space="preserve">raw_inverted_fraction</w:t>
+      </w:r>
+      <w:r>
+        <w:t xml:space="preserve"> </w:t>
+      </w:r>
+      <w:r>
+        <w:t xml:space="preserve">values in Fig. 5a,b are produced by the companion tool Syn2b (MIT License, https://github.com/HuangShiLab/Syn2b), which digests the same genomes with the same Type IIB enzyme panel and writes its own anchor file (</w:t>
+      </w:r>
+      <w:r>
+        <w:rPr>
+          <w:rStyle w:val="VerbatimChar"/>
+        </w:rPr>
+        <w:t xml:space="preserve">.tgt</w:t>
+      </w:r>
+      <w:r>
+        <w:t xml:space="preserve">). Syn2b also hosts the derivation of the count-versus-ratio distinction under assembly fragmentation (</w:t>
+      </w:r>
+      <w:r>
+        <w:rPr>
+          <w:rStyle w:val="VerbatimChar"/>
+        </w:rPr>
+        <w:t xml:space="preserve">docs/MATH_REVIEW.md</w:t>
+      </w:r>
+      <w:r>
+        <w:t xml:space="preserve">) and the detection-power analysis (</w:t>
+      </w:r>
+      <w:r>
+        <w:rPr>
+          <w:rStyle w:val="VerbatimChar"/>
+        </w:rPr>
+        <w:t xml:space="preserve">docs/PHASE2_DETECTION_POWER.md</w:t>
+      </w:r>
+      <w:r>
+        <w:t xml:space="preserve">). All other structural columns reported here are Syn2bANI outputs.</w:t>
+      </w:r>
+    </w:p>
+    <w:bookmarkEnd w:id="43"/>
+    <w:bookmarkStart w:id="44" w:name="acknowledgements"/>
     <w:p>
       <w:pPr>
         <w:pStyle w:val="Heading2"/>
@@ -4253,8 +6127,8 @@
         <w:t xml:space="preserve">[To be determined.]</w:t>
       </w:r>
     </w:p>
-    <w:bookmarkEnd w:id="38"/>
-    <w:bookmarkStart w:id="39" w:name="author-contributions"/>
+    <w:bookmarkEnd w:id="44"/>
+    <w:bookmarkStart w:id="45" w:name="author-contributions"/>
     <w:p>
       <w:pPr>
         <w:pStyle w:val="Heading2"/>
@@ -4271,8 +6145,8 @@
         <w:t xml:space="preserve">Y.Z. implemented the software, designed and executed the benchmarks, and generated the figures. S.H. conceived the project, supervised the research, and wrote the manuscript with input from Y.Z.</w:t>
       </w:r>
     </w:p>
-    <w:bookmarkEnd w:id="39"/>
-    <w:bookmarkStart w:id="40" w:name="competing-interests"/>
+    <w:bookmarkEnd w:id="45"/>
+    <w:bookmarkStart w:id="46" w:name="competing-interests"/>
     <w:p>
       <w:pPr>
         <w:pStyle w:val="Heading2"/>
@@ -4289,8 +6163,8 @@
         <w:t xml:space="preserve">The authors declare no competing interests.</w:t>
       </w:r>
     </w:p>
-    <w:bookmarkEnd w:id="40"/>
-    <w:bookmarkStart w:id="41" w:name="references"/>
+    <w:bookmarkEnd w:id="46"/>
+    <w:bookmarkStart w:id="47" w:name="references"/>
     <w:p>
       <w:pPr>
         <w:pStyle w:val="Heading2"/>
@@ -5700,6 +7574,248 @@
       </w:r>
     </w:p>
     <w:p>
+      <w:pPr>
+        <w:pStyle w:val="Compact"/>
+        <w:numPr>
+          <w:ilvl w:val="0"/>
+          <w:numId w:val="1001"/>
+        </w:numPr>
+      </w:pPr>
+      <w:r>
+        <w:t xml:space="preserve">Song, X. et al. Risk prediction of</w:t>
+      </w:r>
+      <w:r>
+        <w:t xml:space="preserve"> </w:t>
+      </w:r>
+      <w:r>
+        <w:rPr>
+          <w:i/>
+          <w:iCs/>
+        </w:rPr>
+        <w:t xml:space="preserve">Helicobacter pylori</w:t>
+      </w:r>
+      <w:r>
+        <w:t xml:space="preserve"> </w:t>
+      </w:r>
+      <w:r>
+        <w:t xml:space="preserve">strains across Correa’s cascade via intelligent analysis of genome-wide SNPs.</w:t>
+      </w:r>
+      <w:r>
+        <w:t xml:space="preserve"> </w:t>
+      </w:r>
+      <w:r>
+        <w:rPr>
+          <w:i/>
+          <w:iCs/>
+        </w:rPr>
+        <w:t xml:space="preserve">Proc. Natl. Acad. Sci. USA</w:t>
+      </w:r>
+      <w:r>
+        <w:t xml:space="preserve"> </w:t>
+      </w:r>
+      <w:r>
+        <w:rPr>
+          <w:b/>
+          <w:bCs/>
+        </w:rPr>
+        <w:t xml:space="preserve">123</w:t>
+      </w:r>
+      <w:r>
+        <w:t xml:space="preserve">, e2603926123 (2026).</w:t>
+      </w:r>
+    </w:p>
+    <w:p>
+      <w:pPr>
+        <w:pStyle w:val="Compact"/>
+        <w:numPr>
+          <w:ilvl w:val="0"/>
+          <w:numId w:val="1001"/>
+        </w:numPr>
+      </w:pPr>
+      <w:r>
+        <w:t xml:space="preserve">Fitzgerald, S. F. et al. Genome structural variation in</w:t>
+      </w:r>
+      <w:r>
+        <w:t xml:space="preserve"> </w:t>
+      </w:r>
+      <w:r>
+        <w:rPr>
+          <w:i/>
+          <w:iCs/>
+        </w:rPr>
+        <w:t xml:space="preserve">Escherichia coli</w:t>
+      </w:r>
+      <w:r>
+        <w:t xml:space="preserve"> </w:t>
+      </w:r>
+      <w:r>
+        <w:t xml:space="preserve">O157:H7.</w:t>
+      </w:r>
+      <w:r>
+        <w:t xml:space="preserve"> </w:t>
+      </w:r>
+      <w:r>
+        <w:rPr>
+          <w:i/>
+          <w:iCs/>
+        </w:rPr>
+        <w:t xml:space="preserve">Microb. Genom.</w:t>
+      </w:r>
+      <w:r>
+        <w:t xml:space="preserve"> </w:t>
+      </w:r>
+      <w:r>
+        <w:rPr>
+          <w:b/>
+          <w:bCs/>
+        </w:rPr>
+        <w:t xml:space="preserve">7</w:t>
+      </w:r>
+      <w:r>
+        <w:t xml:space="preserve">, 000682 (2021).</w:t>
+      </w:r>
+    </w:p>
+    <w:p>
+      <w:pPr>
+        <w:pStyle w:val="Compact"/>
+        <w:numPr>
+          <w:ilvl w:val="0"/>
+          <w:numId w:val="1001"/>
+        </w:numPr>
+      </w:pPr>
+      <w:r>
+        <w:t xml:space="preserve">Sichtig, H. et al. FDA-ARGOS is a database with public quality-controlled reference genomes for diagnostic use and regulatory science.</w:t>
+      </w:r>
+      <w:r>
+        <w:t xml:space="preserve"> </w:t>
+      </w:r>
+      <w:r>
+        <w:rPr>
+          <w:i/>
+          <w:iCs/>
+        </w:rPr>
+        <w:t xml:space="preserve">Nat. Commun.</w:t>
+      </w:r>
+      <w:r>
+        <w:t xml:space="preserve"> </w:t>
+      </w:r>
+      <w:r>
+        <w:rPr>
+          <w:b/>
+          <w:bCs/>
+        </w:rPr>
+        <w:t xml:space="preserve">10</w:t>
+      </w:r>
+      <w:r>
+        <w:t xml:space="preserve">, 3313 (2019).</w:t>
+      </w:r>
+    </w:p>
+    <w:p>
+      <w:pPr>
+        <w:pStyle w:val="Compact"/>
+        <w:numPr>
+          <w:ilvl w:val="0"/>
+          <w:numId w:val="1001"/>
+        </w:numPr>
+      </w:pPr>
+      <w:r>
+        <w:t xml:space="preserve">Yu, L. et al. A key genetic factor governing arabinan utilization in the gut microbiome alleviates constipation.</w:t>
+      </w:r>
+      <w:r>
+        <w:t xml:space="preserve"> </w:t>
+      </w:r>
+      <w:r>
+        <w:rPr>
+          <w:i/>
+          <w:iCs/>
+        </w:rPr>
+        <w:t xml:space="preserve">Cell Host Microbe</w:t>
+      </w:r>
+      <w:r>
+        <w:t xml:space="preserve"> </w:t>
+      </w:r>
+      <w:r>
+        <w:rPr>
+          <w:b/>
+          <w:bCs/>
+        </w:rPr>
+        <w:t xml:space="preserve">31</w:t>
+      </w:r>
+      <w:r>
+        <w:t xml:space="preserve">, 1989–2006.e8 (2023).</w:t>
+      </w:r>
+    </w:p>
+    <w:p>
+      <w:pPr>
+        <w:pStyle w:val="Compact"/>
+        <w:numPr>
+          <w:ilvl w:val="0"/>
+          <w:numId w:val="1001"/>
+        </w:numPr>
+      </w:pPr>
+      <w:r>
+        <w:t xml:space="preserve">Cha, J. H., Kim, N., Ma, J., Lee, S., Koh, G., Yang, S., Beck, S., Byeon, I., Lee, B. &amp; Lee, I. A high-quality genomic catalog of the human oral microbiome broadens its phylogeny and clinical insights.</w:t>
+      </w:r>
+      <w:r>
+        <w:t xml:space="preserve"> </w:t>
+      </w:r>
+      <w:r>
+        <w:rPr>
+          <w:i/>
+          <w:iCs/>
+        </w:rPr>
+        <w:t xml:space="preserve">Cell Host Microbe</w:t>
+      </w:r>
+      <w:r>
+        <w:t xml:space="preserve"> </w:t>
+      </w:r>
+      <w:r>
+        <w:rPr>
+          <w:b/>
+          <w:bCs/>
+        </w:rPr>
+        <w:t xml:space="preserve">33</w:t>
+      </w:r>
+      <w:r>
+        <w:t xml:space="preserve">, 1977–1994.e8 (2025).</w:t>
+      </w:r>
+    </w:p>
+    <w:p>
+      <w:pPr>
+        <w:pStyle w:val="Compact"/>
+        <w:numPr>
+          <w:ilvl w:val="0"/>
+          <w:numId w:val="1001"/>
+        </w:numPr>
+      </w:pPr>
+      <w:r>
+        <w:t xml:space="preserve">Zou, X. et al. OAPGC: a high-quality oral and airway prokaryotic genome catalog for enhanced ecological resolution and disease inference.</w:t>
+      </w:r>
+      <w:r>
+        <w:t xml:space="preserve"> </w:t>
+      </w:r>
+      <w:r>
+        <w:rPr>
+          <w:i/>
+          <w:iCs/>
+        </w:rPr>
+        <w:t xml:space="preserve">npj Biofilms Microbiomes</w:t>
+      </w:r>
+      <w:r>
+        <w:t xml:space="preserve"> </w:t>
+      </w:r>
+      <w:r>
+        <w:rPr>
+          <w:b/>
+          <w:bCs/>
+        </w:rPr>
+        <w:t xml:space="preserve">12</w:t>
+      </w:r>
+      <w:r>
+        <w:t xml:space="preserve">, 182 (2026).</w:t>
+      </w:r>
+    </w:p>
+    <w:p>
       <w:r>
         <w:pict>
           <v:rect style="width:0;height:1.5pt" o:hralign="center" o:hrstd="t" o:hr="t"/>
@@ -5715,7 +7831,7 @@
           <w:i/>
           <w:iCs/>
         </w:rPr>
-        <w:t xml:space="preserve">Manuscript draft — Nature Methods format. Main-text target: ~3,000–5,000 words; abstract: 153 words.</w:t>
+        <w:t xml:space="preserve">Manuscript draft — Nature Methods format. Main-text target: ~3,000–5,000 words; abstract: ≤200 words (currently 196 words, excluding the heading).</w:t>
       </w:r>
       <w:r>
         <w:t xml:space="preserve"> </w:t>
@@ -5735,8 +7851,8 @@
         </w:pict>
       </w:r>
     </w:p>
-    <w:bookmarkEnd w:id="41"/>
-    <w:bookmarkStart w:id="42" w:name="figure-legends"/>
+    <w:bookmarkEnd w:id="47"/>
+    <w:bookmarkStart w:id="48" w:name="figure-legends"/>
     <w:p>
       <w:pPr>
         <w:pStyle w:val="Heading2"/>
@@ -5875,7 +7991,7 @@
         <w:t xml:space="preserve"> </w:t>
       </w:r>
       <w:r>
-        <w:t xml:space="preserve">43,334 held-out same-genus pairs plus 727 high-ANI test pairs. (a) Estimated vs ANIm truth for Syn2bANI hybrid (raw ≥98% / calibrated &lt;98%), skani, and FastANI. Raw and v6-calibrated Syn2bANI variants are shown in Supplementary Figs. S2–S3. (b) Per-band MAE. (c) Signed-error distributions. (d) High-ANI zoom. Source:</w:t>
+        <w:t xml:space="preserve">43,334 held-out same-genus pairs plus 727 high-ANI test pairs. (a) Estimated vs ANIm truth for Syn2bANI hybrid (raw ≥98% / v6-calibrated &lt;98%), skani, and FastANI. Raw and v6-calibrated Syn2bANI variants are shown in Supplementary Figs. S2–S3. (b) Per-band MAE. (c) Signed-error distributions. (d) High-ANI zoom. Source:</w:t>
       </w:r>
       <w:r>
         <w:t xml:space="preserve"> </w:t>
@@ -5899,13 +8015,28 @@
           <w:b/>
           <w:bCs/>
         </w:rPr>
-        <w:t xml:space="preserve">Figure 4 | Computational efficiency on small Enterobacteriaceae subsets.</w:t>
-      </w:r>
-      <w:r>
-        <w:t xml:space="preserve"> </w:t>
-      </w:r>
-      <w:r>
-        <w:t xml:space="preserve">(a) All-vs-all ANI wall time versus number of pairs. (b) One-to-all ANI search wall time versus number of reference genomes. (c) Peak memory for all-vs-all comparison. (d) SV-inclusive workflow wall time, comparing dnadiff alone, skani followed by dnadiff, and Syn2bANI (struct alone or combined ANI+SV from FASTA or pre-built sketches). All timings are medians of three replicates on a Mac Studio (M4 Max, 16 cores) for panels a–c and on a 16-core HPC node for panel d. Source:</w:t>
+        <w:t xml:space="preserve">Figure 4 | Computational efficiency on small subsets and at GTDB-R207 database scale.</w:t>
+      </w:r>
+      <w:r>
+        <w:t xml:space="preserve"> </w:t>
+      </w:r>
+      <w:r>
+        <w:t xml:space="preserve">(a) All-vs-all ANI wall time versus number of pairs. (b) One-to-all ANI search wall time versus number of reference genomes. (c) Peak memory for all-vs-all comparison. (d) SV-inclusive workflow wall time, comparing dnadiff alone, skani followed by dnadiff, and Syn2bANI (struct alone or combined ANI+SV from FASTA or pre-built sketches). Panels a–d are medians of three replicates on a Mac Studio (M4 Max, 16 cores) for a–c and on a 16-core HPC node for d. (e) One-to-all wall time per query against all 65,703 GTDB R207 representative genomes, comparing skani search, Syn2bANI search, Syn2bANI dist, and FastANI (all failed; memory bars show peak RSS before OOM). (f) SV-follow-up speedup:</w:t>
+      </w:r>
+      <w:r>
+        <w:t xml:space="preserve"> </w:t>
+      </w:r>
+      <w:r>
+        <w:rPr>
+          <w:rStyle w:val="VerbatimChar"/>
+        </w:rPr>
+        <w:t xml:space="preserve">syn2bani struct</w:t>
+      </w:r>
+      <w:r>
+        <w:t xml:space="preserve"> </w:t>
+      </w:r>
+      <w:r>
+        <w:t xml:space="preserve">versus dnadiff on the top non-self hit from panel e. Source:</w:t>
       </w:r>
       <w:r>
         <w:t xml:space="preserve"> </w:t>
@@ -5917,7 +8048,25 @@
         <w:t xml:space="preserve">paper/figures/main/fig4_efficiency.png</w:t>
       </w:r>
       <w:r>
-        <w:t xml:space="preserve">.</w:t>
+        <w:t xml:space="preserve"> </w:t>
+      </w:r>
+      <w:r>
+        <w:t xml:space="preserve">(panels a–d) and</w:t>
+      </w:r>
+      <w:r>
+        <w:t xml:space="preserve"> </w:t>
+      </w:r>
+      <w:r>
+        <w:rPr>
+          <w:rStyle w:val="VerbatimChar"/>
+        </w:rPr>
+        <w:t xml:space="preserve">results/one_to_all/ONE_TO_ALL_BENCHMARK.md</w:t>
+      </w:r>
+      <w:r>
+        <w:t xml:space="preserve"> </w:t>
+      </w:r>
+      <w:r>
+        <w:t xml:space="preserve">(panels e–f).</w:t>
       </w:r>
     </w:p>
     <w:p>
@@ -5935,7 +8084,7 @@
         <w:t xml:space="preserve"> </w:t>
       </w:r>
       <w:r>
-        <w:t xml:space="preserve">(a) Syn2bANI</w:t>
+        <w:t xml:space="preserve">(a)</w:t>
       </w:r>
       <w:r>
         <w:t xml:space="preserve"> </w:t>
@@ -5947,10 +8096,7 @@
         <w:t xml:space="preserve">raw_inverted_fraction</w:t>
       </w:r>
       <w:r>
-        <w:t xml:space="preserve"> </w:t>
-      </w:r>
-      <w:r>
-        <w:t xml:space="preserve">vs dnadiff inverted fraction across GTDB-R207 pairs (Pearson r = 0.936). (b) High-ANI zoom (ANIm ≥ 97%, r = 0.996, slope = 0.986). (c) Partial correlation of</w:t>
+        <w:t xml:space="preserve">, computed by the companion Syn2b tool from the same anchor definition, vs dnadiff inverted fraction across the 43,334 held-out GTDB-R207 pairs (Pearson r = 0.936, slope 1.004). (b) Strain-range zoom on the separately sampled high-ANI set (n = 3,826 at ANIm ≥ 97%; r = 0.996, slope 1.006, intercept −0.004). The held-out set contains only two pairs at ANIm ≥ 97% and does not support this panel. (c) Partial correlation of</w:t>
       </w:r>
       <w:r>
         <w:t xml:space="preserve"> </w:t>
@@ -6004,25 +8150,147 @@
           <w:b/>
           <w:bCs/>
         </w:rPr>
-        <w:t xml:space="preserve">Figure 6 | Near-clonal ANI can coexist with low synteny in GTDB-R207.</w:t>
-      </w:r>
-      <w:r>
-        <w:t xml:space="preserve"> </w:t>
-      </w:r>
-      <w:r>
-        <w:t xml:space="preserve">(a) Syn2bANI ANI versus anchor adjacency for 336 high-AF same-species pairs (grey); the 20 most discordant pairs (orange) have ANI &gt; 99% yet carry 61–989 SV calls. (b) SV composition of the 10 most discordant pairs, showing that hundreds of inversions and translocations can separate strains with near-identical average sequence. Source:</w:t>
-      </w:r>
-      <w:r>
-        <w:t xml:space="preserve"> </w:t>
-      </w:r>
-      <w:r>
-        <w:rPr>
-          <w:rStyle w:val="VerbatimChar"/>
-        </w:rPr>
-        <w:t xml:space="preserve">paper/figures/main/fig6_ani_sv_discordance.png</w:t>
-      </w:r>
-      <w:r>
-        <w:t xml:space="preserve">.</w:t>
+        <w:t xml:space="preserve">Figure 6 | Structural divergence at near-clonal ANI in four published isolate collections.</w:t>
+      </w:r>
+      <w:r>
+        <w:t xml:space="preserve"> </w:t>
+      </w:r>
+      <w:r>
+        <w:t xml:space="preserve">Junctions per pair from the Syn2b structural channel (four-enzyme panel) against skani ANI, for the four SynTracker isolate collections10; every assembly scores 0 against itself, so the floor is a true zero. Medians: hypermutator</w:t>
+      </w:r>
+      <w:r>
+        <w:t xml:space="preserve"> </w:t>
+      </w:r>
+      <w:r>
+        <w:rPr>
+          <w:i/>
+          <w:iCs/>
+        </w:rPr>
+        <w:t xml:space="preserve">E. coli</w:t>
+      </w:r>
+      <w:r>
+        <w:t xml:space="preserve"> </w:t>
+      </w:r>
+      <w:r>
+        <w:t xml:space="preserve">0 (divergence predominantly sequence-level),</w:t>
+      </w:r>
+      <w:r>
+        <w:t xml:space="preserve"> </w:t>
+      </w:r>
+      <w:r>
+        <w:rPr>
+          <w:i/>
+          <w:iCs/>
+        </w:rPr>
+        <w:t xml:space="preserve">N. gonorrhoeae</w:t>
+      </w:r>
+      <w:r>
+        <w:t xml:space="preserve"> </w:t>
+      </w:r>
+      <w:r>
+        <w:t xml:space="preserve">3,</w:t>
+      </w:r>
+      <w:r>
+        <w:t xml:space="preserve"> </w:t>
+      </w:r>
+      <w:r>
+        <w:rPr>
+          <w:i/>
+          <w:iCs/>
+        </w:rPr>
+        <w:t xml:space="preserve">H. pylori</w:t>
+      </w:r>
+      <w:r>
+        <w:t xml:space="preserve"> </w:t>
+      </w:r>
+      <w:r>
+        <w:t xml:space="preserve">7,</w:t>
+      </w:r>
+      <w:r>
+        <w:t xml:space="preserve"> </w:t>
+      </w:r>
+      <w:r>
+        <w:rPr>
+          <w:i/>
+          <w:iCs/>
+        </w:rPr>
+        <w:t xml:space="preserve">S. rimosus</w:t>
+      </w:r>
+      <w:r>
+        <w:t xml:space="preserve"> </w:t>
+      </w:r>
+      <w:r>
+        <w:t xml:space="preserve">10 (greater architecture-level divergence). Within</w:t>
+      </w:r>
+      <w:r>
+        <w:t xml:space="preserve"> </w:t>
+      </w:r>
+      <w:r>
+        <w:rPr>
+          <w:i/>
+          <w:iCs/>
+        </w:rPr>
+        <w:t xml:space="preserve">H. pylori</w:t>
+      </w:r>
+      <w:r>
+        <w:t xml:space="preserve">, pairs from one participant differ by a median of 0 junctions and pairs from different participants by 8 (Supplementary Fig. S8); the same ordering and within-participant floor reproduce through Syn2bANI’s own</w:t>
+      </w:r>
+      <w:r>
+        <w:t xml:space="preserve"> </w:t>
+      </w:r>
+      <w:r>
+        <w:rPr>
+          <w:rStyle w:val="VerbatimChar"/>
+        </w:rPr>
+        <w:t xml:space="preserve">breakpoint_count</w:t>
+      </w:r>
+      <w:r>
+        <w:t xml:space="preserve"> </w:t>
+      </w:r>
+      <w:r>
+        <w:t xml:space="preserve">(medians 0/1/5/3; within- vs between-participant 0 vs 6). Source:</w:t>
+      </w:r>
+      <w:r>
+        <w:t xml:space="preserve"> </w:t>
+      </w:r>
+      <w:r>
+        <w:rPr>
+          <w:rStyle w:val="VerbatimChar"/>
+        </w:rPr>
+        <w:t xml:space="preserve">paper/figures/main/fig6_syntracker_structure.png</w:t>
+      </w:r>
+      <w:r>
+        <w:t xml:space="preserve">;</w:t>
+      </w:r>
+      <w:r>
+        <w:t xml:space="preserve"> </w:t>
+      </w:r>
+      <w:r>
+        <w:rPr>
+          <w:rStyle w:val="VerbatimChar"/>
+        </w:rPr>
+        <w:t xml:space="preserve">results/syntracker_validation/SYNTRACKER_STRUCTURAL_REANALYSIS.md</w:t>
+      </w:r>
+      <w:r>
+        <w:t xml:space="preserve"> </w:t>
+      </w:r>
+      <w:r>
+        <w:t xml:space="preserve">and</w:t>
+      </w:r>
+      <w:r>
+        <w:t xml:space="preserve"> </w:t>
+      </w:r>
+      <w:r>
+        <w:rPr>
+          <w:rStyle w:val="VerbatimChar"/>
+        </w:rPr>
+        <w:t xml:space="preserve">results/syntracker_validation/rerun_v032/</w:t>
+      </w:r>
+      <w:r>
+        <w:t xml:space="preserve"> </w:t>
+      </w:r>
+      <w:r>
+        <w:t xml:space="preserve">(dual-channel rerun). The previous version of this figure (GTDB-R207 pairs with 61–989 SV calls) was produced with a pre-c974f5f binary and is withdrawn; the GTDB-R207 discordance analysis is superseded by the genome-wide within-species census in the companion Syn2b paper.</w:t>
       </w:r>
     </w:p>
     <w:p>
@@ -6034,116 +8302,117 @@
           <w:b/>
           <w:bCs/>
         </w:rPr>
-        <w:t xml:space="preserve">Figure 7 | Locus-targeted chain coverage detects a phenotype-associated structural difference invisible to genome-wide ANI.</w:t>
-      </w:r>
-      <w:r>
-        <w:t xml:space="preserve"> </w:t>
-      </w:r>
-      <w:r>
-        <w:t xml:space="preserve">185</w:t>
-      </w:r>
-      <w:r>
-        <w:t xml:space="preserve"> </w:t>
-      </w:r>
-      <w:r>
-        <w:rPr>
-          <w:i/>
-          <w:iCs/>
-        </w:rPr>
-        <w:t xml:space="preserve">Bifidobacterium longum</w:t>
-      </w:r>
-      <w:r>
-        <w:t xml:space="preserve"> </w:t>
-      </w:r>
-      <w:r>
-        <w:t xml:space="preserve">isolates stratified by abfA gene-cluster status (complete vs deleted/peripheral-truncated). (a) Syn2bANI chain coverage across the abfA locus (8.5–37.1 kb; core genes 8.8–17.2 kb, peripheral region 17.2–37.1 kb). (b) Periphery coverage boxplot by group. Whole-genome ANI and aligned fraction do not separate the groups, but local chain coverage over the cluster periphery is significantly reduced in the deleted group (MWU p = 1.4 × 10⁻³). Source:</w:t>
-      </w:r>
-      <w:r>
-        <w:t xml:space="preserve"> </w:t>
-      </w:r>
-      <w:r>
-        <w:rPr>
-          <w:rStyle w:val="VerbatimChar"/>
-        </w:rPr>
-        <w:t xml:space="preserve">paper/figures/main/fig7_b_longum_abfa.png</w:t>
-      </w:r>
-      <w:r>
-        <w:t xml:space="preserve">.</w:t>
-      </w:r>
-    </w:p>
-    <w:p>
-      <w:pPr>
-        <w:pStyle w:val="BodyText"/>
-      </w:pPr>
+        <w:t xml:space="preserve">Supplementary Figure S8 |</w:t>
+      </w:r>
       <w:r>
         <w:rPr>
           <w:b/>
           <w:bCs/>
         </w:rPr>
-        <w:t xml:space="preserve">Figure 8 | cagPAI architecture in 528</w:t>
+        <w:t xml:space="preserve"> </w:t>
       </w:r>
       <w:r>
         <w:rPr>
           <w:b/>
           <w:bCs/>
-        </w:rPr>
-        <w:t xml:space="preserve"> </w:t>
+          <w:i/>
+          <w:iCs/>
+        </w:rPr>
+        <w:t xml:space="preserve">H. pylori</w:t>
       </w:r>
       <w:r>
         <w:rPr>
           <w:b/>
           <w:bCs/>
-          <w:i/>
-          <w:iCs/>
-        </w:rPr>
-        <w:t xml:space="preserve">H. pylori</w:t>
+        </w:rPr>
+        <w:t xml:space="preserve"> </w:t>
       </w:r>
       <w:r>
         <w:rPr>
           <w:b/>
           <w:bCs/>
         </w:rPr>
-        <w:t xml:space="preserve"> </w:t>
-      </w:r>
+        <w:t xml:space="preserve">junction counts resolve by participant.</w:t>
+      </w:r>
+      <w:r>
+        <w:t xml:space="preserve"> </w:t>
+      </w:r>
+      <w:r>
+        <w:t xml:space="preserve">The</w:t>
+      </w:r>
+      <w:r>
+        <w:t xml:space="preserve"> </w:t>
+      </w:r>
+      <w:r>
+        <w:rPr>
+          <w:i/>
+          <w:iCs/>
+        </w:rPr>
+        <w:t xml:space="preserve">H. pylori</w:t>
+      </w:r>
+      <w:r>
+        <w:t xml:space="preserve"> </w:t>
+      </w:r>
+      <w:r>
+        <w:t xml:space="preserve">panel of Fig. 6 coloured by the participant each isolate came from, 2,926 pairs. Same-participant pairs sit at the zero floor (median 0 junctions); different-participant pairs carry a median of 8 (Mann–Whitney p = 4.1 × 10⁻²²⁶). Source:</w:t>
+      </w:r>
+      <w:r>
+        <w:t xml:space="preserve"> </w:t>
+      </w:r>
+      <w:r>
+        <w:rPr>
+          <w:rStyle w:val="VerbatimChar"/>
+        </w:rPr>
+        <w:t xml:space="preserve">paper/figures/supplementary/fig_s8_syntracker_h_pylori_by_host.png</w:t>
+      </w:r>
+      <w:r>
+        <w:t xml:space="preserve">.</w:t>
+      </w:r>
+    </w:p>
+    <w:p>
+      <w:pPr>
+        <w:pStyle w:val="BodyText"/>
+      </w:pPr>
       <w:r>
         <w:rPr>
           <w:b/>
           <w:bCs/>
         </w:rPr>
-        <w:t xml:space="preserve">isolates tracks lineage, cross-validates against independent cagA typing, and is invisible to ANI.</w:t>
-      </w:r>
-      <w:r>
-        <w:t xml:space="preserve"> </w:t>
-      </w:r>
-      <w:r>
-        <w:t xml:space="preserve">(a) Engineered control validation: wild-type, ΔcagPAI, inversion, translocation, and mutated backgrounds. (b) Extended state classification workflow: marker presence/absence plus</w:t>
-      </w:r>
-      <w:r>
-        <w:t xml:space="preserve"> </w:t>
-      </w:r>
-      <w:r>
-        <w:rPr>
-          <w:rStyle w:val="VerbatimChar"/>
-        </w:rPr>
-        <w:t xml:space="preserve">syn2bani struct</w:t>
-      </w:r>
-      <w:r>
-        <w:t xml:space="preserve"> </w:t>
-      </w:r>
-      <w:r>
-        <w:t xml:space="preserve">calls, with circular-origin filtering. (c) Stacked-bar distribution of extended cagPAI states by FastBAPS lineage. (d) Distribution by Correa’s cascade disease stage. (e) Cross-validation against independent cagA molecular typing (collaborator data): cagPAI presence fraction by cagA detection status (OR = 783; lineage-stratified OR = 3,986; Breslow–Day p = 0.96). (f) SV-call burden by CARD macrolide-resistance genotype (23S rRNA); the crude association (OR = 2.81) does not survive FastBAPS-lineage stratification (OR = 1.33). FastBAPS lineage is strongly associated with extended state (χ² = 58.75, df = 12, p = 3.8 × 10⁻⁸), but the disease-stage association is not significant after lineage stratification (CMH p ≥ 0.21). Full association statistics in Supplementary Table S5; lineage-stratified forest plot in Supplementary Fig. S13; assembly-level review of the 26 discordant genomes in the text. Source:</w:t>
-      </w:r>
-      <w:r>
-        <w:t xml:space="preserve"> </w:t>
-      </w:r>
-      <w:r>
-        <w:rPr>
-          <w:rStyle w:val="VerbatimChar"/>
-        </w:rPr>
-        <w:t xml:space="preserve">paper/figures/main/fig8_cagpai_h_pylori.png</w:t>
-      </w:r>
-      <w:r>
-        <w:t xml:space="preserve">; country/population breakdown in Supplementary Fig. S11; filtering detail in Supplementary Fig. S12.</w:t>
+        <w:t xml:space="preserve">Figure 7 | Locus-targeted chain coverage detects a phenotype-associated structural difference invisible to genome-wide ANI.</w:t>
+      </w:r>
+      <w:r>
+        <w:t xml:space="preserve"> </w:t>
+      </w:r>
+      <w:r>
+        <w:t xml:space="preserve">185</w:t>
+      </w:r>
+      <w:r>
+        <w:t xml:space="preserve"> </w:t>
+      </w:r>
+      <w:r>
+        <w:rPr>
+          <w:i/>
+          <w:iCs/>
+        </w:rPr>
+        <w:t xml:space="preserve">Bifidobacterium longum</w:t>
+      </w:r>
+      <w:r>
+        <w:t xml:space="preserve"> </w:t>
+      </w:r>
+      <w:r>
+        <w:t xml:space="preserve">isolates stratified by abfA gene-cluster status (complete vs deleted/peripheral-truncated). (a) Syn2bANI chain coverage across the abfA locus (8.5–37.1 kb; core genes 8.8–17.2 kb, peripheral region 17.2–37.1 kb). (b) Periphery coverage boxplot by group. Whole-genome ANI and aligned fraction do not separate the groups, but local chain coverage over the cluster periphery is significantly reduced in the deleted group (MWU p = 1.4 × 10⁻³). Source:</w:t>
+      </w:r>
+      <w:r>
+        <w:t xml:space="preserve"> </w:t>
+      </w:r>
+      <w:r>
+        <w:rPr>
+          <w:rStyle w:val="VerbatimChar"/>
+        </w:rPr>
+        <w:t xml:space="preserve">paper/figures/main/fig7_b_longum_abfa.png</w:t>
+      </w:r>
+      <w:r>
+        <w:t xml:space="preserve">.</w:t>
       </w:r>
     </w:p>
     <w:p>
@@ -6155,7 +8424,7 @@
           <w:b/>
           <w:bCs/>
         </w:rPr>
-        <w:t xml:space="preserve">Supplementary Figure S9 | High-ANI</w:t>
+        <w:t xml:space="preserve">Figure 8 | cagPAI architecture in 528</w:t>
       </w:r>
       <w:r>
         <w:rPr>
@@ -6171,7 +8440,7 @@
           <w:i/>
           <w:iCs/>
         </w:rPr>
-        <w:t xml:space="preserve">E. coli</w:t>
+        <w:t xml:space="preserve">H. pylori</w:t>
       </w:r>
       <w:r>
         <w:rPr>
@@ -6185,107 +8454,476 @@
           <w:b/>
           <w:bCs/>
         </w:rPr>
-        <w:t xml:space="preserve">O157:H7 pairs carry hundreds of breakpoints.</w:t>
-      </w:r>
-      <w:r>
-        <w:t xml:space="preserve"> </w:t>
-      </w:r>
-      <w:r>
-        <w:t xml:space="preserve">Seventy-four genomes from Fitzgerald et al. (2021), 2,701 non-self pairs. (a) ANI vs breakpoint count colored by lineage (I/II, II, Ia, Ic). (b) Same data colored by host category (bovine, human, other/unknown). All pairwise ANIs exceed 99.886% yet breakpoints range from 171 to &gt;1,100. Source:</w:t>
-      </w:r>
-      <w:r>
-        <w:t xml:space="preserve"> </w:t>
-      </w:r>
-      <w:r>
-        <w:rPr>
-          <w:rStyle w:val="VerbatimChar"/>
-        </w:rPr>
-        <w:t xml:space="preserve">case_studies/ecoli_o157_fitzgerald_2021/results/</w:t>
-      </w:r>
-      <w:r>
-        <w:t xml:space="preserve">.</w:t>
-      </w:r>
-    </w:p>
-    <w:bookmarkEnd w:id="42"/>
-    <w:bookmarkStart w:id="43" w:name="X7e86bd043411c6fe0c1c3c5c9e527294f463d34"/>
-    <w:p>
-      <w:pPr>
-        <w:pStyle w:val="Heading2"/>
+        <w:t xml:space="preserve">isolates tracks lineage, cross-validates against independent cagA typing, and is invisible to ANI.</w:t>
+      </w:r>
+      <w:r>
+        <w:t xml:space="preserve"> </w:t>
+      </w:r>
+      <w:r>
+        <w:t xml:space="preserve">(a) Engineered control validation: wild-type, ΔcagPAI, inversion, translocation, and mutated backgrounds. (b) Extended state classification workflow: marker presence/absence plus</w:t>
+      </w:r>
+      <w:r>
+        <w:t xml:space="preserve"> </w:t>
+      </w:r>
+      <w:r>
+        <w:rPr>
+          <w:rStyle w:val="VerbatimChar"/>
+        </w:rPr>
+        <w:t xml:space="preserve">syn2bani struct</w:t>
+      </w:r>
+      <w:r>
+        <w:t xml:space="preserve"> </w:t>
+      </w:r>
+      <w:r>
+        <w:t xml:space="preserve">calls, with circular-origin filtering. (c) Stacked-bar distribution of extended cagPAI states by FastBAPS lineage. (d) Distribution by Correa’s cascade disease stage. (e) Cross-validation against independent cagA molecular typing (collaborator data): cagPAI presence fraction by cagA detection status (OR = 783; lineage-stratified OR = 3,986; Breslow–Day p = 0.96). (f) SV-call burden by CARD macrolide-resistance genotype (23S rRNA); the crude association (OR = 2.81) does not survive FastBAPS-lineage stratification (OR = 1.33). FastBAPS lineage is strongly associated with extended state (χ² = 58.75, df = 12, p = 3.8 × 10⁻⁸), but the disease-stage association is not significant after lineage stratification (CMH p ≥ 0.21). Full association statistics in Supplementary Table S5; lineage-stratified forest plot in Supplementary Fig. S13; assembly-level review of the 26 discordant genomes in the text. Source:</w:t>
+      </w:r>
+      <w:r>
+        <w:t xml:space="preserve"> </w:t>
+      </w:r>
+      <w:r>
+        <w:rPr>
+          <w:rStyle w:val="VerbatimChar"/>
+        </w:rPr>
+        <w:t xml:space="preserve">paper/figures/main/fig8_cagpai_h_pylori.png</w:t>
+      </w:r>
+      <w:r>
+        <w:t xml:space="preserve">; country/population breakdown in Supplementary Fig. S11; filtering detail in Supplementary Fig. S12.</w:t>
+      </w:r>
+    </w:p>
+    <w:p>
+      <w:pPr>
+        <w:pStyle w:val="BodyText"/>
       </w:pPr>
       <w:r>
         <w:rPr>
           <w:b/>
           <w:bCs/>
         </w:rPr>
-        <w:t xml:space="preserve">Supplementary Figure S10 | High-ANI FDA-ARGOS</w:t>
-      </w:r>
+        <w:t xml:space="preserve">Figure 9 | HROM dual-axis census separates candidate divergence modes.</w:t>
+      </w:r>
+      <w:r>
+        <w:t xml:space="preserve"> </w:t>
+      </w:r>
+      <w:r>
+        <w:t xml:space="preserve">(a) Joint distribution of Syn2b structural similarity and skani ANI for 60,014,738 pairs passing evidence filters, highlighting the mutually exclusive top 5% by each similarity axis and their overlap. (b) Species-level enrichment in the structural-similarity and ANI-similarity sets. Species above the dashed null are enriched in the structural-similarity set (candidate sequence-level divergence); species to the right of the dashed null are enriched in the ANI-similarity set (candidate architecture-level divergence). Candidate mode labels do not imply direct mutation-rate or recombination-rate measurements. Source:</w:t>
+      </w:r>
+      <w:r>
+        <w:t xml:space="preserve"> </w:t>
+      </w:r>
+      <w:r>
+        <w:rPr>
+          <w:rStyle w:val="VerbatimChar"/>
+        </w:rPr>
+        <w:t xml:space="preserve">results/census/hrom/hypermodes/fig_hrom_hypermodes.pdf</w:t>
+      </w:r>
+      <w:r>
+        <w:t xml:space="preserve">; enrichment statistics in</w:t>
+      </w:r>
+      <w:r>
+        <w:t xml:space="preserve"> </w:t>
+      </w:r>
+      <w:r>
+        <w:rPr>
+          <w:rStyle w:val="VerbatimChar"/>
+        </w:rPr>
+        <w:t xml:space="preserve">hypermode_species_enrichment.tsv</w:t>
+      </w:r>
+      <w:r>
+        <w:t xml:space="preserve">.</w:t>
+      </w:r>
+    </w:p>
+    <w:p>
+      <w:pPr>
+        <w:pStyle w:val="BodyText"/>
+      </w:pPr>
       <w:r>
         <w:rPr>
           <w:b/>
           <w:bCs/>
         </w:rPr>
-        <w:t xml:space="preserve"> </w:t>
-      </w:r>
+        <w:t xml:space="preserve">Figure 10 | Oral-airway conspecifics show sequence-distance enrichment without a global breakpoint excess.</w:t>
+      </w:r>
+      <w:r>
+        <w:t xml:space="preserve"> </w:t>
+      </w:r>
+      <w:r>
+        <w:t xml:space="preserve">(a) Species-level AUCs for detecting oral-airway versus within-habitat (oral–oral or airway–airway) pairs using ANI-derived sequence distance (x axis) and breakpoint count (y axis) among 200 eligible OAPGC species; categories require BH q &lt; 0.05 and AUC &gt; 0.5. (b) Fraction of OAPGC structural pairs with at least two breakpoints across all informative pairs and two minimum pair-level contig-N50 strata. The increase with N50 demonstrates contiguity sensitivity; the null-to-modest breakpoint AUC in a contrasts with the consistent ANI-derived sequence-distance enrichment. Source:</w:t>
+      </w:r>
+      <w:r>
+        <w:t xml:space="preserve"> </w:t>
+      </w:r>
+      <w:r>
+        <w:rPr>
+          <w:rStyle w:val="VerbatimChar"/>
+        </w:rPr>
+        <w:t xml:space="preserve">results/census/oapgc/figures/fig_oapgc_site_axes.pdf</w:t>
+      </w:r>
+      <w:r>
+        <w:t xml:space="preserve">; statistics in</w:t>
+      </w:r>
+      <w:r>
+        <w:t xml:space="preserve"> </w:t>
+      </w:r>
+      <w:r>
+        <w:rPr>
+          <w:rStyle w:val="VerbatimChar"/>
+        </w:rPr>
+        <w:t xml:space="preserve">results/census/oapgc/site_effects/</w:t>
+      </w:r>
+      <w:r>
+        <w:t xml:space="preserve">.</w:t>
+      </w:r>
+    </w:p>
+    <w:p>
+      <w:pPr>
+        <w:pStyle w:val="BodyText"/>
+      </w:pPr>
       <w:r>
         <w:rPr>
           <w:b/>
           <w:bCs/>
-          <w:i/>
-          <w:iCs/>
-        </w:rPr>
-        <w:t xml:space="preserve">Staphylococcus aureus</w:t>
-      </w:r>
+        </w:rPr>
+        <w:t xml:space="preserve">Figure 11 | GTDB catalog-scale ANI–structural census.</w:t>
+      </w:r>
+      <w:r>
+        <w:t xml:space="preserve"> </w:t>
+      </w:r>
+      <w:r>
+        <w:t xml:space="preserve">(a) Species-level relationship between mean skani ANI and the fraction of within-species pairs with at least two breakpoints for 1,311 complete GTDB-R207 species with at least 100 expected pairs; colour gives the number of species in each hexagonal bin. (b) Breakpoint-positive fraction across all effective pairs and CheckM/N50 quality strata. For each stratum, paired bars show the fraction among all reported structural pairs (first bar) and the fraction among breakpoint-informative pairs with a numeric breakpoint value (second bar; numeric breakpoint-positive fractions are printed above the bars). The informative denominator excludes the 10.08% of reported pairs without a numeric breakpoint. Source:</w:t>
+      </w:r>
+      <w:r>
+        <w:t xml:space="preserve"> </w:t>
+      </w:r>
+      <w:r>
+        <w:rPr>
+          <w:rStyle w:val="VerbatimChar"/>
+        </w:rPr>
+        <w:t xml:space="preserve">results/census/gtdb/figures/fig_gtdb_ani_sv_census.pdf</w:t>
+      </w:r>
+      <w:r>
+        <w:t xml:space="preserve">; joint table in</w:t>
+      </w:r>
+      <w:r>
+        <w:t xml:space="preserve"> </w:t>
+      </w:r>
+      <w:r>
+        <w:rPr>
+          <w:rStyle w:val="VerbatimChar"/>
+        </w:rPr>
+        <w:t xml:space="preserve">results/census/gtdb/gtdb_species_ani_sv_joint.tsv</w:t>
+      </w:r>
+      <w:r>
+        <w:t xml:space="preserve">; sensitivity in</w:t>
+      </w:r>
+      <w:r>
+        <w:t xml:space="preserve"> </w:t>
+      </w:r>
+      <w:r>
+        <w:rPr>
+          <w:rStyle w:val="VerbatimChar"/>
+        </w:rPr>
+        <w:t xml:space="preserve">results/census/gtdb/effective_quality_sensitivity.tsv</w:t>
+      </w:r>
+      <w:r>
+        <w:t xml:space="preserve">.</w:t>
+      </w:r>
+    </w:p>
+    <w:p>
+      <w:pPr>
+        <w:pStyle w:val="BodyText"/>
+      </w:pPr>
       <w:r>
         <w:rPr>
           <w:b/>
           <w:bCs/>
         </w:rPr>
-        <w:t xml:space="preserve"> </w:t>
+        <w:t xml:space="preserve">Supplementary Figure S9 | Near-clonal</w:t>
       </w:r>
       <w:r>
         <w:rPr>
           <w:b/>
           <w:bCs/>
         </w:rPr>
-        <w:t xml:space="preserve">pairs show wide breakpoint variation.</w:t>
-      </w:r>
-      <w:r>
-        <w:t xml:space="preserve"> </w:t>
-      </w:r>
-      <w:r>
-        <w:t xml:space="preserve">One hundred and twenty-two genomes, 7,381 refined pairs. (a) ANI vs breakpoint count. (b) Breakpoint count distribution. Pairs at 100% ANI still carry &gt;150 breakpoints. Source:</w:t>
-      </w:r>
-      <w:r>
-        <w:t xml:space="preserve"> </w:t>
-      </w:r>
-      <w:r>
-        <w:rPr>
-          <w:rStyle w:val="VerbatimChar"/>
-        </w:rPr>
-        <w:t xml:space="preserve">case_studies/fda_argos_s_aureus/results/</w:t>
-      </w:r>
-      <w:r>
-        <w:t xml:space="preserve">.</w:t>
-      </w:r>
-    </w:p>
-    <w:bookmarkEnd w:id="43"/>
-    <w:bookmarkStart w:id="44" w:name="tables"/>
-    <w:p>
-      <w:pPr>
-        <w:pStyle w:val="Heading2"/>
-      </w:pPr>
-      <w:r>
-        <w:t xml:space="preserve">Tables</w:t>
-      </w:r>
-    </w:p>
-    <w:p>
-      <w:pPr>
-        <w:pStyle w:val="FirstParagraph"/>
-      </w:pPr>
+        <w:t xml:space="preserve"> </w:t>
+      </w:r>
       <w:r>
         <w:rPr>
           <w:b/>
           <w:bCs/>
+          <w:i/>
+          <w:iCs/>
+        </w:rPr>
+        <w:t xml:space="preserve">E. coli</w:t>
+      </w:r>
+      <w:r>
+        <w:rPr>
+          <w:b/>
+          <w:bCs/>
+        </w:rPr>
+        <w:t xml:space="preserve"> </w:t>
+      </w:r>
+      <w:r>
+        <w:rPr>
+          <w:b/>
+          <w:bCs/>
+        </w:rPr>
+        <w:t xml:space="preserve">O157:H7 pairs still differ structurally.</w:t>
+      </w:r>
+      <w:r>
+        <w:t xml:space="preserve"> </w:t>
+      </w:r>
+      <w:r>
+        <w:t xml:space="preserve">Seventy-four complete genomes from Fitzgerald et al. (2021)42, 2,701 non-self pairs, re-run with Syn2bANI v0.1.1. (a) ANI vs</w:t>
+      </w:r>
+      <w:r>
+        <w:t xml:space="preserve"> </w:t>
+      </w:r>
+      <w:r>
+        <w:rPr>
+          <w:rStyle w:val="VerbatimChar"/>
+        </w:rPr>
+        <w:t xml:space="preserve">breakpoint_count</w:t>
+      </w:r>
+      <w:r>
+        <w:t xml:space="preserve">, coloured by lineage when both members share one (I/II, II, Ia, Ic; grey = different lineages). (b) The same by host category (bovine, human, other/unknown). Every pairwise ANI exceeds 99.886%, yet the median pair differs by 7 breakpoints (IQR 4–9, max 19) and only 7.1% of pairs are structurally identical. Source:</w:t>
+      </w:r>
+      <w:r>
+        <w:t xml:space="preserve"> </w:t>
+      </w:r>
+      <w:r>
+        <w:rPr>
+          <w:rStyle w:val="VerbatimChar"/>
+        </w:rPr>
+        <w:t xml:space="preserve">case_studies/ecoli_o157_fitzgerald_2021/results/triangle_rerun.tsv</w:t>
+      </w:r>
+      <w:r>
+        <w:t xml:space="preserve">,</w:t>
+      </w:r>
+      <w:r>
+        <w:t xml:space="preserve"> </w:t>
+      </w:r>
+      <w:r>
+        <w:rPr>
+          <w:rStyle w:val="VerbatimChar"/>
+        </w:rPr>
+        <w:t xml:space="preserve">rerun_summary.md</w:t>
+      </w:r>
+      <w:r>
+        <w:t xml:space="preserve">.</w:t>
+      </w:r>
+    </w:p>
+    <w:p>
+      <w:pPr>
+        <w:pStyle w:val="BodyText"/>
+      </w:pPr>
+      <w:r>
+        <w:rPr>
+          <w:b/>
+          <w:bCs/>
+        </w:rPr>
+        <w:t xml:space="preserve">Supplementary Figure S10 | The FDA-ARGOS</w:t>
+      </w:r>
+      <w:r>
+        <w:rPr>
+          <w:b/>
+          <w:bCs/>
+        </w:rPr>
+        <w:t xml:space="preserve"> </w:t>
+      </w:r>
+      <w:r>
+        <w:rPr>
+          <w:b/>
+          <w:bCs/>
+          <w:i/>
+          <w:iCs/>
+        </w:rPr>
+        <w:t xml:space="preserve">Staphylococcus aureus</w:t>
+      </w:r>
+      <w:r>
+        <w:rPr>
+          <w:b/>
+          <w:bCs/>
+        </w:rPr>
+        <w:t xml:space="preserve"> </w:t>
+      </w:r>
+      <w:r>
+        <w:rPr>
+          <w:b/>
+          <w:bCs/>
+        </w:rPr>
+        <w:t xml:space="preserve">collection is structurally conserved — a negative control.</w:t>
+      </w:r>
+      <w:r>
+        <w:t xml:space="preserve"> </w:t>
+      </w:r>
+      <w:r>
+        <w:t xml:space="preserve">Sixty-seven distinct assemblies43 (the 122 accessions include 54 GenBank/RefSeq or superseded-version twins of one another, which were deduplicated), 2,211 non-self pairs, ANI 93.6–100%, re-run with Syn2bANI v0.1.1. (a) ANI vs</w:t>
+      </w:r>
+      <w:r>
+        <w:t xml:space="preserve"> </w:t>
+      </w:r>
+      <w:r>
+        <w:rPr>
+          <w:rStyle w:val="VerbatimChar"/>
+        </w:rPr>
+        <w:t xml:space="preserve">breakpoint_count</w:t>
+      </w:r>
+      <w:r>
+        <w:t xml:space="preserve"> </w:t>
+      </w:r>
+      <w:r>
+        <w:t xml:space="preserve">by country of isolation (grey = different countries; most records have no country). (b) Breakpoint-count distribution: 60.5% of pairs carry none and the maximum is 7. In this collection ANI and architecture are not decoupled. Source:</w:t>
+      </w:r>
+      <w:r>
+        <w:t xml:space="preserve"> </w:t>
+      </w:r>
+      <w:r>
+        <w:rPr>
+          <w:rStyle w:val="VerbatimChar"/>
+        </w:rPr>
+        <w:t xml:space="preserve">case_studies/fda_argos_s_aureus/results/triangle_rerun.tsv</w:t>
+      </w:r>
+      <w:r>
+        <w:t xml:space="preserve">,</w:t>
+      </w:r>
+      <w:r>
+        <w:t xml:space="preserve"> </w:t>
+      </w:r>
+      <w:r>
+        <w:rPr>
+          <w:rStyle w:val="VerbatimChar"/>
+        </w:rPr>
+        <w:t xml:space="preserve">rerun_summary.md</w:t>
+      </w:r>
+      <w:r>
+        <w:t xml:space="preserve">.</w:t>
+      </w:r>
+    </w:p>
+    <w:bookmarkEnd w:id="48"/>
+    <w:bookmarkStart w:id="49" w:name="X81fb71449b1430ddbb32a42e5e2ec228172046d"/>
+    <w:p>
+      <w:pPr>
+        <w:pStyle w:val="Heading2"/>
+      </w:pPr>
+      <w:r>
+        <w:rPr>
+          <w:b/>
+          <w:bCs/>
+        </w:rPr>
+        <w:t xml:space="preserve">Supplementary Figure S15 | FDA-ARGOS</w:t>
+      </w:r>
+      <w:r>
+        <w:rPr>
+          <w:b/>
+          <w:bCs/>
+        </w:rPr>
+        <w:t xml:space="preserve"> </w:t>
+      </w:r>
+      <w:r>
+        <w:rPr>
+          <w:b/>
+          <w:bCs/>
+          <w:i/>
+          <w:iCs/>
+        </w:rPr>
+        <w:t xml:space="preserve">E. coli</w:t>
+      </w:r>
+      <w:r>
+        <w:rPr>
+          <w:b/>
+          <w:bCs/>
+        </w:rPr>
+        <w:t xml:space="preserve">: structural and resistance discordance among very-high-ANI reference-genome pairs.</w:t>
+      </w:r>
+      <w:r>
+        <w:t xml:space="preserve"> </w:t>
+      </w:r>
+      <w:r>
+        <w:t xml:space="preserve">One hundred and twenty-nine FDA-ARGOS</w:t>
+      </w:r>
+      <w:r>
+        <w:t xml:space="preserve"> </w:t>
+      </w:r>
+      <w:r>
+        <w:rPr>
+          <w:i/>
+          <w:iCs/>
+        </w:rPr>
+        <w:t xml:space="preserve">E. coli</w:t>
+      </w:r>
+      <w:r>
+        <w:t xml:space="preserve"> </w:t>
+      </w:r>
+      <w:r>
+        <w:t xml:space="preserve">assemblies; 103 pairs at skani ANI ≥ 99.9. (a) ANI distribution of the 103 pairs. (b) Structural classes from minimap2 validation: global flip/rotation convention artifacts (41 pairs), partial inversions confirmed by minus-strand blocks (16 pairs), and collinear/local events (46 pairs). (c) Core AMR genotype discordance by ANI band; 60/103 pairs (58.3%) differ, including 11/24 at ANI ≥ 99.99. (d) Minimap2 chromosome alignment blocks of at least 100 kb for the ANI = 100.0 pair FDAARGOS_348/772, which differs by tet(A)/tet(K) and a 48 kb insertion. Source:</w:t>
+      </w:r>
+      <w:r>
+        <w:t xml:space="preserve"> </w:t>
+      </w:r>
+      <w:r>
+        <w:rPr>
+          <w:rStyle w:val="VerbatimChar"/>
+        </w:rPr>
+        <w:t xml:space="preserve">paper/figures/supplementary/fig_s15_fda_argos_ecoli.png</w:t>
+      </w:r>
+      <w:r>
+        <w:t xml:space="preserve">;</w:t>
+      </w:r>
+      <w:r>
+        <w:t xml:space="preserve"> </w:t>
+      </w:r>
+      <w:r>
+        <w:rPr>
+          <w:rStyle w:val="VerbatimChar"/>
+        </w:rPr>
+        <w:t xml:space="preserve">case_studies/fda_argos/ANALYSIS.md</w:t>
+      </w:r>
+      <w:r>
+        <w:t xml:space="preserve">,</w:t>
+      </w:r>
+      <w:r>
+        <w:t xml:space="preserve"> </w:t>
+      </w:r>
+      <w:r>
+        <w:rPr>
+          <w:rStyle w:val="VerbatimChar"/>
+        </w:rPr>
+        <w:t xml:space="preserve">validate/VALIDATION.md</w:t>
+      </w:r>
+      <w:r>
+        <w:t xml:space="preserve">,</w:t>
+      </w:r>
+      <w:r>
+        <w:t xml:space="preserve"> </w:t>
+      </w:r>
+      <w:r>
+        <w:rPr>
+          <w:rStyle w:val="VerbatimChar"/>
+        </w:rPr>
+        <w:t xml:space="preserve">amr_discordance.tsv</w:t>
+      </w:r>
+      <w:r>
+        <w:t xml:space="preserve">.</w:t>
+      </w:r>
+    </w:p>
+    <w:bookmarkEnd w:id="49"/>
+    <w:bookmarkStart w:id="50" w:name="tables"/>
+    <w:p>
+      <w:pPr>
+        <w:pStyle w:val="Heading2"/>
+      </w:pPr>
+      <w:r>
+        <w:t xml:space="preserve">Tables</w:t>
+      </w:r>
+    </w:p>
+    <w:p>
+      <w:pPr>
+        <w:pStyle w:val="FirstParagraph"/>
+      </w:pPr>
+      <w:r>
+        <w:rPr>
+          <w:b/>
+          <w:bCs/>
         </w:rPr>
         <w:t xml:space="preserve">Table 1 | GTDB-R207 ANIm-truth benchmark (MAE in ANI points, by band).</w:t>
       </w:r>
@@ -6293,7 +8931,7 @@
         <w:t xml:space="preserve"> </w:t>
       </w:r>
       <w:r>
-        <w:t xml:space="preserve">Upper panel: 2,074-pair benchmark with band-holdout cross-validation. Lower panel: strictly held-out 43,334-pair evaluation and unified 80–100% benchmark. Raw rows are post-rescue gated estimates; v5/v6 are ridge calibrations; hybrid uses raw ≥98% ANI and calibrated &lt;98%. Throughout the manuscript,</w:t>
+        <w:t xml:space="preserve">Upper panel: 2,074-pair benchmark with band-holdout cross-validation using deployed v5. Lower panel: strictly held-out 43,334-pair evaluation and unified 80–100% benchmark using benchmark calibration v6. Raw rows are post-rescue gated estimates; v6 is trained on the 2,520 v5 pairs plus 1,614 usable high-ANI pairs; hybrid uses raw ≥98% ANI and v6-calibrated &lt;98%. Throughout the manuscript,</w:t>
       </w:r>
       <w:r>
         <w:t xml:space="preserve"> </w:t>
@@ -6305,7 +8943,16 @@
         <w:t xml:space="preserve"> </w:t>
       </w:r>
       <w:r>
-        <w:t xml:space="preserve">refers to the hybrid default output unless a row or column is explicitly labelled raw (gated) or calibrated.</w:t>
+        <w:t xml:space="preserve">refers to the hybrid default output unless a row or column is explicitly labelled raw (gated) or calibrated. Held-out rows for Syn2bANI calibrated are over the 39,903 pairs with a calibrated value, and the skani and FastANI held-out rows are over the same 39,903 pairs. The last three rows give the comparators the same band-holdout linear calibration (</w:t>
+      </w:r>
+      <w:r>
+        <w:rPr>
+          <w:rStyle w:val="VerbatimChar"/>
+        </w:rPr>
+        <w:t xml:space="preserve">results/gtdb50k/CALIBRATED_COMPARATORS.md</w:t>
+      </w:r>
+      <w:r>
+        <w:t xml:space="preserve">).</w:t>
       </w:r>
     </w:p>
     <w:tbl>
@@ -7072,7 +9719,7 @@
                 <w:b/>
                 <w:bCs/>
               </w:rPr>
-              <w:t xml:space="preserve">syn2bani 4e calibrated v5, held-out</w:t>
+              <w:t xml:space="preserve">syn2bani 4e calibrated v6, held-out</w:t>
             </w:r>
           </w:p>
         </w:tc>
@@ -7836,6 +10483,1343 @@
             </w:pPr>
             <w:r>
               <w:t xml:space="preserve">0.983</w:t>
+            </w:r>
+          </w:p>
+        </w:tc>
+      </w:tr>
+      <w:tr>
+        <w:tc>
+          <w:tcPr/>
+          <w:p>
+            <w:pPr>
+              <w:pStyle w:val="Compact"/>
+            </w:pPr>
+            <w:r>
+              <w:t xml:space="preserve">skani + band-holdout linear calibration, held-out (39,903)</w:t>
+            </w:r>
+          </w:p>
+        </w:tc>
+        <w:tc>
+          <w:tcPr/>
+          <w:p>
+            <w:pPr>
+              <w:pStyle w:val="Compact"/>
+            </w:pPr>
+            <w:r>
+              <w:t xml:space="preserve">0.83</w:t>
+            </w:r>
+          </w:p>
+        </w:tc>
+        <w:tc>
+          <w:tcPr/>
+          <w:p>
+            <w:pPr>
+              <w:pStyle w:val="Compact"/>
+            </w:pPr>
+            <w:r>
+              <w:t xml:space="preserve">0.65</w:t>
+            </w:r>
+          </w:p>
+        </w:tc>
+        <w:tc>
+          <w:tcPr/>
+          <w:p>
+            <w:pPr>
+              <w:pStyle w:val="Compact"/>
+            </w:pPr>
+            <w:r>
+              <w:t xml:space="preserve">0.82</w:t>
+            </w:r>
+          </w:p>
+        </w:tc>
+        <w:tc>
+          <w:tcPr/>
+          <w:p>
+            <w:pPr>
+              <w:pStyle w:val="Compact"/>
+            </w:pPr>
+            <w:r>
+              <w:t xml:space="preserve">0.56</w:t>
+            </w:r>
+          </w:p>
+        </w:tc>
+        <w:tc>
+          <w:tcPr/>
+          <w:p>
+            <w:pPr>
+              <w:pStyle w:val="Compact"/>
+            </w:pPr>
+            <w:r>
+              <w:t xml:space="preserve">0.753</w:t>
+            </w:r>
+          </w:p>
+        </w:tc>
+        <w:tc>
+          <w:tcPr/>
+          <w:p>
+            <w:pPr>
+              <w:pStyle w:val="Compact"/>
+            </w:pPr>
+            <w:r>
+              <w:t xml:space="preserve">—</w:t>
+            </w:r>
+          </w:p>
+        </w:tc>
+        <w:tc>
+          <w:tcPr/>
+          <w:p>
+            <w:pPr>
+              <w:pStyle w:val="Compact"/>
+            </w:pPr>
+            <w:r>
+              <w:t xml:space="preserve">0.955</w:t>
+            </w:r>
+          </w:p>
+        </w:tc>
+      </w:tr>
+      <w:tr>
+        <w:tc>
+          <w:tcPr/>
+          <w:p>
+            <w:pPr>
+              <w:pStyle w:val="Compact"/>
+            </w:pPr>
+            <w:r>
+              <w:t xml:space="preserve">FastANI + band-holdout linear calibration, held-out (39,903)</w:t>
+            </w:r>
+          </w:p>
+        </w:tc>
+        <w:tc>
+          <w:tcPr/>
+          <w:p>
+            <w:pPr>
+              <w:pStyle w:val="Compact"/>
+            </w:pPr>
+            <w:r>
+              <w:t xml:space="preserve">0.46</w:t>
+            </w:r>
+          </w:p>
+        </w:tc>
+        <w:tc>
+          <w:tcPr/>
+          <w:p>
+            <w:pPr>
+              <w:pStyle w:val="Compact"/>
+            </w:pPr>
+            <w:r>
+              <w:t xml:space="preserve">0.53</w:t>
+            </w:r>
+          </w:p>
+        </w:tc>
+        <w:tc>
+          <w:tcPr/>
+          <w:p>
+            <w:pPr>
+              <w:pStyle w:val="Compact"/>
+            </w:pPr>
+            <w:r>
+              <w:t xml:space="preserve">0.62</w:t>
+            </w:r>
+          </w:p>
+        </w:tc>
+        <w:tc>
+          <w:tcPr/>
+          <w:p>
+            <w:pPr>
+              <w:pStyle w:val="Compact"/>
+            </w:pPr>
+            <w:r>
+              <w:t xml:space="preserve">0.55</w:t>
+            </w:r>
+          </w:p>
+        </w:tc>
+        <w:tc>
+          <w:tcPr/>
+          <w:p>
+            <w:pPr>
+              <w:pStyle w:val="Compact"/>
+            </w:pPr>
+            <w:r>
+              <w:t xml:space="preserve">0.548</w:t>
+            </w:r>
+          </w:p>
+        </w:tc>
+        <w:tc>
+          <w:tcPr/>
+          <w:p>
+            <w:pPr>
+              <w:pStyle w:val="Compact"/>
+            </w:pPr>
+            <w:r>
+              <w:t xml:space="preserve">—</w:t>
+            </w:r>
+          </w:p>
+        </w:tc>
+        <w:tc>
+          <w:tcPr/>
+          <w:p>
+            <w:pPr>
+              <w:pStyle w:val="Compact"/>
+            </w:pPr>
+            <w:r>
+              <w:t xml:space="preserve">0.974</w:t>
+            </w:r>
+          </w:p>
+        </w:tc>
+      </w:tr>
+      <w:tr>
+        <w:tc>
+          <w:tcPr/>
+          <w:p>
+            <w:pPr>
+              <w:pStyle w:val="Compact"/>
+            </w:pPr>
+            <w:r>
+              <w:t xml:space="preserve">FastANI + linear calibration (ani, mapped, total), held-out (39,903)</w:t>
+            </w:r>
+          </w:p>
+        </w:tc>
+        <w:tc>
+          <w:tcPr/>
+          <w:p>
+            <w:pPr>
+              <w:pStyle w:val="Compact"/>
+            </w:pPr>
+            <w:r>
+              <w:t xml:space="preserve">0.44</w:t>
+            </w:r>
+          </w:p>
+        </w:tc>
+        <w:tc>
+          <w:tcPr/>
+          <w:p>
+            <w:pPr>
+              <w:pStyle w:val="Compact"/>
+            </w:pPr>
+            <w:r>
+              <w:t xml:space="preserve">0.47</w:t>
+            </w:r>
+          </w:p>
+        </w:tc>
+        <w:tc>
+          <w:tcPr/>
+          <w:p>
+            <w:pPr>
+              <w:pStyle w:val="Compact"/>
+            </w:pPr>
+            <w:r>
+              <w:t xml:space="preserve">0.53</w:t>
+            </w:r>
+          </w:p>
+        </w:tc>
+        <w:tc>
+          <w:tcPr/>
+          <w:p>
+            <w:pPr>
+              <w:pStyle w:val="Compact"/>
+            </w:pPr>
+            <w:r>
+              <w:t xml:space="preserve">0.53</w:t>
+            </w:r>
+          </w:p>
+        </w:tc>
+        <w:tc>
+          <w:tcPr/>
+          <w:p>
+            <w:pPr>
+              <w:pStyle w:val="Compact"/>
+            </w:pPr>
+            <w:r>
+              <w:t xml:space="preserve">0.487</w:t>
+            </w:r>
+          </w:p>
+        </w:tc>
+        <w:tc>
+          <w:tcPr/>
+          <w:p>
+            <w:pPr>
+              <w:pStyle w:val="Compact"/>
+            </w:pPr>
+            <w:r>
+              <w:t xml:space="preserve">—</w:t>
+            </w:r>
+          </w:p>
+        </w:tc>
+        <w:tc>
+          <w:tcPr/>
+          <w:p>
+            <w:pPr>
+              <w:pStyle w:val="Compact"/>
+            </w:pPr>
+            <w:r>
+              <w:t xml:space="preserve">0.979</w:t>
+            </w:r>
+          </w:p>
+        </w:tc>
+      </w:tr>
+    </w:tbl>
+    <w:p>
+      <w:pPr>
+        <w:pStyle w:val="BodyText"/>
+      </w:pPr>
+      <w:r>
+        <w:rPr>
+          <w:b/>
+          <w:bCs/>
+        </w:rPr>
+        <w:t xml:space="preserve">Table 2 | Computational efficiency summary.</w:t>
+      </w:r>
+      <w:r>
+        <w:t xml:space="preserve"> </w:t>
+      </w:r>
+      <w:r>
+        <w:t xml:space="preserve">Timings are median wall-clock seconds per query or per run; memory is peak RSS. Small-subset numbers (22 genomes, 484 pairs) are from a Mac Studio (M4 Max, 16 cores). Database-scale one-to-all numbers are from a 16-core/64 GB HPC node against all 65,703 GTDB R207 representative genomes.</w:t>
+      </w:r>
+      <w:r>
+        <w:t xml:space="preserve"> </w:t>
+      </w:r>
+      <w:r>
+        <w:t xml:space="preserve">“SV follow-up”</w:t>
+      </w:r>
+      <w:r>
+        <w:t xml:space="preserve"> </w:t>
+      </w:r>
+      <w:r>
+        <w:t xml:space="preserve">compares</w:t>
+      </w:r>
+      <w:r>
+        <w:t xml:space="preserve"> </w:t>
+      </w:r>
+      <w:r>
+        <w:rPr>
+          <w:rStyle w:val="VerbatimChar"/>
+        </w:rPr>
+        <w:t xml:space="preserve">syn2bani struct</w:t>
+      </w:r>
+      <w:r>
+        <w:t xml:space="preserve"> </w:t>
+      </w:r>
+      <w:r>
+        <w:t xml:space="preserve">with dnadiff on the same top non-self hit. skani</w:t>
+      </w:r>
+      <w:r>
+        <w:t xml:space="preserve"> </w:t>
+      </w:r>
+      <w:r>
+        <w:rPr>
+          <w:rStyle w:val="VerbatimChar"/>
+        </w:rPr>
+        <w:t xml:space="preserve">search</w:t>
+      </w:r>
+      <w:r>
+        <w:t xml:space="preserve"> </w:t>
+      </w:r>
+      <w:r>
+        <w:t xml:space="preserve">cold-start includes a one-off 1,309-s sketch-index load; subsequent warm queries are 7–45 s.</w:t>
+      </w:r>
+    </w:p>
+    <w:tbl>
+      <w:tblPr>
+        <w:tblStyle w:val="Table"/>
+        <w:tblW w:type="pct" w:w="5000"/>
+        <w:tblLayout w:type="fixed"/>
+        <w:tblLook w:firstRow="1" w:lastRow="0" w:firstColumn="0" w:lastColumn="0" w:noHBand="0" w:noVBand="0" w:val="0020"/>
+      </w:tblPr>
+      <w:tblGrid>
+        <w:gridCol w:w="1131"/>
+        <w:gridCol w:w="1131"/>
+        <w:gridCol w:w="1508"/>
+        <w:gridCol w:w="1508"/>
+        <w:gridCol w:w="1508"/>
+        <w:gridCol w:w="1131"/>
+      </w:tblGrid>
+      <w:tr>
+        <w:trPr>
+          <w:tblHeader w:val="on"/>
+        </w:trPr>
+        <w:tc>
+          <w:tcPr/>
+          <w:p>
+            <w:pPr>
+              <w:pStyle w:val="Compact"/>
+            </w:pPr>
+            <w:r>
+              <w:t xml:space="preserve">Task</w:t>
+            </w:r>
+          </w:p>
+        </w:tc>
+        <w:tc>
+          <w:tcPr/>
+          <w:p>
+            <w:pPr>
+              <w:pStyle w:val="Compact"/>
+            </w:pPr>
+            <w:r>
+              <w:t xml:space="preserve">Tool / mode</w:t>
+            </w:r>
+          </w:p>
+        </w:tc>
+        <w:tc>
+          <w:tcPr/>
+          <w:p>
+            <w:pPr>
+              <w:pStyle w:val="Compact"/>
+              <w:jc w:val="right"/>
+            </w:pPr>
+            <w:r>
+              <w:t xml:space="preserve">n queries / pairs</w:t>
+            </w:r>
+          </w:p>
+        </w:tc>
+        <w:tc>
+          <w:tcPr/>
+          <w:p>
+            <w:pPr>
+              <w:pStyle w:val="Compact"/>
+              <w:jc w:val="right"/>
+            </w:pPr>
+            <w:r>
+              <w:t xml:space="preserve">Wall time (s)</w:t>
+            </w:r>
+          </w:p>
+        </w:tc>
+        <w:tc>
+          <w:tcPr/>
+          <w:p>
+            <w:pPr>
+              <w:pStyle w:val="Compact"/>
+              <w:jc w:val="right"/>
+            </w:pPr>
+            <w:r>
+              <w:t xml:space="preserve">Peak memory (GB)</w:t>
+            </w:r>
+          </w:p>
+        </w:tc>
+        <w:tc>
+          <w:tcPr/>
+          <w:p>
+            <w:pPr>
+              <w:pStyle w:val="Compact"/>
+            </w:pPr>
+            <w:r>
+              <w:t xml:space="preserve">Notes</w:t>
+            </w:r>
+          </w:p>
+        </w:tc>
+      </w:tr>
+      <w:tr>
+        <w:tc>
+          <w:tcPr/>
+          <w:p>
+            <w:pPr>
+              <w:pStyle w:val="Compact"/>
+            </w:pPr>
+            <w:r>
+              <w:t xml:space="preserve">All-vs-all ANI (22 genomes)</w:t>
+            </w:r>
+          </w:p>
+        </w:tc>
+        <w:tc>
+          <w:tcPr/>
+          <w:p>
+            <w:pPr>
+              <w:pStyle w:val="Compact"/>
+            </w:pPr>
+            <w:r>
+              <w:t xml:space="preserve">Syn2bANI dist (FASTA)</w:t>
+            </w:r>
+          </w:p>
+        </w:tc>
+        <w:tc>
+          <w:tcPr/>
+          <w:p>
+            <w:pPr>
+              <w:pStyle w:val="Compact"/>
+              <w:jc w:val="right"/>
+            </w:pPr>
+            <w:r>
+              <w:t xml:space="preserve">484</w:t>
+            </w:r>
+          </w:p>
+        </w:tc>
+        <w:tc>
+          <w:tcPr/>
+          <w:p>
+            <w:pPr>
+              <w:pStyle w:val="Compact"/>
+              <w:jc w:val="right"/>
+            </w:pPr>
+            <w:r>
+              <w:t xml:space="preserve">3.7</w:t>
+            </w:r>
+          </w:p>
+        </w:tc>
+        <w:tc>
+          <w:tcPr/>
+          <w:p>
+            <w:pPr>
+              <w:pStyle w:val="Compact"/>
+              <w:jc w:val="right"/>
+            </w:pPr>
+            <w:r>
+              <w:t xml:space="preserve">0.058</w:t>
+            </w:r>
+          </w:p>
+        </w:tc>
+        <w:tc>
+          <w:tcPr/>
+          <w:p>
+            <w:pPr>
+              <w:pStyle w:val="Compact"/>
+            </w:pPr>
+            <w:r>
+              <w:t xml:space="preserve">ANI + SV in one pass</w:t>
+            </w:r>
+          </w:p>
+        </w:tc>
+      </w:tr>
+      <w:tr>
+        <w:tc>
+          <w:tcPr/>
+          <w:p>
+            <w:pPr>
+              <w:pStyle w:val="Compact"/>
+            </w:pPr>
+            <w:r>
+              <w:t xml:space="preserve">All-vs-all ANI (22 genomes)</w:t>
+            </w:r>
+          </w:p>
+        </w:tc>
+        <w:tc>
+          <w:tcPr/>
+          <w:p>
+            <w:pPr>
+              <w:pStyle w:val="Compact"/>
+            </w:pPr>
+            <w:r>
+              <w:t xml:space="preserve">Syn2bANI dist (sketch reuse)</w:t>
+            </w:r>
+          </w:p>
+        </w:tc>
+        <w:tc>
+          <w:tcPr/>
+          <w:p>
+            <w:pPr>
+              <w:pStyle w:val="Compact"/>
+              <w:jc w:val="right"/>
+            </w:pPr>
+            <w:r>
+              <w:t xml:space="preserve">484</w:t>
+            </w:r>
+          </w:p>
+        </w:tc>
+        <w:tc>
+          <w:tcPr/>
+          <w:p>
+            <w:pPr>
+              <w:pStyle w:val="Compact"/>
+              <w:jc w:val="right"/>
+            </w:pPr>
+            <w:r>
+              <w:t xml:space="preserve">2.8</w:t>
+            </w:r>
+          </w:p>
+        </w:tc>
+        <w:tc>
+          <w:tcPr/>
+          <w:p>
+            <w:pPr>
+              <w:pStyle w:val="Compact"/>
+              <w:jc w:val="right"/>
+            </w:pPr>
+            <w:r>
+              <w:t xml:space="preserve">0.012</w:t>
+            </w:r>
+          </w:p>
+        </w:tc>
+        <w:tc>
+          <w:tcPr/>
+          <w:p>
+            <w:pPr>
+              <w:pStyle w:val="Compact"/>
+            </w:pPr>
+            <w:r>
+              <w:t xml:space="preserve">ANI + SV in one pass</w:t>
+            </w:r>
+          </w:p>
+        </w:tc>
+      </w:tr>
+      <w:tr>
+        <w:tc>
+          <w:tcPr/>
+          <w:p>
+            <w:pPr>
+              <w:pStyle w:val="Compact"/>
+            </w:pPr>
+            <w:r>
+              <w:t xml:space="preserve">All-vs-all ANI (22 genomes)</w:t>
+            </w:r>
+          </w:p>
+        </w:tc>
+        <w:tc>
+          <w:tcPr/>
+          <w:p>
+            <w:pPr>
+              <w:pStyle w:val="Compact"/>
+            </w:pPr>
+            <w:r>
+              <w:t xml:space="preserve">skani dist</w:t>
+            </w:r>
+          </w:p>
+        </w:tc>
+        <w:tc>
+          <w:tcPr/>
+          <w:p>
+            <w:pPr>
+              <w:pStyle w:val="Compact"/>
+              <w:jc w:val="right"/>
+            </w:pPr>
+            <w:r>
+              <w:t xml:space="preserve">302/484 reported</w:t>
+            </w:r>
+          </w:p>
+        </w:tc>
+        <w:tc>
+          <w:tcPr/>
+          <w:p>
+            <w:pPr>
+              <w:pStyle w:val="Compact"/>
+              <w:jc w:val="right"/>
+            </w:pPr>
+            <w:r>
+              <w:t xml:space="preserve">0.15</w:t>
+            </w:r>
+          </w:p>
+        </w:tc>
+        <w:tc>
+          <w:tcPr/>
+          <w:p>
+            <w:pPr>
+              <w:pStyle w:val="Compact"/>
+              <w:jc w:val="right"/>
+            </w:pPr>
+            <w:r>
+              <w:t xml:space="preserve">0.185</w:t>
+            </w:r>
+          </w:p>
+        </w:tc>
+        <w:tc>
+          <w:tcPr/>
+          <w:p>
+            <w:pPr>
+              <w:pStyle w:val="Compact"/>
+            </w:pPr>
+            <w:r>
+              <w:t xml:space="preserve">excludes sketching; AF filter drops 182 pairs</w:t>
+            </w:r>
+          </w:p>
+        </w:tc>
+      </w:tr>
+      <w:tr>
+        <w:tc>
+          <w:tcPr/>
+          <w:p>
+            <w:pPr>
+              <w:pStyle w:val="Compact"/>
+            </w:pPr>
+            <w:r>
+              <w:t xml:space="preserve">All-vs-all ANI (22 genomes)</w:t>
+            </w:r>
+          </w:p>
+        </w:tc>
+        <w:tc>
+          <w:tcPr/>
+          <w:p>
+            <w:pPr>
+              <w:pStyle w:val="Compact"/>
+            </w:pPr>
+            <w:r>
+              <w:t xml:space="preserve">FastANI</w:t>
+            </w:r>
+          </w:p>
+        </w:tc>
+        <w:tc>
+          <w:tcPr/>
+          <w:p>
+            <w:pPr>
+              <w:pStyle w:val="Compact"/>
+              <w:jc w:val="right"/>
+            </w:pPr>
+            <w:r>
+              <w:t xml:space="preserve">484</w:t>
+            </w:r>
+          </w:p>
+        </w:tc>
+        <w:tc>
+          <w:tcPr/>
+          <w:p>
+            <w:pPr>
+              <w:pStyle w:val="Compact"/>
+              <w:jc w:val="right"/>
+            </w:pPr>
+            <w:r>
+              <w:t xml:space="preserve">17.7</w:t>
+            </w:r>
+          </w:p>
+        </w:tc>
+        <w:tc>
+          <w:tcPr/>
+          <w:p>
+            <w:pPr>
+              <w:pStyle w:val="Compact"/>
+              <w:jc w:val="right"/>
+            </w:pPr>
+            <w:r>
+              <w:t xml:space="preserve">0.912</w:t>
+            </w:r>
+          </w:p>
+        </w:tc>
+        <w:tc>
+          <w:tcPr/>
+          <w:p>
+            <w:pPr>
+              <w:pStyle w:val="Compact"/>
+            </w:pPr>
+          </w:p>
+        </w:tc>
+      </w:tr>
+      <w:tr>
+        <w:tc>
+          <w:tcPr/>
+          <w:p>
+            <w:pPr>
+              <w:pStyle w:val="Compact"/>
+            </w:pPr>
+            <w:r>
+              <w:t xml:space="preserve">SV-inclusive workflow (22 genomes)</w:t>
+            </w:r>
+          </w:p>
+        </w:tc>
+        <w:tc>
+          <w:tcPr/>
+          <w:p>
+            <w:pPr>
+              <w:pStyle w:val="Compact"/>
+            </w:pPr>
+            <w:r>
+              <w:t xml:space="preserve">skani + dnadiff</w:t>
+            </w:r>
+          </w:p>
+        </w:tc>
+        <w:tc>
+          <w:tcPr/>
+          <w:p>
+            <w:pPr>
+              <w:pStyle w:val="Compact"/>
+              <w:jc w:val="right"/>
+            </w:pPr>
+            <w:r>
+              <w:t xml:space="preserve">484</w:t>
+            </w:r>
+          </w:p>
+        </w:tc>
+        <w:tc>
+          <w:tcPr/>
+          <w:p>
+            <w:pPr>
+              <w:pStyle w:val="Compact"/>
+              <w:jc w:val="right"/>
+            </w:pPr>
+            <w:r>
+              <w:t xml:space="preserve">~1,843</w:t>
+            </w:r>
+          </w:p>
+        </w:tc>
+        <w:tc>
+          <w:tcPr/>
+          <w:p>
+            <w:pPr>
+              <w:pStyle w:val="Compact"/>
+              <w:jc w:val="right"/>
+            </w:pPr>
+            <w:r>
+              <w:t xml:space="preserve">—</w:t>
+            </w:r>
+          </w:p>
+        </w:tc>
+        <w:tc>
+          <w:tcPr/>
+          <w:p>
+            <w:pPr>
+              <w:pStyle w:val="Compact"/>
+            </w:pPr>
+            <w:r>
+              <w:t xml:space="preserve">ANI then SV caller</w:t>
+            </w:r>
+          </w:p>
+        </w:tc>
+      </w:tr>
+      <w:tr>
+        <w:tc>
+          <w:tcPr/>
+          <w:p>
+            <w:pPr>
+              <w:pStyle w:val="Compact"/>
+            </w:pPr>
+            <w:r>
+              <w:t xml:space="preserve">SV-inclusive workflow (22 genomes)</w:t>
+            </w:r>
+          </w:p>
+        </w:tc>
+        <w:tc>
+          <w:tcPr/>
+          <w:p>
+            <w:pPr>
+              <w:pStyle w:val="Compact"/>
+            </w:pPr>
+            <w:r>
+              <w:t xml:space="preserve">Syn2bANI (sketch reuse)</w:t>
+            </w:r>
+          </w:p>
+        </w:tc>
+        <w:tc>
+          <w:tcPr/>
+          <w:p>
+            <w:pPr>
+              <w:pStyle w:val="Compact"/>
+              <w:jc w:val="right"/>
+            </w:pPr>
+            <w:r>
+              <w:t xml:space="preserve">484</w:t>
+            </w:r>
+          </w:p>
+        </w:tc>
+        <w:tc>
+          <w:tcPr/>
+          <w:p>
+            <w:pPr>
+              <w:pStyle w:val="Compact"/>
+              <w:jc w:val="right"/>
+            </w:pPr>
+            <w:r>
+              <w:t xml:space="preserve">7.6</w:t>
+            </w:r>
+          </w:p>
+        </w:tc>
+        <w:tc>
+          <w:tcPr/>
+          <w:p>
+            <w:pPr>
+              <w:pStyle w:val="Compact"/>
+              <w:jc w:val="right"/>
+            </w:pPr>
+            <w:r>
+              <w:t xml:space="preserve">0.058</w:t>
+            </w:r>
+          </w:p>
+        </w:tc>
+        <w:tc>
+          <w:tcPr/>
+          <w:p>
+            <w:pPr>
+              <w:pStyle w:val="Compact"/>
+            </w:pPr>
+            <w:r>
+              <w:t xml:space="preserve">ANI + SV, &gt;240× faster than skani + dnadiff</w:t>
+            </w:r>
+          </w:p>
+        </w:tc>
+      </w:tr>
+      <w:tr>
+        <w:tc>
+          <w:tcPr/>
+          <w:p>
+            <w:pPr>
+              <w:pStyle w:val="Compact"/>
+            </w:pPr>
+            <w:r>
+              <w:t xml:space="preserve">Database one-to-all ANI</w:t>
+            </w:r>
+          </w:p>
+        </w:tc>
+        <w:tc>
+          <w:tcPr/>
+          <w:p>
+            <w:pPr>
+              <w:pStyle w:val="Compact"/>
+            </w:pPr>
+            <w:r>
+              <w:t xml:space="preserve">skani search (warm)</w:t>
+            </w:r>
+          </w:p>
+        </w:tc>
+        <w:tc>
+          <w:tcPr/>
+          <w:p>
+            <w:pPr>
+              <w:pStyle w:val="Compact"/>
+              <w:jc w:val="right"/>
+            </w:pPr>
+            <w:r>
+              <w:t xml:space="preserve">7</w:t>
+            </w:r>
+          </w:p>
+        </w:tc>
+        <w:tc>
+          <w:tcPr/>
+          <w:p>
+            <w:pPr>
+              <w:pStyle w:val="Compact"/>
+              <w:jc w:val="right"/>
+            </w:pPr>
+            <w:r>
+              <w:t xml:space="preserve">7–45</w:t>
+            </w:r>
+          </w:p>
+        </w:tc>
+        <w:tc>
+          <w:tcPr/>
+          <w:p>
+            <w:pPr>
+              <w:pStyle w:val="Compact"/>
+              <w:jc w:val="right"/>
+            </w:pPr>
+            <w:r>
+              <w:t xml:space="preserve">4.5</w:t>
+            </w:r>
+          </w:p>
+        </w:tc>
+        <w:tc>
+          <w:tcPr/>
+          <w:p>
+            <w:pPr>
+              <w:pStyle w:val="Compact"/>
+            </w:pPr>
+            <w:r>
+              <w:t xml:space="preserve">persistent sketch index</w:t>
+            </w:r>
+          </w:p>
+        </w:tc>
+      </w:tr>
+      <w:tr>
+        <w:tc>
+          <w:tcPr/>
+          <w:p>
+            <w:pPr>
+              <w:pStyle w:val="Compact"/>
+            </w:pPr>
+            <w:r>
+              <w:t xml:space="preserve">Database one-to-all ANI</w:t>
+            </w:r>
+          </w:p>
+        </w:tc>
+        <w:tc>
+          <w:tcPr/>
+          <w:p>
+            <w:pPr>
+              <w:pStyle w:val="Compact"/>
+            </w:pPr>
+            <w:r>
+              <w:t xml:space="preserve">skani search (cold)</w:t>
+            </w:r>
+          </w:p>
+        </w:tc>
+        <w:tc>
+          <w:tcPr/>
+          <w:p>
+            <w:pPr>
+              <w:pStyle w:val="Compact"/>
+              <w:jc w:val="right"/>
+            </w:pPr>
+            <w:r>
+              <w:t xml:space="preserve">7</w:t>
+            </w:r>
+          </w:p>
+        </w:tc>
+        <w:tc>
+          <w:tcPr/>
+          <w:p>
+            <w:pPr>
+              <w:pStyle w:val="Compact"/>
+              <w:jc w:val="right"/>
+            </w:pPr>
+            <w:r>
+              <w:t xml:space="preserve">1,309</w:t>
+            </w:r>
+          </w:p>
+        </w:tc>
+        <w:tc>
+          <w:tcPr/>
+          <w:p>
+            <w:pPr>
+              <w:pStyle w:val="Compact"/>
+              <w:jc w:val="right"/>
+            </w:pPr>
+            <w:r>
+              <w:t xml:space="preserve">4.5</w:t>
+            </w:r>
+          </w:p>
+        </w:tc>
+        <w:tc>
+          <w:tcPr/>
+          <w:p>
+            <w:pPr>
+              <w:pStyle w:val="Compact"/>
+            </w:pPr>
+            <w:r>
+              <w:t xml:space="preserve">index-load dominated</w:t>
+            </w:r>
+          </w:p>
+        </w:tc>
+      </w:tr>
+      <w:tr>
+        <w:tc>
+          <w:tcPr/>
+          <w:p>
+            <w:pPr>
+              <w:pStyle w:val="Compact"/>
+            </w:pPr>
+            <w:r>
+              <w:t xml:space="preserve">Database one-to-all ANI</w:t>
+            </w:r>
+          </w:p>
+        </w:tc>
+        <w:tc>
+          <w:tcPr/>
+          <w:p>
+            <w:pPr>
+              <w:pStyle w:val="Compact"/>
+            </w:pPr>
+            <w:r>
+              <w:t xml:space="preserve">Syn2bANI search</w:t>
+            </w:r>
+          </w:p>
+        </w:tc>
+        <w:tc>
+          <w:tcPr/>
+          <w:p>
+            <w:pPr>
+              <w:pStyle w:val="Compact"/>
+              <w:jc w:val="right"/>
+            </w:pPr>
+            <w:r>
+              <w:t xml:space="preserve">7</w:t>
+            </w:r>
+          </w:p>
+        </w:tc>
+        <w:tc>
+          <w:tcPr/>
+          <w:p>
+            <w:pPr>
+              <w:pStyle w:val="Compact"/>
+              <w:jc w:val="right"/>
+            </w:pPr>
+            <w:r>
+              <w:t xml:space="preserve">5,536</w:t>
+            </w:r>
+          </w:p>
+        </w:tc>
+        <w:tc>
+          <w:tcPr/>
+          <w:p>
+            <w:pPr>
+              <w:pStyle w:val="Compact"/>
+              <w:jc w:val="right"/>
+            </w:pPr>
+            <w:r>
+              <w:t xml:space="preserve">44.0</w:t>
+            </w:r>
+          </w:p>
+        </w:tc>
+        <w:tc>
+          <w:tcPr/>
+          <w:p>
+            <w:pPr>
+              <w:pStyle w:val="Compact"/>
+            </w:pPr>
+            <w:r>
+              <w:t xml:space="preserve">ANI + structural columns</w:t>
+            </w:r>
+          </w:p>
+        </w:tc>
+      </w:tr>
+      <w:tr>
+        <w:tc>
+          <w:tcPr/>
+          <w:p>
+            <w:pPr>
+              <w:pStyle w:val="Compact"/>
+            </w:pPr>
+            <w:r>
+              <w:t xml:space="preserve">Database one-to-all ANI</w:t>
+            </w:r>
+          </w:p>
+        </w:tc>
+        <w:tc>
+          <w:tcPr/>
+          <w:p>
+            <w:pPr>
+              <w:pStyle w:val="Compact"/>
+            </w:pPr>
+            <w:r>
+              <w:t xml:space="preserve">Syn2bANI dist (FASTA)</w:t>
+            </w:r>
+          </w:p>
+        </w:tc>
+        <w:tc>
+          <w:tcPr/>
+          <w:p>
+            <w:pPr>
+              <w:pStyle w:val="Compact"/>
+              <w:jc w:val="right"/>
+            </w:pPr>
+            <w:r>
+              <w:t xml:space="preserve">7</w:t>
+            </w:r>
+          </w:p>
+        </w:tc>
+        <w:tc>
+          <w:tcPr/>
+          <w:p>
+            <w:pPr>
+              <w:pStyle w:val="Compact"/>
+              <w:jc w:val="right"/>
+            </w:pPr>
+            <w:r>
+              <w:t xml:space="preserve">13,643</w:t>
+            </w:r>
+          </w:p>
+        </w:tc>
+        <w:tc>
+          <w:tcPr/>
+          <w:p>
+            <w:pPr>
+              <w:pStyle w:val="Compact"/>
+              <w:jc w:val="right"/>
+            </w:pPr>
+            <w:r>
+              <w:t xml:space="preserve">51.6</w:t>
+            </w:r>
+          </w:p>
+        </w:tc>
+        <w:tc>
+          <w:tcPr/>
+          <w:p>
+            <w:pPr>
+              <w:pStyle w:val="Compact"/>
+            </w:pPr>
+            <w:r>
+              <w:t xml:space="preserve">digestion-bound</w:t>
+            </w:r>
+          </w:p>
+        </w:tc>
+      </w:tr>
+      <w:tr>
+        <w:tc>
+          <w:tcPr/>
+          <w:p>
+            <w:pPr>
+              <w:pStyle w:val="Compact"/>
+            </w:pPr>
+            <w:r>
+              <w:t xml:space="preserve">Database one-to-all ANI</w:t>
+            </w:r>
+          </w:p>
+        </w:tc>
+        <w:tc>
+          <w:tcPr/>
+          <w:p>
+            <w:pPr>
+              <w:pStyle w:val="Compact"/>
+            </w:pPr>
+            <w:r>
+              <w:t xml:space="preserve">FastANI</w:t>
+            </w:r>
+          </w:p>
+        </w:tc>
+        <w:tc>
+          <w:tcPr/>
+          <w:p>
+            <w:pPr>
+              <w:pStyle w:val="Compact"/>
+              <w:jc w:val="right"/>
+            </w:pPr>
+            <w:r>
+              <w:t xml:space="preserve">7</w:t>
+            </w:r>
+          </w:p>
+        </w:tc>
+        <w:tc>
+          <w:tcPr/>
+          <w:p>
+            <w:pPr>
+              <w:pStyle w:val="Compact"/>
+              <w:jc w:val="right"/>
+            </w:pPr>
+            <w:r>
+              <w:t xml:space="preserve">did not finish</w:t>
+            </w:r>
+          </w:p>
+        </w:tc>
+        <w:tc>
+          <w:tcPr/>
+          <w:p>
+            <w:pPr>
+              <w:pStyle w:val="Compact"/>
+              <w:jc w:val="right"/>
+            </w:pPr>
+            <w:r>
+              <w:t xml:space="preserve">&gt;65–511</w:t>
+            </w:r>
+          </w:p>
+        </w:tc>
+        <w:tc>
+          <w:tcPr/>
+          <w:p>
+            <w:pPr>
+              <w:pStyle w:val="Compact"/>
+            </w:pPr>
+            <w:r>
+              <w:t xml:space="preserve">OOM at t=1–32</w:t>
+            </w:r>
+          </w:p>
+        </w:tc>
+      </w:tr>
+      <w:tr>
+        <w:tc>
+          <w:tcPr/>
+          <w:p>
+            <w:pPr>
+              <w:pStyle w:val="Compact"/>
+            </w:pPr>
+            <w:r>
+              <w:t xml:space="preserve">SV follow-up on top hit</w:t>
+            </w:r>
+          </w:p>
+        </w:tc>
+        <w:tc>
+          <w:tcPr/>
+          <w:p>
+            <w:pPr>
+              <w:pStyle w:val="Compact"/>
+            </w:pPr>
+            <w:r>
+              <w:t xml:space="preserve">dnadiff</w:t>
+            </w:r>
+          </w:p>
+        </w:tc>
+        <w:tc>
+          <w:tcPr/>
+          <w:p>
+            <w:pPr>
+              <w:pStyle w:val="Compact"/>
+              <w:jc w:val="right"/>
+            </w:pPr>
+            <w:r>
+              <w:t xml:space="preserve">7</w:t>
+            </w:r>
+          </w:p>
+        </w:tc>
+        <w:tc>
+          <w:tcPr/>
+          <w:p>
+            <w:pPr>
+              <w:pStyle w:val="Compact"/>
+              <w:jc w:val="right"/>
+            </w:pPr>
+            <w:r>
+              <w:t xml:space="preserve">17.8</w:t>
+            </w:r>
+          </w:p>
+        </w:tc>
+        <w:tc>
+          <w:tcPr/>
+          <w:p>
+            <w:pPr>
+              <w:pStyle w:val="Compact"/>
+              <w:jc w:val="right"/>
+            </w:pPr>
+            <w:r>
+              <w:t xml:space="preserve">0.33</w:t>
+            </w:r>
+          </w:p>
+        </w:tc>
+        <w:tc>
+          <w:tcPr/>
+          <w:p>
+            <w:pPr>
+              <w:pStyle w:val="Compact"/>
+            </w:pPr>
+          </w:p>
+        </w:tc>
+      </w:tr>
+      <w:tr>
+        <w:tc>
+          <w:tcPr/>
+          <w:p>
+            <w:pPr>
+              <w:pStyle w:val="Compact"/>
+            </w:pPr>
+            <w:r>
+              <w:t xml:space="preserve">SV follow-up on top hit</w:t>
+            </w:r>
+          </w:p>
+        </w:tc>
+        <w:tc>
+          <w:tcPr/>
+          <w:p>
+            <w:pPr>
+              <w:pStyle w:val="Compact"/>
+            </w:pPr>
+            <w:r>
+              <w:t xml:space="preserve">syn2bani struct</w:t>
+            </w:r>
+          </w:p>
+        </w:tc>
+        <w:tc>
+          <w:tcPr/>
+          <w:p>
+            <w:pPr>
+              <w:pStyle w:val="Compact"/>
+              <w:jc w:val="right"/>
+            </w:pPr>
+            <w:r>
+              <w:t xml:space="preserve">7</w:t>
+            </w:r>
+          </w:p>
+        </w:tc>
+        <w:tc>
+          <w:tcPr/>
+          <w:p>
+            <w:pPr>
+              <w:pStyle w:val="Compact"/>
+              <w:jc w:val="right"/>
+            </w:pPr>
+            <w:r>
+              <w:t xml:space="preserve">0.29</w:t>
+            </w:r>
+          </w:p>
+        </w:tc>
+        <w:tc>
+          <w:tcPr/>
+          <w:p>
+            <w:pPr>
+              <w:pStyle w:val="Compact"/>
+              <w:jc w:val="right"/>
+            </w:pPr>
+            <w:r>
+              <w:t xml:space="preserve">0.000038</w:t>
+            </w:r>
+          </w:p>
+        </w:tc>
+        <w:tc>
+          <w:tcPr/>
+          <w:p>
+            <w:pPr>
+              <w:pStyle w:val="Compact"/>
+            </w:pPr>
+            <w:r>
+              <w:t xml:space="preserve">~60–90× faster than dnadiff</w:t>
             </w:r>
           </w:p>
         </w:tc>
@@ -9382,7 +13366,7 @@
               <w:pStyle w:val="Compact"/>
             </w:pPr>
             <w:r>
-              <w:t xml:space="preserve">74 genomes from Fitzgerald et al. (2021); 2,701 pairs</w:t>
+              <w:t xml:space="preserve">74 complete genomes from Fitzgerald et al. (2021); 2,701 pairs</w:t>
             </w:r>
           </w:p>
         </w:tc>
@@ -9460,7 +13444,7 @@
               <w:pStyle w:val="Compact"/>
             </w:pPr>
             <w:r>
-              <w:t xml:space="preserve">122 genomes; 7,381 refined pairs</w:t>
+              <w:t xml:space="preserve">67 distinct assemblies (122 accessions, GenBank/RefSeq and version twins deduplicated); 2,211 pairs</w:t>
             </w:r>
           </w:p>
         </w:tc>
@@ -9565,9 +13549,582 @@
           </w:p>
         </w:tc>
       </w:tr>
+      <w:tr>
+        <w:tc>
+          <w:tcPr/>
+          <w:p>
+            <w:pPr>
+              <w:pStyle w:val="Compact"/>
+            </w:pPr>
+            <w:r>
+              <w:t xml:space="preserve">24</w:t>
+            </w:r>
+          </w:p>
+        </w:tc>
+        <w:tc>
+          <w:tcPr/>
+          <w:p>
+            <w:pPr>
+              <w:pStyle w:val="Compact"/>
+            </w:pPr>
+            <w:r>
+              <w:t xml:space="preserve">FDA-ARGOS</w:t>
+            </w:r>
+            <w:r>
+              <w:t xml:space="preserve"> </w:t>
+            </w:r>
+            <w:r>
+              <w:rPr>
+                <w:i/>
+                <w:iCs/>
+              </w:rPr>
+              <w:t xml:space="preserve">E. coli</w:t>
+            </w:r>
+          </w:p>
+        </w:tc>
+        <w:tc>
+          <w:tcPr/>
+          <w:p>
+            <w:pPr>
+              <w:pStyle w:val="Compact"/>
+            </w:pPr>
+            <w:r>
+              <w:t xml:space="preserve">real</w:t>
+            </w:r>
+          </w:p>
+        </w:tc>
+        <w:tc>
+          <w:tcPr/>
+          <w:p>
+            <w:pPr>
+              <w:pStyle w:val="Compact"/>
+            </w:pPr>
+            <w:r>
+              <w:t xml:space="preserve">129 assemblies; 103 pairs ≥ 99.9 ANI</w:t>
+            </w:r>
+          </w:p>
+        </w:tc>
+        <w:tc>
+          <w:tcPr/>
+          <w:p>
+            <w:pPr>
+              <w:pStyle w:val="Compact"/>
+            </w:pPr>
+            <w:r>
+              <w:t xml:space="preserve">NCBI Pathogen Detection AMRFinderPlus core genotypes; minimap2-validated SV calls</w:t>
+            </w:r>
+          </w:p>
+        </w:tc>
+        <w:tc>
+          <w:tcPr/>
+          <w:p>
+            <w:pPr>
+              <w:pStyle w:val="Compact"/>
+            </w:pPr>
+            <w:r>
+              <w:t xml:space="preserve">Results, Supplementary Fig. S15, Table S7</w:t>
+            </w:r>
+          </w:p>
+        </w:tc>
+      </w:tr>
     </w:tbl>
-    <w:bookmarkEnd w:id="44"/>
-    <w:bookmarkEnd w:id="45"/>
+    <w:p>
+      <w:pPr>
+        <w:pStyle w:val="BodyText"/>
+      </w:pPr>
+      <w:r>
+        <w:rPr>
+          <w:b/>
+          <w:bCs/>
+        </w:rPr>
+        <w:t xml:space="preserve">Table 4 | Case-study summary.</w:t>
+      </w:r>
+      <w:r>
+        <w:t xml:space="preserve"> </w:t>
+      </w:r>
+      <w:r>
+        <w:t xml:space="preserve">Datasets where Syn2bANI’s structural output adds information beyond genome-wide ANI.</w:t>
+      </w:r>
+    </w:p>
+    <w:tbl>
+      <w:tblPr>
+        <w:tblStyle w:val="Table"/>
+        <w:tblW w:type="pct" w:w="5000"/>
+        <w:tblLayout w:type="fixed"/>
+        <w:tblLook w:firstRow="1" w:lastRow="0" w:firstColumn="0" w:lastColumn="0" w:noHBand="0" w:noVBand="0" w:val="0020"/>
+      </w:tblPr>
+      <w:tblGrid>
+        <w:gridCol w:w="1320"/>
+        <w:gridCol w:w="1320"/>
+        <w:gridCol w:w="1320"/>
+        <w:gridCol w:w="1320"/>
+        <w:gridCol w:w="1320"/>
+        <w:gridCol w:w="1320"/>
+      </w:tblGrid>
+      <w:tr>
+        <w:trPr>
+          <w:tblHeader w:val="on"/>
+        </w:trPr>
+        <w:tc>
+          <w:tcPr/>
+          <w:p>
+            <w:pPr>
+              <w:pStyle w:val="Compact"/>
+            </w:pPr>
+            <w:r>
+              <w:t xml:space="preserve">Case study</w:t>
+            </w:r>
+          </w:p>
+        </w:tc>
+        <w:tc>
+          <w:tcPr/>
+          <w:p>
+            <w:pPr>
+              <w:pStyle w:val="Compact"/>
+            </w:pPr>
+            <w:r>
+              <w:t xml:space="preserve">n genomes / pairs</w:t>
+            </w:r>
+          </w:p>
+        </w:tc>
+        <w:tc>
+          <w:tcPr/>
+          <w:p>
+            <w:pPr>
+              <w:pStyle w:val="Compact"/>
+            </w:pPr>
+            <w:r>
+              <w:t xml:space="preserve">ANI range</w:t>
+            </w:r>
+          </w:p>
+        </w:tc>
+        <w:tc>
+          <w:tcPr/>
+          <w:p>
+            <w:pPr>
+              <w:pStyle w:val="Compact"/>
+            </w:pPr>
+            <w:r>
+              <w:t xml:space="preserve">Key structural finding</w:t>
+            </w:r>
+          </w:p>
+        </w:tc>
+        <w:tc>
+          <w:tcPr/>
+          <w:p>
+            <w:pPr>
+              <w:pStyle w:val="Compact"/>
+            </w:pPr>
+            <w:r>
+              <w:t xml:space="preserve">Biological association</w:t>
+            </w:r>
+          </w:p>
+        </w:tc>
+        <w:tc>
+          <w:tcPr/>
+          <w:p>
+            <w:pPr>
+              <w:pStyle w:val="Compact"/>
+            </w:pPr>
+            <w:r>
+              <w:t xml:space="preserve">Figure / Table</w:t>
+            </w:r>
+          </w:p>
+        </w:tc>
+      </w:tr>
+      <w:tr>
+        <w:tc>
+          <w:tcPr/>
+          <w:p>
+            <w:pPr>
+              <w:pStyle w:val="Compact"/>
+            </w:pPr>
+            <w:r>
+              <w:rPr>
+                <w:i/>
+                <w:iCs/>
+              </w:rPr>
+              <w:t xml:space="preserve">B. longum</w:t>
+            </w:r>
+            <w:r>
+              <w:t xml:space="preserve"> </w:t>
+            </w:r>
+            <w:r>
+              <w:t xml:space="preserve">abfA</w:t>
+            </w:r>
+          </w:p>
+        </w:tc>
+        <w:tc>
+          <w:tcPr/>
+          <w:p>
+            <w:pPr>
+              <w:pStyle w:val="Compact"/>
+            </w:pPr>
+            <w:r>
+              <w:t xml:space="preserve">185 / 17,020</w:t>
+            </w:r>
+          </w:p>
+        </w:tc>
+        <w:tc>
+          <w:tcPr/>
+          <w:p>
+            <w:pPr>
+              <w:pStyle w:val="Compact"/>
+            </w:pPr>
+            <w:r>
+              <w:t xml:space="preserve">≥98.67%</w:t>
+            </w:r>
+          </w:p>
+        </w:tc>
+        <w:tc>
+          <w:tcPr/>
+          <w:p>
+            <w:pPr>
+              <w:pStyle w:val="Compact"/>
+            </w:pPr>
+            <w:r>
+              <w:t xml:space="preserve">abfA cluster deletion/truncation invisible to ANI and AF</w:t>
+            </w:r>
+          </w:p>
+        </w:tc>
+        <w:tc>
+          <w:tcPr/>
+          <w:p>
+            <w:pPr>
+              <w:pStyle w:val="Compact"/>
+            </w:pPr>
+            <w:r>
+              <w:t xml:space="preserve">Curated abfA-cluster status association; no patient-level outcome prediction is inferred</w:t>
+            </w:r>
+          </w:p>
+        </w:tc>
+        <w:tc>
+          <w:tcPr/>
+          <w:p>
+            <w:pPr>
+              <w:pStyle w:val="Compact"/>
+            </w:pPr>
+            <w:r>
+              <w:t xml:space="preserve">Fig. 7</w:t>
+            </w:r>
+          </w:p>
+        </w:tc>
+      </w:tr>
+      <w:tr>
+        <w:tc>
+          <w:tcPr/>
+          <w:p>
+            <w:pPr>
+              <w:pStyle w:val="Compact"/>
+            </w:pPr>
+            <w:r>
+              <w:rPr>
+                <w:i/>
+                <w:iCs/>
+              </w:rPr>
+              <w:t xml:space="preserve">H. pylori</w:t>
+            </w:r>
+            <w:r>
+              <w:t xml:space="preserve"> </w:t>
+            </w:r>
+            <w:r>
+              <w:t xml:space="preserve">cagPAI</w:t>
+            </w:r>
+          </w:p>
+        </w:tc>
+        <w:tc>
+          <w:tcPr/>
+          <w:p>
+            <w:pPr>
+              <w:pStyle w:val="Compact"/>
+            </w:pPr>
+            <w:r>
+              <w:t xml:space="preserve">528 / 528 vs 26695</w:t>
+            </w:r>
+          </w:p>
+        </w:tc>
+        <w:tc>
+          <w:tcPr/>
+          <w:p>
+            <w:pPr>
+              <w:pStyle w:val="Compact"/>
+            </w:pPr>
+            <w:r>
+              <w:t xml:space="preserve">&gt;95%</w:t>
+            </w:r>
+          </w:p>
+        </w:tc>
+        <w:tc>
+          <w:tcPr/>
+          <w:p>
+            <w:pPr>
+              <w:pStyle w:val="Compact"/>
+            </w:pPr>
+            <w:r>
+              <w:t xml:space="preserve">cagPAI presence/absence and architecture vary widely</w:t>
+            </w:r>
+          </w:p>
+        </w:tc>
+        <w:tc>
+          <w:tcPr/>
+          <w:p>
+            <w:pPr>
+              <w:pStyle w:val="Compact"/>
+            </w:pPr>
+            <w:r>
+              <w:t xml:space="preserve">FastBAPS lineage; gastric disease stage (lineage-confounded)</w:t>
+            </w:r>
+          </w:p>
+        </w:tc>
+        <w:tc>
+          <w:tcPr/>
+          <w:p>
+            <w:pPr>
+              <w:pStyle w:val="Compact"/>
+            </w:pPr>
+            <w:r>
+              <w:t xml:space="preserve">Fig. 8, Supplementary Table S4</w:t>
+            </w:r>
+          </w:p>
+        </w:tc>
+      </w:tr>
+      <w:tr>
+        <w:tc>
+          <w:tcPr/>
+          <w:p>
+            <w:pPr>
+              <w:pStyle w:val="Compact"/>
+            </w:pPr>
+            <w:r>
+              <w:t xml:space="preserve">FDA-ARGOS</w:t>
+            </w:r>
+            <w:r>
+              <w:t xml:space="preserve"> </w:t>
+            </w:r>
+            <w:r>
+              <w:rPr>
+                <w:i/>
+                <w:iCs/>
+              </w:rPr>
+              <w:t xml:space="preserve">E. coli</w:t>
+            </w:r>
+          </w:p>
+        </w:tc>
+        <w:tc>
+          <w:tcPr/>
+          <w:p>
+            <w:pPr>
+              <w:pStyle w:val="Compact"/>
+            </w:pPr>
+            <w:r>
+              <w:t xml:space="preserve">129 / 103 ≥99.9%</w:t>
+            </w:r>
+          </w:p>
+        </w:tc>
+        <w:tc>
+          <w:tcPr/>
+          <w:p>
+            <w:pPr>
+              <w:pStyle w:val="Compact"/>
+            </w:pPr>
+            <w:r>
+              <w:t xml:space="preserve">99.90–100.00%</w:t>
+            </w:r>
+          </w:p>
+        </w:tc>
+        <w:tc>
+          <w:tcPr/>
+          <w:p>
+            <w:pPr>
+              <w:pStyle w:val="Compact"/>
+            </w:pPr>
+            <w:r>
+              <w:t xml:space="preserve">101/103 pairs carry ≥1 genuine SV; 16 large inversions</w:t>
+            </w:r>
+          </w:p>
+        </w:tc>
+        <w:tc>
+          <w:tcPr/>
+          <w:p>
+            <w:pPr>
+              <w:pStyle w:val="Compact"/>
+            </w:pPr>
+            <w:r>
+              <w:t xml:space="preserve">60/103 pairs differ in core AMR genotype</w:t>
+            </w:r>
+          </w:p>
+        </w:tc>
+        <w:tc>
+          <w:tcPr/>
+          <w:p>
+            <w:pPr>
+              <w:pStyle w:val="Compact"/>
+            </w:pPr>
+            <w:r>
+              <w:t xml:space="preserve">Results, Supplementary Fig. S15, Table S7</w:t>
+            </w:r>
+          </w:p>
+        </w:tc>
+      </w:tr>
+      <w:tr>
+        <w:tc>
+          <w:tcPr/>
+          <w:p>
+            <w:pPr>
+              <w:pStyle w:val="Compact"/>
+            </w:pPr>
+            <w:r>
+              <w:rPr>
+                <w:i/>
+                <w:iCs/>
+              </w:rPr>
+              <w:t xml:space="preserve">E. coli</w:t>
+            </w:r>
+            <w:r>
+              <w:t xml:space="preserve"> </w:t>
+            </w:r>
+            <w:r>
+              <w:t xml:space="preserve">O157:H7</w:t>
+            </w:r>
+          </w:p>
+        </w:tc>
+        <w:tc>
+          <w:tcPr/>
+          <w:p>
+            <w:pPr>
+              <w:pStyle w:val="Compact"/>
+            </w:pPr>
+            <w:r>
+              <w:t xml:space="preserve">74 / 2,701</w:t>
+            </w:r>
+          </w:p>
+        </w:tc>
+        <w:tc>
+          <w:tcPr/>
+          <w:p>
+            <w:pPr>
+              <w:pStyle w:val="Compact"/>
+            </w:pPr>
+            <w:r>
+              <w:t xml:space="preserve">≥99.886%</w:t>
+            </w:r>
+          </w:p>
+        </w:tc>
+        <w:tc>
+          <w:tcPr/>
+          <w:p>
+            <w:pPr>
+              <w:pStyle w:val="Compact"/>
+            </w:pPr>
+            <w:r>
+              <w:t xml:space="preserve">median 7 breakpoints per pair (IQR 4–9, max 19)</w:t>
+            </w:r>
+          </w:p>
+        </w:tc>
+        <w:tc>
+          <w:tcPr/>
+          <w:p>
+            <w:pPr>
+              <w:pStyle w:val="Compact"/>
+            </w:pPr>
+            <w:r>
+              <w:t xml:space="preserve">lineage, host source</w:t>
+            </w:r>
+          </w:p>
+        </w:tc>
+        <w:tc>
+          <w:tcPr/>
+          <w:p>
+            <w:pPr>
+              <w:pStyle w:val="Compact"/>
+            </w:pPr>
+            <w:r>
+              <w:t xml:space="preserve">Supplementary Fig. S9</w:t>
+            </w:r>
+          </w:p>
+        </w:tc>
+      </w:tr>
+      <w:tr>
+        <w:tc>
+          <w:tcPr/>
+          <w:p>
+            <w:pPr>
+              <w:pStyle w:val="Compact"/>
+            </w:pPr>
+            <w:r>
+              <w:t xml:space="preserve">FDA-ARGOS</w:t>
+            </w:r>
+            <w:r>
+              <w:t xml:space="preserve"> </w:t>
+            </w:r>
+            <w:r>
+              <w:rPr>
+                <w:i/>
+                <w:iCs/>
+              </w:rPr>
+              <w:t xml:space="preserve">S. aureus</w:t>
+            </w:r>
+          </w:p>
+        </w:tc>
+        <w:tc>
+          <w:tcPr/>
+          <w:p>
+            <w:pPr>
+              <w:pStyle w:val="Compact"/>
+            </w:pPr>
+            <w:r>
+              <w:t xml:space="preserve">67 / 2,211</w:t>
+            </w:r>
+          </w:p>
+        </w:tc>
+        <w:tc>
+          <w:tcPr/>
+          <w:p>
+            <w:pPr>
+              <w:pStyle w:val="Compact"/>
+            </w:pPr>
+            <w:r>
+              <w:t xml:space="preserve">93.6–100%</w:t>
+            </w:r>
+          </w:p>
+        </w:tc>
+        <w:tc>
+          <w:tcPr/>
+          <w:p>
+            <w:pPr>
+              <w:pStyle w:val="Compact"/>
+            </w:pPr>
+            <w:r>
+              <w:t xml:space="preserve">60.5% of pairs carry no breakpoints; max 7</w:t>
+            </w:r>
+          </w:p>
+        </w:tc>
+        <w:tc>
+          <w:tcPr/>
+          <w:p>
+            <w:pPr>
+              <w:pStyle w:val="Compact"/>
+            </w:pPr>
+            <w:r>
+              <w:t xml:space="preserve">country, isolation source</w:t>
+            </w:r>
+          </w:p>
+        </w:tc>
+        <w:tc>
+          <w:tcPr/>
+          <w:p>
+            <w:pPr>
+              <w:pStyle w:val="Compact"/>
+            </w:pPr>
+            <w:r>
+              <w:t xml:space="preserve">Supplementary Fig. S10</w:t>
+            </w:r>
+          </w:p>
+        </w:tc>
+      </w:tr>
+    </w:tbl>
+    <w:bookmarkEnd w:id="50"/>
+    <w:bookmarkEnd w:id="51"/>
     <w:sectPr>
       <w:footnotePr>
         <w:numRestart w:val="eachSect"/>

--- a/paper/manuscript/manuscript_nature_methods.docx
+++ b/paper/manuscript/manuscript_nature_methods.docx
@@ -101,7 +101,7 @@
         <w:pStyle w:val="FirstParagraph"/>
       </w:pPr>
       <w:r>
-        <w:t xml:space="preserve">Average nucleotide identity (ANI) is standard for prokaryotic species delineation, but alignment-free tools reduce a genome comparison to one divergence scalar and discard structural information. We introduce Syn2bANI, which uses in-silico Type IIB restriction-site tags as fixed positional anchors, chains shared anchors collinearly, and estimates ANI from tags inside trusted chains. An effect-size gate chooses rate models and a ridge calibration corrects real-genome rate heterogeneity. The same anchors yield aligned fraction, breakpoint counts, inversion/translocation calls and indel sizes in one pass. On exact-truth simulations, Syn2bANI attained MAE 0.073% versus 0.377% for skani and 0.742% for FastANI and remained robust to indels, accessory content and fragmentation. On 39,903 held-out GTDB-R207 pairs, MAE was 0.62% against ANIm, compared with 0.96% (skani) and 0.98% (FastANI); calibration brings comparators to 0.75% and 0.55%, so the gain reflects bias removal. Calibration is intended for complete genomes; the raw gated estimate is recommended for MAGs. Case studies show that structural outputs localize loci invisible to ANI; in FDA-ARGOS</w:t>
+        <w:t xml:space="preserve">Average nucleotide identity (ANI) is standard for prokaryotic species delineation, but alignment-free tools reduce a genome comparison to one divergence scalar and discard structural information. We introduce Syn2bANI, which uses in-silico Type IIB restriction-site tags as fixed positional anchors, chains shared anchors collinearly, and estimates ANI from tags inside trusted chains. An effect-size gate chooses rate models and a ridge calibration corrects real-genome rate heterogeneity. The same anchors yield aligned fraction, breakpoint counts, inversion/translocation calls and indel sizes in one pass. On exact-truth simulations, Syn2bANI attained MAE 0.073 ANI points versus 0.377 for skani and 0.742 for FastANI and remained accurate under simulated indels, accessory content and fragmentation. On 39,903 of 43,334 genome-disjoint held-out GTDB-R207 pairs returning calibrated values, MAE was 0.619 ANI points against ANIm, compared with 0.957 (skani) and 0.977 (FastANI); calibration brings comparators to 0.753 and 0.548, so the shipped-tool gain reflects bias removal. Complete-genome calibration is benchmark-only; the raw gated estimate is recommended for MAGs. Structural outputs localize loci invisible to ANI; in FDA-ARGOS</w:t>
       </w:r>
       <w:r>
         <w:t xml:space="preserve"> </w:t>
@@ -506,7 +506,7 @@
         <w:t xml:space="preserve"> </w:t>
       </w:r>
       <w:r>
-        <w:t xml:space="preserve">(bias +0.05, r = 0.963) on the 2,074-pair benchmark, ahead of skani (0.906) and FastANI (1.056) as shipped. Real-genome evaluation used benchmark calibration v6, which adds 1,614 usable high-ANI training pairs to the 2,520 v5 pairs (training n = 4,134) and is therefore distinct from the software snapshot’s embedded v5 model. On the strictly held-out 43,334-pair set the v6-calibrated column is defined for 39,903 pairs — the remaining 3,431, almost all in the 80–85% band, are declined as</w:t>
+        <w:t xml:space="preserve">(bias +0.05, r = 0.963) on the 2,074-pair benchmark, ahead of skani (0.906) and FastANI (1.056) as shipped. Real-genome evaluation used benchmark calibration v6, which adds 1,614 usable high-ANI training pairs to the 2,520 v5 pairs (training n = 4,134) and is therefore distinct from the software snapshot’s embedded v5 model. The v6 model is benchmark-only; it is not the deployed embedded model. On the strictly held-out 43,334-pair set the v6-calibrated column is defined for 39,903 pairs — the remaining 3,431, almost all in the 80–85% band, are declined as</w:t>
       </w:r>
       <w:r>
         <w:t xml:space="preserve"> </w:t>
@@ -531,13 +531,13 @@
           <w:b/>
           <w:bCs/>
         </w:rPr>
-        <w:t xml:space="preserve">0.619</w:t>
-      </w:r>
-      <w:r>
-        <w:t xml:space="preserve"> </w:t>
-      </w:r>
-      <w:r>
-        <w:t xml:space="preserve">(bias −0.12, r = 0.962) against 0.957 (skani) and 0.977 (FastANI) on the same pairs (Table 1). In a 2,000-replicate genome-level bootstrap that retains all pairs sharing a resampled genome, the v6-minus-skani MAE difference was −0.338 ANI points (95% CI −0.360 to −0.317). The raw gated estimate on the 3,431 declined pairs has MAE 1.33, against 1.90 (skani) and 1.84 (FastANI). A unified 80–100% benchmark that adds 727 high-ANI test pairs shows the hybrid estimator (raw ≥ 98% / calibrated &lt; 98%) attaining MAE</w:t>
+        <w:t xml:space="preserve">0.619 ANI points</w:t>
+      </w:r>
+      <w:r>
+        <w:t xml:space="preserve"> </w:t>
+      </w:r>
+      <w:r>
+        <w:t xml:space="preserve">(bias −0.12, r = 0.962) against 0.957 (skani) and 0.977 (FastANI) on the same pairs (Table 1). This is therefore a complete-case comparison within a skani-screenable representative-pair population, not an unconditioned all-pair population. In a 2,000-replicate genome-level bootstrap that retains all pairs sharing a resampled genome, the v6-minus-skani MAE difference was −0.338 ANI points (95% CI −0.360 to −0.317); we do not extend this interval to every band or phylum-level contrast. The raw gated estimate on the 3,431 declined pairs has MAE 1.33, against 1.90 (skani) and 1.84 (FastANI). A unified 80–100% benchmark that adds 727 high-ANI test pairs shows the hybrid rule (raw ≥ 98% / calibrated &lt; 98%) attaining complete-case MAE</w:t>
       </w:r>
       <w:r>
         <w:t xml:space="preserve"> </w:t>
@@ -547,10 +547,19 @@
           <w:b/>
           <w:bCs/>
         </w:rPr>
-        <w:t xml:space="preserve">0.615</w:t>
-      </w:r>
-      <w:r>
-        <w:t xml:space="preserve">, recovering the raw gated performance in the 97–100% regime (MAE 0.23) without degrading 95–97% (Fig. 3); the corresponding hybrid-minus-skani genome-bootstrap interval was −0.337 (95% CI −0.359 to −0.315). The one-sided upper bound covers ANIm truth on 99.4% of all 43,334 pairs. High-ANI training genomes were excluded bidirectionally from the 43,334-pair set and from the 727-pair test split.</w:t>
+        <w:t xml:space="preserve">0.615 on 40,629 pairs</w:t>
+      </w:r>
+      <w:r>
+        <w:t xml:space="preserve">, recovering the raw gated performance in the 97–100% regime (MAE 0.23) without degrading 95–97% (Fig. 3); the corresponding hybrid-minus-skani genome-bootstrap interval was −0.337 (95% CI −0.359 to −0.315). The 98% threshold was selected by MAE on this same unified benchmark, so this row is an operational-threshold sensitivity analysis rather than an independent test of threshold selection. The one-sided upper bound covers ANIm truth on 99.4% of all 43,334 pairs. High-ANI training genomes were excluded bidirectionally from the 43,334-pair set and from the 727-pair test split. ANI error was also stable across truth-alignment tiers on the common complete-case subset: calibrated Syn2bANI MAE was 0.533 in 22,323 strict-AF pairs, 0.728 in 17,521 low-AF pairs and 1.154 in only 59 very-low-AF pairs (</w:t>
+      </w:r>
+      <w:r>
+        <w:rPr>
+          <w:rStyle w:val="VerbatimChar"/>
+        </w:rPr>
+        <w:t xml:space="preserve">results/revision/af_stratified_benchmark.tsv</w:t>
+      </w:r>
+      <w:r>
+        <w:t xml:space="preserve">).</w:t>
       </w:r>
     </w:p>
     <w:p>
@@ -558,7 +567,7 @@
         <w:pStyle w:val="BodyText"/>
       </w:pPr>
       <w:r>
-        <w:t xml:space="preserve">Two qualifications are needed. First, the comparators’ error at 80–90% ANI is almost entirely a constant downward bias (−1.97 for skani and −1.83 for FastANI in the 80–85% band), and a bias can be removed by the same post-hoc step Syn2bANI uses. Giving each comparator a band-holdout linear calibration on its own outputs (</w:t>
+        <w:t xml:space="preserve">Two qualifications are needed. First, the comparators’ error at 80–90% ANI is almost entirely a constant downward bias (−1.97 for skani and −1.83 for FastANI in the 80–85% band), and a bias can be removed by a similar post-hoc step. We therefore report three comparator tiers: shipped tools, separately band-holdout-calibrated outputs, and FastANI with two additional mapped-fragment features. The comparator calibrations are not identical to Syn2bANI v6 training in data, feature budget or failure rules. Giving each comparator a band-holdout linear calibration on its own outputs (</w:t>
       </w:r>
       <w:r>
         <w:rPr>
@@ -587,37 +596,34 @@
         <w:pStyle w:val="BodyText"/>
       </w:pPr>
       <w:r>
-        <w:t xml:space="preserve">Computational efficiency was measured on Enterobacteriaceae subsets of 2–22 genomes and on database-scale GTDB-R207 runs. For ANI-only all-vs-all comparison on 22 genomes (484 pairs), Syn2bANI takes 3.7 s from FASTA (2.8 s reusing sketches), against 17.7 s for FastANI and 0.15 s for skani (the latter reports only 302/484 pairs because of its minimum-AF filter and excludes sketching). Peak memory is 58 MB with sketch reuse versus 185 MB (skani) and 912 MB (FastANI). Because Syn2bANI reports both ANI and SV metrics in the same pass, a fair comparison with skani or FastANI requires adding an SV caller: skani + dnadiff takes ~1,843 s for the same 484 pairs, whereas Syn2bANI computes ANI plus SV in 7.6 s with sketch reuse — a &gt;240-fold speedup (Fig. 4a–d). At database scale, all-vs-all</w:t>
-      </w:r>
-      <w:r>
-        <w:t xml:space="preserve"> </w:t>
-      </w:r>
-      <w:r>
-        <w:rPr>
-          <w:rStyle w:val="VerbatimChar"/>
-        </w:rPr>
-        <w:t xml:space="preserve">triangle</w:t>
-      </w:r>
-      <w:r>
-        <w:t xml:space="preserve"> </w:t>
-      </w:r>
-      <w:r>
-        <w:t xml:space="preserve">on 5,000 GTDB-R207 representative genomes completes in ~14 min on a 32-core node;</w:t>
-      </w:r>
-      <w:r>
-        <w:t xml:space="preserve"> </w:t>
-      </w:r>
-      <w:r>
-        <w:rPr>
-          <w:rStyle w:val="VerbatimChar"/>
-        </w:rPr>
-        <w:t xml:space="preserve">search</w:t>
-      </w:r>
-      <w:r>
-        <w:t xml:space="preserve"> </w:t>
-      </w:r>
-      <w:r>
-        <w:t xml:space="preserve">against the same database takes ~4 min for 1,000 queries. The stage-1 screen that makes this scaling possible rejects 83–87% of random pairs while retaining all 500 validated true pairs (0% false-reject rate; stage-level decomposition and screen statistics in Supplementary Table S6).</w:t>
+        <w:t xml:space="preserve">Computational efficiency was measured on ordered all-vs-all comparisons of Enterobacteriaceae subsets of 2–22 genomes (n² pairs, including the 22 self comparisons at n = 22) and on database-scale GTDB-R207 runs. The 3.7 s from FASTA and 2.8 s with sketch reuse for 484 comparisons report ANI plus anchor-derived structural columns; a separate SV-caller stage adds 4.36 s. The combined sketch ANI plus</w:t>
+      </w:r>
+      <w:r>
+        <w:t xml:space="preserve"> </w:t>
+      </w:r>
+      <w:r>
+        <w:rPr>
+          <w:rStyle w:val="VerbatimChar"/>
+        </w:rPr>
+        <w:t xml:space="preserve">struct</w:t>
+      </w:r>
+      <w:r>
+        <w:t xml:space="preserve"> </w:t>
+      </w:r>
+      <w:r>
+        <w:t xml:space="preserve">workflow takes 7.6 s, against ~1,843 s for skani + dnadiff, a &gt;240-fold speedup (Fig. 4a–d). Peak RSS is 58 MB for sketch-reuse ANI, versus 185 MB (skani) and 912 MB (FastANI). At database scale, all-vs-all screen plus refinement on 5,000 GTDB-R207 representative genomes takes 406.7 s (6.8 min) on a 32-thread node; search of 100 queries against that database takes 22.0 s. The stage-1 screen that makes this scaling possible rejects 83–87% of random pairs while retaining all 500 validated true pairs (0% false-reject rate; stage-level decomposition and screen statistics in Supplementary Table S6 and</w:t>
+      </w:r>
+      <w:r>
+        <w:t xml:space="preserve"> </w:t>
+      </w:r>
+      <w:r>
+        <w:rPr>
+          <w:rStyle w:val="VerbatimChar"/>
+        </w:rPr>
+        <w:t xml:space="preserve">results/efficiency_v8/MACHINE.md</w:t>
+      </w:r>
+      <w:r>
+        <w:t xml:space="preserve">).</w:t>
       </w:r>
     </w:p>
     <w:bookmarkEnd w:id="14"/>
@@ -1454,13 +1460,13 @@
       </w:r>
     </w:p>
     <w:bookmarkEnd w:id="19"/>
-    <w:bookmarkStart w:id="20" w:name="X92400c92582d6c59801983ff28fc6c6eb37ec86"/>
+    <w:bookmarkStart w:id="20" w:name="Xc81d0616db6a29eff1f82ce2802ab0dff03c387"/>
     <w:p>
       <w:pPr>
         <w:pStyle w:val="Heading3"/>
       </w:pPr>
       <w:r>
-        <w:t xml:space="preserve">Structural outputs agree with independent truth</w:t>
+        <w:t xml:space="preserve">Structural outputs show metric-specific agreement with independent truth</w:t>
       </w:r>
     </w:p>
     <w:p>
@@ -1483,7 +1489,7 @@
         <w:t xml:space="preserve"> </w:t>
       </w:r>
       <w:r>
-        <w:t xml:space="preserve">correlates with dnadiff and minimap2 coverage scores (Spearman r = 0.39 and 0.26), confirming that it is the output that aligns with alignment-based aligned fraction. The anchor-adjacency metric</w:t>
+        <w:t xml:space="preserve">correlates with dnadiff and minimap2 coverage scores (Spearman r = 0.39 and 0.26); this moderate-to-weak rank agreement is directionally consistent with its definition but does not by itself validate SV detection. The anchor-adjacency metric</w:t>
       </w:r>
       <w:r>
         <w:t xml:space="preserve"> </w:t>
@@ -1557,7 +1563,7 @@
         <w:t xml:space="preserve">results/gtdb50k/sv_reanalysis_v011.md</w:t>
       </w:r>
       <w:r>
-        <w:t xml:space="preserve">). The headline agreement survives the correction: partial r = 0.411 against dnadiff breakpoints controlling for ANIm and contig count (the withdrawn pre-fix value was 0.414), with the raw correlation improving from 0.133 to 0.361 and no residual contig-count dependence (r = −0.05). The withdrawn values that do not survive were themselves artifacts of the inflated counter: against large indels the partial correlation drops from the withdrawn 0.453 to 0.327, and among ANIm ≥ 95% pairs the Spearman coefficient drops from 0.674 to 0.633. Beyond the aligner comparison, the released counter now also agrees at scale with the independent Syn2b adjacency implementation over the same pairs (Spearman ρ = 0.86, Pearson r = 0.84 on 43,312 pairs; the chain-based count reads systematically lower, median ratio 0.30, consistent with its stricter evidence rules). The released statistic is additionally validated by construction on in-silico edits, where it is exact (above), and on the closed-genome and isolate collections reported here.</w:t>
+        <w:t xml:space="preserve">). The corrected agreement is moderate rather than near-exact: partial r = 0.411 against dnadiff breakpoints controlling for ANIm and contig count (the withdrawn pre-fix value was 0.414), with the raw correlation improving from 0.133 to 0.361 and no residual contig-count dependence (r = −0.05). The counter is therefore a detection statistic with known missed-event modes, not a complete rearrangement census; events whose flanking chains have fewer than four anchors, homologous replacements that preserve tag phase, and events hidden by unresolved repeats or contig breaks can be missed. The withdrawn values that do not survive were themselves artifacts of the inflated counter: against large indels the partial correlation drops from the withdrawn 0.453 to 0.327, and among ANIm ≥ 95% pairs the Spearman coefficient drops from 0.674 to 0.633. Beyond the aligner comparison, the released counter agrees at scale with the independent Syn2b adjacency implementation over the same pairs (Spearman ρ = 0.86, Pearson r = 0.84 on 43,312 pairs; the chain-based count reads systematically lower, median ratio 0.30, consistent with its stricter evidence rules). The released statistic is additionally validated by construction on in-silico edits, where it is exact (above), and on the closed-genome and isolate collections reported here.</w:t>
       </w:r>
     </w:p>
     <w:p>
@@ -1974,7 +1980,7 @@
         <w:pStyle w:val="FirstParagraph"/>
       </w:pPr>
       <w:r>
-        <w:t xml:space="preserve">To test whether the two output channels provide distinct population-level information, we performed an anchor-derived hybrid within-species census of the Human Reference Oral Microbiome database (HROM)45. The structural layer was generated by the companion Syn2b structural channel and joined by canonical genome pairs to an independent skani ANI layer; it is not an end-to-end Syn2bANI census. After restricting to species clusters with at least two non-empty genome digests, the census covered 142,277 genomes in 2,241 clusters and yielded 62,872,901 unique pairs with both structural and ANI measurements; no structural pair lacked ANI and no cluster had fewer pairs than its genome-level expectation. Overall, 17,535,013 pairs (27.89%) carried at least two breakpoints. The relationship between axes was non-monotonic: breakpoint prevalence decreased from 31.1% at ANI 95–97% to 20.8% at 97–98%, but rose to 31.6% at 98–99%, showing that high sequence identity alone does not imply architectural conservation. In a 2,000-replicate species-level bootstrap, tested-species fractions were 0.184 (95% CI 0.154–0.217) structural-similarity enriched, 0.307 (0.269–0.346) ANI-similarity enriched and 0.069 (0.048–0.092) both-set enriched.</w:t>
+        <w:t xml:space="preserve">To test whether the two output channels provide distinct population-level information, we performed a two-layer anchor-derived within-species census of the Human Reference Oral Microbiome database (HROM)45. The structural layer was generated by the companion Syn2b structural channel and joined by canonical genome pairs to an independent skani ANI layer; it is not an end-to-end Syn2bANI census. After restricting to species clusters with at least two non-empty genome digests, the census covered 142,277 genomes in 2,241 clusters and yielded 62,872,901 unique pairs with both structural and ANI measurements; no structural pair lacked ANI and no cluster had fewer pairs than its genome-level expectation. Overall, 17,535,013 pairs (27.89%) carried at least two detected breakpoints. The relationship between axes was non-monotonic: breakpoint prevalence decreased from 31.1% at ANI 95–97% to 20.8% at 97–98%, but rose to 31.6% at 98–99%, showing that high sequence identity alone does not imply architectural conservation. In a 2,000-replicate species-level bootstrap, tested-species fractions were 0.184 (95% CI 0.154–0.217) structural-similarity enriched, 0.307 (0.269–0.346) ANI-similarity enriched and 0.069 (0.048–0.092) both-set enriched.</w:t>
       </w:r>
     </w:p>
     <w:p>
@@ -1982,17 +1988,17 @@
         <w:pStyle w:val="BodyText"/>
       </w:pPr>
       <w:r>
-        <w:t xml:space="preserve">For each of the 521 species with at least 200 pairs passing evidence filters (≥250 shared tags and ≥0.50 observable fraction), we selected the top 5% of pairs independently by skani ANI and by Syn2b structural similarity — that is, the pairs each channel considers most similar — and tested species enrichment in each set with one-sided hypergeometric tests (BH q &lt; 0.05). This identified 96 structural-similarity-enriched, 160 ANI-similarity-enriched, and 36 both-similarity-enriched species; the remainder were not enriched. A species overrepresented among structurally similar but not ANI-similar pairs has divergence that is disproportionately sequence-level, whereas overrepresentation among ANI-similar but not structurally similar pairs points disproportionately to architectural differences. Examples in the former set included</w:t>
-      </w:r>
-      <w:r>
-        <w:t xml:space="preserve"> </w:t>
-      </w:r>
-      <w:r>
-        <w:rPr>
-          <w:i/>
-          <w:iCs/>
-        </w:rPr>
-        <w:t xml:space="preserve">Rothia mucilaginosa</w:t>
+        <w:t xml:space="preserve">For each of the 521 species with at least 200 pairs passing evidence filters (≥250 shared tags and ≥0.50 observable fraction), we selected the top 5% of pairs independently by skani ANI and by Syn2b structural similarity — that is, the pairs each channel considers most similar — and tested species enrichment in each set with one-sided hypergeometric tests (BH q &lt; 0.05). This identified 96 structural-similarity-enriched, 160 ANI-similarity-enriched, and 36 both-similarity-enriched species; the remainder were not enriched. A species overrepresented among structurally similar but not ANI-similar pairs has an anchor-derived detection phenotype enriched for architecture-level differences, whereas overrepresentation among ANI-similar but not structurally similar pairs points disproportionately to sequence-level divergence. We therefore treat these labels as candidate anchor-statistic enrichment phenotypes rather than divergence modes. Examples retained in the high-quality subset included</w:t>
+      </w:r>
+      <w:r>
+        <w:t xml:space="preserve"> </w:t>
+      </w:r>
+      <w:r>
+        <w:rPr>
+          <w:i/>
+          <w:iCs/>
+        </w:rPr>
+        <w:t xml:space="preserve">Lautropia mirabilis</w:t>
       </w:r>
       <w:r>
         <w:t xml:space="preserve">,</w:t>
@@ -2005,7 +2011,39 @@
           <w:i/>
           <w:iCs/>
         </w:rPr>
-        <w:t xml:space="preserve">Lautropia mirabilis</w:t>
+        <w:t xml:space="preserve">Corynebacterium matruchotii</w:t>
+      </w:r>
+      <w:r>
+        <w:t xml:space="preserve"> </w:t>
+      </w:r>
+      <w:r>
+        <w:t xml:space="preserve">and</w:t>
+      </w:r>
+      <w:r>
+        <w:t xml:space="preserve"> </w:t>
+      </w:r>
+      <w:r>
+        <w:rPr>
+          <w:i/>
+          <w:iCs/>
+        </w:rPr>
+        <w:t xml:space="preserve">Porphyromonas endodontalis</w:t>
+      </w:r>
+      <w:r>
+        <w:t xml:space="preserve"> </w:t>
+      </w:r>
+      <w:r>
+        <w:t xml:space="preserve">in the structural-enrichment set, and</w:t>
+      </w:r>
+      <w:r>
+        <w:t xml:space="preserve"> </w:t>
+      </w:r>
+      <w:r>
+        <w:rPr>
+          <w:i/>
+          <w:iCs/>
+        </w:rPr>
+        <w:t xml:space="preserve">Prevotella pallens</w:t>
       </w:r>
       <w:r>
         <w:t xml:space="preserve">,</w:t>
@@ -2018,7 +2056,7 @@
           <w:i/>
           <w:iCs/>
         </w:rPr>
-        <w:t xml:space="preserve">Actinomyces graevenitzii</w:t>
+        <w:t xml:space="preserve">Porphyromonas gingivalis</w:t>
       </w:r>
       <w:r>
         <w:t xml:space="preserve">,</w:t>
@@ -2031,7 +2069,7 @@
           <w:i/>
           <w:iCs/>
         </w:rPr>
-        <w:t xml:space="preserve">Corynebacterium matruchotii</w:t>
+        <w:t xml:space="preserve">Streptococcus mutans</w:t>
       </w:r>
       <w:r>
         <w:t xml:space="preserve"> </w:t>
@@ -2047,81 +2085,13 @@
           <w:i/>
           <w:iCs/>
         </w:rPr>
-        <w:t xml:space="preserve">Porphyromonas endodontalis</w:t>
-      </w:r>
-      <w:r>
-        <w:t xml:space="preserve">; the latter included</w:t>
-      </w:r>
-      <w:r>
-        <w:t xml:space="preserve"> </w:t>
-      </w:r>
-      <w:r>
-        <w:rPr>
-          <w:i/>
-          <w:iCs/>
-        </w:rPr>
-        <w:t xml:space="preserve">Prevotella pallens</w:t>
-      </w:r>
-      <w:r>
-        <w:t xml:space="preserve">,</w:t>
-      </w:r>
-      <w:r>
-        <w:t xml:space="preserve"> </w:t>
-      </w:r>
-      <w:r>
-        <w:rPr>
-          <w:i/>
-          <w:iCs/>
-        </w:rPr>
-        <w:t xml:space="preserve">Porphyromonas gingivalis</w:t>
-      </w:r>
-      <w:r>
-        <w:t xml:space="preserve">,</w:t>
-      </w:r>
-      <w:r>
-        <w:t xml:space="preserve"> </w:t>
-      </w:r>
-      <w:r>
-        <w:rPr>
-          <w:i/>
-          <w:iCs/>
-        </w:rPr>
-        <w:t xml:space="preserve">Streptococcus mutans</w:t>
-      </w:r>
-      <w:r>
-        <w:t xml:space="preserve">,</w:t>
-      </w:r>
-      <w:r>
-        <w:t xml:space="preserve"> </w:t>
-      </w:r>
-      <w:r>
-        <w:rPr>
-          <w:i/>
-          <w:iCs/>
-        </w:rPr>
         <w:t xml:space="preserve">Tannerella forsythia</w:t>
       </w:r>
       <w:r>
         <w:t xml:space="preserve"> </w:t>
       </w:r>
       <w:r>
-        <w:t xml:space="preserve">and</w:t>
-      </w:r>
-      <w:r>
-        <w:t xml:space="preserve"> </w:t>
-      </w:r>
-      <w:r>
-        <w:rPr>
-          <w:i/>
-          <w:iCs/>
-        </w:rPr>
-        <w:t xml:space="preserve">Bifidobacterium longum</w:t>
-      </w:r>
-      <w:r>
-        <w:t xml:space="preserve"> </w:t>
-      </w:r>
-      <w:r>
-        <w:t xml:space="preserve">(Fig. 9). These are candidate divergence-mode labels, not demonstrated hypermutator or hyper-recombinator states, because the screen does not measure mutation rates or recombination directly.</w:t>
+        <w:t xml:space="preserve">in the ANI-enrichment set (Fig. 9). These are not demonstrated hypermutator or hyper-recombinator states, because the screen does not measure mutation rates or recombination directly.</w:t>
       </w:r>
     </w:p>
     <w:p>
@@ -2129,7 +2099,7 @@
         <w:pStyle w:val="BodyText"/>
       </w:pPr>
       <w:r>
-        <w:t xml:space="preserve">Assembly quality affected species assignment but not the central qualitative conclusion. Restricting pairs to completeness ≥90% and contamination ≤5% reduced the tested set from 521 to 354 species and identified 60 structural-similarity-enriched, 93 ANI-similarity-enriched and 19 both-similarity-enriched species. Mode overlap between all-pair and high-quality analyses was moderate (Jaccard 0.515 for structural-similarity-enriched, 0.451 for ANI-similarity-enriched and 0.196 for both-similarity-enriched species), so we report both sets rather than selecting the more biologically appealing list. Across all pairs, SV detection was strongly associated with the minimum pair N50 (44.0% breakpoint-positive when both genomes had N50 ≥ 10 kb versus 19.3% otherwise), reinforcing that structural sensitivity is contiguity-dependent and that assembly quality is a plausible confounder of species-level mode calls. These labels are therefore screening candidates for follow-up, not measured mutation- or recombination-rate phenotypes.</w:t>
+        <w:t xml:space="preserve">Assembly quality changed species assignment; we therefore give the all-pair and high-quality sets equal analytical status. Restricting pairs to completeness ≥90% and contamination ≤5% reduced the tested set from 521 to 354 species and identified 60 structural-similarity-enriched, 93 ANI-similarity-enriched and 19 both-similarity-enriched species. Overlap between all-pair and high-quality analyses was moderate (Jaccard 0.515 for structural-similarity-enriched, 0.451 for ANI-similarity-enriched and 0.196 for both-similarity-enriched species), so examples above were restricted to labels retained after quality filtering. Across all pairs, SV detection was strongly associated with the minimum pair N50 (44.0% breakpoint-positive when both genomes had N50 ≥ 10 kb versus 19.3% otherwise), reinforcing that structural sensitivity is contiguity-dependent and that assembly quality is a plausible confounder of species-level labels. Species-level bootstrap intervals quantify composition uncertainty but do not remove pair dependence, shared ancestry or quality correlation. These labels are therefore screening candidates for follow-up, not measured mutation- or recombination-rate phenotypes.</w:t>
       </w:r>
     </w:p>
     <w:bookmarkEnd w:id="24"/>
@@ -2147,7 +2117,7 @@
         <w:pStyle w:val="FirstParagraph"/>
       </w:pPr>
       <w:r>
-        <w:t xml:space="preserve">We next asked whether the same dual-axis hybrid framework can answer an ecological question in the Oral and Airway Prokaryotic Genome Catalog (OAPGC)46. The representative catalogue yielded 98,229 analysed genomes in 1,488 multi-genome SGB clusters and 30,559,312 informative pairs; 49.90% had at least two breakpoints. Public oral/airway site labels enabled within-species comparison of 1,264,327 oral-airway pairs with 16,067,030 within-habitat pairs (oral-oral or airway-airway) across 200 species satisfying at least 30 pairs in each group and at least 100 total pairs.</w:t>
+        <w:t xml:space="preserve">We next asked whether the same two-layer framework can answer an ecological question in the Oral and Airway Prokaryotic Genome Catalog (OAPGC)46. The representative catalogue yielded 98,229 analysed genomes in 1,488 multi-genome SGB clusters and 30,559,312 informative pairs; 49.90% had at least two detected breakpoints. Public oral/airway site labels enabled within-species comparison of 1,264,327 oral-airway pairs with 16,067,030 within-habitat pairs (oral-oral or airway-airway) across 200 species satisfying at least 30 pairs in each group and at least 100 total pairs.</w:t>
       </w:r>
     </w:p>
     <w:p>
@@ -2155,7 +2125,7 @@
         <w:pStyle w:val="BodyText"/>
       </w:pPr>
       <w:r>
-        <w:t xml:space="preserve">Across species, oral-airway pairs had elevated ANI-derived sequence distance relative to within-habitat pairs (median species AUC 0.574; 143/200 species had AUC &gt; 0.5; sign-test p = 1.0 × 10⁻⁹), but not elevated breakpoints (median AUC 0.494; 93/200; p = 0.358). Species-level bootstrap medians were 0.574 (95% CI 0.555–0.582) for sequence distance and 0.494 (0.489–0.509) for breakpoints. With BH q &lt; 0.05, 73 species were sequence-distance enriched only, 19 were breakpoint enriched only and 46 were enriched on both axes (Fig. 10). The sequence signal persisted when pairs were restricted to minimum N50 ≥ 10 kb (median ANI-distance AUC 0.575) and ≥100 kb (0.635), whereas the breakpoint signal remained null in both strata. These results support greater ANI-derived sequence divergence among cross-site conspecifics, but not a consistent global excess of detectable structural rearrangement;</w:t>
+        <w:t xml:space="preserve">Across species, oral-airway pairs had elevated ANI-derived sequence distance relative to within-habitat pairs (median species AUC 0.574; 143/200 species had AUC &gt; 0.5; sign-test p = 1.0 × 10⁻⁹), but not elevated breakpoints (median AUC 0.494; 93/200; p = 0.358). Species-level bootstrap medians were 0.574 (95% CI 0.555–0.582) for sequence distance and 0.494 (0.489–0.509) for breakpoints. With BH q &lt; 0.05, 73 species were sequence-distance enriched only, 19 were breakpoint enriched only and 46 were enriched on both axes (Fig. 10). The sequence signal persisted when pairs were restricted to minimum N50 ≥ 10 kb (median ANI-distance AUC 0.575) and ≥100 kb (0.635), whereas the breakpoint signal remained null in both strata. The estimand is an alignable-sequence ANI distance, not whole-genome substitution load: skani conditions on shared sequence, and assembly contiguity, aligned fraction, accessory content and ancestry can affect what is compared. These results therefore support a public-label-associated difference in ANI-derived distance among cross-site conspecifics, but not a habitat process, directional migration, or a consistent global excess of detectable structural rearrangement.</w:t>
       </w:r>
       <w:r>
         <w:t xml:space="preserve"> </w:t>
@@ -2188,7 +2158,7 @@
         <w:pStyle w:val="FirstParagraph"/>
       </w:pPr>
       <w:r>
-        <w:t xml:space="preserve">To test scale without restricting the analysis to representative genomes, we applied the same anchor-derived hybrid census to 261,737 effective GTDB-R207 genomes in 22,535 species clusters: structural calls came from the companion Syn2b structural channel and were joined to a separate skani ANI layer. Structural calls covered 651,961,758 of 653,584,719 planned unique pairs (99.75%); the shortfall was confined to</w:t>
+        <w:t xml:space="preserve">To test scale without restricting the analysis to representative genomes, we applied the same two-layer census to 261,737 effective GTDB-R207 genomes in 22,535 species clusters: structural calls came from the companion Syn2b structural channel and were joined to a separate skani ANI layer. Structural calls covered 651,961,758 of 653,584,719 planned unique pairs (99.75%); the shortfall was confined to</w:t>
       </w:r>
       <w:r>
         <w:t xml:space="preserve"> </w:t>
@@ -2204,7 +2174,29 @@
         <w:t xml:space="preserve"> </w:t>
       </w:r>
       <w:r>
-        <w:t xml:space="preserve">(99.52% of 338,793,465 planned pairs). After merging the ANI layer, 653,522,280 pairs (99.99% of the effective scope) had valid canonical skani ANI values, with no duplicate, self or cross-species pairs. The resulting joint table contained 21,973 usable species clusters: 21,968 had complete structural and ANI coverage, four lacked only structural calls and one lacked both layers. Among the 1,311 species with at least 100 expected pairs, the median fraction of pairs carrying at least two breakpoints was 61.3%. This fraction remained high at ANI 95–99% (median 61.3% for 1,309 species) but decreased with very close sequence identity (38.5% for 391 species at ANI ≥ 99%; 9.5% for 53 species at ANI ≥ 99.9%), reproducing at catalog scale the decoupling between sequence divergence and genome architecture (Fig. 11).</w:t>
+        <w:t xml:space="preserve">(99.52% of 338,793,465 planned pairs). After merging the ANI layer, 653,522,280 pairs (99.99% of the effective scope) had valid canonical skani ANI values, with no duplicate, self or cross-species pairs. The resulting joint table contained 21,973 usable species clusters: 21,968 had complete structural and ANI coverage, four lacked only structural calls and one lacked both layers. Among the 1,311 complete species with at least 100 expected pairs, the unweighted median fraction of reported pairs carrying at least two detected breakpoints was 61.3%; the pair-weighted fraction was 56.2% because large clusters differ in breakpoint prevalence. The fraction remained high at ANI 95–99% (median 61.3% for 1,309 species) but decreased with very close sequence identity (38.5% for 391 species at ANI ≥ 99%; 9.5% for 53 species at ANI ≥ 99.9%). This association was robust to cluster scope: all 1,316 clusters with at least 100 expected pairs, including the five partially covered clusters such as</w:t>
+      </w:r>
+      <w:r>
+        <w:t xml:space="preserve"> </w:t>
+      </w:r>
+      <w:r>
+        <w:rPr>
+          <w:i/>
+          <w:iCs/>
+        </w:rPr>
+        <w:t xml:space="preserve">E. coli</w:t>
+      </w:r>
+      <w:r>
+        <w:t xml:space="preserve">, had an unweighted species median of 61.6% and a pair-weighted fraction of 77.9%. At ANI ≥ 99%, the corresponding unweighted median was 38.5% and the pair-weighted fraction was 67.6%; genus- and family-aggregated medians retained the same decrease (</w:t>
+      </w:r>
+      <w:r>
+        <w:rPr>
+          <w:rStyle w:val="VerbatimChar"/>
+        </w:rPr>
+        <w:t xml:space="preserve">results/revision/gtdb_cluster_scope_sensitivity.tsv</w:t>
+      </w:r>
+      <w:r>
+        <w:t xml:space="preserve">). These are descriptive observational summaries, not estimates with hierarchical uncertainty, but they reproduce at catalog scale the decoupling between sequence divergence and genome architecture (Fig. 11).</w:t>
       </w:r>
     </w:p>
     <w:p>
@@ -2254,7 +2246,7 @@
         <w:pStyle w:val="FirstParagraph"/>
       </w:pPr>
       <w:r>
-        <w:t xml:space="preserve">Syn2bANI demonstrates that fixed restriction-site anchors can support accurate, interpretable ANI estimation while additionally providing synteny and structural information in the same computational pass. The chain-restricted likelihood cleanly separates divergence from shared content, and the calibration layer corrects the rate-heterogeneity bias that simulations alone fail to predict. Three boundaries are worth stating. First, skani remains faster for very large all-vs-all screens and is more accurate in the near-clonal 97–100% regime; the hybrid rule lets Syn2bANI recover the best raw estimate there. Second, the v5 calibration is trained on complete genomes and should not be silently applied to MAGs or mid-ANI pairs — the raw gated estimate is preferred for draft inputs, and the consistency flag marks pairs at the identifiability boundary. Third, the structural outputs are a direct consequence of using coordinate-carrying anchors: in an era of strain-resolved metagenomics, ANI alone is insufficient to decide whether two genomes are truly equivalent — though the size of that insufficiency is collection-specific, from a median of 7 breakpoints between near-clonal</w:t>
+        <w:t xml:space="preserve">Syn2bANI demonstrates that fixed restriction-site anchors can support accurate, interpretable ANI estimation while additionally providing synteny and structural information in the same computational pass. The chain-restricted likelihood cleanly separates divergence from shared content, and complete-genome calibration corrects the rate-heterogeneity bias that simulations alone fail to predict. Three boundaries are worth stating. First, skani remains faster for very large all-vs-all screens and is more accurate in the near-clonal 97–100% regime; the benchmark-selected hybrid rule is an operational way to recover the best raw estimate there, but its threshold was not independently re-estimated. Second, complete-genome calibrations should not be silently applied to MAGs or mid-ANI pairs — v5 is the deployed model, v6 is benchmark-only, and the raw gated estimate is preferred for draft inputs, with the consistency flag marking pairs at the identifiability boundary. Third, the structural outputs are a direct consequence of using coordinate-carrying anchors: in an era of strain-resolved metagenomics, ANI alone is insufficient to decide whether two genomes are truly equivalent — though the size of that insufficiency is collection-specific, from a median of 7 breakpoints between near-clonal</w:t>
       </w:r>
       <w:r>
         <w:t xml:space="preserve"> </w:t>
@@ -2320,7 +2312,7 @@
         <w:t xml:space="preserve">raw_inverted_fraction</w:t>
       </w:r>
       <w:r>
-        <w:t xml:space="preserve">) from the same anchors. These are complementary: counts localize events and, in the released statistic, are no longer inflated by fragmentation, but a fragmented assembly costs them sensitivity, because a rearrangement whose flanks fall on different contigs leaves the reference with nothing to contradict; ratios are robust to fragmentation but do not report event number. The history of this count is itself a caution: three successive definitions of</w:t>
+        <w:t xml:space="preserve">) from the same anchors. These are complementary and differ in validation strength: the inverted fraction tracks alignment truth closely, breakpoint counts show moderate rank agreement and are exact for constructed edits, and aligned fraction is a coverage descriptor rather than an SV concordance measure. Counts localize events and, in the released statistic, are no longer inflated by fragmentation, but a fragmented assembly costs them sensitivity, because a rearrangement whose flanks fall on different contigs leaves the reference with nothing to contradict; ratios are robust to fragmentation but do not report event number. The history of this count is itself a caution: three successive definitions of</w:t>
       </w:r>
       <w:r>
         <w:t xml:space="preserve"> </w:t>
@@ -3230,7 +3222,25 @@
         <w:t xml:space="preserve"> </w:t>
       </w:r>
       <w:r>
-        <w:t xml:space="preserve">genome in either training source. Learning-curve, feature-expansion,</w:t>
+        <w:t xml:space="preserve">genome in either training source. This control does not eliminate higher-rank</w:t>
+      </w:r>
+      <w:r>
+        <w:t xml:space="preserve"> </w:t>
+      </w:r>
+      <w:r>
+        <w:t xml:space="preserve">taxonomic similarity or GTDB-release structure; we therefore regard v6 as a</w:t>
+      </w:r>
+      <w:r>
+        <w:t xml:space="preserve"> </w:t>
+      </w:r>
+      <w:r>
+        <w:t xml:space="preserve">benchmark-only model rather than a new deployment model and do not claim a fully</w:t>
+      </w:r>
+      <w:r>
+        <w:t xml:space="preserve"> </w:t>
+      </w:r>
+      <w:r>
+        <w:t xml:space="preserve">independent external-release validation. Learning-curve, feature-expansion,</w:t>
       </w:r>
       <w:r>
         <w:t xml:space="preserve"> </w:t>
@@ -3332,7 +3342,19 @@
         <w:pStyle w:val="FirstParagraph"/>
       </w:pPr>
       <w:r>
-        <w:t xml:space="preserve">The HROM, OAPGC and GTDB censuses are anchor-derived hybrid censuses, not end-to-end Syn2bANI runs. Structural features and breakpoint counts were produced by the companion Syn2b structural channel (same four-enzyme anchor definition); ANI was computed independently by skani 0.3.2; layers were joined only on canonical unordered genome pairs. For HROM and OAPGC, species clusters with at least two non-empty four-enzyme digests were split into 500- or 250-genome blocks, respectively, and block-pair tasks were run with the Syn2b structural channel. Each task retained only pairs owned by that block pair, so tasks partition the unique unordered pairs exactly. Rows were canonicalized, globally deduplicated and checked against</w:t>
+        <w:t xml:space="preserve">The HROM, OAPGC and GTDB censuses are two-layer anchor-derived censuses, not end-to-end Syn2bANI runs. Structural features and breakpoint counts were produced by the companion Syn2b structural channel (snapshot</w:t>
+      </w:r>
+      <w:r>
+        <w:t xml:space="preserve"> </w:t>
+      </w:r>
+      <w:r>
+        <w:rPr>
+          <w:rStyle w:val="VerbatimChar"/>
+        </w:rPr>
+        <w:t xml:space="preserve">64717ab</w:t>
+      </w:r>
+      <w:r>
+        <w:t xml:space="preserve">, same four-enzyme anchor definition); ANI was computed independently by skani 0.3.2; layers were joined only on canonical unordered genome pairs. For HROM and OAPGC, species clusters with at least two non-empty four-enzyme digests were split into 500- or 250-genome blocks, respectively, and block-pair tasks were run with the Syn2b structural channel. Each task retained only pairs owned by that block pair, so tasks partition the unique unordered pairs exactly. Rows were canonicalized, globally deduplicated and checked against</w:t>
       </w:r>
       <w:r>
         <w:t xml:space="preserve"> </w:t>
@@ -3347,7 +3369,19 @@
         <w:t xml:space="preserve"> </w:t>
       </w:r>
       <w:r>
-        <w:t xml:space="preserve">for every species. HROM genome headers consisted of contig identifiers and were prefixed with the HROM genome accession before digestion. ANI was computed within each species by skani 0.3.2 triangle and joined to structural pairs on the canonical unordered genome key. HROM contributed 62,872,901 unique pairs, all with matched ANI; OAPGC contributed 30,559,312 informative pairs after excluding 935 pairs with missing breakpoint values.</w:t>
+        <w:t xml:space="preserve">for every species. HROM genome headers consisted of contig identifiers and were prefixed with the HROM genome accession before digestion. ANI was computed within each species by skani 0.3.2 triangle and joined to structural pairs on the canonical unordered genome key. HROM contributed 62,872,901 unique pairs, all with matched ANI; OAPGC contributed 30,559,312 informative pairs after excluding 935 pairs with missing breakpoint values. Review-response AF, cluster-scope and OAPGC terminology audits were generated by</w:t>
+      </w:r>
+      <w:r>
+        <w:t xml:space="preserve"> </w:t>
+      </w:r>
+      <w:r>
+        <w:rPr>
+          <w:rStyle w:val="VerbatimChar"/>
+        </w:rPr>
+        <w:t xml:space="preserve">scripts/revision/review_response_sensitivity.py</w:t>
+      </w:r>
+      <w:r>
+        <w:t xml:space="preserve">.</w:t>
       </w:r>
     </w:p>
     <w:p>
@@ -3384,7 +3418,49 @@
         <w:t xml:space="preserve"> </w:t>
       </w:r>
       <w:r>
-        <w:t xml:space="preserve">and is an ANI-derived approximation rather than a base-level SNP count; the structural axis was the breakpoint count and the binary indicator for at least two breakpoints. Within each species, two-sided Mann–Whitney AUC tests compared oral-airway with within-habitat sequence distance and breakpoints, and Fisher’s exact test compared the binary breakpoint indicator. P values from each metric were corrected across species by Benjamini–Hochberg. Sensitivity analyses restricted pairs to minimum N50 ≥ 10 kb or ≥100 kb. Species-level bootstrap intervals resampled the 200 tested species 2,000 times; this quantifies species-composition uncertainty but does not remove within-species pair dependence or shared ancestry. The recent-strain analysis (ANI ≥ 99.9%) was reported only as a power audit and not used for biological inference.</w:t>
+        <w:t xml:space="preserve">and is an alignable-sequence ANI-derived approximation rather than a base-level SNP count; the structural axis was the breakpoint count and the binary indicator for at least two detected breakpoints. Within each species, two-sided Mann–Whitney AUC tests compared oral-airway with within-habitat sequence distance and breakpoints, and Fisher’s exact test compared the binary breakpoint indicator. P values from each metric were corrected across species by Benjamini–Hochberg. Sensitivity analyses restricted pairs to minimum N50 ≥ 10 kb or ≥100 kb. Species-level bootstrap intervals resampled the 200 tested species 2,000 times; this quantifies species-composition uncertainty but does not remove within-species pair dependence, shared ancestry, public-label error, or differences in assembly provenance. The machine-readable alias</w:t>
+      </w:r>
+      <w:r>
+        <w:t xml:space="preserve"> </w:t>
+      </w:r>
+      <w:r>
+        <w:rPr>
+          <w:rStyle w:val="VerbatimChar"/>
+        </w:rPr>
+        <w:t xml:space="preserve">species_effects_all_pairs_ani_distance.tsv</w:t>
+      </w:r>
+      <w:r>
+        <w:t xml:space="preserve"> </w:t>
+      </w:r>
+      <w:r>
+        <w:t xml:space="preserve">renames historical</w:t>
+      </w:r>
+      <w:r>
+        <w:t xml:space="preserve"> </w:t>
+      </w:r>
+      <w:r>
+        <w:rPr>
+          <w:rStyle w:val="VerbatimChar"/>
+        </w:rPr>
+        <w:t xml:space="preserve">SNP_*</w:t>
+      </w:r>
+      <w:r>
+        <w:t xml:space="preserve"> </w:t>
+      </w:r>
+      <w:r>
+        <w:t xml:space="preserve">columns to</w:t>
+      </w:r>
+      <w:r>
+        <w:t xml:space="preserve"> </w:t>
+      </w:r>
+      <w:r>
+        <w:rPr>
+          <w:rStyle w:val="VerbatimChar"/>
+        </w:rPr>
+        <w:t xml:space="preserve">ANI_distance_*</w:t>
+      </w:r>
+      <w:r>
+        <w:t xml:space="preserve">. The recent-strain analysis (ANI ≥ 99.9%) was reported only as a power audit and not used for biological inference.</w:t>
       </w:r>
     </w:p>
     <w:p>
@@ -3407,7 +3483,29 @@
         <w:t xml:space="preserve"> </w:t>
       </w:r>
       <w:r>
-        <w:t xml:space="preserve">within the effective scope; rows were classified as complete, structural-partial, ANI-partial or partial, and zero-genome taxonomy placeholders were excluded. Quality sensitivity used pair-wise conservative summaries (minimum completeness and N50, maximum contamination) and reported both all-reported and breakpoint-informative denominators. Species-level ANI–SV summaries were restricted to at least 100 expected pairs for distributional summaries.</w:t>
+        <w:t xml:space="preserve">within the effective scope; rows were classified as complete, structural-partial, ANI-partial or partial, and zero-genome taxonomy placeholders were excluded. Quality sensitivity used pair-wise conservative summaries (minimum completeness and N50, maximum contamination) and reported both all-reported and breakpoint-informative denominators. Species-level ANI–SV summaries were restricted to at least 100 expected pairs for distributional summaries. A second audit compared complete-only species, all clusters, partial clusters at coverage ≥0.99 or ≥0.95, analyses excluding</w:t>
+      </w:r>
+      <w:r>
+        <w:t xml:space="preserve"> </w:t>
+      </w:r>
+      <w:r>
+        <w:rPr>
+          <w:i/>
+          <w:iCs/>
+        </w:rPr>
+        <w:t xml:space="preserve">E. coli</w:t>
+      </w:r>
+      <w:r>
+        <w:t xml:space="preserve">, unweighted medians, pair-weighted fractions and genus/family aggregation (</w:t>
+      </w:r>
+      <w:r>
+        <w:rPr>
+          <w:rStyle w:val="VerbatimChar"/>
+        </w:rPr>
+        <w:t xml:space="preserve">results/revision/gtdb_cluster_scope_sensitivity.tsv</w:t>
+      </w:r>
+      <w:r>
+        <w:t xml:space="preserve">).</w:t>
       </w:r>
       <w:r>
         <w:t xml:space="preserve"> </w:t>
@@ -4933,7 +5031,7 @@
         <w:t xml:space="preserve"> </w:t>
       </w:r>
       <w:r>
-        <w:t xml:space="preserve">26695-derived genomes were generated to test exact SV recovery: wild-type, a 36,154 bp cagPAI deletion, a 36,154 bp cagPAI inversion, a 36,154 bp cagPAI translocation, and the same three events on a mutated background carrying ~1% substitutions (mut1). All eight genomes were compared all-vs-all with</w:t>
+        <w:t xml:space="preserve">26695-derived genomes were generated to test exact SV recovery: wild-type, a 36,154 bp cagPAI deletion, a 36,154 bp cagPAI inversion, a 36,154 bp cagPAI translocation, a matched ~1%-substitution control (mut1), and the same three events on the mut1 background. All eight genomes were compared all-vs-all with</w:t>
       </w:r>
       <w:r>
         <w:t xml:space="preserve"> </w:t>
@@ -5429,7 +5527,7 @@
         <w:t xml:space="preserve"> </w:t>
       </w:r>
       <w:r>
-        <w:t xml:space="preserve">field. This core field contains acquired genes plus AMRFinderPlus-called resistance point mutations. For pair discordance, genes present in at least half of the 129 genomes were treated as prevalent/intrinsic and removed; the remaining symmetric difference defined a core-AMR discordant pair (</w:t>
+        <w:t xml:space="preserve">field. This core field contains acquired genes plus AMRFinderPlus-called resistance point mutations. Genotype discordance was the measured outcome; phenotypic susceptibility and expression were not tested. For pair discordance, genes present in at least half of the 129 genomes were treated as prevalent/intrinsic and removed; the remaining symmetric difference defined a core-AMR discordant pair (</w:t>
       </w:r>
       <w:r>
         <w:rPr>
@@ -5674,22 +5772,31 @@
         <w:t xml:space="preserve">results/panel_by_band/linear_cal_v6.json</w:t>
       </w:r>
       <w:r>
-        <w:t xml:space="preserve">), skani 0.3.2, FastANI 1.33/1.34, MUMmer/dnadiff 3.23. All ANI comparisons used skani 0.3.2, including the simulation ladder, Enterobacteriaceae small subset, SynTracker cohorts, GTDB-R207 pre-screen and database-scale runs. skani was run with default parameters throughout; its documentation recommends</w:t>
-      </w:r>
-      <w:r>
-        <w:t xml:space="preserve"> </w:t>
-      </w:r>
-      <w:r>
-        <w:rPr>
-          <w:rStyle w:val="VerbatimChar"/>
-        </w:rPr>
-        <w:t xml:space="preserve">-c</w:t>
-      </w:r>
-      <w:r>
-        <w:t xml:space="preserve"> </w:t>
-      </w:r>
-      <w:r>
-        <w:t xml:space="preserve">adjustments below ~90% ANI, which were not applied. Per-pair efficiency was measured on a Mac Studio (Apple M4 Max, 16 cores, 128 GB RAM; 3 repetitions, medians reported); database-scale runs used a 32-thread HPC node. skani’s n = 22</w:t>
+        <w:t xml:space="preserve">), skani 0.3.2, FastANI 1.33/1.34, MUMmer/dnadiff 3.23. Companion Syn2b census/structural calls used snapshot</w:t>
+      </w:r>
+      <w:r>
+        <w:t xml:space="preserve"> </w:t>
+      </w:r>
+      <w:r>
+        <w:rPr>
+          <w:rStyle w:val="VerbatimChar"/>
+        </w:rPr>
+        <w:t xml:space="preserve">64717ab</w:t>
+      </w:r>
+      <w:r>
+        <w:t xml:space="preserve">. Software/model hashes and result-to-artifact mappings are in</w:t>
+      </w:r>
+      <w:r>
+        <w:t xml:space="preserve"> </w:t>
+      </w:r>
+      <w:r>
+        <w:rPr>
+          <w:rStyle w:val="VerbatimChar"/>
+        </w:rPr>
+        <w:t xml:space="preserve">REPRODUCIBILITY_MANIFEST.md</w:t>
+      </w:r>
+      <w:r>
+        <w:t xml:space="preserve">. All ANI comparisons used skani 0.3.2, including the simulation ladder, Enterobacteriaceae small subset, SynTracker cohorts, GTDB-R207 pre-screen and database-scale runs. skani was run with default parameters throughout; this is the shipped-default tier, not a vendor-recommended low-AF tier. Per-pair efficiency was measured on a Mac Studio (Apple M4 Max, 16 cores, 128 GB RAM; 3 repetitions, medians reported); database-scale screen/refinement runs used a 32-thread HPC node. skani’s n = 22</w:t>
       </w:r>
       <w:r>
         <w:t xml:space="preserve"> </w:t>
@@ -5968,6 +6075,24 @@
         <w:t xml:space="preserve">results/gtdb50k/CALIBRATION_PROVENANCE.md</w:t>
       </w:r>
       <w:r>
+        <w:t xml:space="preserve">), AF-stratified benchmark metrics (</w:t>
+      </w:r>
+      <w:r>
+        <w:rPr>
+          <w:rStyle w:val="VerbatimChar"/>
+        </w:rPr>
+        <w:t xml:space="preserve">results/revision/af_stratified_benchmark.tsv</w:t>
+      </w:r>
+      <w:r>
+        <w:t xml:space="preserve">), GTDB cluster-scope sensitivity (</w:t>
+      </w:r>
+      <w:r>
+        <w:rPr>
+          <w:rStyle w:val="VerbatimChar"/>
+        </w:rPr>
+        <w:t xml:space="preserve">results/revision/gtdb_cluster_scope_sensitivity.tsv</w:t>
+      </w:r>
+      <w:r>
         <w:t xml:space="preserve">), dependence-aware uncertainty intervals (</w:t>
       </w:r>
       <w:r>
@@ -5992,6 +6117,15 @@
         <w:t xml:space="preserve">results/revision/DEPENDENCE_AWARE_UNCERTAINTY_REPORT.md</w:t>
       </w:r>
       <w:r>
+        <w:t xml:space="preserve">), an OAPGC ANI-distance column alias (</w:t>
+      </w:r>
+      <w:r>
+        <w:rPr>
+          <w:rStyle w:val="VerbatimChar"/>
+        </w:rPr>
+        <w:t xml:space="preserve">results/census/oapgc/site_effects/species_effects_all_pairs_ani_distance.tsv</w:t>
+      </w:r>
+      <w:r>
         <w:t xml:space="preserve">), and GTDB ANI merge QC (</w:t>
       </w:r>
       <w:r>
@@ -6001,7 +6135,38 @@
         <w:t xml:space="preserve">results/census/gtdb/GTDB_ANI_MERGE_QC_NOTES.md</w:t>
       </w:r>
       <w:r>
-        <w:t xml:space="preserve">); Supplementary Notes 4–7 and Tables S4–S7 are in the Supplementary Information package. Pair-level census tables will be deposited in Zenodo upon acceptance. GTDB release R207 is available from https://gtdb.ecogenomic.org; HROM is described by Cha et al.45; and OAPGC is described by Zou et al.46. The reference for exact-truth simulations is</w:t>
+        <w:t xml:space="preserve">); Supplementary Notes 4–7 and Tables S4–S7 are in the Supplementary Information package. For review,</w:t>
+      </w:r>
+      <w:r>
+        <w:t xml:space="preserve"> </w:t>
+      </w:r>
+      <w:r>
+        <w:rPr>
+          <w:rStyle w:val="VerbatimChar"/>
+        </w:rPr>
+        <w:t xml:space="preserve">REPRODUCIBILITY_MANIFEST.md</w:t>
+      </w:r>
+      <w:r>
+        <w:t xml:space="preserve"> </w:t>
+      </w:r>
+      <w:r>
+        <w:t xml:space="preserve">maps each major result to software commits, model hashes, scripts and checksummed outputs. A reduced but sufficient review-stage verification set is therefore available now; the complete pair-level census tables and their checksums/accession manifests will be deposited as an immutable Zenodo archive before acceptance. The curated</w:t>
+      </w:r>
+      <w:r>
+        <w:t xml:space="preserve"> </w:t>
+      </w:r>
+      <w:r>
+        <w:rPr>
+          <w:i/>
+          <w:iCs/>
+        </w:rPr>
+        <w:t xml:space="preserve">H. pylori</w:t>
+      </w:r>
+      <w:r>
+        <w:t xml:space="preserve"> </w:t>
+      </w:r>
+      <w:r>
+        <w:t xml:space="preserve">collaborator metadata (cagA, vacA and CARD fields) are available from the corresponding author for research use under the collaborator agreement; the analysis code and aggregate outputs are released and do not require the restricted metadata for reuse. GTDB release R207 is available from https://gtdb.ecogenomic.org; HROM is described by Cha et al.45; and OAPGC is described by Zou et al.46. The reference for exact-truth simulations is</w:t>
       </w:r>
       <w:r>
         <w:t xml:space="preserve"> </w:t>
@@ -6035,7 +6200,7 @@
         <w:pStyle w:val="FirstParagraph"/>
       </w:pPr>
       <w:r>
-        <w:t xml:space="preserve">Syn2bANI is free and open source (MIT License) at https://github.com/HuangShiLab/Syn2bANI, including the Rust source, integration tests, the exact-truth simulation harness, and the embedded calibration model. The software snapshot is 0.1.0 with calibration model v5 (commit</w:t>
+        <w:t xml:space="preserve">Syn2bANI is free and open source (MIT License) at https://github.com/HuangShiLab/Syn2bANI, including the Rust source, integration tests, the exact-truth simulation harness, and the embedded calibration model. The deployed snapshot is 0.1.0 with calibration model v5 (commit</w:t>
       </w:r>
       <w:r>
         <w:t xml:space="preserve"> </w:t>
@@ -6047,7 +6212,31 @@
         <w:t xml:space="preserve">fe0f36c</w:t>
       </w:r>
       <w:r>
-        <w:t xml:space="preserve">). The larger real-genome evaluation uses archived benchmark calibration v6 (</w:t>
+        <w:t xml:space="preserve">); the fragmentation fix is</w:t>
+      </w:r>
+      <w:r>
+        <w:t xml:space="preserve"> </w:t>
+      </w:r>
+      <w:r>
+        <w:rPr>
+          <w:rStyle w:val="VerbatimChar"/>
+        </w:rPr>
+        <w:t xml:space="preserve">c974f5f</w:t>
+      </w:r>
+      <w:r>
+        <w:t xml:space="preserve">, and the 0.1.1 event-count snapshot is</w:t>
+      </w:r>
+      <w:r>
+        <w:t xml:space="preserve"> </w:t>
+      </w:r>
+      <w:r>
+        <w:rPr>
+          <w:rStyle w:val="VerbatimChar"/>
+        </w:rPr>
+        <w:t xml:space="preserve">40b7795</w:t>
+      </w:r>
+      <w:r>
+        <w:t xml:space="preserve">. The larger real-genome evaluation uses archived benchmark calibration v6 (</w:t>
       </w:r>
       <w:r>
         <w:rPr>
@@ -6056,7 +6245,19 @@
         <w:t xml:space="preserve">results/panel_by_band/linear_cal_v6.json</w:t>
       </w:r>
       <w:r>
-        <w:t xml:space="preserve">); v5 and v6 are not interchangeable labels, and their training provenance is stated in Online Methods.</w:t>
+        <w:t xml:space="preserve">); v5 and v6 are not interchangeable labels, and their training provenance is stated in Online Methods and</w:t>
+      </w:r>
+      <w:r>
+        <w:t xml:space="preserve"> </w:t>
+      </w:r>
+      <w:r>
+        <w:rPr>
+          <w:rStyle w:val="VerbatimChar"/>
+        </w:rPr>
+        <w:t xml:space="preserve">REPRODUCIBILITY_MANIFEST.md</w:t>
+      </w:r>
+      <w:r>
+        <w:t xml:space="preserve">.</w:t>
       </w:r>
     </w:p>
     <w:p>
@@ -7991,7 +8192,7 @@
         <w:t xml:space="preserve"> </w:t>
       </w:r>
       <w:r>
-        <w:t xml:space="preserve">43,334 held-out same-genus pairs plus 727 high-ANI test pairs. (a) Estimated vs ANIm truth for Syn2bANI hybrid (raw ≥98% / v6-calibrated &lt;98%), skani, and FastANI. Raw and v6-calibrated Syn2bANI variants are shown in Supplementary Figs. S2–S3. (b) Per-band MAE. (c) Signed-error distributions. (d) High-ANI zoom. Source:</w:t>
+        <w:t xml:space="preserve">The source cohorts contain 43,334 held-out same-genus pairs plus 727 high-ANI test pairs; the plotted complete-case hybrid analysis contains 40,629 pairs with non-missing raw and calibrated values. (a) Estimated vs ANIm truth for the benchmark-selected hybrid rule (raw ≥98% / v6-calibrated &lt;98%), skani, and FastANI. Raw and v6-calibrated Syn2bANI variants are shown in Supplementary Figs. S2–S3. (b) Per-band MAE. (c) Signed-error distributions. (d) High-ANI zoom. The hybrid threshold was selected on this benchmark and is therefore an operational sensitivity analysis. Source:</w:t>
       </w:r>
       <w:r>
         <w:t xml:space="preserve"> </w:t>
@@ -8078,7 +8279,7 @@
           <w:b/>
           <w:bCs/>
         </w:rPr>
-        <w:t xml:space="preserve">Figure 5 | Structural outputs agree with alignment-based truth and are orders of magnitude faster than alignment-based SV calling.</w:t>
+        <w:t xml:space="preserve">Figure 5 | Structural outputs show metric-specific agreement with alignment-based truth.</w:t>
       </w:r>
       <w:r>
         <w:t xml:space="preserve"> </w:t>
@@ -8111,7 +8312,7 @@
         <w:t xml:space="preserve"> </w:t>
       </w:r>
       <w:r>
-        <w:t xml:space="preserve">vs dnadiff breakpoints after controlling for ANIm and contig count. (d)</w:t>
+        <w:t xml:space="preserve">vs dnadiff breakpoints after controlling for ANIm and contig count; this detection statistic shows moderate rather than near-exact agreement. (d)</w:t>
       </w:r>
       <w:r>
         <w:t xml:space="preserve"> </w:t>
@@ -8126,7 +8327,7 @@
         <w:t xml:space="preserve"> </w:t>
       </w:r>
       <w:r>
-        <w:t xml:space="preserve">vs dnadiff aligned fraction. (e) Wall time for SV-only or ANI+SV workflows at n = 22 genomes (484 pairs). (f) Speedup of Syn2bANI (ANI+SV, sketch workflow) over dnadiff across subset sizes. Source:</w:t>
+        <w:t xml:space="preserve">vs dnadiff aligned fraction; this is a coverage descriptor and not an SV-concordance metric. (e) Wall time for SV-only or ANI+SV workflows at n = 22 genomes (484 ordered comparisons, including self). (f) Speedup of Syn2bANI (ANI+SV, sketch workflow) over dnadiff across subset sizes. Source:</w:t>
       </w:r>
       <w:r>
         <w:t xml:space="preserve"> </w:t>
@@ -8460,7 +8661,7 @@
         <w:t xml:space="preserve"> </w:t>
       </w:r>
       <w:r>
-        <w:t xml:space="preserve">(a) Engineered control validation: wild-type, ΔcagPAI, inversion, translocation, and mutated backgrounds. (b) Extended state classification workflow: marker presence/absence plus</w:t>
+        <w:t xml:space="preserve">(a) Engineered control validation: wild-type and matched-control, ΔcagPAI, inversion, translocation, and the same events on a matched ~1%-substituted background. (b) Extended state classification workflow: marker presence/absence plus</w:t>
       </w:r>
       <w:r>
         <w:t xml:space="preserve"> </w:t>
@@ -8475,7 +8676,7 @@
         <w:t xml:space="preserve"> </w:t>
       </w:r>
       <w:r>
-        <w:t xml:space="preserve">calls, with circular-origin filtering. (c) Stacked-bar distribution of extended cagPAI states by FastBAPS lineage. (d) Distribution by Correa’s cascade disease stage. (e) Cross-validation against independent cagA molecular typing (collaborator data): cagPAI presence fraction by cagA detection status (OR = 783; lineage-stratified OR = 3,986; Breslow–Day p = 0.96). (f) SV-call burden by CARD macrolide-resistance genotype (23S rRNA); the crude association (OR = 2.81) does not survive FastBAPS-lineage stratification (OR = 1.33). FastBAPS lineage is strongly associated with extended state (χ² = 58.75, df = 12, p = 3.8 × 10⁻⁸), but the disease-stage association is not significant after lineage stratification (CMH p ≥ 0.21). Full association statistics in Supplementary Table S5; lineage-stratified forest plot in Supplementary Fig. S13; assembly-level review of the 26 discordant genomes in the text. Source:</w:t>
+        <w:t xml:space="preserve">calls, with circular-origin filtering. (c) Stacked-bar distribution of extended cagPAI states by FastBAPS lineage. (d) Distribution by Correa’s cascade disease stage. (e) Cross-validation against independent cagA molecular typing (collaborator data): cagPAI presence fraction by cagA detection status (OR = 783; lineage-stratified OR = 3,986; Breslow–Day p = 0.96). (f) SV-call burden by CARD macrolide-resistance genotype (23S rRNA); the crude association (OR = 2.81) does not survive FastBAPS-lineage stratification (OR = 1.33). FastBAPS lineage is strongly associated with extended state (χ² = 58.75, df = 12, p = 3.8 × 10⁻⁸), but the primary prespecified disease-stage associations are not significant after lineage stratification (CMH p ≥ 0.21); the separate exploratory locality analysis is reported in Supplementary Table S4. Full association statistics in Supplementary Table S5; lineage-stratified forest plot in Supplementary Fig. S13; assembly-level review of the 26 discordant genomes in the text. Source:</w:t>
       </w:r>
       <w:r>
         <w:t xml:space="preserve"> </w:t>
@@ -8772,7 +8973,7 @@
         <w:t xml:space="preserve"> </w:t>
       </w:r>
       <w:r>
-        <w:t xml:space="preserve">by country of isolation (grey = different countries; most records have no country). (b) Breakpoint-count distribution: 60.5% of pairs carry none and the maximum is 7. In this collection ANI and architecture are not decoupled. Source:</w:t>
+        <w:t xml:space="preserve">by country of isolation (grey = different countries; 351/2,211 pairs have no country on either side). (b) Breakpoint-count distribution: 60.5% of pairs carry none and the maximum is 7. In this collection ANI and architecture are not decoupled. Source:</w:t>
       </w:r>
       <w:r>
         <w:t xml:space="preserve"> </w:t>
@@ -8931,7 +9132,7 @@
         <w:t xml:space="preserve"> </w:t>
       </w:r>
       <w:r>
-        <w:t xml:space="preserve">Upper panel: 2,074-pair benchmark with band-holdout cross-validation using deployed v5. Lower panel: strictly held-out 43,334-pair evaluation and unified 80–100% benchmark using benchmark calibration v6. Raw rows are post-rescue gated estimates; v6 is trained on the 2,520 v5 pairs plus 1,614 usable high-ANI pairs; hybrid uses raw ≥98% ANI and v6-calibrated &lt;98%. Throughout the manuscript,</w:t>
+        <w:t xml:space="preserve">Upper panel: 2,074-pair benchmark with band-holdout cross-validation using deployed v5; FastANI is shown only for the 363 pairs with an available call, and non-calls were not imputed. Lower panel: held-out 43,334-pair evaluation and unified 80–100% benchmark using benchmark calibration v6. Raw rows are post-rescue gated estimates; v6 is trained on the 2,520 v5 pairs plus 1,614 usable high-ANI pairs and is benchmark-only. Hybrid uses raw ≥98% ANI and v6-calibrated &lt;98%; its threshold was selected on the unified benchmark, so that row is an operational-threshold sensitivity analysis rather than independent validation. Unless a row is explicitly labelled raw (gated), calibrated, or hybrid,</w:t>
       </w:r>
       <w:r>
         <w:t xml:space="preserve"> </w:t>
@@ -8943,7 +9144,7 @@
         <w:t xml:space="preserve"> </w:t>
       </w:r>
       <w:r>
-        <w:t xml:space="preserve">refers to the hybrid default output unless a row or column is explicitly labelled raw (gated) or calibrated. Held-out rows for Syn2bANI calibrated are over the 39,903 pairs with a calibrated value, and the skani and FastANI held-out rows are over the same 39,903 pairs. The last three rows give the comparators the same band-holdout linear calibration (</w:t>
+        <w:t xml:space="preserve">refers to the method’s direct output in that row. Held-out rows for calibrated Syn2bANI and the skani/FastANI comparators are on the same 39,903 complete-case pairs. Unified rows are complete-case over 40,629 pairs with non-missing raw and calibrated values; their high-ANI column is blank because the source 95–100% pairs are split at 97% and summarized in the all column. The last three held-out rows are separate comparator recalibrations, not identical retraining of Syn2bANI v6 (</w:t>
       </w:r>
       <w:r>
         <w:rPr>
@@ -10773,7 +10974,37 @@
         <w:t xml:space="preserve"> </w:t>
       </w:r>
       <w:r>
-        <w:t xml:space="preserve">Timings are median wall-clock seconds per query or per run; memory is peak RSS. Small-subset numbers (22 genomes, 484 pairs) are from a Mac Studio (M4 Max, 16 cores). Database-scale one-to-all numbers are from a 16-core/64 GB HPC node against all 65,703 GTDB R207 representative genomes.</w:t>
+        <w:t xml:space="preserve">Timings are median wall-clock seconds per query or per run; memory is peak RSS. Small-subset numbers are from 484 ordered comparisons of 22 genomes (including 22 self comparisons) on a Mac Studio (M4 Max, 16 cores). Syn2bANI</w:t>
+      </w:r>
+      <w:r>
+        <w:t xml:space="preserve"> </w:t>
+      </w:r>
+      <w:r>
+        <w:rPr>
+          <w:rStyle w:val="VerbatimChar"/>
+        </w:rPr>
+        <w:t xml:space="preserve">dist</w:t>
+      </w:r>
+      <w:r>
+        <w:t xml:space="preserve"> </w:t>
+      </w:r>
+      <w:r>
+        <w:t xml:space="preserve">rows report ANI plus anchor-derived structural columns; the SV-inclusive workflow row additionally includes a separate</w:t>
+      </w:r>
+      <w:r>
+        <w:t xml:space="preserve"> </w:t>
+      </w:r>
+      <w:r>
+        <w:rPr>
+          <w:rStyle w:val="VerbatimChar"/>
+        </w:rPr>
+        <w:t xml:space="preserve">syn2bani struct</w:t>
+      </w:r>
+      <w:r>
+        <w:t xml:space="preserve"> </w:t>
+      </w:r>
+      <w:r>
+        <w:t xml:space="preserve">stage. Database-scale one-to-all numbers are from a 16-core/64 GB HPC node against all 65,703 GTDB R207 representative genomes; the 5,000-genome screen/refinement run in the text used 32 threads.</w:t>
       </w:r>
       <w:r>
         <w:t xml:space="preserve"> </w:t>
@@ -10800,7 +11031,7 @@
         <w:t xml:space="preserve"> </w:t>
       </w:r>
       <w:r>
-        <w:t xml:space="preserve">with dnadiff on the same top non-self hit. skani</w:t>
+        <w:t xml:space="preserve">with dnadiff on the same top non-self hit; its peak memory was not retained in the archived timing record. skani</w:t>
       </w:r>
       <w:r>
         <w:t xml:space="preserve"> </w:t>
@@ -10915,7 +11146,7 @@
               <w:pStyle w:val="Compact"/>
             </w:pPr>
             <w:r>
-              <w:t xml:space="preserve">All-vs-all ANI (22 genomes)</w:t>
+              <w:t xml:space="preserve">All-vs-all ANI + structural columns (22 genomes)</w:t>
             </w:r>
           </w:p>
         </w:tc>
@@ -10973,7 +11204,7 @@
               <w:pStyle w:val="Compact"/>
             </w:pPr>
             <w:r>
-              <w:t xml:space="preserve">ANI + SV in one pass</w:t>
+              <w:t xml:space="preserve">ordered n² including self</w:t>
             </w:r>
           </w:p>
         </w:tc>
@@ -10986,7 +11217,7 @@
               <w:pStyle w:val="Compact"/>
             </w:pPr>
             <w:r>
-              <w:t xml:space="preserve">All-vs-all ANI (22 genomes)</w:t>
+              <w:t xml:space="preserve">All-vs-all ANI + structural columns (22 genomes)</w:t>
             </w:r>
           </w:p>
         </w:tc>
@@ -11033,18 +11264,18 @@
               <w:jc w:val="right"/>
             </w:pPr>
             <w:r>
-              <w:t xml:space="preserve">0.012</w:t>
-            </w:r>
-          </w:p>
-        </w:tc>
-        <w:tc>
-          <w:tcPr/>
-          <w:p>
-            <w:pPr>
-              <w:pStyle w:val="Compact"/>
-            </w:pPr>
-            <w:r>
-              <w:t xml:space="preserve">ANI + SV in one pass</w:t>
+              <w:t xml:space="preserve">0.058</w:t>
+            </w:r>
+          </w:p>
+        </w:tc>
+        <w:tc>
+          <w:tcPr/>
+          <w:p>
+            <w:pPr>
+              <w:pStyle w:val="Compact"/>
+            </w:pPr>
+            <w:r>
+              <w:t xml:space="preserve">ordered n² including self</w:t>
             </w:r>
           </w:p>
         </w:tc>
@@ -11808,7 +12039,7 @@
               <w:jc w:val="right"/>
             </w:pPr>
             <w:r>
-              <w:t xml:space="preserve">0.000038</w:t>
+              <w:t xml:space="preserve">not recorded</w:t>
             </w:r>
           </w:p>
         </w:tc>
@@ -12672,7 +12903,7 @@
               <w:pStyle w:val="Compact"/>
             </w:pPr>
             <w:r>
-              <w:t xml:space="preserve">Table 1, Fig. 4</w:t>
+              <w:t xml:space="preserve">Table 1, Fig. 3</w:t>
             </w:r>
           </w:p>
         </w:tc>
@@ -12876,7 +13107,7 @@
               <w:pStyle w:val="Compact"/>
             </w:pPr>
             <w:r>
-              <w:t xml:space="preserve">Fig. 1</w:t>
+              <w:t xml:space="preserve">Results, Fig. 5</w:t>
             </w:r>
           </w:p>
         </w:tc>
@@ -13950,7 +14181,7 @@
               <w:pStyle w:val="Compact"/>
             </w:pPr>
             <w:r>
-              <w:t xml:space="preserve">60/103 pairs differ in core AMR genotype</w:t>
+              <w:t xml:space="preserve">60/103 pairs differ in core AMR genotype; phenotype was not tested</w:t>
             </w:r>
           </w:p>
         </w:tc>
